--- a/Relatório.docx
+++ b/Relatório.docx
@@ -483,14 +483,16 @@
         <w:pStyle w:val="Ttulo1"/>
       </w:pPr>
       <w:bookmarkStart w:id="0" w:name="_Toc231169385"/>
-      <w:bookmarkStart w:id="1" w:name="_Ref505712228"/>
-      <w:bookmarkStart w:id="2" w:name="_Toc232447949"/>
+      <w:bookmarkStart w:id="1" w:name="_Toc232447949"/>
+      <w:bookmarkStart w:id="2" w:name="_Ref505712228"/>
       <w:r>
         <w:t>Introdução</w:t>
       </w:r>
       <w:bookmarkEnd w:id="0"/>
-      <w:bookmarkEnd w:id="2"/>
+      <w:bookmarkEnd w:id="1"/>
     </w:p>
+    <w:p/>
+    <w:p/>
     <w:p/>
     <w:p>
       <w:pPr>
@@ -506,10 +508,34 @@
       <w:pPr>
         <w:pStyle w:val="Ttulo1"/>
       </w:pPr>
+      <w:r>
+        <w:lastRenderedPageBreak/>
+        <w:t>HMI</w:t>
+      </w:r>
+    </w:p>
+    <w:p>
+      <w:pPr>
+        <w:pStyle w:val="TextoNormal-IPCA"/>
+        <w:ind w:firstLine="0"/>
+      </w:pPr>
+    </w:p>
+    <w:p>
+      <w:pPr>
+        <w:pStyle w:val="TextoNormal-IPCA"/>
+      </w:pPr>
+    </w:p>
+    <w:p>
+      <w:pPr>
+        <w:pStyle w:val="TextoNormal-IPCA"/>
+      </w:pPr>
+    </w:p>
+    <w:p>
+      <w:pPr>
+        <w:pStyle w:val="Ttulo1"/>
+      </w:pPr>
       <w:bookmarkStart w:id="3" w:name="_Toc231169386"/>
       <w:bookmarkStart w:id="4" w:name="_Toc232447950"/>
       <w:r>
-        <w:lastRenderedPageBreak/>
         <w:t>C</w:t>
       </w:r>
       <w:r>
@@ -518,7 +544,7 @@
       <w:bookmarkEnd w:id="3"/>
       <w:bookmarkEnd w:id="4"/>
     </w:p>
-    <w:bookmarkEnd w:id="1"/>
+    <w:bookmarkEnd w:id="2"/>
     <w:p>
       <w:pPr>
         <w:pStyle w:val="TextoNormal-IPCA"/>
@@ -528,7 +554,11 @@
     <w:p>
       <w:pPr>
         <w:pStyle w:val="TextoNormal-IPCA"/>
-        <w:ind w:firstLine="0"/>
+      </w:pPr>
+    </w:p>
+    <w:p>
+      <w:pPr>
+        <w:pStyle w:val="TextoNormal-IPCA"/>
       </w:pPr>
     </w:p>
     <w:sectPr>

--- a/Relatório.docx
+++ b/Relatório.docx
@@ -230,7 +230,7 @@
     </w:p>
     <w:p>
       <w:pPr>
-        <w:pStyle w:val="ndice1"/>
+        <w:pStyle w:val="TOC1"/>
         <w:tabs>
           <w:tab w:val="right" w:leader="dot" w:pos="8488"/>
         </w:tabs>
@@ -250,7 +250,7 @@
       <w:hyperlink w:anchor="_Toc232447949" w:history="1">
         <w:r>
           <w:rPr>
-            <w:rStyle w:val="Hiperligao"/>
+            <w:rStyle w:val="Hyperlink"/>
             <w:noProof/>
           </w:rPr>
           <w:t>1. Introdução</w:t>
@@ -307,7 +307,7 @@
     </w:p>
     <w:p>
       <w:pPr>
-        <w:pStyle w:val="ndice1"/>
+        <w:pStyle w:val="TOC1"/>
         <w:tabs>
           <w:tab w:val="right" w:leader="dot" w:pos="8488"/>
         </w:tabs>
@@ -327,7 +327,7 @@
       <w:hyperlink w:anchor="_Toc232447950" w:history="1">
         <w:r>
           <w:rPr>
-            <w:rStyle w:val="Hiperligao"/>
+            <w:rStyle w:val="Hyperlink"/>
             <w:noProof/>
           </w:rPr>
           <w:t>2. Conclusão</w:t>
@@ -417,20 +417,35 @@
       <w:pPr>
         <w:ind w:firstLine="0"/>
       </w:pPr>
-      <w:fldSimple w:instr=" TOC \h \z \c &quot;Table&quot; ">
-        <w:r>
-          <w:rPr>
-            <w:b/>
-            <w:bCs/>
-            <w:noProof/>
-          </w:rPr>
-          <w:t>Não foi encontrada nenhuma entrada do índice de ilustrações.</w:t>
-        </w:r>
-      </w:fldSimple>
-    </w:p>
-    <w:p>
-      <w:pPr>
-        <w:pStyle w:val="ndicedeilustraes"/>
+      <w:r>
+        <w:fldChar w:fldCharType="begin"/>
+      </w:r>
+      <w:r>
+        <w:instrText xml:space="preserve"> TOC \h \z \c "Table" </w:instrText>
+      </w:r>
+      <w:r>
+        <w:fldChar w:fldCharType="separate"/>
+      </w:r>
+      <w:r>
+        <w:rPr>
+          <w:b/>
+          <w:bCs/>
+          <w:noProof/>
+        </w:rPr>
+        <w:t>Não foi encontrada nenhuma entrada do índice de ilustrações.</w:t>
+      </w:r>
+      <w:r>
+        <w:rPr>
+          <w:b/>
+          <w:bCs/>
+          <w:noProof/>
+        </w:rPr>
+        <w:fldChar w:fldCharType="end"/>
+      </w:r>
+    </w:p>
+    <w:p>
+      <w:pPr>
+        <w:pStyle w:val="TableofFigures"/>
         <w:tabs>
           <w:tab w:val="right" w:leader="dot" w:pos="8488"/>
         </w:tabs>
@@ -451,19 +466,37 @@
       <w:pPr>
         <w:ind w:firstLine="0"/>
       </w:pPr>
-      <w:fldSimple w:instr=" TOC \h \z \c &quot;Figura&quot; ">
-        <w:r>
-          <w:rPr>
-            <w:rFonts w:asciiTheme="minorHAnsi" w:hAnsiTheme="minorHAnsi" w:cstheme="minorHAnsi"/>
-            <w:b/>
-            <w:bCs/>
-            <w:smallCaps/>
-            <w:noProof/>
-            <w:szCs w:val="20"/>
-          </w:rPr>
-          <w:t>Não foi encontrada nenhuma entrada do índice de ilustrações.</w:t>
-        </w:r>
-      </w:fldSimple>
+      <w:r>
+        <w:fldChar w:fldCharType="begin"/>
+      </w:r>
+      <w:r>
+        <w:instrText xml:space="preserve"> TOC \h \z \c "Figura" </w:instrText>
+      </w:r>
+      <w:r>
+        <w:fldChar w:fldCharType="separate"/>
+      </w:r>
+      <w:r>
+        <w:rPr>
+          <w:rFonts w:asciiTheme="minorHAnsi" w:hAnsiTheme="minorHAnsi" w:cstheme="minorHAnsi"/>
+          <w:b/>
+          <w:bCs/>
+          <w:smallCaps/>
+          <w:noProof/>
+          <w:szCs w:val="20"/>
+        </w:rPr>
+        <w:t>Não foi encontrada nenhuma entrada do índice de ilustrações.</w:t>
+      </w:r>
+      <w:r>
+        <w:rPr>
+          <w:rFonts w:asciiTheme="minorHAnsi" w:hAnsiTheme="minorHAnsi" w:cstheme="minorHAnsi"/>
+          <w:b/>
+          <w:bCs/>
+          <w:smallCaps/>
+          <w:noProof/>
+          <w:szCs w:val="20"/>
+        </w:rPr>
+        <w:fldChar w:fldCharType="end"/>
+      </w:r>
     </w:p>
     <w:p>
       <w:pPr>
@@ -480,7 +513,7 @@
     </w:p>
     <w:p>
       <w:pPr>
-        <w:pStyle w:val="Ttulo1"/>
+        <w:pStyle w:val="Heading1"/>
       </w:pPr>
       <w:bookmarkStart w:id="0" w:name="_Toc231169385"/>
       <w:bookmarkStart w:id="1" w:name="_Toc232447949"/>
@@ -500,17 +533,696 @@
         <w:ind w:firstLine="0"/>
         <w:jc w:val="left"/>
       </w:pPr>
+    </w:p>
+    <w:p>
+      <w:pPr>
+        <w:spacing w:line="240" w:lineRule="auto"/>
+        <w:ind w:firstLine="0"/>
+        <w:jc w:val="left"/>
+      </w:pPr>
       <w:r>
         <w:br w:type="page"/>
       </w:r>
     </w:p>
     <w:p>
       <w:pPr>
-        <w:pStyle w:val="Ttulo1"/>
+        <w:pStyle w:val="Heading1"/>
       </w:pPr>
       <w:r>
         <w:lastRenderedPageBreak/>
+        <w:t>OMRON NX1P2</w:t>
+      </w:r>
+    </w:p>
+    <w:p>
+      <w:r>
+        <w:t>O NX1P2: Pequeno no Tamanho, Grande na Performance</w:t>
+      </w:r>
+    </w:p>
+    <w:p>
+      <w:r>
+        <w:t xml:space="preserve">O NX1P2 é o "cérebro" físico da máquina. É um autómato (PLC) da </w:t>
+      </w:r>
+      <w:proofErr w:type="spellStart"/>
+      <w:r>
+        <w:t>Omron</w:t>
+      </w:r>
+      <w:proofErr w:type="spellEnd"/>
+      <w:r>
+        <w:t xml:space="preserve"> que, apesar de ter um formato compacto e ocupar pouco espaço no quadro elétrico, tem uma capacidade de processamento surpreendente. Faz parte da família </w:t>
+      </w:r>
+      <w:proofErr w:type="spellStart"/>
+      <w:r>
+        <w:t>Sysmac</w:t>
+      </w:r>
+      <w:proofErr w:type="spellEnd"/>
+      <w:r>
+        <w:t xml:space="preserve"> e foi desenhado para ser a solução ideal para máquinas de pequena e média dimensão que precisam de ser rápidas, precisas e "inteligentes".</w:t>
+      </w:r>
+    </w:p>
+    <w:p>
+      <w:r>
+        <w:t>O que o torna especial na prática:</w:t>
+      </w:r>
+    </w:p>
+    <w:p>
+      <w:pPr>
+        <w:pStyle w:val="ListParagraph"/>
+        <w:numPr>
+          <w:ilvl w:val="0"/>
+          <w:numId w:val="8"/>
+        </w:numPr>
+      </w:pPr>
+      <w:r>
+        <w:t>Tudo em Um: Ao contrário de outros modelos onde precisamos de adicionar muitos módulos extra, o NX1P2 já traz entradas, saídas e portas de comunicação integradas. É uma solução "chave na mão" que simplifica muito a montagem.</w:t>
+      </w:r>
+    </w:p>
+    <w:p>
+      <w:pPr>
+        <w:pStyle w:val="ListParagraph"/>
+        <w:numPr>
+          <w:ilvl w:val="0"/>
+          <w:numId w:val="8"/>
+        </w:numPr>
+      </w:pPr>
+      <w:r>
+        <w:t xml:space="preserve">Mestre da Comunicação: Ele vem equipado com duas portas principais: uma de </w:t>
+      </w:r>
+      <w:proofErr w:type="spellStart"/>
+      <w:r>
+        <w:t>EtherCAT</w:t>
+      </w:r>
+      <w:proofErr w:type="spellEnd"/>
+      <w:r>
+        <w:t xml:space="preserve"> (para controlar motores e sensores com uma velocidade incrível) e outra de </w:t>
+      </w:r>
+      <w:proofErr w:type="spellStart"/>
+      <w:r>
+        <w:t>EtherNet</w:t>
+      </w:r>
+      <w:proofErr w:type="spellEnd"/>
+      <w:r>
+        <w:t>/IP (para falar com o computador, com o ecrã tátil ou com a rede da fábrica).</w:t>
+      </w:r>
+    </w:p>
+    <w:p>
+      <w:pPr>
+        <w:pStyle w:val="ListParagraph"/>
+        <w:numPr>
+          <w:ilvl w:val="0"/>
+          <w:numId w:val="8"/>
+        </w:numPr>
+      </w:pPr>
+      <w:r>
+        <w:t>Controlo de Movimento Real: Mesmo sendo um modelo de entrada, ele consegue controlar motores (servos) de forma sincronizada. Isto permite que a máquina faça movimentos fluidos e precisos, algo que normalmente só se conseguia com equipamentos muito mais caros.</w:t>
+      </w:r>
+    </w:p>
+    <w:p>
+      <w:pPr>
+        <w:pStyle w:val="ListParagraph"/>
+        <w:numPr>
+          <w:ilvl w:val="0"/>
+          <w:numId w:val="8"/>
+        </w:numPr>
+      </w:pPr>
+      <w:r>
+        <w:t>Pronto para o Futuro (</w:t>
+      </w:r>
+      <w:proofErr w:type="spellStart"/>
+      <w:r>
+        <w:t>IoT</w:t>
+      </w:r>
+      <w:proofErr w:type="spellEnd"/>
+      <w:r>
+        <w:t>): O NX1P2 não se limita a dar ordens à máquina; ele também recolhe dados. Consegue enviar informações sobre a produção diretamente para uma base de dados ou para a "nuvem", facilitando a monitorização remota.</w:t>
+      </w:r>
+    </w:p>
+    <w:p/>
+    <w:p>
+      <w:pPr>
+        <w:pStyle w:val="Heading1"/>
+      </w:pPr>
+      <w:r>
+        <w:t>Grafecets</w:t>
+      </w:r>
+    </w:p>
+    <w:p>
+      <w:pPr>
+        <w:pStyle w:val="Heading2"/>
+      </w:pPr>
+      <w:r>
+        <w:t>Grafecets o que é?</w:t>
+      </w:r>
+    </w:p>
+    <w:p>
+      <w:r>
+        <w:t>Se pensarmos numa máquina como um ator de teatro, o GRAFCET é o guião que lhe diz exatamente o que fazer em cada cena e quando deve passar para a próxima. É uma ferramenta gráfica utilizada para organizar a lógica de funcionamento de um sistema sequencial de uma forma visual e muito fácil de ler.</w:t>
+      </w:r>
+    </w:p>
+    <w:p>
+      <w:r>
+        <w:t>O que torna o GRAFCET tão essencial no desenvolvimento de um projeto:</w:t>
+      </w:r>
+    </w:p>
+    <w:p>
+      <w:pPr>
+        <w:pStyle w:val="ListParagraph"/>
+        <w:numPr>
+          <w:ilvl w:val="0"/>
+          <w:numId w:val="9"/>
+        </w:numPr>
+      </w:pPr>
+      <w:r>
+        <w:t>Organização por Etapas: Em vez de termos um código gigante onde tudo acontece ao mesmo tempo, o GRAFCET divide o processo em Etapas. Por exemplo: "Etapa 1: Esperar por peça", "Etapa 2: Mover o robô", "Etapa 3: Abrir a garra". A máquina só faz o que está definido na etapa em que se encontra.</w:t>
+      </w:r>
+    </w:p>
+    <w:p>
+      <w:pPr>
+        <w:pStyle w:val="ListParagraph"/>
+        <w:numPr>
+          <w:ilvl w:val="0"/>
+          <w:numId w:val="9"/>
+        </w:numPr>
+      </w:pPr>
+      <w:r>
+        <w:t>Transições Claras: Entre cada etapa existe uma Transição (uma condição). A máquina só avança, por exemplo, da Etapa 1 para a Etapa 2 se o sensor detetar uma peça. Isto evita que a máquina tente agarrar algo que ainda não lá está, tornando o processo muito mais seguro.</w:t>
+      </w:r>
+    </w:p>
+    <w:p>
+      <w:pPr>
+        <w:pStyle w:val="ListParagraph"/>
+        <w:numPr>
+          <w:ilvl w:val="0"/>
+          <w:numId w:val="9"/>
+        </w:numPr>
+      </w:pPr>
+      <w:r>
+        <w:t>Fácil de Diagnosticar: Esta é a sua maior vantagem prática. Se a máquina parar a meio de um ciclo, basta olhar para o GRAFCET no ecrã para ver em que etapa ela "encravou". Sabemos imediatamente se o problema é um sensor que não atuou ou um motor que não arrancou, o que poupa imenso tempo na resolução de avarias.</w:t>
+      </w:r>
+    </w:p>
+    <w:p>
+      <w:pPr>
+        <w:pStyle w:val="ListParagraph"/>
+        <w:numPr>
+          <w:ilvl w:val="0"/>
+          <w:numId w:val="9"/>
+        </w:numPr>
+      </w:pPr>
+      <w:r>
+        <w:t>Lógica Visual: Por ser um diagrama (com quadrados para as etapas e traços para as transições), qualquer pessoa — mesmo que não seja o programador que escreveu o código — consegue olhar para o ecrã e perceber rapidamente a sequência de funcionamento da máquina.</w:t>
+      </w:r>
+    </w:p>
+    <w:p>
+      <w:pPr>
+        <w:pStyle w:val="Heading1"/>
+      </w:pPr>
+      <w:r>
+        <w:lastRenderedPageBreak/>
+        <w:t>Sysmac studio</w:t>
+      </w:r>
+    </w:p>
+    <w:p>
+      <w:pPr>
+        <w:pStyle w:val="Heading2"/>
+      </w:pPr>
+      <w:r>
+        <w:t>Sysma</w:t>
+      </w:r>
+      <w:r>
+        <w:t>c studio o que é</w:t>
+      </w:r>
+      <w:r>
+        <w:t>?</w:t>
+      </w:r>
+    </w:p>
+    <w:p>
+      <w:r>
+        <w:t xml:space="preserve">O </w:t>
+      </w:r>
+      <w:proofErr w:type="spellStart"/>
+      <w:r>
+        <w:t>Sysmac</w:t>
+      </w:r>
+      <w:proofErr w:type="spellEnd"/>
+      <w:r>
+        <w:t xml:space="preserve"> </w:t>
+      </w:r>
+      <w:proofErr w:type="spellStart"/>
+      <w:r>
+        <w:t>Studio</w:t>
+      </w:r>
+      <w:proofErr w:type="spellEnd"/>
+      <w:r>
+        <w:t xml:space="preserve"> é a ferramenta central da </w:t>
+      </w:r>
+      <w:proofErr w:type="spellStart"/>
+      <w:r>
+        <w:t>Omron</w:t>
+      </w:r>
+      <w:proofErr w:type="spellEnd"/>
+      <w:r>
+        <w:t xml:space="preserve"> para quem trabalha com automação industrial. Em vez de termos vários programas diferentes para configurar uma máquina, o </w:t>
+      </w:r>
+      <w:proofErr w:type="spellStart"/>
+      <w:r>
+        <w:t>Sysmac</w:t>
+      </w:r>
+      <w:proofErr w:type="spellEnd"/>
+      <w:r>
+        <w:t xml:space="preserve"> </w:t>
+      </w:r>
+      <w:proofErr w:type="spellStart"/>
+      <w:r>
+        <w:t>Studio</w:t>
+      </w:r>
+      <w:proofErr w:type="spellEnd"/>
+      <w:r>
+        <w:t xml:space="preserve"> funciona como um "centro de comando" único. É aqui que conseguimos programar e controlar, num só lugar, os autómatos (</w:t>
+      </w:r>
+      <w:proofErr w:type="spellStart"/>
+      <w:r>
+        <w:t>PLCs</w:t>
+      </w:r>
+      <w:proofErr w:type="spellEnd"/>
+      <w:r>
+        <w:t xml:space="preserve">), os </w:t>
+      </w:r>
+      <w:proofErr w:type="spellStart"/>
+      <w:r>
+        <w:t>HMIs</w:t>
+      </w:r>
+      <w:proofErr w:type="spellEnd"/>
+      <w:r>
+        <w:t>, os motores, os robôs e até os sistemas de visão e segurança.</w:t>
+      </w:r>
+    </w:p>
+    <w:p>
+      <w:r>
+        <w:t>A grande vantagem desta plataforma, e o que a torna tão prática no dia a dia, é a forma como tudo está ligado:</w:t>
+      </w:r>
+    </w:p>
+    <w:p>
+      <w:pPr>
+        <w:pStyle w:val="ListParagraph"/>
+        <w:numPr>
+          <w:ilvl w:val="0"/>
+          <w:numId w:val="7"/>
+        </w:numPr>
+      </w:pPr>
+      <w:r>
+        <w:t>Tudo num só sítio: Não precisamos de saltar de software em software. Se criarmos uma variável para o autómato, ela fica logo disponível para o ecrã tátil, o que evita erros e poupa imenso tempo de trabalho.</w:t>
+      </w:r>
+    </w:p>
+    <w:p>
+      <w:pPr>
+        <w:pStyle w:val="ListParagraph"/>
+        <w:numPr>
+          <w:ilvl w:val="0"/>
+          <w:numId w:val="7"/>
+        </w:numPr>
+      </w:pPr>
+      <w:r>
+        <w:t>Testar antes de arriscar: O software permite-nos simular o funcionamento da máquina em 3D no computador. Isto significa que podemos ver se tudo corre bem e detetar falhas antes de ligarmos a máquina real, evitando estragos ou acidentes.</w:t>
+      </w:r>
+    </w:p>
+    <w:p>
+      <w:pPr>
+        <w:pStyle w:val="ListParagraph"/>
+        <w:numPr>
+          <w:ilvl w:val="0"/>
+          <w:numId w:val="7"/>
+        </w:numPr>
+      </w:pPr>
+      <w:r>
+        <w:t xml:space="preserve">Linguagem Universal: Utiliza as linguagens padrão da indústria (como o </w:t>
+      </w:r>
+      <w:proofErr w:type="spellStart"/>
+      <w:r>
+        <w:t>Ladder</w:t>
+      </w:r>
+      <w:proofErr w:type="spellEnd"/>
+      <w:r>
+        <w:t xml:space="preserve"> ou o Texto Estruturado), o que torna a programação mais intuitiva e organizada para quem já trabalha na área.</w:t>
+      </w:r>
+    </w:p>
+    <w:p/>
+    <w:p>
+      <w:pPr>
+        <w:ind w:firstLine="0"/>
+      </w:pPr>
+    </w:p>
+    <w:p>
+      <w:pPr>
+        <w:pStyle w:val="Heading1"/>
+      </w:pPr>
+      <w:r>
+        <w:t>Factory i</w:t>
+      </w:r>
+      <w:r>
+        <w:t>/</w:t>
+      </w:r>
+      <w:r>
+        <w:t>o</w:t>
+      </w:r>
+    </w:p>
+    <w:p>
+      <w:pPr>
+        <w:pStyle w:val="Heading2"/>
+      </w:pPr>
+      <w:r>
+        <w:t>Factory I/O OQ eu É?</w:t>
+      </w:r>
+    </w:p>
+    <w:p/>
+    <w:p>
+      <w:r>
+        <w:t xml:space="preserve">O </w:t>
+      </w:r>
+      <w:proofErr w:type="spellStart"/>
+      <w:r>
+        <w:t>Factory</w:t>
+      </w:r>
+      <w:proofErr w:type="spellEnd"/>
+      <w:r>
+        <w:t xml:space="preserve"> I/O: O nosso "Laboratório Virtual"</w:t>
+      </w:r>
+    </w:p>
+    <w:p>
+      <w:r>
+        <w:t xml:space="preserve">Se o </w:t>
+      </w:r>
+      <w:proofErr w:type="spellStart"/>
+      <w:r>
+        <w:t>Sysmac</w:t>
+      </w:r>
+      <w:proofErr w:type="spellEnd"/>
+      <w:r>
+        <w:t xml:space="preserve"> </w:t>
+      </w:r>
+      <w:proofErr w:type="spellStart"/>
+      <w:r>
+        <w:t>Studio</w:t>
+      </w:r>
+      <w:proofErr w:type="spellEnd"/>
+      <w:r>
+        <w:t xml:space="preserve"> é o cérebro e o NX1P2 é o corpo, o </w:t>
+      </w:r>
+      <w:proofErr w:type="spellStart"/>
+      <w:r>
+        <w:t>Factory</w:t>
+      </w:r>
+      <w:proofErr w:type="spellEnd"/>
+      <w:r>
+        <w:t xml:space="preserve"> I/O é o mundo onde tudo acontece. É um simulador industrial em 3D que funciona quase como um "jogo de vídeo" para engenheiros, permitindo-nos criar e testar uma fábrica inteira dentro do computador.</w:t>
+      </w:r>
+    </w:p>
+    <w:p>
+      <w:r>
+        <w:t xml:space="preserve">A grande mais-valia do </w:t>
+      </w:r>
+      <w:proofErr w:type="spellStart"/>
+      <w:r>
+        <w:t>Factory</w:t>
+      </w:r>
+      <w:proofErr w:type="spellEnd"/>
+      <w:r>
+        <w:t xml:space="preserve"> I/O no desenvolvimento de um projeto é:</w:t>
+      </w:r>
+    </w:p>
+    <w:p>
+      <w:pPr>
+        <w:pStyle w:val="ListParagraph"/>
+        <w:numPr>
+          <w:ilvl w:val="0"/>
+          <w:numId w:val="6"/>
+        </w:numPr>
+      </w:pPr>
+      <w:r>
+        <w:t>Cenários Realistas sem Riscos: Podemos construir linhas de montagem, passadeiras rolantes e sistemas de separação de caixas usando peças prontas a arrastar e largar. O melhor de tudo? Se o programa tiver um erro e as caixas chocarem ou caírem, ninguém se magoa e não estragamos material real.</w:t>
+      </w:r>
+    </w:p>
+    <w:p>
+      <w:pPr>
+        <w:pStyle w:val="ListParagraph"/>
+        <w:numPr>
+          <w:ilvl w:val="0"/>
+          <w:numId w:val="6"/>
+        </w:numPr>
+      </w:pPr>
+      <w:r>
+        <w:t xml:space="preserve">Ligação ao Mundo Real: O </w:t>
+      </w:r>
+      <w:proofErr w:type="spellStart"/>
+      <w:r>
+        <w:t>Factory</w:t>
+      </w:r>
+      <w:proofErr w:type="spellEnd"/>
+      <w:r>
+        <w:t xml:space="preserve"> I/O não trabalha sozinho. Ele "fala" diretamente com o nosso autómato (o NX1P2) ou com o simulador do </w:t>
+      </w:r>
+      <w:proofErr w:type="spellStart"/>
+      <w:r>
+        <w:t>Sysmac</w:t>
+      </w:r>
+      <w:proofErr w:type="spellEnd"/>
+      <w:r>
+        <w:t xml:space="preserve"> </w:t>
+      </w:r>
+      <w:proofErr w:type="spellStart"/>
+      <w:r>
+        <w:t>Studio</w:t>
+      </w:r>
+      <w:proofErr w:type="spellEnd"/>
+      <w:r>
+        <w:t>. Isto permite-nos ver o código que escrevemos a ganhar vida: carregamos num botão real ou virtual e vemos a passadeira a andar no ecrã em tempo real.</w:t>
+      </w:r>
+    </w:p>
+    <w:p>
+      <w:pPr>
+        <w:pStyle w:val="ListParagraph"/>
+        <w:numPr>
+          <w:ilvl w:val="0"/>
+          <w:numId w:val="6"/>
+        </w:numPr>
+      </w:pPr>
+      <w:r>
+        <w:t>Física a Sério: O software simula a gravidade e o peso dos objetos. Se uma passadeira for demasiado rápida, as caixas podem cair nas curvas, o que nos obriga a programar com muito mais atenção aos detalhes do mundo físico.</w:t>
+      </w:r>
+    </w:p>
+    <w:p>
+      <w:pPr>
+        <w:pStyle w:val="ListParagraph"/>
+        <w:numPr>
+          <w:ilvl w:val="0"/>
+          <w:numId w:val="6"/>
+        </w:numPr>
+      </w:pPr>
+      <w:r>
+        <w:t>Ganho de Tempo: Antes de irmos para a máquina real (que pode ser cara ou estar ocupada em produção), conseguimos deixar toda a lógica de programação afinada e testada no simulador.</w:t>
+      </w:r>
+    </w:p>
+    <w:p/>
+    <w:p/>
+    <w:p>
+      <w:pPr>
+        <w:pStyle w:val="Heading1"/>
+      </w:pPr>
+      <w:r>
+        <w:t>KUKA KR4</w:t>
+      </w:r>
+    </w:p>
+    <w:p>
+      <w:pPr>
+        <w:pStyle w:val="Heading2"/>
+      </w:pPr>
+      <w:proofErr w:type="spellStart"/>
+      <w:r>
+        <w:t>Kuka</w:t>
+      </w:r>
+      <w:proofErr w:type="spellEnd"/>
+      <w:r>
+        <w:t xml:space="preserve"> KR4 o que é?</w:t>
+      </w:r>
+    </w:p>
+    <w:p/>
+    <w:p>
+      <w:r>
+        <w:t>Se o sistema fosse uma equipa, o KUKA KR4 seria o especialista em tarefas minuciosas e rápidas. É um robô industrial articulado de seis eixos que, embora seja compacto e leve, foi desenhado para oferecer uma performance de "peso pesado" em espaços muito reduzidos.</w:t>
+      </w:r>
+    </w:p>
+    <w:p>
+      <w:r>
+        <w:t>O que o destaca no terreno:</w:t>
+      </w:r>
+    </w:p>
+    <w:p>
+      <w:pPr>
+        <w:pStyle w:val="ListParagraph"/>
+        <w:numPr>
+          <w:ilvl w:val="0"/>
+          <w:numId w:val="5"/>
+        </w:numPr>
+      </w:pPr>
+      <w:r>
+        <w:t>Velocidade de Recorde: O KR4 foi feito para reduzir os tempos de ciclo ao máximo. Em tarefas repetitivas, como pegar e largar peças (</w:t>
+      </w:r>
+      <w:proofErr w:type="spellStart"/>
+      <w:r>
+        <w:t>pick-and-place</w:t>
+      </w:r>
+      <w:proofErr w:type="spellEnd"/>
+      <w:r>
+        <w:t>), ele move-se com uma rapidez e fluidez que o tornam um dos robôs mais produtivos da sua classe.</w:t>
+      </w:r>
+    </w:p>
+    <w:p>
+      <w:pPr>
+        <w:pStyle w:val="ListParagraph"/>
+        <w:numPr>
+          <w:ilvl w:val="0"/>
+          <w:numId w:val="5"/>
+        </w:numPr>
+      </w:pPr>
+      <w:r>
+        <w:t>Precisão de Relojoeiro: Mesmo a trabalhar à velocidade máxima, a sua margem de erro é quase nula. Esta precisão milimétrica é o que garante que cada peça é montada ou colada exatamente no sítio certo, evitando falhas na qualidade final.</w:t>
+      </w:r>
+    </w:p>
+    <w:p>
+      <w:pPr>
+        <w:pStyle w:val="ListParagraph"/>
+        <w:numPr>
+          <w:ilvl w:val="0"/>
+          <w:numId w:val="5"/>
+        </w:numPr>
+      </w:pPr>
+      <w:r>
+        <w:t>Cabe em Qualquer Lado: Uma das suas maiores vantagens é o design compacto. Ocupa pouquíssimo espaço na célula de trabalho e pode ser instalado em qualquer posição (no chão, na parede ou até no teto), o que nos dá uma liberdade enorme para desenhar a linha de produção.</w:t>
+      </w:r>
+    </w:p>
+    <w:p>
+      <w:pPr>
+        <w:pStyle w:val="ListParagraph"/>
+        <w:numPr>
+          <w:ilvl w:val="0"/>
+          <w:numId w:val="5"/>
+        </w:numPr>
+      </w:pPr>
+      <w:r>
+        <w:t>Resistente e Fiável: Apesar de parecer elegante e pequeno, é um robô robusto, preparado para trabalhar 24 horas por dia com uma manutenção mínima. É o tipo de máquina em que podemos confiar para manter a produção a andar sem paragens inesperadas.</w:t>
+      </w:r>
+    </w:p>
+    <w:p>
+      <w:pPr>
+        <w:pStyle w:val="Heading1"/>
+      </w:pPr>
+      <w:r>
         <w:t>HMI</w:t>
+      </w:r>
+    </w:p>
+    <w:p>
+      <w:pPr>
+        <w:pStyle w:val="Heading2"/>
+      </w:pPr>
+      <w:r>
+        <w:t>HMI O QUE É?</w:t>
+      </w:r>
+    </w:p>
+    <w:p>
+      <w:pPr>
+        <w:pStyle w:val="TextoNormal-IPCA"/>
+        <w:ind w:firstLine="708"/>
+      </w:pPr>
+      <w:r>
+        <w:t>A HMI (</w:t>
+      </w:r>
+      <w:proofErr w:type="spellStart"/>
+      <w:r>
+        <w:t>Human-Machine</w:t>
+      </w:r>
+      <w:proofErr w:type="spellEnd"/>
+      <w:r>
+        <w:t xml:space="preserve"> Interface) é, como o nome indica, o ponto de encontro entre o operador e o sistema de automação. Se o autómato (PLC) é o cérebro que processa tudo, a HMI é o "rosto" e o "painel de controlo" da máquina. É através deste ecrã tátil que conseguimos ver o que está a acontecer lá dentro sem precisarmos de ligar um computador ou abrir o código de programação.</w:t>
+      </w:r>
+    </w:p>
+    <w:p>
+      <w:pPr>
+        <w:pStyle w:val="TextoNormal-IPCA"/>
+        <w:ind w:firstLine="708"/>
+      </w:pPr>
+      <w:r>
+        <w:t>As suas funções principais no dia a dia são:</w:t>
+      </w:r>
+    </w:p>
+    <w:p>
+      <w:pPr>
+        <w:pStyle w:val="TextoNormal-IPCA"/>
+        <w:numPr>
+          <w:ilvl w:val="0"/>
+          <w:numId w:val="4"/>
+        </w:numPr>
+      </w:pPr>
+      <w:r>
+        <w:t>Controlo Simplificado: Em vez de termos centenas de botões físicos e interruptores no quadro elétrico, criamos botões virtuais no ecrã. Isto torna a operação muito mais intuitiva e permite-nos mudar configurações ou dar ordens à máquina com um simples toque.</w:t>
+      </w:r>
+    </w:p>
+    <w:p>
+      <w:pPr>
+        <w:pStyle w:val="TextoNormal-IPCA"/>
+        <w:numPr>
+          <w:ilvl w:val="0"/>
+          <w:numId w:val="4"/>
+        </w:numPr>
+      </w:pPr>
+      <w:r>
+        <w:t>Janela para os Dados: A HMI mostra-nos, em tempo real, o estado de todo o processo. Podemos ver gráficos de produção, a temperatura dos motores, a contagem de peças ou a velocidade das passadeiras de uma forma visual e fácil de entender.</w:t>
+      </w:r>
+    </w:p>
+    <w:p>
+      <w:pPr>
+        <w:pStyle w:val="TextoNormal-IPCA"/>
+        <w:numPr>
+          <w:ilvl w:val="0"/>
+          <w:numId w:val="4"/>
+        </w:numPr>
+      </w:pPr>
+      <w:r>
+        <w:t>Gestor de Alarmes: Quando algo corre mal, a HMI é a primeira a avisar. Ela mostra mensagens de erro claras (</w:t>
+      </w:r>
+      <w:proofErr w:type="spellStart"/>
+      <w:r>
+        <w:t>ex</w:t>
+      </w:r>
+      <w:proofErr w:type="spellEnd"/>
+      <w:r>
+        <w:t>: "Porta de Segurança Aberta" ou "Paragem de Emergência Ativada"), o que ajuda a equipa de manutenção a resolver problemas muito mais depressa.</w:t>
+      </w:r>
+    </w:p>
+    <w:p>
+      <w:pPr>
+        <w:pStyle w:val="TextoNormal-IPCA"/>
+        <w:numPr>
+          <w:ilvl w:val="0"/>
+          <w:numId w:val="4"/>
+        </w:numPr>
+      </w:pPr>
+      <w:r>
+        <w:lastRenderedPageBreak/>
+        <w:t xml:space="preserve">Integração Perfeita: No nosso ecossistema (utilizando o </w:t>
+      </w:r>
+      <w:proofErr w:type="spellStart"/>
+      <w:r>
+        <w:t>Sysmac</w:t>
+      </w:r>
+      <w:proofErr w:type="spellEnd"/>
+      <w:r>
+        <w:t xml:space="preserve"> </w:t>
+      </w:r>
+      <w:proofErr w:type="spellStart"/>
+      <w:r>
+        <w:t>Studio</w:t>
+      </w:r>
+      <w:proofErr w:type="spellEnd"/>
+      <w:r>
+        <w:t>), a HMI está totalmente ligada ao autómato NX1P2. Isto significa que as informações passam de um para o outro instantaneamente, sem atrasos e sem erros de comunicação.</w:t>
       </w:r>
     </w:p>
     <w:p>
@@ -531,7 +1243,7 @@
     </w:p>
     <w:p>
       <w:pPr>
-        <w:pStyle w:val="Ttulo1"/>
+        <w:pStyle w:val="Heading1"/>
       </w:pPr>
       <w:bookmarkStart w:id="3" w:name="_Toc231169386"/>
       <w:bookmarkStart w:id="4" w:name="_Toc232447950"/>
@@ -618,7 +1330,7 @@
     <w:sdtContent>
       <w:p>
         <w:pPr>
-          <w:pStyle w:val="Rodap"/>
+          <w:pStyle w:val="Footer"/>
           <w:jc w:val="right"/>
         </w:pPr>
         <w:r>
@@ -643,7 +1355,7 @@
     <w:pPr>
       <w:pStyle w:val="RodapRomano-IPCA"/>
       <w:rPr>
-        <w:rStyle w:val="RodapCarter"/>
+        <w:rStyle w:val="FooterChar"/>
       </w:rPr>
     </w:pPr>
   </w:p>
@@ -684,7 +1396,7 @@
 <w:hdr xmlns:wpc="http://schemas.microsoft.com/office/word/2010/wordprocessingCanvas" xmlns:cx="http://schemas.microsoft.com/office/drawing/2014/chartex" xmlns:cx1="http://schemas.microsoft.com/office/drawing/2015/9/8/chartex" xmlns:cx2="http://schemas.microsoft.com/office/drawing/2015/10/21/chartex" xmlns:cx3="http://schemas.microsoft.com/office/drawing/2016/5/9/chartex" xmlns:cx4="http://schemas.microsoft.com/office/drawing/2016/5/10/chartex" xmlns:cx5="http://schemas.microsoft.com/office/drawing/2016/5/11/chartex" xmlns:cx6="http://schemas.microsoft.com/office/drawing/2016/5/12/chartex" xmlns:cx7="http://schemas.microsoft.com/office/drawing/2016/5/13/chartex" xmlns:cx8="http://schemas.microsoft.com/office/drawing/2016/5/14/chartex" xmlns:mc="http://schemas.openxmlformats.org/markup-compatibility/2006" xmlns:aink="http://schemas.microsoft.com/office/drawing/2016/ink" xmlns:am3d="http://schemas.microsoft.com/office/drawing/2017/model3d" xmlns:o="urn:schemas-microsoft-com:office:office" xmlns:oel="http://schemas.microsoft.com/office/2019/extlst" xmlns:r="http://schemas.openxmlformats.org/officeDocument/2006/relationships" xmlns:m="http://schemas.openxmlformats.org/officeDocument/2006/math" xmlns:v="urn:schemas-microsoft-com:vml" xmlns:wp14="http://schemas.microsoft.com/office/word/2010/wordprocessingDrawing" xmlns:wp="http://schemas.openxmlformats.org/drawingml/2006/wordprocessingDrawing" xmlns:w10="urn:schemas-microsoft-com:office:word" xmlns:w="http://schemas.openxmlformats.org/wordprocessingml/2006/main" xmlns:w14="http://schemas.microsoft.com/office/word/2010/wordml" xmlns:w15="http://schemas.microsoft.com/office/word/2012/wordml" xmlns:w16cex="http://schemas.microsoft.com/office/word/2018/wordml/cex" xmlns:w16cid="http://schemas.microsoft.com/office/word/2016/wordml/cid" xmlns:w16="http://schemas.microsoft.com/office/word/2018/wordml" xmlns:w16du="http://schemas.microsoft.com/office/word/2023/wordml/word16du" xmlns:w16sdtdh="http://schemas.microsoft.com/office/word/2020/wordml/sdtdatahash" xmlns:w16sdtfl="http://schemas.microsoft.com/office/word/2024/wordml/sdtformatlock" xmlns:w16se="http://schemas.microsoft.com/office/word/2015/wordml/symex" xmlns:wpg="http://schemas.microsoft.com/office/word/2010/wordprocessingGroup" xmlns:wpi="http://schemas.microsoft.com/office/word/2010/wordprocessingInk" xmlns:wne="http://schemas.microsoft.com/office/word/2006/wordml" xmlns:wps="http://schemas.microsoft.com/office/word/2010/wordprocessingShape" mc:Ignorable="w14 w15 w16se w16cid w16 w16cex w16sdtdh w16sdtfl w16du wp14">
   <w:p>
     <w:pPr>
-      <w:pStyle w:val="Cabealho"/>
+      <w:pStyle w:val="Header"/>
     </w:pPr>
   </w:p>
 </w:hdr>
@@ -693,293 +1405,13 @@
 <file path=word/numbering.xml><?xml version="1.0" encoding="utf-8"?>
 <w:numbering xmlns:wpc="http://schemas.microsoft.com/office/word/2010/wordprocessingCanvas" xmlns:cx="http://schemas.microsoft.com/office/drawing/2014/chartex" xmlns:cx1="http://schemas.microsoft.com/office/drawing/2015/9/8/chartex" xmlns:cx2="http://schemas.microsoft.com/office/drawing/2015/10/21/chartex" xmlns:cx3="http://schemas.microsoft.com/office/drawing/2016/5/9/chartex" xmlns:cx4="http://schemas.microsoft.com/office/drawing/2016/5/10/chartex" xmlns:cx5="http://schemas.microsoft.com/office/drawing/2016/5/11/chartex" xmlns:cx6="http://schemas.microsoft.com/office/drawing/2016/5/12/chartex" xmlns:cx7="http://schemas.microsoft.com/office/drawing/2016/5/13/chartex" xmlns:cx8="http://schemas.microsoft.com/office/drawing/2016/5/14/chartex" xmlns:mc="http://schemas.openxmlformats.org/markup-compatibility/2006" xmlns:aink="http://schemas.microsoft.com/office/drawing/2016/ink" xmlns:am3d="http://schemas.microsoft.com/office/drawing/2017/model3d" xmlns:o="urn:schemas-microsoft-com:office:office" xmlns:oel="http://schemas.microsoft.com/office/2019/extlst" xmlns:r="http://schemas.openxmlformats.org/officeDocument/2006/relationships" xmlns:m="http://schemas.openxmlformats.org/officeDocument/2006/math" xmlns:v="urn:schemas-microsoft-com:vml" xmlns:wp14="http://schemas.microsoft.com/office/word/2010/wordprocessingDrawing" xmlns:wp="http://schemas.openxmlformats.org/drawingml/2006/wordprocessingDrawing" xmlns:w10="urn:schemas-microsoft-com:office:word" xmlns:w="http://schemas.openxmlformats.org/wordprocessingml/2006/main" xmlns:w14="http://schemas.microsoft.com/office/word/2010/wordml" xmlns:w15="http://schemas.microsoft.com/office/word/2012/wordml" xmlns:w16cex="http://schemas.microsoft.com/office/word/2018/wordml/cex" xmlns:w16cid="http://schemas.microsoft.com/office/word/2016/wordml/cid" xmlns:w16="http://schemas.microsoft.com/office/word/2018/wordml" xmlns:w16du="http://schemas.microsoft.com/office/word/2023/wordml/word16du" xmlns:w16sdtdh="http://schemas.microsoft.com/office/word/2020/wordml/sdtdatahash" xmlns:w16sdtfl="http://schemas.microsoft.com/office/word/2024/wordml/sdtformatlock" xmlns:w16se="http://schemas.microsoft.com/office/word/2015/wordml/symex" xmlns:wpg="http://schemas.microsoft.com/office/word/2010/wordprocessingGroup" xmlns:wpi="http://schemas.microsoft.com/office/word/2010/wordprocessingInk" xmlns:wne="http://schemas.microsoft.com/office/word/2006/wordml" xmlns:wps="http://schemas.microsoft.com/office/word/2010/wordprocessingShape" mc:Ignorable="w14 w15 w16se w16cid w16 w16cex w16sdtdh w16sdtfl w16du wp14">
   <w:abstractNum w:abstractNumId="0" w15:restartNumberingAfterBreak="0">
-    <w:nsid w:val="FFFFFF7C"/>
-    <w:multiLevelType w:val="singleLevel"/>
-    <w:tmpl w:val="775C9260"/>
-    <w:lvl w:ilvl="0">
-      <w:start w:val="1"/>
-      <w:numFmt w:val="decimal"/>
-      <w:lvlText w:val="%1."/>
-      <w:lvlJc w:val="left"/>
-      <w:pPr>
-        <w:tabs>
-          <w:tab w:val="num" w:pos="1492"/>
-        </w:tabs>
-        <w:ind w:left="1492" w:hanging="360"/>
-      </w:pPr>
-    </w:lvl>
-  </w:abstractNum>
-  <w:abstractNum w:abstractNumId="1" w15:restartNumberingAfterBreak="0">
-    <w:nsid w:val="FFFFFF7D"/>
-    <w:multiLevelType w:val="singleLevel"/>
-    <w:tmpl w:val="D4A201B6"/>
-    <w:lvl w:ilvl="0">
-      <w:start w:val="1"/>
-      <w:numFmt w:val="decimal"/>
-      <w:lvlText w:val="%1."/>
-      <w:lvlJc w:val="left"/>
-      <w:pPr>
-        <w:tabs>
-          <w:tab w:val="num" w:pos="1209"/>
-        </w:tabs>
-        <w:ind w:left="1209" w:hanging="360"/>
-      </w:pPr>
-    </w:lvl>
-  </w:abstractNum>
-  <w:abstractNum w:abstractNumId="2" w15:restartNumberingAfterBreak="0">
-    <w:nsid w:val="FFFFFF7E"/>
-    <w:multiLevelType w:val="singleLevel"/>
-    <w:tmpl w:val="1F6CDA90"/>
-    <w:lvl w:ilvl="0">
-      <w:start w:val="1"/>
-      <w:numFmt w:val="decimal"/>
-      <w:lvlText w:val="%1."/>
-      <w:lvlJc w:val="left"/>
-      <w:pPr>
-        <w:tabs>
-          <w:tab w:val="num" w:pos="926"/>
-        </w:tabs>
-        <w:ind w:left="926" w:hanging="360"/>
-      </w:pPr>
-    </w:lvl>
-  </w:abstractNum>
-  <w:abstractNum w:abstractNumId="3" w15:restartNumberingAfterBreak="0">
-    <w:nsid w:val="FFFFFF7F"/>
-    <w:multiLevelType w:val="singleLevel"/>
-    <w:tmpl w:val="4E0A5098"/>
-    <w:lvl w:ilvl="0">
-      <w:start w:val="1"/>
-      <w:numFmt w:val="decimal"/>
-      <w:lvlText w:val="%1."/>
-      <w:lvlJc w:val="left"/>
-      <w:pPr>
-        <w:tabs>
-          <w:tab w:val="num" w:pos="643"/>
-        </w:tabs>
-        <w:ind w:left="643" w:hanging="360"/>
-      </w:pPr>
-    </w:lvl>
-  </w:abstractNum>
-  <w:abstractNum w:abstractNumId="4" w15:restartNumberingAfterBreak="0">
-    <w:nsid w:val="FFFFFF80"/>
-    <w:multiLevelType w:val="singleLevel"/>
-    <w:tmpl w:val="A80444F2"/>
-    <w:lvl w:ilvl="0">
-      <w:start w:val="1"/>
-      <w:numFmt w:val="bullet"/>
-      <w:lvlText w:val=""/>
-      <w:lvlJc w:val="left"/>
-      <w:pPr>
-        <w:tabs>
-          <w:tab w:val="num" w:pos="1492"/>
-        </w:tabs>
-        <w:ind w:left="1492" w:hanging="360"/>
-      </w:pPr>
-      <w:rPr>
-        <w:rFonts w:ascii="Symbol" w:hAnsi="Symbol" w:hint="default"/>
-      </w:rPr>
-    </w:lvl>
-  </w:abstractNum>
-  <w:abstractNum w:abstractNumId="5" w15:restartNumberingAfterBreak="0">
-    <w:nsid w:val="FFFFFF81"/>
-    <w:multiLevelType w:val="singleLevel"/>
-    <w:tmpl w:val="68D0822C"/>
-    <w:lvl w:ilvl="0">
-      <w:start w:val="1"/>
-      <w:numFmt w:val="bullet"/>
-      <w:lvlText w:val=""/>
-      <w:lvlJc w:val="left"/>
-      <w:pPr>
-        <w:tabs>
-          <w:tab w:val="num" w:pos="1209"/>
-        </w:tabs>
-        <w:ind w:left="1209" w:hanging="360"/>
-      </w:pPr>
-      <w:rPr>
-        <w:rFonts w:ascii="Symbol" w:hAnsi="Symbol" w:hint="default"/>
-      </w:rPr>
-    </w:lvl>
-  </w:abstractNum>
-  <w:abstractNum w:abstractNumId="6" w15:restartNumberingAfterBreak="0">
-    <w:nsid w:val="FFFFFF82"/>
-    <w:multiLevelType w:val="singleLevel"/>
-    <w:tmpl w:val="3A6A5EC0"/>
-    <w:lvl w:ilvl="0">
-      <w:start w:val="1"/>
-      <w:numFmt w:val="bullet"/>
-      <w:lvlText w:val=""/>
-      <w:lvlJc w:val="left"/>
-      <w:pPr>
-        <w:tabs>
-          <w:tab w:val="num" w:pos="926"/>
-        </w:tabs>
-        <w:ind w:left="926" w:hanging="360"/>
-      </w:pPr>
-      <w:rPr>
-        <w:rFonts w:ascii="Symbol" w:hAnsi="Symbol" w:hint="default"/>
-      </w:rPr>
-    </w:lvl>
-  </w:abstractNum>
-  <w:abstractNum w:abstractNumId="7" w15:restartNumberingAfterBreak="0">
-    <w:nsid w:val="FFFFFF83"/>
-    <w:multiLevelType w:val="singleLevel"/>
-    <w:tmpl w:val="7E24AD6E"/>
-    <w:lvl w:ilvl="0">
-      <w:start w:val="1"/>
-      <w:numFmt w:val="bullet"/>
-      <w:lvlText w:val=""/>
-      <w:lvlJc w:val="left"/>
-      <w:pPr>
-        <w:tabs>
-          <w:tab w:val="num" w:pos="643"/>
-        </w:tabs>
-        <w:ind w:left="643" w:hanging="360"/>
-      </w:pPr>
-      <w:rPr>
-        <w:rFonts w:ascii="Symbol" w:hAnsi="Symbol" w:hint="default"/>
-      </w:rPr>
-    </w:lvl>
-  </w:abstractNum>
-  <w:abstractNum w:abstractNumId="8" w15:restartNumberingAfterBreak="0">
-    <w:nsid w:val="FFFFFF88"/>
-    <w:multiLevelType w:val="singleLevel"/>
-    <w:tmpl w:val="713A4FAA"/>
-    <w:lvl w:ilvl="0">
-      <w:start w:val="1"/>
-      <w:numFmt w:val="decimal"/>
-      <w:lvlText w:val="%1."/>
-      <w:lvlJc w:val="left"/>
-      <w:pPr>
-        <w:tabs>
-          <w:tab w:val="num" w:pos="360"/>
-        </w:tabs>
-        <w:ind w:left="360" w:hanging="360"/>
-      </w:pPr>
-    </w:lvl>
-  </w:abstractNum>
-  <w:abstractNum w:abstractNumId="9" w15:restartNumberingAfterBreak="0">
-    <w:nsid w:val="FFFFFF89"/>
-    <w:multiLevelType w:val="singleLevel"/>
-    <w:tmpl w:val="DEAACA4C"/>
-    <w:lvl w:ilvl="0">
-      <w:start w:val="1"/>
-      <w:numFmt w:val="bullet"/>
-      <w:lvlText w:val=""/>
-      <w:lvlJc w:val="left"/>
-      <w:pPr>
-        <w:tabs>
-          <w:tab w:val="num" w:pos="360"/>
-        </w:tabs>
-        <w:ind w:left="360" w:hanging="360"/>
-      </w:pPr>
-      <w:rPr>
-        <w:rFonts w:ascii="Symbol" w:hAnsi="Symbol" w:hint="default"/>
-      </w:rPr>
-    </w:lvl>
-  </w:abstractNum>
-  <w:abstractNum w:abstractNumId="10" w15:restartNumberingAfterBreak="0">
-    <w:nsid w:val="03436212"/>
-    <w:multiLevelType w:val="multilevel"/>
-    <w:tmpl w:val="33943386"/>
-    <w:numStyleLink w:val="EstiloListaEquaes-ESR"/>
-  </w:abstractNum>
-  <w:abstractNum w:abstractNumId="11" w15:restartNumberingAfterBreak="0">
-    <w:nsid w:val="046137E3"/>
-    <w:multiLevelType w:val="multilevel"/>
-    <w:tmpl w:val="CF163042"/>
-    <w:lvl w:ilvl="0">
-      <w:start w:val="1"/>
-      <w:numFmt w:val="decimal"/>
-      <w:lvlText w:val="%1."/>
-      <w:lvlJc w:val="left"/>
-      <w:pPr>
-        <w:ind w:left="700" w:hanging="360"/>
-      </w:pPr>
-      <w:rPr>
-        <w:rFonts w:hint="default"/>
-      </w:rPr>
-    </w:lvl>
-    <w:lvl w:ilvl="1">
-      <w:start w:val="1"/>
-      <w:numFmt w:val="lowerLetter"/>
-      <w:lvlText w:val="%2."/>
-      <w:lvlJc w:val="left"/>
-      <w:pPr>
-        <w:ind w:left="1440" w:hanging="360"/>
-      </w:pPr>
-    </w:lvl>
-    <w:lvl w:ilvl="2">
-      <w:start w:val="1"/>
-      <w:numFmt w:val="lowerRoman"/>
-      <w:lvlText w:val="%3."/>
-      <w:lvlJc w:val="right"/>
-      <w:pPr>
-        <w:ind w:left="2160" w:hanging="180"/>
-      </w:pPr>
-    </w:lvl>
-    <w:lvl w:ilvl="3">
-      <w:start w:val="1"/>
-      <w:numFmt w:val="decimal"/>
-      <w:lvlText w:val="%4."/>
-      <w:lvlJc w:val="left"/>
-      <w:pPr>
-        <w:ind w:left="2880" w:hanging="360"/>
-      </w:pPr>
-    </w:lvl>
-    <w:lvl w:ilvl="4">
-      <w:start w:val="1"/>
-      <w:numFmt w:val="lowerLetter"/>
-      <w:lvlText w:val="%5."/>
-      <w:lvlJc w:val="left"/>
-      <w:pPr>
-        <w:ind w:left="3600" w:hanging="360"/>
-      </w:pPr>
-    </w:lvl>
-    <w:lvl w:ilvl="5">
-      <w:start w:val="1"/>
-      <w:numFmt w:val="lowerRoman"/>
-      <w:lvlText w:val="%6."/>
-      <w:lvlJc w:val="right"/>
-      <w:pPr>
-        <w:ind w:left="4320" w:hanging="180"/>
-      </w:pPr>
-    </w:lvl>
-    <w:lvl w:ilvl="6">
-      <w:start w:val="1"/>
-      <w:numFmt w:val="decimal"/>
-      <w:lvlText w:val="%7."/>
-      <w:lvlJc w:val="left"/>
-      <w:pPr>
-        <w:ind w:left="5040" w:hanging="360"/>
-      </w:pPr>
-    </w:lvl>
-    <w:lvl w:ilvl="7">
-      <w:start w:val="1"/>
-      <w:numFmt w:val="lowerLetter"/>
-      <w:lvlText w:val="%8."/>
-      <w:lvlJc w:val="left"/>
-      <w:pPr>
-        <w:ind w:left="5760" w:hanging="360"/>
-      </w:pPr>
-    </w:lvl>
-    <w:lvl w:ilvl="8">
-      <w:start w:val="1"/>
-      <w:numFmt w:val="lowerRoman"/>
-      <w:lvlText w:val="%9."/>
-      <w:lvlJc w:val="right"/>
-      <w:pPr>
-        <w:ind w:left="6480" w:hanging="180"/>
-      </w:pPr>
-    </w:lvl>
-  </w:abstractNum>
-  <w:abstractNum w:abstractNumId="12" w15:restartNumberingAfterBreak="0">
     <w:nsid w:val="04F302E6"/>
     <w:multiLevelType w:val="multilevel"/>
     <w:tmpl w:val="C9F2C710"/>
     <w:lvl w:ilvl="0">
       <w:start w:val="1"/>
       <w:numFmt w:val="decimal"/>
-      <w:pStyle w:val="Ttulo1"/>
+      <w:pStyle w:val="Heading1"/>
       <w:suff w:val="space"/>
       <w:lvlText w:val="%1."/>
       <w:lvlJc w:val="left"/>
@@ -993,7 +1425,7 @@
     <w:lvl w:ilvl="1">
       <w:start w:val="1"/>
       <w:numFmt w:val="decimal"/>
-      <w:pStyle w:val="Ttulo2"/>
+      <w:pStyle w:val="Heading2"/>
       <w:suff w:val="space"/>
       <w:lvlText w:val="%1.%2"/>
       <w:lvlJc w:val="left"/>
@@ -1007,7 +1439,7 @@
     <w:lvl w:ilvl="2">
       <w:start w:val="1"/>
       <w:numFmt w:val="decimal"/>
-      <w:pStyle w:val="Ttulo3"/>
+      <w:pStyle w:val="Heading3"/>
       <w:suff w:val="space"/>
       <w:lvlText w:val="%1.%2.%3"/>
       <w:lvlJc w:val="left"/>
@@ -1021,7 +1453,7 @@
     <w:lvl w:ilvl="3">
       <w:start w:val="1"/>
       <w:numFmt w:val="decimal"/>
-      <w:pStyle w:val="Ttulo4"/>
+      <w:pStyle w:val="Heading4"/>
       <w:suff w:val="space"/>
       <w:lvlText w:val="%1.%2.%3.%4"/>
       <w:lvlJc w:val="left"/>
@@ -1035,7 +1467,7 @@
     <w:lvl w:ilvl="4">
       <w:start w:val="1"/>
       <w:numFmt w:val="decimal"/>
-      <w:pStyle w:val="Ttulo5"/>
+      <w:pStyle w:val="Heading5"/>
       <w:suff w:val="space"/>
       <w:lvlText w:val="%1.%2.%3.%4.%5"/>
       <w:lvlJc w:val="left"/>
@@ -1095,874 +1527,120 @@
       </w:rPr>
     </w:lvl>
   </w:abstractNum>
-  <w:abstractNum w:abstractNumId="13" w15:restartNumberingAfterBreak="0">
-    <w:nsid w:val="0DFB17A3"/>
-    <w:multiLevelType w:val="multilevel"/>
-    <w:tmpl w:val="32F66F46"/>
-    <w:lvl w:ilvl="0">
-      <w:start w:val="1"/>
-      <w:numFmt w:val="decimal"/>
-      <w:lvlText w:val="%1)"/>
-      <w:lvlJc w:val="left"/>
-      <w:pPr>
-        <w:ind w:left="720" w:hanging="360"/>
-      </w:pPr>
-    </w:lvl>
-    <w:lvl w:ilvl="1">
-      <w:start w:val="1"/>
-      <w:numFmt w:val="lowerLetter"/>
-      <w:lvlText w:val="%2."/>
-      <w:lvlJc w:val="left"/>
-      <w:pPr>
-        <w:ind w:left="1440" w:hanging="360"/>
-      </w:pPr>
-    </w:lvl>
-    <w:lvl w:ilvl="2">
-      <w:start w:val="1"/>
-      <w:numFmt w:val="lowerRoman"/>
-      <w:lvlText w:val="%3."/>
-      <w:lvlJc w:val="right"/>
-      <w:pPr>
-        <w:ind w:left="2160" w:hanging="180"/>
-      </w:pPr>
-    </w:lvl>
-    <w:lvl w:ilvl="3">
-      <w:start w:val="1"/>
-      <w:numFmt w:val="decimal"/>
-      <w:lvlText w:val="%4."/>
-      <w:lvlJc w:val="left"/>
-      <w:pPr>
-        <w:ind w:left="2880" w:hanging="360"/>
-      </w:pPr>
-    </w:lvl>
-    <w:lvl w:ilvl="4">
-      <w:start w:val="1"/>
-      <w:numFmt w:val="lowerLetter"/>
-      <w:lvlText w:val="%5."/>
-      <w:lvlJc w:val="left"/>
-      <w:pPr>
-        <w:ind w:left="3600" w:hanging="360"/>
-      </w:pPr>
-    </w:lvl>
-    <w:lvl w:ilvl="5">
-      <w:start w:val="1"/>
-      <w:numFmt w:val="lowerRoman"/>
-      <w:lvlText w:val="%6."/>
-      <w:lvlJc w:val="right"/>
-      <w:pPr>
-        <w:ind w:left="4320" w:hanging="180"/>
-      </w:pPr>
-    </w:lvl>
-    <w:lvl w:ilvl="6">
-      <w:start w:val="1"/>
-      <w:numFmt w:val="decimal"/>
-      <w:lvlText w:val="%7."/>
-      <w:lvlJc w:val="left"/>
-      <w:pPr>
-        <w:ind w:left="5040" w:hanging="360"/>
-      </w:pPr>
-    </w:lvl>
-    <w:lvl w:ilvl="7">
-      <w:start w:val="1"/>
-      <w:numFmt w:val="lowerLetter"/>
-      <w:lvlText w:val="%8."/>
-      <w:lvlJc w:val="left"/>
-      <w:pPr>
-        <w:ind w:left="5760" w:hanging="360"/>
-      </w:pPr>
-    </w:lvl>
-    <w:lvl w:ilvl="8">
-      <w:start w:val="1"/>
-      <w:numFmt w:val="lowerRoman"/>
-      <w:lvlText w:val="%9."/>
-      <w:lvlJc w:val="right"/>
-      <w:pPr>
-        <w:ind w:left="6480" w:hanging="180"/>
-      </w:pPr>
+  <w:abstractNum w:abstractNumId="1" w15:restartNumberingAfterBreak="0">
+    <w:nsid w:val="2BF20C25"/>
+    <w:multiLevelType w:val="hybridMultilevel"/>
+    <w:tmpl w:val="3B8E2C20"/>
+    <w:lvl w:ilvl="0" w:tplc="04090001">
+      <w:start w:val="1"/>
+      <w:numFmt w:val="bullet"/>
+      <w:lvlText w:val=""/>
+      <w:lvlJc w:val="left"/>
+      <w:pPr>
+        <w:ind w:left="1060" w:hanging="360"/>
+      </w:pPr>
+      <w:rPr>
+        <w:rFonts w:ascii="Symbol" w:hAnsi="Symbol" w:hint="default"/>
+      </w:rPr>
+    </w:lvl>
+    <w:lvl w:ilvl="1" w:tplc="04090003" w:tentative="1">
+      <w:start w:val="1"/>
+      <w:numFmt w:val="bullet"/>
+      <w:lvlText w:val="o"/>
+      <w:lvlJc w:val="left"/>
+      <w:pPr>
+        <w:ind w:left="1780" w:hanging="360"/>
+      </w:pPr>
+      <w:rPr>
+        <w:rFonts w:ascii="Courier New" w:hAnsi="Courier New" w:cs="Courier New" w:hint="default"/>
+      </w:rPr>
+    </w:lvl>
+    <w:lvl w:ilvl="2" w:tplc="04090005" w:tentative="1">
+      <w:start w:val="1"/>
+      <w:numFmt w:val="bullet"/>
+      <w:lvlText w:val=""/>
+      <w:lvlJc w:val="left"/>
+      <w:pPr>
+        <w:ind w:left="2500" w:hanging="360"/>
+      </w:pPr>
+      <w:rPr>
+        <w:rFonts w:ascii="Wingdings" w:hAnsi="Wingdings" w:hint="default"/>
+      </w:rPr>
+    </w:lvl>
+    <w:lvl w:ilvl="3" w:tplc="04090001" w:tentative="1">
+      <w:start w:val="1"/>
+      <w:numFmt w:val="bullet"/>
+      <w:lvlText w:val=""/>
+      <w:lvlJc w:val="left"/>
+      <w:pPr>
+        <w:ind w:left="3220" w:hanging="360"/>
+      </w:pPr>
+      <w:rPr>
+        <w:rFonts w:ascii="Symbol" w:hAnsi="Symbol" w:hint="default"/>
+      </w:rPr>
+    </w:lvl>
+    <w:lvl w:ilvl="4" w:tplc="04090003" w:tentative="1">
+      <w:start w:val="1"/>
+      <w:numFmt w:val="bullet"/>
+      <w:lvlText w:val="o"/>
+      <w:lvlJc w:val="left"/>
+      <w:pPr>
+        <w:ind w:left="3940" w:hanging="360"/>
+      </w:pPr>
+      <w:rPr>
+        <w:rFonts w:ascii="Courier New" w:hAnsi="Courier New" w:cs="Courier New" w:hint="default"/>
+      </w:rPr>
+    </w:lvl>
+    <w:lvl w:ilvl="5" w:tplc="04090005" w:tentative="1">
+      <w:start w:val="1"/>
+      <w:numFmt w:val="bullet"/>
+      <w:lvlText w:val=""/>
+      <w:lvlJc w:val="left"/>
+      <w:pPr>
+        <w:ind w:left="4660" w:hanging="360"/>
+      </w:pPr>
+      <w:rPr>
+        <w:rFonts w:ascii="Wingdings" w:hAnsi="Wingdings" w:hint="default"/>
+      </w:rPr>
+    </w:lvl>
+    <w:lvl w:ilvl="6" w:tplc="04090001" w:tentative="1">
+      <w:start w:val="1"/>
+      <w:numFmt w:val="bullet"/>
+      <w:lvlText w:val=""/>
+      <w:lvlJc w:val="left"/>
+      <w:pPr>
+        <w:ind w:left="5380" w:hanging="360"/>
+      </w:pPr>
+      <w:rPr>
+        <w:rFonts w:ascii="Symbol" w:hAnsi="Symbol" w:hint="default"/>
+      </w:rPr>
+    </w:lvl>
+    <w:lvl w:ilvl="7" w:tplc="04090003" w:tentative="1">
+      <w:start w:val="1"/>
+      <w:numFmt w:val="bullet"/>
+      <w:lvlText w:val="o"/>
+      <w:lvlJc w:val="left"/>
+      <w:pPr>
+        <w:ind w:left="6100" w:hanging="360"/>
+      </w:pPr>
+      <w:rPr>
+        <w:rFonts w:ascii="Courier New" w:hAnsi="Courier New" w:cs="Courier New" w:hint="default"/>
+      </w:rPr>
+    </w:lvl>
+    <w:lvl w:ilvl="8" w:tplc="04090005" w:tentative="1">
+      <w:start w:val="1"/>
+      <w:numFmt w:val="bullet"/>
+      <w:lvlText w:val=""/>
+      <w:lvlJc w:val="left"/>
+      <w:pPr>
+        <w:ind w:left="6820" w:hanging="360"/>
+      </w:pPr>
+      <w:rPr>
+        <w:rFonts w:ascii="Wingdings" w:hAnsi="Wingdings" w:hint="default"/>
+      </w:rPr>
     </w:lvl>
   </w:abstractNum>
-  <w:abstractNum w:abstractNumId="14" w15:restartNumberingAfterBreak="0">
-    <w:nsid w:val="12807B53"/>
-    <w:multiLevelType w:val="hybridMultilevel"/>
-    <w:tmpl w:val="E7542656"/>
-    <w:lvl w:ilvl="0" w:tplc="08160001">
-      <w:start w:val="1"/>
-      <w:numFmt w:val="bullet"/>
-      <w:lvlText w:val=""/>
-      <w:lvlJc w:val="left"/>
-      <w:pPr>
-        <w:ind w:left="720" w:hanging="360"/>
-      </w:pPr>
-      <w:rPr>
-        <w:rFonts w:ascii="Symbol" w:hAnsi="Symbol" w:hint="default"/>
-      </w:rPr>
-    </w:lvl>
-    <w:lvl w:ilvl="1" w:tplc="08160003" w:tentative="1">
-      <w:start w:val="1"/>
-      <w:numFmt w:val="bullet"/>
-      <w:lvlText w:val="o"/>
-      <w:lvlJc w:val="left"/>
-      <w:pPr>
-        <w:ind w:left="1440" w:hanging="360"/>
-      </w:pPr>
-      <w:rPr>
-        <w:rFonts w:ascii="Courier New" w:hAnsi="Courier New" w:cs="Courier New" w:hint="default"/>
-      </w:rPr>
-    </w:lvl>
-    <w:lvl w:ilvl="2" w:tplc="08160005" w:tentative="1">
-      <w:start w:val="1"/>
-      <w:numFmt w:val="bullet"/>
-      <w:lvlText w:val=""/>
-      <w:lvlJc w:val="left"/>
-      <w:pPr>
-        <w:ind w:left="2160" w:hanging="360"/>
-      </w:pPr>
-      <w:rPr>
-        <w:rFonts w:ascii="Wingdings" w:hAnsi="Wingdings" w:hint="default"/>
-      </w:rPr>
-    </w:lvl>
-    <w:lvl w:ilvl="3" w:tplc="08160001" w:tentative="1">
-      <w:start w:val="1"/>
-      <w:numFmt w:val="bullet"/>
-      <w:lvlText w:val=""/>
-      <w:lvlJc w:val="left"/>
-      <w:pPr>
-        <w:ind w:left="2880" w:hanging="360"/>
-      </w:pPr>
-      <w:rPr>
-        <w:rFonts w:ascii="Symbol" w:hAnsi="Symbol" w:hint="default"/>
-      </w:rPr>
-    </w:lvl>
-    <w:lvl w:ilvl="4" w:tplc="08160003" w:tentative="1">
-      <w:start w:val="1"/>
-      <w:numFmt w:val="bullet"/>
-      <w:lvlText w:val="o"/>
-      <w:lvlJc w:val="left"/>
-      <w:pPr>
-        <w:ind w:left="3600" w:hanging="360"/>
-      </w:pPr>
-      <w:rPr>
-        <w:rFonts w:ascii="Courier New" w:hAnsi="Courier New" w:cs="Courier New" w:hint="default"/>
-      </w:rPr>
-    </w:lvl>
-    <w:lvl w:ilvl="5" w:tplc="08160005" w:tentative="1">
-      <w:start w:val="1"/>
-      <w:numFmt w:val="bullet"/>
-      <w:lvlText w:val=""/>
-      <w:lvlJc w:val="left"/>
-      <w:pPr>
-        <w:ind w:left="4320" w:hanging="360"/>
-      </w:pPr>
-      <w:rPr>
-        <w:rFonts w:ascii="Wingdings" w:hAnsi="Wingdings" w:hint="default"/>
-      </w:rPr>
-    </w:lvl>
-    <w:lvl w:ilvl="6" w:tplc="08160001" w:tentative="1">
-      <w:start w:val="1"/>
-      <w:numFmt w:val="bullet"/>
-      <w:lvlText w:val=""/>
-      <w:lvlJc w:val="left"/>
-      <w:pPr>
-        <w:ind w:left="5040" w:hanging="360"/>
-      </w:pPr>
-      <w:rPr>
-        <w:rFonts w:ascii="Symbol" w:hAnsi="Symbol" w:hint="default"/>
-      </w:rPr>
-    </w:lvl>
-    <w:lvl w:ilvl="7" w:tplc="08160003" w:tentative="1">
-      <w:start w:val="1"/>
-      <w:numFmt w:val="bullet"/>
-      <w:lvlText w:val="o"/>
-      <w:lvlJc w:val="left"/>
-      <w:pPr>
-        <w:ind w:left="5760" w:hanging="360"/>
-      </w:pPr>
-      <w:rPr>
-        <w:rFonts w:ascii="Courier New" w:hAnsi="Courier New" w:cs="Courier New" w:hint="default"/>
-      </w:rPr>
-    </w:lvl>
-    <w:lvl w:ilvl="8" w:tplc="08160005" w:tentative="1">
-      <w:start w:val="1"/>
-      <w:numFmt w:val="bullet"/>
-      <w:lvlText w:val=""/>
-      <w:lvlJc w:val="left"/>
-      <w:pPr>
-        <w:ind w:left="6480" w:hanging="360"/>
-      </w:pPr>
-      <w:rPr>
-        <w:rFonts w:ascii="Wingdings" w:hAnsi="Wingdings" w:hint="default"/>
-      </w:rPr>
-    </w:lvl>
-  </w:abstractNum>
-  <w:abstractNum w:abstractNumId="15" w15:restartNumberingAfterBreak="0">
-    <w:nsid w:val="15243458"/>
-    <w:multiLevelType w:val="hybridMultilevel"/>
-    <w:tmpl w:val="CAF0D760"/>
-    <w:lvl w:ilvl="0" w:tplc="12A6E940">
-      <w:start w:val="1"/>
-      <w:numFmt w:val="decimal"/>
-      <w:lvlText w:val="%1)"/>
-      <w:lvlJc w:val="left"/>
-      <w:pPr>
-        <w:ind w:left="700" w:hanging="360"/>
-      </w:pPr>
-      <w:rPr>
-        <w:rFonts w:hint="default"/>
-      </w:rPr>
-    </w:lvl>
-    <w:lvl w:ilvl="1" w:tplc="08160019" w:tentative="1">
-      <w:start w:val="1"/>
-      <w:numFmt w:val="lowerLetter"/>
-      <w:lvlText w:val="%2."/>
-      <w:lvlJc w:val="left"/>
-      <w:pPr>
-        <w:ind w:left="1420" w:hanging="360"/>
-      </w:pPr>
-    </w:lvl>
-    <w:lvl w:ilvl="2" w:tplc="0816001B" w:tentative="1">
-      <w:start w:val="1"/>
-      <w:numFmt w:val="lowerRoman"/>
-      <w:lvlText w:val="%3."/>
-      <w:lvlJc w:val="right"/>
-      <w:pPr>
-        <w:ind w:left="2140" w:hanging="180"/>
-      </w:pPr>
-    </w:lvl>
-    <w:lvl w:ilvl="3" w:tplc="0816000F" w:tentative="1">
-      <w:start w:val="1"/>
-      <w:numFmt w:val="decimal"/>
-      <w:lvlText w:val="%4."/>
-      <w:lvlJc w:val="left"/>
-      <w:pPr>
-        <w:ind w:left="2860" w:hanging="360"/>
-      </w:pPr>
-    </w:lvl>
-    <w:lvl w:ilvl="4" w:tplc="08160019" w:tentative="1">
-      <w:start w:val="1"/>
-      <w:numFmt w:val="lowerLetter"/>
-      <w:lvlText w:val="%5."/>
-      <w:lvlJc w:val="left"/>
-      <w:pPr>
-        <w:ind w:left="3580" w:hanging="360"/>
-      </w:pPr>
-    </w:lvl>
-    <w:lvl w:ilvl="5" w:tplc="0816001B" w:tentative="1">
-      <w:start w:val="1"/>
-      <w:numFmt w:val="lowerRoman"/>
-      <w:lvlText w:val="%6."/>
-      <w:lvlJc w:val="right"/>
-      <w:pPr>
-        <w:ind w:left="4300" w:hanging="180"/>
-      </w:pPr>
-    </w:lvl>
-    <w:lvl w:ilvl="6" w:tplc="0816000F" w:tentative="1">
-      <w:start w:val="1"/>
-      <w:numFmt w:val="decimal"/>
-      <w:lvlText w:val="%7."/>
-      <w:lvlJc w:val="left"/>
-      <w:pPr>
-        <w:ind w:left="5020" w:hanging="360"/>
-      </w:pPr>
-    </w:lvl>
-    <w:lvl w:ilvl="7" w:tplc="08160019" w:tentative="1">
-      <w:start w:val="1"/>
-      <w:numFmt w:val="lowerLetter"/>
-      <w:lvlText w:val="%8."/>
-      <w:lvlJc w:val="left"/>
-      <w:pPr>
-        <w:ind w:left="5740" w:hanging="360"/>
-      </w:pPr>
-    </w:lvl>
-    <w:lvl w:ilvl="8" w:tplc="0816001B" w:tentative="1">
-      <w:start w:val="1"/>
-      <w:numFmt w:val="lowerRoman"/>
-      <w:lvlText w:val="%9."/>
-      <w:lvlJc w:val="right"/>
-      <w:pPr>
-        <w:ind w:left="6460" w:hanging="180"/>
-      </w:pPr>
-    </w:lvl>
-  </w:abstractNum>
-  <w:abstractNum w:abstractNumId="16" w15:restartNumberingAfterBreak="0">
-    <w:nsid w:val="171E1833"/>
-    <w:multiLevelType w:val="hybridMultilevel"/>
-    <w:tmpl w:val="E5463FA6"/>
-    <w:lvl w:ilvl="0" w:tplc="08160017">
-      <w:start w:val="1"/>
-      <w:numFmt w:val="lowerLetter"/>
-      <w:lvlText w:val="%1)"/>
-      <w:lvlJc w:val="left"/>
-      <w:pPr>
-        <w:ind w:left="720" w:hanging="360"/>
-      </w:pPr>
-      <w:rPr>
-        <w:rFonts w:hint="default"/>
-      </w:rPr>
-    </w:lvl>
-    <w:lvl w:ilvl="1" w:tplc="08160019" w:tentative="1">
-      <w:start w:val="1"/>
-      <w:numFmt w:val="lowerLetter"/>
-      <w:lvlText w:val="%2."/>
-      <w:lvlJc w:val="left"/>
-      <w:pPr>
-        <w:ind w:left="1440" w:hanging="360"/>
-      </w:pPr>
-    </w:lvl>
-    <w:lvl w:ilvl="2" w:tplc="0816001B" w:tentative="1">
-      <w:start w:val="1"/>
-      <w:numFmt w:val="lowerRoman"/>
-      <w:lvlText w:val="%3."/>
-      <w:lvlJc w:val="right"/>
-      <w:pPr>
-        <w:ind w:left="2160" w:hanging="180"/>
-      </w:pPr>
-    </w:lvl>
-    <w:lvl w:ilvl="3" w:tplc="0816000F" w:tentative="1">
-      <w:start w:val="1"/>
-      <w:numFmt w:val="decimal"/>
-      <w:lvlText w:val="%4."/>
-      <w:lvlJc w:val="left"/>
-      <w:pPr>
-        <w:ind w:left="2880" w:hanging="360"/>
-      </w:pPr>
-    </w:lvl>
-    <w:lvl w:ilvl="4" w:tplc="08160019" w:tentative="1">
-      <w:start w:val="1"/>
-      <w:numFmt w:val="lowerLetter"/>
-      <w:lvlText w:val="%5."/>
-      <w:lvlJc w:val="left"/>
-      <w:pPr>
-        <w:ind w:left="3600" w:hanging="360"/>
-      </w:pPr>
-    </w:lvl>
-    <w:lvl w:ilvl="5" w:tplc="0816001B" w:tentative="1">
-      <w:start w:val="1"/>
-      <w:numFmt w:val="lowerRoman"/>
-      <w:lvlText w:val="%6."/>
-      <w:lvlJc w:val="right"/>
-      <w:pPr>
-        <w:ind w:left="4320" w:hanging="180"/>
-      </w:pPr>
-    </w:lvl>
-    <w:lvl w:ilvl="6" w:tplc="0816000F" w:tentative="1">
-      <w:start w:val="1"/>
-      <w:numFmt w:val="decimal"/>
-      <w:lvlText w:val="%7."/>
-      <w:lvlJc w:val="left"/>
-      <w:pPr>
-        <w:ind w:left="5040" w:hanging="360"/>
-      </w:pPr>
-    </w:lvl>
-    <w:lvl w:ilvl="7" w:tplc="08160019" w:tentative="1">
-      <w:start w:val="1"/>
-      <w:numFmt w:val="lowerLetter"/>
-      <w:lvlText w:val="%8."/>
-      <w:lvlJc w:val="left"/>
-      <w:pPr>
-        <w:ind w:left="5760" w:hanging="360"/>
-      </w:pPr>
-    </w:lvl>
-    <w:lvl w:ilvl="8" w:tplc="0816001B" w:tentative="1">
-      <w:start w:val="1"/>
-      <w:numFmt w:val="lowerRoman"/>
-      <w:lvlText w:val="%9."/>
-      <w:lvlJc w:val="right"/>
-      <w:pPr>
-        <w:ind w:left="6480" w:hanging="180"/>
-      </w:pPr>
-    </w:lvl>
-  </w:abstractNum>
-  <w:abstractNum w:abstractNumId="17" w15:restartNumberingAfterBreak="0">
-    <w:nsid w:val="180705CD"/>
-    <w:multiLevelType w:val="hybridMultilevel"/>
-    <w:tmpl w:val="515223DC"/>
-    <w:lvl w:ilvl="0" w:tplc="0816000F">
-      <w:start w:val="1"/>
-      <w:numFmt w:val="decimal"/>
-      <w:lvlText w:val="%1."/>
-      <w:lvlJc w:val="left"/>
-      <w:pPr>
-        <w:tabs>
-          <w:tab w:val="num" w:pos="720"/>
-        </w:tabs>
-        <w:ind w:left="720" w:hanging="360"/>
-      </w:pPr>
-    </w:lvl>
-    <w:lvl w:ilvl="1" w:tplc="08160019">
-      <w:start w:val="1"/>
-      <w:numFmt w:val="decimal"/>
-      <w:lvlText w:val="%2."/>
-      <w:lvlJc w:val="left"/>
-      <w:pPr>
-        <w:tabs>
-          <w:tab w:val="num" w:pos="1440"/>
-        </w:tabs>
-        <w:ind w:left="1440" w:hanging="360"/>
-      </w:pPr>
-    </w:lvl>
-    <w:lvl w:ilvl="2" w:tplc="0816001B">
-      <w:start w:val="1"/>
-      <w:numFmt w:val="decimal"/>
-      <w:lvlText w:val="%3."/>
-      <w:lvlJc w:val="left"/>
-      <w:pPr>
-        <w:tabs>
-          <w:tab w:val="num" w:pos="2160"/>
-        </w:tabs>
-        <w:ind w:left="2160" w:hanging="360"/>
-      </w:pPr>
-    </w:lvl>
-    <w:lvl w:ilvl="3" w:tplc="0816000F">
-      <w:start w:val="1"/>
-      <w:numFmt w:val="decimal"/>
-      <w:lvlText w:val="%4."/>
-      <w:lvlJc w:val="left"/>
-      <w:pPr>
-        <w:tabs>
-          <w:tab w:val="num" w:pos="2880"/>
-        </w:tabs>
-        <w:ind w:left="2880" w:hanging="360"/>
-      </w:pPr>
-    </w:lvl>
-    <w:lvl w:ilvl="4" w:tplc="08160019">
-      <w:start w:val="1"/>
-      <w:numFmt w:val="decimal"/>
-      <w:lvlText w:val="%5."/>
-      <w:lvlJc w:val="left"/>
-      <w:pPr>
-        <w:tabs>
-          <w:tab w:val="num" w:pos="3600"/>
-        </w:tabs>
-        <w:ind w:left="3600" w:hanging="360"/>
-      </w:pPr>
-    </w:lvl>
-    <w:lvl w:ilvl="5" w:tplc="0816001B">
-      <w:start w:val="1"/>
-      <w:numFmt w:val="decimal"/>
-      <w:lvlText w:val="%6."/>
-      <w:lvlJc w:val="left"/>
-      <w:pPr>
-        <w:tabs>
-          <w:tab w:val="num" w:pos="4320"/>
-        </w:tabs>
-        <w:ind w:left="4320" w:hanging="360"/>
-      </w:pPr>
-    </w:lvl>
-    <w:lvl w:ilvl="6" w:tplc="0816000F">
-      <w:start w:val="1"/>
-      <w:numFmt w:val="decimal"/>
-      <w:lvlText w:val="%7."/>
-      <w:lvlJc w:val="left"/>
-      <w:pPr>
-        <w:tabs>
-          <w:tab w:val="num" w:pos="5040"/>
-        </w:tabs>
-        <w:ind w:left="5040" w:hanging="360"/>
-      </w:pPr>
-    </w:lvl>
-    <w:lvl w:ilvl="7" w:tplc="08160019">
-      <w:start w:val="1"/>
-      <w:numFmt w:val="decimal"/>
-      <w:lvlText w:val="%8."/>
-      <w:lvlJc w:val="left"/>
-      <w:pPr>
-        <w:tabs>
-          <w:tab w:val="num" w:pos="5760"/>
-        </w:tabs>
-        <w:ind w:left="5760" w:hanging="360"/>
-      </w:pPr>
-    </w:lvl>
-    <w:lvl w:ilvl="8" w:tplc="0816001B">
-      <w:start w:val="1"/>
-      <w:numFmt w:val="decimal"/>
-      <w:lvlText w:val="%9."/>
-      <w:lvlJc w:val="left"/>
-      <w:pPr>
-        <w:tabs>
-          <w:tab w:val="num" w:pos="6480"/>
-        </w:tabs>
-        <w:ind w:left="6480" w:hanging="360"/>
-      </w:pPr>
-    </w:lvl>
-  </w:abstractNum>
-  <w:abstractNum w:abstractNumId="18" w15:restartNumberingAfterBreak="0">
-    <w:nsid w:val="192F5130"/>
-    <w:multiLevelType w:val="hybridMultilevel"/>
-    <w:tmpl w:val="3306B52A"/>
-    <w:lvl w:ilvl="0" w:tplc="81E4683C">
-      <w:start w:val="1"/>
-      <w:numFmt w:val="decimal"/>
-      <w:lvlText w:val="%1."/>
-      <w:lvlJc w:val="left"/>
-      <w:pPr>
-        <w:ind w:left="700" w:hanging="360"/>
-      </w:pPr>
-      <w:rPr>
-        <w:rFonts w:hint="default"/>
-      </w:rPr>
-    </w:lvl>
-    <w:lvl w:ilvl="1" w:tplc="08160019" w:tentative="1">
-      <w:start w:val="1"/>
-      <w:numFmt w:val="lowerLetter"/>
-      <w:lvlText w:val="%2."/>
-      <w:lvlJc w:val="left"/>
-      <w:pPr>
-        <w:ind w:left="1420" w:hanging="360"/>
-      </w:pPr>
-    </w:lvl>
-    <w:lvl w:ilvl="2" w:tplc="0816001B" w:tentative="1">
-      <w:start w:val="1"/>
-      <w:numFmt w:val="lowerRoman"/>
-      <w:lvlText w:val="%3."/>
-      <w:lvlJc w:val="right"/>
-      <w:pPr>
-        <w:ind w:left="2140" w:hanging="180"/>
-      </w:pPr>
-    </w:lvl>
-    <w:lvl w:ilvl="3" w:tplc="0816000F" w:tentative="1">
-      <w:start w:val="1"/>
-      <w:numFmt w:val="decimal"/>
-      <w:lvlText w:val="%4."/>
-      <w:lvlJc w:val="left"/>
-      <w:pPr>
-        <w:ind w:left="2860" w:hanging="360"/>
-      </w:pPr>
-    </w:lvl>
-    <w:lvl w:ilvl="4" w:tplc="08160019" w:tentative="1">
-      <w:start w:val="1"/>
-      <w:numFmt w:val="lowerLetter"/>
-      <w:lvlText w:val="%5."/>
-      <w:lvlJc w:val="left"/>
-      <w:pPr>
-        <w:ind w:left="3580" w:hanging="360"/>
-      </w:pPr>
-    </w:lvl>
-    <w:lvl w:ilvl="5" w:tplc="0816001B" w:tentative="1">
-      <w:start w:val="1"/>
-      <w:numFmt w:val="lowerRoman"/>
-      <w:lvlText w:val="%6."/>
-      <w:lvlJc w:val="right"/>
-      <w:pPr>
-        <w:ind w:left="4300" w:hanging="180"/>
-      </w:pPr>
-    </w:lvl>
-    <w:lvl w:ilvl="6" w:tplc="0816000F" w:tentative="1">
-      <w:start w:val="1"/>
-      <w:numFmt w:val="decimal"/>
-      <w:lvlText w:val="%7."/>
-      <w:lvlJc w:val="left"/>
-      <w:pPr>
-        <w:ind w:left="5020" w:hanging="360"/>
-      </w:pPr>
-    </w:lvl>
-    <w:lvl w:ilvl="7" w:tplc="08160019" w:tentative="1">
-      <w:start w:val="1"/>
-      <w:numFmt w:val="lowerLetter"/>
-      <w:lvlText w:val="%8."/>
-      <w:lvlJc w:val="left"/>
-      <w:pPr>
-        <w:ind w:left="5740" w:hanging="360"/>
-      </w:pPr>
-    </w:lvl>
-    <w:lvl w:ilvl="8" w:tplc="0816001B" w:tentative="1">
-      <w:start w:val="1"/>
-      <w:numFmt w:val="lowerRoman"/>
-      <w:lvlText w:val="%9."/>
-      <w:lvlJc w:val="right"/>
-      <w:pPr>
-        <w:ind w:left="6460" w:hanging="180"/>
-      </w:pPr>
-    </w:lvl>
-  </w:abstractNum>
-  <w:abstractNum w:abstractNumId="19" w15:restartNumberingAfterBreak="0">
-    <w:nsid w:val="21C11F91"/>
-    <w:multiLevelType w:val="multilevel"/>
-    <w:tmpl w:val="0816001D"/>
-    <w:lvl w:ilvl="0">
-      <w:start w:val="1"/>
-      <w:numFmt w:val="decimal"/>
-      <w:lvlText w:val="%1)"/>
-      <w:lvlJc w:val="left"/>
-      <w:pPr>
-        <w:ind w:left="360" w:hanging="360"/>
-      </w:pPr>
-    </w:lvl>
-    <w:lvl w:ilvl="1">
-      <w:start w:val="1"/>
-      <w:numFmt w:val="lowerLetter"/>
-      <w:lvlText w:val="%2)"/>
-      <w:lvlJc w:val="left"/>
-      <w:pPr>
-        <w:ind w:left="720" w:hanging="360"/>
-      </w:pPr>
-    </w:lvl>
-    <w:lvl w:ilvl="2">
-      <w:start w:val="1"/>
-      <w:numFmt w:val="lowerRoman"/>
-      <w:lvlText w:val="%3)"/>
-      <w:lvlJc w:val="left"/>
-      <w:pPr>
-        <w:ind w:left="1080" w:hanging="360"/>
-      </w:pPr>
-    </w:lvl>
-    <w:lvl w:ilvl="3">
-      <w:start w:val="1"/>
-      <w:numFmt w:val="decimal"/>
-      <w:lvlText w:val="(%4)"/>
-      <w:lvlJc w:val="left"/>
-      <w:pPr>
-        <w:ind w:left="1440" w:hanging="360"/>
-      </w:pPr>
-    </w:lvl>
-    <w:lvl w:ilvl="4">
-      <w:start w:val="1"/>
-      <w:numFmt w:val="lowerLetter"/>
-      <w:lvlText w:val="(%5)"/>
-      <w:lvlJc w:val="left"/>
-      <w:pPr>
-        <w:ind w:left="1800" w:hanging="360"/>
-      </w:pPr>
-    </w:lvl>
-    <w:lvl w:ilvl="5">
-      <w:start w:val="1"/>
-      <w:numFmt w:val="lowerRoman"/>
-      <w:lvlText w:val="(%6)"/>
-      <w:lvlJc w:val="left"/>
-      <w:pPr>
-        <w:ind w:left="2160" w:hanging="360"/>
-      </w:pPr>
-    </w:lvl>
-    <w:lvl w:ilvl="6">
-      <w:start w:val="1"/>
-      <w:numFmt w:val="decimal"/>
-      <w:lvlText w:val="%7."/>
-      <w:lvlJc w:val="left"/>
-      <w:pPr>
-        <w:ind w:left="2520" w:hanging="360"/>
-      </w:pPr>
-    </w:lvl>
-    <w:lvl w:ilvl="7">
-      <w:start w:val="1"/>
-      <w:numFmt w:val="lowerLetter"/>
-      <w:lvlText w:val="%8."/>
-      <w:lvlJc w:val="left"/>
-      <w:pPr>
-        <w:ind w:left="2880" w:hanging="360"/>
-      </w:pPr>
-    </w:lvl>
-    <w:lvl w:ilvl="8">
-      <w:start w:val="1"/>
-      <w:numFmt w:val="lowerRoman"/>
-      <w:lvlText w:val="%9."/>
-      <w:lvlJc w:val="left"/>
-      <w:pPr>
-        <w:ind w:left="3240" w:hanging="360"/>
-      </w:pPr>
-    </w:lvl>
-  </w:abstractNum>
-  <w:abstractNum w:abstractNumId="20" w15:restartNumberingAfterBreak="0">
-    <w:nsid w:val="26166031"/>
-    <w:multiLevelType w:val="multilevel"/>
-    <w:tmpl w:val="52CE27F4"/>
-    <w:lvl w:ilvl="0">
-      <w:start w:val="1"/>
-      <w:numFmt w:val="decimal"/>
-      <w:lvlText w:val="%1."/>
-      <w:lvlJc w:val="left"/>
-      <w:pPr>
-        <w:ind w:left="0" w:firstLine="0"/>
-      </w:pPr>
-      <w:rPr>
-        <w:rFonts w:hint="default"/>
-      </w:rPr>
-    </w:lvl>
-    <w:lvl w:ilvl="1">
-      <w:start w:val="1"/>
-      <w:numFmt w:val="decimal"/>
-      <w:lvlText w:val="%1.%2"/>
-      <w:lvlJc w:val="left"/>
-      <w:pPr>
-        <w:ind w:left="0" w:firstLine="0"/>
-      </w:pPr>
-      <w:rPr>
-        <w:rFonts w:hint="default"/>
-      </w:rPr>
-    </w:lvl>
-    <w:lvl w:ilvl="2">
-      <w:start w:val="1"/>
-      <w:numFmt w:val="decimal"/>
-      <w:lvlText w:val="%1.%2.%3"/>
-      <w:lvlJc w:val="left"/>
-      <w:pPr>
-        <w:ind w:left="0" w:firstLine="0"/>
-      </w:pPr>
-      <w:rPr>
-        <w:rFonts w:hint="default"/>
-      </w:rPr>
-    </w:lvl>
-    <w:lvl w:ilvl="3">
-      <w:start w:val="1"/>
-      <w:numFmt w:val="decimal"/>
-      <w:lvlText w:val="%1.%2.%3.%4"/>
-      <w:lvlJc w:val="left"/>
-      <w:pPr>
-        <w:ind w:left="0" w:firstLine="0"/>
-      </w:pPr>
-      <w:rPr>
-        <w:rFonts w:hint="default"/>
-      </w:rPr>
-    </w:lvl>
-    <w:lvl w:ilvl="4">
-      <w:start w:val="1"/>
-      <w:numFmt w:val="decimal"/>
-      <w:lvlText w:val="%1.%2.%3.%4.%5"/>
-      <w:lvlJc w:val="left"/>
-      <w:pPr>
-        <w:ind w:left="0" w:firstLine="0"/>
-      </w:pPr>
-      <w:rPr>
-        <w:rFonts w:hint="default"/>
-      </w:rPr>
-    </w:lvl>
-    <w:lvl w:ilvl="5">
-      <w:start w:val="1"/>
-      <w:numFmt w:val="lowerRoman"/>
-      <w:lvlText w:val="(%6)"/>
-      <w:lvlJc w:val="left"/>
-      <w:pPr>
-        <w:ind w:left="2160" w:hanging="360"/>
-      </w:pPr>
-      <w:rPr>
-        <w:rFonts w:hint="default"/>
-      </w:rPr>
-    </w:lvl>
-    <w:lvl w:ilvl="6">
-      <w:start w:val="1"/>
-      <w:numFmt w:val="decimal"/>
-      <w:lvlText w:val="%7."/>
-      <w:lvlJc w:val="left"/>
-      <w:pPr>
-        <w:ind w:left="2520" w:hanging="360"/>
-      </w:pPr>
-      <w:rPr>
-        <w:rFonts w:hint="default"/>
-      </w:rPr>
-    </w:lvl>
-    <w:lvl w:ilvl="7">
-      <w:start w:val="1"/>
-      <w:numFmt w:val="lowerLetter"/>
-      <w:lvlText w:val="%8."/>
-      <w:lvlJc w:val="left"/>
-      <w:pPr>
-        <w:ind w:left="2880" w:hanging="360"/>
-      </w:pPr>
-      <w:rPr>
-        <w:rFonts w:hint="default"/>
-      </w:rPr>
-    </w:lvl>
-    <w:lvl w:ilvl="8">
-      <w:start w:val="1"/>
-      <w:numFmt w:val="lowerRoman"/>
-      <w:lvlText w:val="%9."/>
-      <w:lvlJc w:val="left"/>
-      <w:pPr>
-        <w:ind w:left="3240" w:hanging="360"/>
-      </w:pPr>
-      <w:rPr>
-        <w:rFonts w:hint="default"/>
-      </w:rPr>
-    </w:lvl>
-  </w:abstractNum>
-  <w:abstractNum w:abstractNumId="21" w15:restartNumberingAfterBreak="0">
-    <w:nsid w:val="32D845E6"/>
-    <w:multiLevelType w:val="multilevel"/>
-    <w:tmpl w:val="9B9C3472"/>
-    <w:lvl w:ilvl="0">
-      <w:start w:val="1"/>
-      <w:numFmt w:val="decimal"/>
-      <w:lvlText w:val="%1)"/>
-      <w:lvlJc w:val="left"/>
-      <w:pPr>
-        <w:ind w:left="0" w:firstLine="0"/>
-      </w:pPr>
-      <w:rPr>
-        <w:rFonts w:hint="default"/>
-      </w:rPr>
-    </w:lvl>
-    <w:lvl w:ilvl="1">
-      <w:start w:val="1"/>
-      <w:numFmt w:val="lowerLetter"/>
-      <w:lvlText w:val="%2."/>
-      <w:lvlJc w:val="left"/>
-      <w:pPr>
-        <w:ind w:left="1440" w:hanging="360"/>
-      </w:pPr>
-    </w:lvl>
-    <w:lvl w:ilvl="2">
-      <w:start w:val="1"/>
-      <w:numFmt w:val="lowerRoman"/>
-      <w:lvlText w:val="%3."/>
-      <w:lvlJc w:val="right"/>
-      <w:pPr>
-        <w:ind w:left="2160" w:hanging="180"/>
-      </w:pPr>
-    </w:lvl>
-    <w:lvl w:ilvl="3">
-      <w:start w:val="1"/>
-      <w:numFmt w:val="decimal"/>
-      <w:lvlText w:val="%4."/>
-      <w:lvlJc w:val="left"/>
-      <w:pPr>
-        <w:ind w:left="2880" w:hanging="360"/>
-      </w:pPr>
-    </w:lvl>
-    <w:lvl w:ilvl="4">
-      <w:start w:val="1"/>
-      <w:numFmt w:val="lowerLetter"/>
-      <w:lvlText w:val="%5."/>
-      <w:lvlJc w:val="left"/>
-      <w:pPr>
-        <w:ind w:left="3600" w:hanging="360"/>
-      </w:pPr>
-    </w:lvl>
-    <w:lvl w:ilvl="5">
-      <w:start w:val="1"/>
-      <w:numFmt w:val="lowerRoman"/>
-      <w:lvlText w:val="%6."/>
-      <w:lvlJc w:val="right"/>
-      <w:pPr>
-        <w:ind w:left="4320" w:hanging="180"/>
-      </w:pPr>
-    </w:lvl>
-    <w:lvl w:ilvl="6">
-      <w:start w:val="1"/>
-      <w:numFmt w:val="decimal"/>
-      <w:lvlText w:val="%7."/>
-      <w:lvlJc w:val="left"/>
-      <w:pPr>
-        <w:ind w:left="5040" w:hanging="360"/>
-      </w:pPr>
-    </w:lvl>
-    <w:lvl w:ilvl="7">
-      <w:start w:val="1"/>
-      <w:numFmt w:val="lowerLetter"/>
-      <w:lvlText w:val="%8."/>
-      <w:lvlJc w:val="left"/>
-      <w:pPr>
-        <w:ind w:left="5760" w:hanging="360"/>
-      </w:pPr>
-    </w:lvl>
-    <w:lvl w:ilvl="8">
-      <w:start w:val="1"/>
-      <w:numFmt w:val="lowerRoman"/>
-      <w:lvlText w:val="%9."/>
-      <w:lvlJc w:val="right"/>
-      <w:pPr>
-        <w:ind w:left="6480" w:hanging="180"/>
-      </w:pPr>
-    </w:lvl>
-  </w:abstractNum>
-  <w:abstractNum w:abstractNumId="22" w15:restartNumberingAfterBreak="0">
+  <w:abstractNum w:abstractNumId="2" w15:restartNumberingAfterBreak="0">
     <w:nsid w:val="32E707FF"/>
     <w:multiLevelType w:val="multilevel"/>
     <w:tmpl w:val="33943386"/>
@@ -2078,481 +1756,466 @@
       </w:rPr>
     </w:lvl>
   </w:abstractNum>
-  <w:abstractNum w:abstractNumId="23" w15:restartNumberingAfterBreak="0">
-    <w:nsid w:val="332846BB"/>
+  <w:abstractNum w:abstractNumId="3" w15:restartNumberingAfterBreak="0">
+    <w:nsid w:val="40B64251"/>
     <w:multiLevelType w:val="hybridMultilevel"/>
-    <w:tmpl w:val="9D4838F0"/>
-    <w:lvl w:ilvl="0" w:tplc="0C22BF76">
-      <w:start w:val="1"/>
-      <w:numFmt w:val="bullet"/>
-      <w:suff w:val="space"/>
+    <w:tmpl w:val="FCD419E6"/>
+    <w:lvl w:ilvl="0" w:tplc="04090001">
+      <w:start w:val="1"/>
+      <w:numFmt w:val="bullet"/>
       <w:lvlText w:val=""/>
       <w:lvlJc w:val="left"/>
       <w:pPr>
-        <w:ind w:left="0" w:firstLine="0"/>
+        <w:ind w:left="1060" w:hanging="360"/>
       </w:pPr>
       <w:rPr>
         <w:rFonts w:ascii="Symbol" w:hAnsi="Symbol" w:hint="default"/>
       </w:rPr>
     </w:lvl>
-    <w:lvl w:ilvl="1" w:tplc="08160003" w:tentative="1">
+    <w:lvl w:ilvl="1" w:tplc="04090003" w:tentative="1">
       <w:start w:val="1"/>
       <w:numFmt w:val="bullet"/>
       <w:lvlText w:val="o"/>
       <w:lvlJc w:val="left"/>
       <w:pPr>
-        <w:ind w:left="1440" w:hanging="360"/>
+        <w:ind w:left="1780" w:hanging="360"/>
       </w:pPr>
       <w:rPr>
         <w:rFonts w:ascii="Courier New" w:hAnsi="Courier New" w:cs="Courier New" w:hint="default"/>
       </w:rPr>
     </w:lvl>
-    <w:lvl w:ilvl="2" w:tplc="08160005" w:tentative="1">
+    <w:lvl w:ilvl="2" w:tplc="04090005" w:tentative="1">
       <w:start w:val="1"/>
       <w:numFmt w:val="bullet"/>
       <w:lvlText w:val=""/>
       <w:lvlJc w:val="left"/>
       <w:pPr>
-        <w:ind w:left="2160" w:hanging="360"/>
+        <w:ind w:left="2500" w:hanging="360"/>
       </w:pPr>
       <w:rPr>
         <w:rFonts w:ascii="Wingdings" w:hAnsi="Wingdings" w:hint="default"/>
       </w:rPr>
     </w:lvl>
-    <w:lvl w:ilvl="3" w:tplc="08160001" w:tentative="1">
+    <w:lvl w:ilvl="3" w:tplc="04090001" w:tentative="1">
       <w:start w:val="1"/>
       <w:numFmt w:val="bullet"/>
       <w:lvlText w:val=""/>
       <w:lvlJc w:val="left"/>
       <w:pPr>
-        <w:ind w:left="2880" w:hanging="360"/>
+        <w:ind w:left="3220" w:hanging="360"/>
       </w:pPr>
       <w:rPr>
         <w:rFonts w:ascii="Symbol" w:hAnsi="Symbol" w:hint="default"/>
       </w:rPr>
     </w:lvl>
-    <w:lvl w:ilvl="4" w:tplc="08160003" w:tentative="1">
+    <w:lvl w:ilvl="4" w:tplc="04090003" w:tentative="1">
       <w:start w:val="1"/>
       <w:numFmt w:val="bullet"/>
       <w:lvlText w:val="o"/>
       <w:lvlJc w:val="left"/>
       <w:pPr>
-        <w:ind w:left="3600" w:hanging="360"/>
+        <w:ind w:left="3940" w:hanging="360"/>
       </w:pPr>
       <w:rPr>
         <w:rFonts w:ascii="Courier New" w:hAnsi="Courier New" w:cs="Courier New" w:hint="default"/>
       </w:rPr>
     </w:lvl>
-    <w:lvl w:ilvl="5" w:tplc="08160005" w:tentative="1">
+    <w:lvl w:ilvl="5" w:tplc="04090005" w:tentative="1">
       <w:start w:val="1"/>
       <w:numFmt w:val="bullet"/>
       <w:lvlText w:val=""/>
       <w:lvlJc w:val="left"/>
       <w:pPr>
-        <w:ind w:left="4320" w:hanging="360"/>
+        <w:ind w:left="4660" w:hanging="360"/>
       </w:pPr>
       <w:rPr>
         <w:rFonts w:ascii="Wingdings" w:hAnsi="Wingdings" w:hint="default"/>
       </w:rPr>
     </w:lvl>
-    <w:lvl w:ilvl="6" w:tplc="08160001" w:tentative="1">
+    <w:lvl w:ilvl="6" w:tplc="04090001" w:tentative="1">
       <w:start w:val="1"/>
       <w:numFmt w:val="bullet"/>
       <w:lvlText w:val=""/>
       <w:lvlJc w:val="left"/>
       <w:pPr>
-        <w:ind w:left="5040" w:hanging="360"/>
+        <w:ind w:left="5380" w:hanging="360"/>
       </w:pPr>
       <w:rPr>
         <w:rFonts w:ascii="Symbol" w:hAnsi="Symbol" w:hint="default"/>
       </w:rPr>
     </w:lvl>
-    <w:lvl w:ilvl="7" w:tplc="08160003" w:tentative="1">
+    <w:lvl w:ilvl="7" w:tplc="04090003" w:tentative="1">
       <w:start w:val="1"/>
       <w:numFmt w:val="bullet"/>
       <w:lvlText w:val="o"/>
       <w:lvlJc w:val="left"/>
       <w:pPr>
-        <w:ind w:left="5760" w:hanging="360"/>
+        <w:ind w:left="6100" w:hanging="360"/>
       </w:pPr>
       <w:rPr>
         <w:rFonts w:ascii="Courier New" w:hAnsi="Courier New" w:cs="Courier New" w:hint="default"/>
       </w:rPr>
     </w:lvl>
-    <w:lvl w:ilvl="8" w:tplc="08160005" w:tentative="1">
+    <w:lvl w:ilvl="8" w:tplc="04090005" w:tentative="1">
       <w:start w:val="1"/>
       <w:numFmt w:val="bullet"/>
       <w:lvlText w:val=""/>
       <w:lvlJc w:val="left"/>
       <w:pPr>
-        <w:ind w:left="6480" w:hanging="360"/>
+        <w:ind w:left="6820" w:hanging="360"/>
       </w:pPr>
       <w:rPr>
         <w:rFonts w:ascii="Wingdings" w:hAnsi="Wingdings" w:hint="default"/>
       </w:rPr>
     </w:lvl>
   </w:abstractNum>
-  <w:abstractNum w:abstractNumId="24" w15:restartNumberingAfterBreak="0">
-    <w:nsid w:val="3A5C1A57"/>
-    <w:multiLevelType w:val="multilevel"/>
-    <w:tmpl w:val="CF163042"/>
-    <w:lvl w:ilvl="0">
-      <w:start w:val="1"/>
-      <w:numFmt w:val="decimal"/>
-      <w:lvlText w:val="%1."/>
-      <w:lvlJc w:val="left"/>
-      <w:pPr>
-        <w:ind w:left="700" w:hanging="360"/>
-      </w:pPr>
-      <w:rPr>
-        <w:rFonts w:hint="default"/>
-      </w:rPr>
-    </w:lvl>
-    <w:lvl w:ilvl="1">
-      <w:start w:val="1"/>
-      <w:numFmt w:val="lowerLetter"/>
-      <w:lvlText w:val="%2."/>
-      <w:lvlJc w:val="left"/>
-      <w:pPr>
-        <w:ind w:left="1440" w:hanging="360"/>
-      </w:pPr>
-    </w:lvl>
-    <w:lvl w:ilvl="2">
-      <w:start w:val="1"/>
-      <w:numFmt w:val="lowerRoman"/>
-      <w:lvlText w:val="%3."/>
-      <w:lvlJc w:val="right"/>
-      <w:pPr>
-        <w:ind w:left="2160" w:hanging="180"/>
-      </w:pPr>
-    </w:lvl>
-    <w:lvl w:ilvl="3">
-      <w:start w:val="1"/>
-      <w:numFmt w:val="decimal"/>
-      <w:lvlText w:val="%4."/>
-      <w:lvlJc w:val="left"/>
-      <w:pPr>
-        <w:ind w:left="2880" w:hanging="360"/>
-      </w:pPr>
-    </w:lvl>
-    <w:lvl w:ilvl="4">
-      <w:start w:val="1"/>
-      <w:numFmt w:val="lowerLetter"/>
-      <w:lvlText w:val="%5."/>
-      <w:lvlJc w:val="left"/>
-      <w:pPr>
-        <w:ind w:left="3600" w:hanging="360"/>
-      </w:pPr>
-    </w:lvl>
-    <w:lvl w:ilvl="5">
-      <w:start w:val="1"/>
-      <w:numFmt w:val="lowerRoman"/>
-      <w:lvlText w:val="%6."/>
-      <w:lvlJc w:val="right"/>
-      <w:pPr>
-        <w:ind w:left="4320" w:hanging="180"/>
-      </w:pPr>
-    </w:lvl>
-    <w:lvl w:ilvl="6">
-      <w:start w:val="1"/>
-      <w:numFmt w:val="decimal"/>
-      <w:lvlText w:val="%7."/>
-      <w:lvlJc w:val="left"/>
-      <w:pPr>
-        <w:ind w:left="5040" w:hanging="360"/>
-      </w:pPr>
-    </w:lvl>
-    <w:lvl w:ilvl="7">
-      <w:start w:val="1"/>
-      <w:numFmt w:val="lowerLetter"/>
-      <w:lvlText w:val="%8."/>
-      <w:lvlJc w:val="left"/>
-      <w:pPr>
-        <w:ind w:left="5760" w:hanging="360"/>
-      </w:pPr>
-    </w:lvl>
-    <w:lvl w:ilvl="8">
-      <w:start w:val="1"/>
-      <w:numFmt w:val="lowerRoman"/>
-      <w:lvlText w:val="%9."/>
-      <w:lvlJc w:val="right"/>
-      <w:pPr>
-        <w:ind w:left="6480" w:hanging="180"/>
-      </w:pPr>
+  <w:abstractNum w:abstractNumId="4" w15:restartNumberingAfterBreak="0">
+    <w:nsid w:val="545B77F2"/>
+    <w:multiLevelType w:val="hybridMultilevel"/>
+    <w:tmpl w:val="7D4AF978"/>
+    <w:lvl w:ilvl="0" w:tplc="04090001">
+      <w:start w:val="1"/>
+      <w:numFmt w:val="bullet"/>
+      <w:lvlText w:val=""/>
+      <w:lvlJc w:val="left"/>
+      <w:pPr>
+        <w:ind w:left="1060" w:hanging="360"/>
+      </w:pPr>
+      <w:rPr>
+        <w:rFonts w:ascii="Symbol" w:hAnsi="Symbol" w:hint="default"/>
+      </w:rPr>
+    </w:lvl>
+    <w:lvl w:ilvl="1" w:tplc="04090003" w:tentative="1">
+      <w:start w:val="1"/>
+      <w:numFmt w:val="bullet"/>
+      <w:lvlText w:val="o"/>
+      <w:lvlJc w:val="left"/>
+      <w:pPr>
+        <w:ind w:left="1780" w:hanging="360"/>
+      </w:pPr>
+      <w:rPr>
+        <w:rFonts w:ascii="Courier New" w:hAnsi="Courier New" w:cs="Courier New" w:hint="default"/>
+      </w:rPr>
+    </w:lvl>
+    <w:lvl w:ilvl="2" w:tplc="04090005" w:tentative="1">
+      <w:start w:val="1"/>
+      <w:numFmt w:val="bullet"/>
+      <w:lvlText w:val=""/>
+      <w:lvlJc w:val="left"/>
+      <w:pPr>
+        <w:ind w:left="2500" w:hanging="360"/>
+      </w:pPr>
+      <w:rPr>
+        <w:rFonts w:ascii="Wingdings" w:hAnsi="Wingdings" w:hint="default"/>
+      </w:rPr>
+    </w:lvl>
+    <w:lvl w:ilvl="3" w:tplc="04090001" w:tentative="1">
+      <w:start w:val="1"/>
+      <w:numFmt w:val="bullet"/>
+      <w:lvlText w:val=""/>
+      <w:lvlJc w:val="left"/>
+      <w:pPr>
+        <w:ind w:left="3220" w:hanging="360"/>
+      </w:pPr>
+      <w:rPr>
+        <w:rFonts w:ascii="Symbol" w:hAnsi="Symbol" w:hint="default"/>
+      </w:rPr>
+    </w:lvl>
+    <w:lvl w:ilvl="4" w:tplc="04090003" w:tentative="1">
+      <w:start w:val="1"/>
+      <w:numFmt w:val="bullet"/>
+      <w:lvlText w:val="o"/>
+      <w:lvlJc w:val="left"/>
+      <w:pPr>
+        <w:ind w:left="3940" w:hanging="360"/>
+      </w:pPr>
+      <w:rPr>
+        <w:rFonts w:ascii="Courier New" w:hAnsi="Courier New" w:cs="Courier New" w:hint="default"/>
+      </w:rPr>
+    </w:lvl>
+    <w:lvl w:ilvl="5" w:tplc="04090005" w:tentative="1">
+      <w:start w:val="1"/>
+      <w:numFmt w:val="bullet"/>
+      <w:lvlText w:val=""/>
+      <w:lvlJc w:val="left"/>
+      <w:pPr>
+        <w:ind w:left="4660" w:hanging="360"/>
+      </w:pPr>
+      <w:rPr>
+        <w:rFonts w:ascii="Wingdings" w:hAnsi="Wingdings" w:hint="default"/>
+      </w:rPr>
+    </w:lvl>
+    <w:lvl w:ilvl="6" w:tplc="04090001" w:tentative="1">
+      <w:start w:val="1"/>
+      <w:numFmt w:val="bullet"/>
+      <w:lvlText w:val=""/>
+      <w:lvlJc w:val="left"/>
+      <w:pPr>
+        <w:ind w:left="5380" w:hanging="360"/>
+      </w:pPr>
+      <w:rPr>
+        <w:rFonts w:ascii="Symbol" w:hAnsi="Symbol" w:hint="default"/>
+      </w:rPr>
+    </w:lvl>
+    <w:lvl w:ilvl="7" w:tplc="04090003" w:tentative="1">
+      <w:start w:val="1"/>
+      <w:numFmt w:val="bullet"/>
+      <w:lvlText w:val="o"/>
+      <w:lvlJc w:val="left"/>
+      <w:pPr>
+        <w:ind w:left="6100" w:hanging="360"/>
+      </w:pPr>
+      <w:rPr>
+        <w:rFonts w:ascii="Courier New" w:hAnsi="Courier New" w:cs="Courier New" w:hint="default"/>
+      </w:rPr>
+    </w:lvl>
+    <w:lvl w:ilvl="8" w:tplc="04090005" w:tentative="1">
+      <w:start w:val="1"/>
+      <w:numFmt w:val="bullet"/>
+      <w:lvlText w:val=""/>
+      <w:lvlJc w:val="left"/>
+      <w:pPr>
+        <w:ind w:left="6820" w:hanging="360"/>
+      </w:pPr>
+      <w:rPr>
+        <w:rFonts w:ascii="Wingdings" w:hAnsi="Wingdings" w:hint="default"/>
+      </w:rPr>
     </w:lvl>
   </w:abstractNum>
-  <w:abstractNum w:abstractNumId="25" w15:restartNumberingAfterBreak="0">
-    <w:nsid w:val="4D810593"/>
+  <w:abstractNum w:abstractNumId="5" w15:restartNumberingAfterBreak="0">
+    <w:nsid w:val="5B382C76"/>
     <w:multiLevelType w:val="hybridMultilevel"/>
-    <w:tmpl w:val="CF163042"/>
-    <w:lvl w:ilvl="0" w:tplc="ADA628AC">
-      <w:start w:val="1"/>
-      <w:numFmt w:val="decimal"/>
-      <w:lvlText w:val="%1."/>
-      <w:lvlJc w:val="left"/>
-      <w:pPr>
-        <w:ind w:left="700" w:hanging="360"/>
-      </w:pPr>
-      <w:rPr>
-        <w:rFonts w:hint="default"/>
-      </w:rPr>
-    </w:lvl>
-    <w:lvl w:ilvl="1" w:tplc="08160019" w:tentative="1">
-      <w:start w:val="1"/>
-      <w:numFmt w:val="lowerLetter"/>
-      <w:lvlText w:val="%2."/>
-      <w:lvlJc w:val="left"/>
-      <w:pPr>
-        <w:ind w:left="1440" w:hanging="360"/>
-      </w:pPr>
-    </w:lvl>
-    <w:lvl w:ilvl="2" w:tplc="0816001B" w:tentative="1">
-      <w:start w:val="1"/>
-      <w:numFmt w:val="lowerRoman"/>
-      <w:lvlText w:val="%3."/>
-      <w:lvlJc w:val="right"/>
-      <w:pPr>
-        <w:ind w:left="2160" w:hanging="180"/>
-      </w:pPr>
-    </w:lvl>
-    <w:lvl w:ilvl="3" w:tplc="0816000F" w:tentative="1">
-      <w:start w:val="1"/>
-      <w:numFmt w:val="decimal"/>
-      <w:lvlText w:val="%4."/>
-      <w:lvlJc w:val="left"/>
-      <w:pPr>
-        <w:ind w:left="2880" w:hanging="360"/>
-      </w:pPr>
-    </w:lvl>
-    <w:lvl w:ilvl="4" w:tplc="08160019" w:tentative="1">
-      <w:start w:val="1"/>
-      <w:numFmt w:val="lowerLetter"/>
-      <w:lvlText w:val="%5."/>
-      <w:lvlJc w:val="left"/>
-      <w:pPr>
-        <w:ind w:left="3600" w:hanging="360"/>
-      </w:pPr>
-    </w:lvl>
-    <w:lvl w:ilvl="5" w:tplc="0816001B" w:tentative="1">
-      <w:start w:val="1"/>
-      <w:numFmt w:val="lowerRoman"/>
-      <w:lvlText w:val="%6."/>
-      <w:lvlJc w:val="right"/>
-      <w:pPr>
-        <w:ind w:left="4320" w:hanging="180"/>
-      </w:pPr>
-    </w:lvl>
-    <w:lvl w:ilvl="6" w:tplc="0816000F" w:tentative="1">
-      <w:start w:val="1"/>
-      <w:numFmt w:val="decimal"/>
-      <w:lvlText w:val="%7."/>
-      <w:lvlJc w:val="left"/>
-      <w:pPr>
-        <w:ind w:left="5040" w:hanging="360"/>
-      </w:pPr>
-    </w:lvl>
-    <w:lvl w:ilvl="7" w:tplc="08160019" w:tentative="1">
-      <w:start w:val="1"/>
-      <w:numFmt w:val="lowerLetter"/>
-      <w:lvlText w:val="%8."/>
-      <w:lvlJc w:val="left"/>
-      <w:pPr>
-        <w:ind w:left="5760" w:hanging="360"/>
-      </w:pPr>
-    </w:lvl>
-    <w:lvl w:ilvl="8" w:tplc="0816001B" w:tentative="1">
-      <w:start w:val="1"/>
-      <w:numFmt w:val="lowerRoman"/>
-      <w:lvlText w:val="%9."/>
-      <w:lvlJc w:val="right"/>
-      <w:pPr>
-        <w:ind w:left="6480" w:hanging="180"/>
-      </w:pPr>
+    <w:tmpl w:val="1A2EAB1E"/>
+    <w:lvl w:ilvl="0" w:tplc="04090001">
+      <w:start w:val="1"/>
+      <w:numFmt w:val="bullet"/>
+      <w:lvlText w:val=""/>
+      <w:lvlJc w:val="left"/>
+      <w:pPr>
+        <w:ind w:left="1060" w:hanging="360"/>
+      </w:pPr>
+      <w:rPr>
+        <w:rFonts w:ascii="Symbol" w:hAnsi="Symbol" w:hint="default"/>
+      </w:rPr>
+    </w:lvl>
+    <w:lvl w:ilvl="1" w:tplc="04090003" w:tentative="1">
+      <w:start w:val="1"/>
+      <w:numFmt w:val="bullet"/>
+      <w:lvlText w:val="o"/>
+      <w:lvlJc w:val="left"/>
+      <w:pPr>
+        <w:ind w:left="1780" w:hanging="360"/>
+      </w:pPr>
+      <w:rPr>
+        <w:rFonts w:ascii="Courier New" w:hAnsi="Courier New" w:cs="Courier New" w:hint="default"/>
+      </w:rPr>
+    </w:lvl>
+    <w:lvl w:ilvl="2" w:tplc="04090005" w:tentative="1">
+      <w:start w:val="1"/>
+      <w:numFmt w:val="bullet"/>
+      <w:lvlText w:val=""/>
+      <w:lvlJc w:val="left"/>
+      <w:pPr>
+        <w:ind w:left="2500" w:hanging="360"/>
+      </w:pPr>
+      <w:rPr>
+        <w:rFonts w:ascii="Wingdings" w:hAnsi="Wingdings" w:hint="default"/>
+      </w:rPr>
+    </w:lvl>
+    <w:lvl w:ilvl="3" w:tplc="04090001" w:tentative="1">
+      <w:start w:val="1"/>
+      <w:numFmt w:val="bullet"/>
+      <w:lvlText w:val=""/>
+      <w:lvlJc w:val="left"/>
+      <w:pPr>
+        <w:ind w:left="3220" w:hanging="360"/>
+      </w:pPr>
+      <w:rPr>
+        <w:rFonts w:ascii="Symbol" w:hAnsi="Symbol" w:hint="default"/>
+      </w:rPr>
+    </w:lvl>
+    <w:lvl w:ilvl="4" w:tplc="04090003" w:tentative="1">
+      <w:start w:val="1"/>
+      <w:numFmt w:val="bullet"/>
+      <w:lvlText w:val="o"/>
+      <w:lvlJc w:val="left"/>
+      <w:pPr>
+        <w:ind w:left="3940" w:hanging="360"/>
+      </w:pPr>
+      <w:rPr>
+        <w:rFonts w:ascii="Courier New" w:hAnsi="Courier New" w:cs="Courier New" w:hint="default"/>
+      </w:rPr>
+    </w:lvl>
+    <w:lvl w:ilvl="5" w:tplc="04090005" w:tentative="1">
+      <w:start w:val="1"/>
+      <w:numFmt w:val="bullet"/>
+      <w:lvlText w:val=""/>
+      <w:lvlJc w:val="left"/>
+      <w:pPr>
+        <w:ind w:left="4660" w:hanging="360"/>
+      </w:pPr>
+      <w:rPr>
+        <w:rFonts w:ascii="Wingdings" w:hAnsi="Wingdings" w:hint="default"/>
+      </w:rPr>
+    </w:lvl>
+    <w:lvl w:ilvl="6" w:tplc="04090001" w:tentative="1">
+      <w:start w:val="1"/>
+      <w:numFmt w:val="bullet"/>
+      <w:lvlText w:val=""/>
+      <w:lvlJc w:val="left"/>
+      <w:pPr>
+        <w:ind w:left="5380" w:hanging="360"/>
+      </w:pPr>
+      <w:rPr>
+        <w:rFonts w:ascii="Symbol" w:hAnsi="Symbol" w:hint="default"/>
+      </w:rPr>
+    </w:lvl>
+    <w:lvl w:ilvl="7" w:tplc="04090003" w:tentative="1">
+      <w:start w:val="1"/>
+      <w:numFmt w:val="bullet"/>
+      <w:lvlText w:val="o"/>
+      <w:lvlJc w:val="left"/>
+      <w:pPr>
+        <w:ind w:left="6100" w:hanging="360"/>
+      </w:pPr>
+      <w:rPr>
+        <w:rFonts w:ascii="Courier New" w:hAnsi="Courier New" w:cs="Courier New" w:hint="default"/>
+      </w:rPr>
+    </w:lvl>
+    <w:lvl w:ilvl="8" w:tplc="04090005" w:tentative="1">
+      <w:start w:val="1"/>
+      <w:numFmt w:val="bullet"/>
+      <w:lvlText w:val=""/>
+      <w:lvlJc w:val="left"/>
+      <w:pPr>
+        <w:ind w:left="6820" w:hanging="360"/>
+      </w:pPr>
+      <w:rPr>
+        <w:rFonts w:ascii="Wingdings" w:hAnsi="Wingdings" w:hint="default"/>
+      </w:rPr>
     </w:lvl>
   </w:abstractNum>
-  <w:abstractNum w:abstractNumId="26" w15:restartNumberingAfterBreak="0">
-    <w:nsid w:val="4EB9485A"/>
+  <w:abstractNum w:abstractNumId="6" w15:restartNumberingAfterBreak="0">
+    <w:nsid w:val="5B907615"/>
     <w:multiLevelType w:val="hybridMultilevel"/>
-    <w:tmpl w:val="9DB80778"/>
-    <w:lvl w:ilvl="0" w:tplc="FD8ED898">
-      <w:start w:val="1"/>
-      <w:numFmt w:val="decimal"/>
-      <w:lvlText w:val="%1."/>
-      <w:lvlJc w:val="left"/>
-      <w:pPr>
-        <w:ind w:left="360" w:hanging="360"/>
-      </w:pPr>
-      <w:rPr>
-        <w:b/>
-      </w:rPr>
-    </w:lvl>
-    <w:lvl w:ilvl="1" w:tplc="08160019" w:tentative="1">
-      <w:start w:val="1"/>
-      <w:numFmt w:val="lowerLetter"/>
-      <w:lvlText w:val="%2."/>
+    <w:tmpl w:val="8F6EEE66"/>
+    <w:lvl w:ilvl="0" w:tplc="04090001">
+      <w:start w:val="1"/>
+      <w:numFmt w:val="bullet"/>
+      <w:lvlText w:val=""/>
+      <w:lvlJc w:val="left"/>
+      <w:pPr>
+        <w:ind w:left="1060" w:hanging="360"/>
+      </w:pPr>
+      <w:rPr>
+        <w:rFonts w:ascii="Symbol" w:hAnsi="Symbol" w:hint="default"/>
+      </w:rPr>
+    </w:lvl>
+    <w:lvl w:ilvl="1" w:tplc="04090003" w:tentative="1">
+      <w:start w:val="1"/>
+      <w:numFmt w:val="bullet"/>
+      <w:lvlText w:val="o"/>
       <w:lvlJc w:val="left"/>
       <w:pPr>
         <w:ind w:left="1780" w:hanging="360"/>
       </w:pPr>
-    </w:lvl>
-    <w:lvl w:ilvl="2" w:tplc="0816001B" w:tentative="1">
-      <w:start w:val="1"/>
-      <w:numFmt w:val="lowerRoman"/>
-      <w:lvlText w:val="%3."/>
-      <w:lvlJc w:val="right"/>
-      <w:pPr>
-        <w:ind w:left="2500" w:hanging="180"/>
-      </w:pPr>
-    </w:lvl>
-    <w:lvl w:ilvl="3" w:tplc="0816000F" w:tentative="1">
-      <w:start w:val="1"/>
-      <w:numFmt w:val="decimal"/>
-      <w:lvlText w:val="%4."/>
+      <w:rPr>
+        <w:rFonts w:ascii="Courier New" w:hAnsi="Courier New" w:cs="Courier New" w:hint="default"/>
+      </w:rPr>
+    </w:lvl>
+    <w:lvl w:ilvl="2" w:tplc="04090005" w:tentative="1">
+      <w:start w:val="1"/>
+      <w:numFmt w:val="bullet"/>
+      <w:lvlText w:val=""/>
+      <w:lvlJc w:val="left"/>
+      <w:pPr>
+        <w:ind w:left="2500" w:hanging="360"/>
+      </w:pPr>
+      <w:rPr>
+        <w:rFonts w:ascii="Wingdings" w:hAnsi="Wingdings" w:hint="default"/>
+      </w:rPr>
+    </w:lvl>
+    <w:lvl w:ilvl="3" w:tplc="04090001" w:tentative="1">
+      <w:start w:val="1"/>
+      <w:numFmt w:val="bullet"/>
+      <w:lvlText w:val=""/>
       <w:lvlJc w:val="left"/>
       <w:pPr>
         <w:ind w:left="3220" w:hanging="360"/>
       </w:pPr>
-    </w:lvl>
-    <w:lvl w:ilvl="4" w:tplc="08160019" w:tentative="1">
-      <w:start w:val="1"/>
-      <w:numFmt w:val="lowerLetter"/>
-      <w:lvlText w:val="%5."/>
+      <w:rPr>
+        <w:rFonts w:ascii="Symbol" w:hAnsi="Symbol" w:hint="default"/>
+      </w:rPr>
+    </w:lvl>
+    <w:lvl w:ilvl="4" w:tplc="04090003" w:tentative="1">
+      <w:start w:val="1"/>
+      <w:numFmt w:val="bullet"/>
+      <w:lvlText w:val="o"/>
       <w:lvlJc w:val="left"/>
       <w:pPr>
         <w:ind w:left="3940" w:hanging="360"/>
       </w:pPr>
-    </w:lvl>
-    <w:lvl w:ilvl="5" w:tplc="0816001B" w:tentative="1">
-      <w:start w:val="1"/>
-      <w:numFmt w:val="lowerRoman"/>
-      <w:lvlText w:val="%6."/>
-      <w:lvlJc w:val="right"/>
-      <w:pPr>
-        <w:ind w:left="4660" w:hanging="180"/>
-      </w:pPr>
-    </w:lvl>
-    <w:lvl w:ilvl="6" w:tplc="0816000F" w:tentative="1">
-      <w:start w:val="1"/>
-      <w:numFmt w:val="decimal"/>
-      <w:lvlText w:val="%7."/>
+      <w:rPr>
+        <w:rFonts w:ascii="Courier New" w:hAnsi="Courier New" w:cs="Courier New" w:hint="default"/>
+      </w:rPr>
+    </w:lvl>
+    <w:lvl w:ilvl="5" w:tplc="04090005" w:tentative="1">
+      <w:start w:val="1"/>
+      <w:numFmt w:val="bullet"/>
+      <w:lvlText w:val=""/>
+      <w:lvlJc w:val="left"/>
+      <w:pPr>
+        <w:ind w:left="4660" w:hanging="360"/>
+      </w:pPr>
+      <w:rPr>
+        <w:rFonts w:ascii="Wingdings" w:hAnsi="Wingdings" w:hint="default"/>
+      </w:rPr>
+    </w:lvl>
+    <w:lvl w:ilvl="6" w:tplc="04090001" w:tentative="1">
+      <w:start w:val="1"/>
+      <w:numFmt w:val="bullet"/>
+      <w:lvlText w:val=""/>
       <w:lvlJc w:val="left"/>
       <w:pPr>
         <w:ind w:left="5380" w:hanging="360"/>
       </w:pPr>
-    </w:lvl>
-    <w:lvl w:ilvl="7" w:tplc="08160019" w:tentative="1">
-      <w:start w:val="1"/>
-      <w:numFmt w:val="lowerLetter"/>
-      <w:lvlText w:val="%8."/>
+      <w:rPr>
+        <w:rFonts w:ascii="Symbol" w:hAnsi="Symbol" w:hint="default"/>
+      </w:rPr>
+    </w:lvl>
+    <w:lvl w:ilvl="7" w:tplc="04090003" w:tentative="1">
+      <w:start w:val="1"/>
+      <w:numFmt w:val="bullet"/>
+      <w:lvlText w:val="o"/>
       <w:lvlJc w:val="left"/>
       <w:pPr>
         <w:ind w:left="6100" w:hanging="360"/>
       </w:pPr>
-    </w:lvl>
-    <w:lvl w:ilvl="8" w:tplc="0816001B" w:tentative="1">
-      <w:start w:val="1"/>
-      <w:numFmt w:val="lowerRoman"/>
-      <w:lvlText w:val="%9."/>
-      <w:lvlJc w:val="right"/>
-      <w:pPr>
-        <w:ind w:left="6820" w:hanging="180"/>
-      </w:pPr>
+      <w:rPr>
+        <w:rFonts w:ascii="Courier New" w:hAnsi="Courier New" w:cs="Courier New" w:hint="default"/>
+      </w:rPr>
+    </w:lvl>
+    <w:lvl w:ilvl="8" w:tplc="04090005" w:tentative="1">
+      <w:start w:val="1"/>
+      <w:numFmt w:val="bullet"/>
+      <w:lvlText w:val=""/>
+      <w:lvlJc w:val="left"/>
+      <w:pPr>
+        <w:ind w:left="6820" w:hanging="360"/>
+      </w:pPr>
+      <w:rPr>
+        <w:rFonts w:ascii="Wingdings" w:hAnsi="Wingdings" w:hint="default"/>
+      </w:rPr>
     </w:lvl>
   </w:abstractNum>
-  <w:abstractNum w:abstractNumId="27" w15:restartNumberingAfterBreak="0">
-    <w:nsid w:val="5DBA7AA3"/>
-    <w:multiLevelType w:val="hybridMultilevel"/>
-    <w:tmpl w:val="079C2502"/>
-    <w:lvl w:ilvl="0" w:tplc="DF569B80">
-      <w:start w:val="1"/>
-      <w:numFmt w:val="decimal"/>
-      <w:lvlText w:val="%1."/>
-      <w:lvlJc w:val="left"/>
-      <w:pPr>
-        <w:ind w:left="720" w:hanging="360"/>
-      </w:pPr>
-    </w:lvl>
-    <w:lvl w:ilvl="1" w:tplc="08160019" w:tentative="1">
-      <w:start w:val="1"/>
-      <w:numFmt w:val="lowerLetter"/>
-      <w:lvlText w:val="%2."/>
-      <w:lvlJc w:val="left"/>
-      <w:pPr>
-        <w:ind w:left="1440" w:hanging="360"/>
-      </w:pPr>
-    </w:lvl>
-    <w:lvl w:ilvl="2" w:tplc="0816001B" w:tentative="1">
-      <w:start w:val="1"/>
-      <w:numFmt w:val="lowerRoman"/>
-      <w:lvlText w:val="%3."/>
-      <w:lvlJc w:val="right"/>
-      <w:pPr>
-        <w:ind w:left="2160" w:hanging="180"/>
-      </w:pPr>
-    </w:lvl>
-    <w:lvl w:ilvl="3" w:tplc="0816000F" w:tentative="1">
-      <w:start w:val="1"/>
-      <w:numFmt w:val="decimal"/>
-      <w:lvlText w:val="%4."/>
-      <w:lvlJc w:val="left"/>
-      <w:pPr>
-        <w:ind w:left="2880" w:hanging="360"/>
-      </w:pPr>
-    </w:lvl>
-    <w:lvl w:ilvl="4" w:tplc="08160019" w:tentative="1">
-      <w:start w:val="1"/>
-      <w:numFmt w:val="lowerLetter"/>
-      <w:lvlText w:val="%5."/>
-      <w:lvlJc w:val="left"/>
-      <w:pPr>
-        <w:ind w:left="3600" w:hanging="360"/>
-      </w:pPr>
-    </w:lvl>
-    <w:lvl w:ilvl="5" w:tplc="0816001B" w:tentative="1">
-      <w:start w:val="1"/>
-      <w:numFmt w:val="lowerRoman"/>
-      <w:lvlText w:val="%6."/>
-      <w:lvlJc w:val="right"/>
-      <w:pPr>
-        <w:ind w:left="4320" w:hanging="180"/>
-      </w:pPr>
-    </w:lvl>
-    <w:lvl w:ilvl="6" w:tplc="0816000F" w:tentative="1">
-      <w:start w:val="1"/>
-      <w:numFmt w:val="decimal"/>
-      <w:lvlText w:val="%7."/>
-      <w:lvlJc w:val="left"/>
-      <w:pPr>
-        <w:ind w:left="5040" w:hanging="360"/>
-      </w:pPr>
-    </w:lvl>
-    <w:lvl w:ilvl="7" w:tplc="08160019" w:tentative="1">
-      <w:start w:val="1"/>
-      <w:numFmt w:val="lowerLetter"/>
-      <w:lvlText w:val="%8."/>
-      <w:lvlJc w:val="left"/>
-      <w:pPr>
-        <w:ind w:left="5760" w:hanging="360"/>
-      </w:pPr>
-    </w:lvl>
-    <w:lvl w:ilvl="8" w:tplc="0816001B" w:tentative="1">
-      <w:start w:val="1"/>
-      <w:numFmt w:val="lowerRoman"/>
-      <w:lvlText w:val="%9."/>
-      <w:lvlJc w:val="right"/>
-      <w:pPr>
-        <w:ind w:left="6480" w:hanging="180"/>
-      </w:pPr>
-    </w:lvl>
-  </w:abstractNum>
-  <w:abstractNum w:abstractNumId="28" w15:restartNumberingAfterBreak="0">
+  <w:abstractNum w:abstractNumId="7" w15:restartNumberingAfterBreak="0">
     <w:nsid w:val="606135BF"/>
     <w:multiLevelType w:val="hybridMultilevel"/>
     <w:tmpl w:val="789C53F4"/>
     <w:lvl w:ilvl="0" w:tplc="34284C46">
       <w:start w:val="1"/>
       <w:numFmt w:val="upperRoman"/>
-      <w:pStyle w:val="Ttulo6"/>
+      <w:pStyle w:val="Heading6"/>
       <w:lvlText w:val="Anexo %1"/>
       <w:lvlJc w:val="left"/>
       <w:pPr>
@@ -2635,183 +2298,11 @@
       </w:pPr>
     </w:lvl>
   </w:abstractNum>
-  <w:abstractNum w:abstractNumId="29" w15:restartNumberingAfterBreak="0">
-    <w:nsid w:val="644319F0"/>
-    <w:multiLevelType w:val="multilevel"/>
-    <w:tmpl w:val="0816001D"/>
-    <w:lvl w:ilvl="0">
-      <w:start w:val="1"/>
-      <w:numFmt w:val="decimal"/>
-      <w:lvlText w:val="%1)"/>
-      <w:lvlJc w:val="left"/>
-      <w:pPr>
-        <w:ind w:left="360" w:hanging="360"/>
-      </w:pPr>
-    </w:lvl>
-    <w:lvl w:ilvl="1">
-      <w:start w:val="1"/>
-      <w:numFmt w:val="lowerLetter"/>
-      <w:lvlText w:val="%2)"/>
-      <w:lvlJc w:val="left"/>
-      <w:pPr>
-        <w:ind w:left="720" w:hanging="360"/>
-      </w:pPr>
-    </w:lvl>
-    <w:lvl w:ilvl="2">
-      <w:start w:val="1"/>
-      <w:numFmt w:val="lowerRoman"/>
-      <w:lvlText w:val="%3)"/>
-      <w:lvlJc w:val="left"/>
-      <w:pPr>
-        <w:ind w:left="1080" w:hanging="360"/>
-      </w:pPr>
-    </w:lvl>
-    <w:lvl w:ilvl="3">
-      <w:start w:val="1"/>
-      <w:numFmt w:val="decimal"/>
-      <w:lvlText w:val="(%4)"/>
-      <w:lvlJc w:val="left"/>
-      <w:pPr>
-        <w:ind w:left="1440" w:hanging="360"/>
-      </w:pPr>
-    </w:lvl>
-    <w:lvl w:ilvl="4">
-      <w:start w:val="1"/>
-      <w:numFmt w:val="lowerLetter"/>
-      <w:lvlText w:val="(%5)"/>
-      <w:lvlJc w:val="left"/>
-      <w:pPr>
-        <w:ind w:left="1800" w:hanging="360"/>
-      </w:pPr>
-    </w:lvl>
-    <w:lvl w:ilvl="5">
-      <w:start w:val="1"/>
-      <w:numFmt w:val="lowerRoman"/>
-      <w:lvlText w:val="(%6)"/>
-      <w:lvlJc w:val="left"/>
-      <w:pPr>
-        <w:ind w:left="2160" w:hanging="360"/>
-      </w:pPr>
-    </w:lvl>
-    <w:lvl w:ilvl="6">
-      <w:start w:val="1"/>
-      <w:numFmt w:val="decimal"/>
-      <w:lvlText w:val="%7."/>
-      <w:lvlJc w:val="left"/>
-      <w:pPr>
-        <w:ind w:left="2520" w:hanging="360"/>
-      </w:pPr>
-    </w:lvl>
-    <w:lvl w:ilvl="7">
-      <w:start w:val="1"/>
-      <w:numFmt w:val="lowerLetter"/>
-      <w:lvlText w:val="%8."/>
-      <w:lvlJc w:val="left"/>
-      <w:pPr>
-        <w:ind w:left="2880" w:hanging="360"/>
-      </w:pPr>
-    </w:lvl>
-    <w:lvl w:ilvl="8">
-      <w:start w:val="1"/>
-      <w:numFmt w:val="lowerRoman"/>
-      <w:lvlText w:val="%9."/>
-      <w:lvlJc w:val="left"/>
-      <w:pPr>
-        <w:ind w:left="3240" w:hanging="360"/>
-      </w:pPr>
-    </w:lvl>
-  </w:abstractNum>
-  <w:abstractNum w:abstractNumId="30" w15:restartNumberingAfterBreak="0">
-    <w:nsid w:val="69121D94"/>
-    <w:multiLevelType w:val="multilevel"/>
-    <w:tmpl w:val="7C6C9838"/>
-    <w:lvl w:ilvl="0">
-      <w:start w:val="1"/>
-      <w:numFmt w:val="decimal"/>
-      <w:lvlText w:val="%1)"/>
-      <w:lvlJc w:val="left"/>
-      <w:pPr>
-        <w:ind w:left="720" w:hanging="360"/>
-      </w:pPr>
-    </w:lvl>
-    <w:lvl w:ilvl="1">
-      <w:start w:val="1"/>
-      <w:numFmt w:val="lowerLetter"/>
-      <w:lvlText w:val="%2."/>
-      <w:lvlJc w:val="left"/>
-      <w:pPr>
-        <w:ind w:left="1440" w:hanging="360"/>
-      </w:pPr>
-    </w:lvl>
-    <w:lvl w:ilvl="2">
-      <w:start w:val="1"/>
-      <w:numFmt w:val="lowerRoman"/>
-      <w:lvlText w:val="%3."/>
-      <w:lvlJc w:val="right"/>
-      <w:pPr>
-        <w:ind w:left="2160" w:hanging="180"/>
-      </w:pPr>
-    </w:lvl>
-    <w:lvl w:ilvl="3">
-      <w:start w:val="1"/>
-      <w:numFmt w:val="decimal"/>
-      <w:lvlText w:val="%4."/>
-      <w:lvlJc w:val="left"/>
-      <w:pPr>
-        <w:ind w:left="2880" w:hanging="360"/>
-      </w:pPr>
-    </w:lvl>
-    <w:lvl w:ilvl="4">
-      <w:start w:val="1"/>
-      <w:numFmt w:val="lowerLetter"/>
-      <w:lvlText w:val="%5."/>
-      <w:lvlJc w:val="left"/>
-      <w:pPr>
-        <w:ind w:left="3600" w:hanging="360"/>
-      </w:pPr>
-    </w:lvl>
-    <w:lvl w:ilvl="5">
-      <w:start w:val="1"/>
-      <w:numFmt w:val="lowerRoman"/>
-      <w:lvlText w:val="%6."/>
-      <w:lvlJc w:val="right"/>
-      <w:pPr>
-        <w:ind w:left="4320" w:hanging="180"/>
-      </w:pPr>
-    </w:lvl>
-    <w:lvl w:ilvl="6">
-      <w:start w:val="1"/>
-      <w:numFmt w:val="decimal"/>
-      <w:lvlText w:val="%7."/>
-      <w:lvlJc w:val="left"/>
-      <w:pPr>
-        <w:ind w:left="5040" w:hanging="360"/>
-      </w:pPr>
-    </w:lvl>
-    <w:lvl w:ilvl="7">
-      <w:start w:val="1"/>
-      <w:numFmt w:val="lowerLetter"/>
-      <w:lvlText w:val="%8."/>
-      <w:lvlJc w:val="left"/>
-      <w:pPr>
-        <w:ind w:left="5760" w:hanging="360"/>
-      </w:pPr>
-    </w:lvl>
-    <w:lvl w:ilvl="8">
-      <w:start w:val="1"/>
-      <w:numFmt w:val="lowerRoman"/>
-      <w:lvlText w:val="%9."/>
-      <w:lvlJc w:val="right"/>
-      <w:pPr>
-        <w:ind w:left="6480" w:hanging="180"/>
-      </w:pPr>
-    </w:lvl>
-  </w:abstractNum>
-  <w:abstractNum w:abstractNumId="31" w15:restartNumberingAfterBreak="0">
-    <w:nsid w:val="6BAB49E0"/>
+  <w:abstractNum w:abstractNumId="8" w15:restartNumberingAfterBreak="0">
+    <w:nsid w:val="71C1512C"/>
     <w:multiLevelType w:val="hybridMultilevel"/>
-    <w:tmpl w:val="FBC0A698"/>
-    <w:lvl w:ilvl="0" w:tplc="08160001">
+    <w:tmpl w:val="8C0AC060"/>
+    <w:lvl w:ilvl="0" w:tplc="04090001">
       <w:start w:val="1"/>
       <w:numFmt w:val="bullet"/>
       <w:lvlText w:val=""/>
@@ -2823,7 +2314,7 @@
         <w:rFonts w:ascii="Symbol" w:hAnsi="Symbol" w:hint="default"/>
       </w:rPr>
     </w:lvl>
-    <w:lvl w:ilvl="1" w:tplc="08160003">
+    <w:lvl w:ilvl="1" w:tplc="04090003" w:tentative="1">
       <w:start w:val="1"/>
       <w:numFmt w:val="bullet"/>
       <w:lvlText w:val="o"/>
@@ -2835,7 +2326,7 @@
         <w:rFonts w:ascii="Courier New" w:hAnsi="Courier New" w:cs="Courier New" w:hint="default"/>
       </w:rPr>
     </w:lvl>
-    <w:lvl w:ilvl="2" w:tplc="08160005" w:tentative="1">
+    <w:lvl w:ilvl="2" w:tplc="04090005" w:tentative="1">
       <w:start w:val="1"/>
       <w:numFmt w:val="bullet"/>
       <w:lvlText w:val=""/>
@@ -2847,7 +2338,7 @@
         <w:rFonts w:ascii="Wingdings" w:hAnsi="Wingdings" w:hint="default"/>
       </w:rPr>
     </w:lvl>
-    <w:lvl w:ilvl="3" w:tplc="08160001" w:tentative="1">
+    <w:lvl w:ilvl="3" w:tplc="04090001" w:tentative="1">
       <w:start w:val="1"/>
       <w:numFmt w:val="bullet"/>
       <w:lvlText w:val=""/>
@@ -2859,7 +2350,7 @@
         <w:rFonts w:ascii="Symbol" w:hAnsi="Symbol" w:hint="default"/>
       </w:rPr>
     </w:lvl>
-    <w:lvl w:ilvl="4" w:tplc="08160003" w:tentative="1">
+    <w:lvl w:ilvl="4" w:tplc="04090003" w:tentative="1">
       <w:start w:val="1"/>
       <w:numFmt w:val="bullet"/>
       <w:lvlText w:val="o"/>
@@ -2871,7 +2362,7 @@
         <w:rFonts w:ascii="Courier New" w:hAnsi="Courier New" w:cs="Courier New" w:hint="default"/>
       </w:rPr>
     </w:lvl>
-    <w:lvl w:ilvl="5" w:tplc="08160005" w:tentative="1">
+    <w:lvl w:ilvl="5" w:tplc="04090005" w:tentative="1">
       <w:start w:val="1"/>
       <w:numFmt w:val="bullet"/>
       <w:lvlText w:val=""/>
@@ -2883,7 +2374,7 @@
         <w:rFonts w:ascii="Wingdings" w:hAnsi="Wingdings" w:hint="default"/>
       </w:rPr>
     </w:lvl>
-    <w:lvl w:ilvl="6" w:tplc="08160001" w:tentative="1">
+    <w:lvl w:ilvl="6" w:tplc="04090001" w:tentative="1">
       <w:start w:val="1"/>
       <w:numFmt w:val="bullet"/>
       <w:lvlText w:val=""/>
@@ -2895,7 +2386,7 @@
         <w:rFonts w:ascii="Symbol" w:hAnsi="Symbol" w:hint="default"/>
       </w:rPr>
     </w:lvl>
-    <w:lvl w:ilvl="7" w:tplc="08160003" w:tentative="1">
+    <w:lvl w:ilvl="7" w:tplc="04090003" w:tentative="1">
       <w:start w:val="1"/>
       <w:numFmt w:val="bullet"/>
       <w:lvlText w:val="o"/>
@@ -2907,7 +2398,7 @@
         <w:rFonts w:ascii="Courier New" w:hAnsi="Courier New" w:cs="Courier New" w:hint="default"/>
       </w:rPr>
     </w:lvl>
-    <w:lvl w:ilvl="8" w:tplc="08160005" w:tentative="1">
+    <w:lvl w:ilvl="8" w:tplc="04090005" w:tentative="1">
       <w:start w:val="1"/>
       <w:numFmt w:val="bullet"/>
       <w:lvlText w:val=""/>
@@ -2918,609 +2409,36 @@
       <w:rPr>
         <w:rFonts w:ascii="Wingdings" w:hAnsi="Wingdings" w:hint="default"/>
       </w:rPr>
-    </w:lvl>
-  </w:abstractNum>
-  <w:abstractNum w:abstractNumId="32" w15:restartNumberingAfterBreak="0">
-    <w:nsid w:val="6F14118E"/>
-    <w:multiLevelType w:val="hybridMultilevel"/>
-    <w:tmpl w:val="4684948A"/>
-    <w:lvl w:ilvl="0" w:tplc="08160011">
-      <w:start w:val="1"/>
-      <w:numFmt w:val="decimal"/>
-      <w:lvlText w:val="%1)"/>
-      <w:lvlJc w:val="left"/>
-      <w:pPr>
-        <w:ind w:left="720" w:hanging="360"/>
-      </w:pPr>
-      <w:rPr>
-        <w:rFonts w:hint="default"/>
-      </w:rPr>
-    </w:lvl>
-    <w:lvl w:ilvl="1" w:tplc="08160019" w:tentative="1">
-      <w:start w:val="1"/>
-      <w:numFmt w:val="lowerLetter"/>
-      <w:lvlText w:val="%2."/>
-      <w:lvlJc w:val="left"/>
-      <w:pPr>
-        <w:ind w:left="1440" w:hanging="360"/>
-      </w:pPr>
-    </w:lvl>
-    <w:lvl w:ilvl="2" w:tplc="0816001B" w:tentative="1">
-      <w:start w:val="1"/>
-      <w:numFmt w:val="lowerRoman"/>
-      <w:lvlText w:val="%3."/>
-      <w:lvlJc w:val="right"/>
-      <w:pPr>
-        <w:ind w:left="2160" w:hanging="180"/>
-      </w:pPr>
-    </w:lvl>
-    <w:lvl w:ilvl="3" w:tplc="0816000F" w:tentative="1">
-      <w:start w:val="1"/>
-      <w:numFmt w:val="decimal"/>
-      <w:lvlText w:val="%4."/>
-      <w:lvlJc w:val="left"/>
-      <w:pPr>
-        <w:ind w:left="2880" w:hanging="360"/>
-      </w:pPr>
-    </w:lvl>
-    <w:lvl w:ilvl="4" w:tplc="08160019" w:tentative="1">
-      <w:start w:val="1"/>
-      <w:numFmt w:val="lowerLetter"/>
-      <w:lvlText w:val="%5."/>
-      <w:lvlJc w:val="left"/>
-      <w:pPr>
-        <w:ind w:left="3600" w:hanging="360"/>
-      </w:pPr>
-    </w:lvl>
-    <w:lvl w:ilvl="5" w:tplc="0816001B" w:tentative="1">
-      <w:start w:val="1"/>
-      <w:numFmt w:val="lowerRoman"/>
-      <w:lvlText w:val="%6."/>
-      <w:lvlJc w:val="right"/>
-      <w:pPr>
-        <w:ind w:left="4320" w:hanging="180"/>
-      </w:pPr>
-    </w:lvl>
-    <w:lvl w:ilvl="6" w:tplc="0816000F" w:tentative="1">
-      <w:start w:val="1"/>
-      <w:numFmt w:val="decimal"/>
-      <w:lvlText w:val="%7."/>
-      <w:lvlJc w:val="left"/>
-      <w:pPr>
-        <w:ind w:left="5040" w:hanging="360"/>
-      </w:pPr>
-    </w:lvl>
-    <w:lvl w:ilvl="7" w:tplc="08160019" w:tentative="1">
-      <w:start w:val="1"/>
-      <w:numFmt w:val="lowerLetter"/>
-      <w:lvlText w:val="%8."/>
-      <w:lvlJc w:val="left"/>
-      <w:pPr>
-        <w:ind w:left="5760" w:hanging="360"/>
-      </w:pPr>
-    </w:lvl>
-    <w:lvl w:ilvl="8" w:tplc="0816001B" w:tentative="1">
-      <w:start w:val="1"/>
-      <w:numFmt w:val="lowerRoman"/>
-      <w:lvlText w:val="%9."/>
-      <w:lvlJc w:val="right"/>
-      <w:pPr>
-        <w:ind w:left="6480" w:hanging="180"/>
-      </w:pPr>
-    </w:lvl>
-  </w:abstractNum>
-  <w:abstractNum w:abstractNumId="33" w15:restartNumberingAfterBreak="0">
-    <w:nsid w:val="72E1035E"/>
-    <w:multiLevelType w:val="hybridMultilevel"/>
-    <w:tmpl w:val="ACAEFA82"/>
-    <w:lvl w:ilvl="0" w:tplc="0816000F">
-      <w:start w:val="1"/>
-      <w:numFmt w:val="decimal"/>
-      <w:lvlText w:val="%1."/>
-      <w:lvlJc w:val="left"/>
-      <w:pPr>
-        <w:ind w:left="720" w:hanging="360"/>
-      </w:pPr>
-    </w:lvl>
-    <w:lvl w:ilvl="1" w:tplc="08160019" w:tentative="1">
-      <w:start w:val="1"/>
-      <w:numFmt w:val="lowerLetter"/>
-      <w:lvlText w:val="%2."/>
-      <w:lvlJc w:val="left"/>
-      <w:pPr>
-        <w:ind w:left="1440" w:hanging="360"/>
-      </w:pPr>
-    </w:lvl>
-    <w:lvl w:ilvl="2" w:tplc="0816001B" w:tentative="1">
-      <w:start w:val="1"/>
-      <w:numFmt w:val="lowerRoman"/>
-      <w:lvlText w:val="%3."/>
-      <w:lvlJc w:val="right"/>
-      <w:pPr>
-        <w:ind w:left="2160" w:hanging="180"/>
-      </w:pPr>
-    </w:lvl>
-    <w:lvl w:ilvl="3" w:tplc="0816000F" w:tentative="1">
-      <w:start w:val="1"/>
-      <w:numFmt w:val="decimal"/>
-      <w:lvlText w:val="%4."/>
-      <w:lvlJc w:val="left"/>
-      <w:pPr>
-        <w:ind w:left="2880" w:hanging="360"/>
-      </w:pPr>
-    </w:lvl>
-    <w:lvl w:ilvl="4" w:tplc="08160019" w:tentative="1">
-      <w:start w:val="1"/>
-      <w:numFmt w:val="lowerLetter"/>
-      <w:lvlText w:val="%5."/>
-      <w:lvlJc w:val="left"/>
-      <w:pPr>
-        <w:ind w:left="3600" w:hanging="360"/>
-      </w:pPr>
-    </w:lvl>
-    <w:lvl w:ilvl="5" w:tplc="0816001B" w:tentative="1">
-      <w:start w:val="1"/>
-      <w:numFmt w:val="lowerRoman"/>
-      <w:lvlText w:val="%6."/>
-      <w:lvlJc w:val="right"/>
-      <w:pPr>
-        <w:ind w:left="4320" w:hanging="180"/>
-      </w:pPr>
-    </w:lvl>
-    <w:lvl w:ilvl="6" w:tplc="0816000F" w:tentative="1">
-      <w:start w:val="1"/>
-      <w:numFmt w:val="decimal"/>
-      <w:lvlText w:val="%7."/>
-      <w:lvlJc w:val="left"/>
-      <w:pPr>
-        <w:ind w:left="5040" w:hanging="360"/>
-      </w:pPr>
-    </w:lvl>
-    <w:lvl w:ilvl="7" w:tplc="08160019" w:tentative="1">
-      <w:start w:val="1"/>
-      <w:numFmt w:val="lowerLetter"/>
-      <w:lvlText w:val="%8."/>
-      <w:lvlJc w:val="left"/>
-      <w:pPr>
-        <w:ind w:left="5760" w:hanging="360"/>
-      </w:pPr>
-    </w:lvl>
-    <w:lvl w:ilvl="8" w:tplc="0816001B" w:tentative="1">
-      <w:start w:val="1"/>
-      <w:numFmt w:val="lowerRoman"/>
-      <w:lvlText w:val="%9."/>
-      <w:lvlJc w:val="right"/>
-      <w:pPr>
-        <w:ind w:left="6480" w:hanging="180"/>
-      </w:pPr>
-    </w:lvl>
-  </w:abstractNum>
-  <w:abstractNum w:abstractNumId="34" w15:restartNumberingAfterBreak="0">
-    <w:nsid w:val="78066010"/>
-    <w:multiLevelType w:val="hybridMultilevel"/>
-    <w:tmpl w:val="700E61AC"/>
-    <w:lvl w:ilvl="0" w:tplc="08160011">
-      <w:start w:val="1"/>
-      <w:numFmt w:val="decimal"/>
-      <w:lvlText w:val="%1)"/>
-      <w:lvlJc w:val="left"/>
-      <w:pPr>
-        <w:ind w:left="720" w:hanging="360"/>
-      </w:pPr>
-      <w:rPr>
-        <w:rFonts w:hint="default"/>
-      </w:rPr>
-    </w:lvl>
-    <w:lvl w:ilvl="1" w:tplc="08160019" w:tentative="1">
-      <w:start w:val="1"/>
-      <w:numFmt w:val="lowerLetter"/>
-      <w:lvlText w:val="%2."/>
-      <w:lvlJc w:val="left"/>
-      <w:pPr>
-        <w:ind w:left="1440" w:hanging="360"/>
-      </w:pPr>
-    </w:lvl>
-    <w:lvl w:ilvl="2" w:tplc="0816001B" w:tentative="1">
-      <w:start w:val="1"/>
-      <w:numFmt w:val="lowerRoman"/>
-      <w:lvlText w:val="%3."/>
-      <w:lvlJc w:val="right"/>
-      <w:pPr>
-        <w:ind w:left="2160" w:hanging="180"/>
-      </w:pPr>
-    </w:lvl>
-    <w:lvl w:ilvl="3" w:tplc="0816000F" w:tentative="1">
-      <w:start w:val="1"/>
-      <w:numFmt w:val="decimal"/>
-      <w:lvlText w:val="%4."/>
-      <w:lvlJc w:val="left"/>
-      <w:pPr>
-        <w:ind w:left="2880" w:hanging="360"/>
-      </w:pPr>
-    </w:lvl>
-    <w:lvl w:ilvl="4" w:tplc="08160019" w:tentative="1">
-      <w:start w:val="1"/>
-      <w:numFmt w:val="lowerLetter"/>
-      <w:lvlText w:val="%5."/>
-      <w:lvlJc w:val="left"/>
-      <w:pPr>
-        <w:ind w:left="3600" w:hanging="360"/>
-      </w:pPr>
-    </w:lvl>
-    <w:lvl w:ilvl="5" w:tplc="0816001B" w:tentative="1">
-      <w:start w:val="1"/>
-      <w:numFmt w:val="lowerRoman"/>
-      <w:lvlText w:val="%6."/>
-      <w:lvlJc w:val="right"/>
-      <w:pPr>
-        <w:ind w:left="4320" w:hanging="180"/>
-      </w:pPr>
-    </w:lvl>
-    <w:lvl w:ilvl="6" w:tplc="0816000F" w:tentative="1">
-      <w:start w:val="1"/>
-      <w:numFmt w:val="decimal"/>
-      <w:lvlText w:val="%7."/>
-      <w:lvlJc w:val="left"/>
-      <w:pPr>
-        <w:ind w:left="5040" w:hanging="360"/>
-      </w:pPr>
-    </w:lvl>
-    <w:lvl w:ilvl="7" w:tplc="08160019" w:tentative="1">
-      <w:start w:val="1"/>
-      <w:numFmt w:val="lowerLetter"/>
-      <w:lvlText w:val="%8."/>
-      <w:lvlJc w:val="left"/>
-      <w:pPr>
-        <w:ind w:left="5760" w:hanging="360"/>
-      </w:pPr>
-    </w:lvl>
-    <w:lvl w:ilvl="8" w:tplc="0816001B" w:tentative="1">
-      <w:start w:val="1"/>
-      <w:numFmt w:val="lowerRoman"/>
-      <w:lvlText w:val="%9."/>
-      <w:lvlJc w:val="right"/>
-      <w:pPr>
-        <w:ind w:left="6480" w:hanging="180"/>
-      </w:pPr>
-    </w:lvl>
-  </w:abstractNum>
-  <w:abstractNum w:abstractNumId="35" w15:restartNumberingAfterBreak="0">
-    <w:nsid w:val="7C895D4C"/>
-    <w:multiLevelType w:val="multilevel"/>
-    <w:tmpl w:val="0816001D"/>
-    <w:lvl w:ilvl="0">
-      <w:start w:val="1"/>
-      <w:numFmt w:val="decimal"/>
-      <w:lvlText w:val="%1)"/>
-      <w:lvlJc w:val="left"/>
-      <w:pPr>
-        <w:ind w:left="360" w:hanging="360"/>
-      </w:pPr>
-    </w:lvl>
-    <w:lvl w:ilvl="1">
-      <w:start w:val="1"/>
-      <w:numFmt w:val="lowerLetter"/>
-      <w:lvlText w:val="%2)"/>
-      <w:lvlJc w:val="left"/>
-      <w:pPr>
-        <w:ind w:left="720" w:hanging="360"/>
-      </w:pPr>
-    </w:lvl>
-    <w:lvl w:ilvl="2">
-      <w:start w:val="1"/>
-      <w:numFmt w:val="lowerRoman"/>
-      <w:lvlText w:val="%3)"/>
-      <w:lvlJc w:val="left"/>
-      <w:pPr>
-        <w:ind w:left="1080" w:hanging="360"/>
-      </w:pPr>
-    </w:lvl>
-    <w:lvl w:ilvl="3">
-      <w:start w:val="1"/>
-      <w:numFmt w:val="decimal"/>
-      <w:lvlText w:val="(%4)"/>
-      <w:lvlJc w:val="left"/>
-      <w:pPr>
-        <w:ind w:left="1440" w:hanging="360"/>
-      </w:pPr>
-    </w:lvl>
-    <w:lvl w:ilvl="4">
-      <w:start w:val="1"/>
-      <w:numFmt w:val="lowerLetter"/>
-      <w:lvlText w:val="(%5)"/>
-      <w:lvlJc w:val="left"/>
-      <w:pPr>
-        <w:ind w:left="1800" w:hanging="360"/>
-      </w:pPr>
-    </w:lvl>
-    <w:lvl w:ilvl="5">
-      <w:start w:val="1"/>
-      <w:numFmt w:val="lowerRoman"/>
-      <w:lvlText w:val="(%6)"/>
-      <w:lvlJc w:val="left"/>
-      <w:pPr>
-        <w:ind w:left="2160" w:hanging="360"/>
-      </w:pPr>
-    </w:lvl>
-    <w:lvl w:ilvl="6">
-      <w:start w:val="1"/>
-      <w:numFmt w:val="decimal"/>
-      <w:lvlText w:val="%7."/>
-      <w:lvlJc w:val="left"/>
-      <w:pPr>
-        <w:ind w:left="2520" w:hanging="360"/>
-      </w:pPr>
-    </w:lvl>
-    <w:lvl w:ilvl="7">
-      <w:start w:val="1"/>
-      <w:numFmt w:val="lowerLetter"/>
-      <w:lvlText w:val="%8."/>
-      <w:lvlJc w:val="left"/>
-      <w:pPr>
-        <w:ind w:left="2880" w:hanging="360"/>
-      </w:pPr>
-    </w:lvl>
-    <w:lvl w:ilvl="8">
-      <w:start w:val="1"/>
-      <w:numFmt w:val="lowerRoman"/>
-      <w:lvlText w:val="%9."/>
-      <w:lvlJc w:val="left"/>
-      <w:pPr>
-        <w:ind w:left="3240" w:hanging="360"/>
-      </w:pPr>
-    </w:lvl>
-  </w:abstractNum>
-  <w:abstractNum w:abstractNumId="36" w15:restartNumberingAfterBreak="0">
-    <w:nsid w:val="7FC452D6"/>
-    <w:multiLevelType w:val="multilevel"/>
-    <w:tmpl w:val="0816001D"/>
-    <w:lvl w:ilvl="0">
-      <w:start w:val="1"/>
-      <w:numFmt w:val="decimal"/>
-      <w:lvlText w:val="%1)"/>
-      <w:lvlJc w:val="left"/>
-      <w:pPr>
-        <w:ind w:left="360" w:hanging="360"/>
-      </w:pPr>
-    </w:lvl>
-    <w:lvl w:ilvl="1">
-      <w:start w:val="1"/>
-      <w:numFmt w:val="lowerLetter"/>
-      <w:lvlText w:val="%2)"/>
-      <w:lvlJc w:val="left"/>
-      <w:pPr>
-        <w:ind w:left="720" w:hanging="360"/>
-      </w:pPr>
-    </w:lvl>
-    <w:lvl w:ilvl="2">
-      <w:start w:val="1"/>
-      <w:numFmt w:val="lowerRoman"/>
-      <w:lvlText w:val="%3)"/>
-      <w:lvlJc w:val="left"/>
-      <w:pPr>
-        <w:ind w:left="1080" w:hanging="360"/>
-      </w:pPr>
-    </w:lvl>
-    <w:lvl w:ilvl="3">
-      <w:start w:val="1"/>
-      <w:numFmt w:val="decimal"/>
-      <w:lvlText w:val="(%4)"/>
-      <w:lvlJc w:val="left"/>
-      <w:pPr>
-        <w:ind w:left="1440" w:hanging="360"/>
-      </w:pPr>
-    </w:lvl>
-    <w:lvl w:ilvl="4">
-      <w:start w:val="1"/>
-      <w:numFmt w:val="lowerLetter"/>
-      <w:lvlText w:val="(%5)"/>
-      <w:lvlJc w:val="left"/>
-      <w:pPr>
-        <w:ind w:left="1800" w:hanging="360"/>
-      </w:pPr>
-    </w:lvl>
-    <w:lvl w:ilvl="5">
-      <w:start w:val="1"/>
-      <w:numFmt w:val="lowerRoman"/>
-      <w:lvlText w:val="(%6)"/>
-      <w:lvlJc w:val="left"/>
-      <w:pPr>
-        <w:ind w:left="2160" w:hanging="360"/>
-      </w:pPr>
-    </w:lvl>
-    <w:lvl w:ilvl="6">
-      <w:start w:val="1"/>
-      <w:numFmt w:val="decimal"/>
-      <w:lvlText w:val="%7."/>
-      <w:lvlJc w:val="left"/>
-      <w:pPr>
-        <w:ind w:left="2520" w:hanging="360"/>
-      </w:pPr>
-    </w:lvl>
-    <w:lvl w:ilvl="7">
-      <w:start w:val="1"/>
-      <w:numFmt w:val="lowerLetter"/>
-      <w:lvlText w:val="%8."/>
-      <w:lvlJc w:val="left"/>
-      <w:pPr>
-        <w:ind w:left="2880" w:hanging="360"/>
-      </w:pPr>
-    </w:lvl>
-    <w:lvl w:ilvl="8">
-      <w:start w:val="1"/>
-      <w:numFmt w:val="lowerRoman"/>
-      <w:lvlText w:val="%9."/>
-      <w:lvlJc w:val="left"/>
-      <w:pPr>
-        <w:ind w:left="3240" w:hanging="360"/>
-      </w:pPr>
     </w:lvl>
   </w:abstractNum>
   <w:num w:numId="1" w16cid:durableId="412514720">
-    <w:abstractNumId w:val="12"/>
-  </w:num>
-  <w:num w:numId="2" w16cid:durableId="786703804">
-    <w:abstractNumId w:val="20"/>
-  </w:num>
-  <w:num w:numId="3" w16cid:durableId="808330248">
     <w:abstractNumId w:val="0"/>
   </w:num>
-  <w:num w:numId="4" w16cid:durableId="1621033484">
+  <w:num w:numId="2" w16cid:durableId="290135824">
+    <w:abstractNumId w:val="2"/>
+  </w:num>
+  <w:num w:numId="3" w16cid:durableId="381371536">
+    <w:abstractNumId w:val="7"/>
+  </w:num>
+  <w:num w:numId="4" w16cid:durableId="562834048">
     <w:abstractNumId w:val="1"/>
   </w:num>
-  <w:num w:numId="5" w16cid:durableId="1103646113">
-    <w:abstractNumId w:val="2"/>
+  <w:num w:numId="5" w16cid:durableId="475341214">
+    <w:abstractNumId w:val="5"/>
   </w:num>
-  <w:num w:numId="6" w16cid:durableId="148795522">
+  <w:num w:numId="6" w16cid:durableId="423498861">
     <w:abstractNumId w:val="3"/>
   </w:num>
-  <w:num w:numId="7" w16cid:durableId="43918757">
+  <w:num w:numId="7" w16cid:durableId="1619601539">
+    <w:abstractNumId w:val="6"/>
+  </w:num>
+  <w:num w:numId="8" w16cid:durableId="318733730">
     <w:abstractNumId w:val="8"/>
   </w:num>
-  <w:num w:numId="8" w16cid:durableId="1527018239">
+  <w:num w:numId="9" w16cid:durableId="1541481202">
     <w:abstractNumId w:val="4"/>
   </w:num>
-  <w:num w:numId="9" w16cid:durableId="1235704380">
-    <w:abstractNumId w:val="5"/>
-  </w:num>
-  <w:num w:numId="10" w16cid:durableId="414741256">
-    <w:abstractNumId w:val="6"/>
-  </w:num>
-  <w:num w:numId="11" w16cid:durableId="1696733643">
-    <w:abstractNumId w:val="7"/>
-  </w:num>
-  <w:num w:numId="12" w16cid:durableId="1249119307">
-    <w:abstractNumId w:val="9"/>
-  </w:num>
-  <w:num w:numId="13" w16cid:durableId="290135824">
-    <w:abstractNumId w:val="22"/>
-  </w:num>
-  <w:num w:numId="14" w16cid:durableId="203445871">
-    <w:abstractNumId w:val="10"/>
-  </w:num>
-  <w:num w:numId="15" w16cid:durableId="452529064">
-    <w:abstractNumId w:val="25"/>
-  </w:num>
-  <w:num w:numId="16" w16cid:durableId="937567289">
-    <w:abstractNumId w:val="25"/>
-    <w:lvlOverride w:ilvl="0">
-      <w:startOverride w:val="1"/>
-    </w:lvlOverride>
-  </w:num>
-  <w:num w:numId="17" w16cid:durableId="1151217745">
-    <w:abstractNumId w:val="13"/>
-  </w:num>
-  <w:num w:numId="18" w16cid:durableId="165024288">
-    <w:abstractNumId w:val="30"/>
-  </w:num>
-  <w:num w:numId="19" w16cid:durableId="495457741">
-    <w:abstractNumId w:val="21"/>
-  </w:num>
-  <w:num w:numId="20" w16cid:durableId="1007710843">
-    <w:abstractNumId w:val="19"/>
-  </w:num>
-  <w:num w:numId="21" w16cid:durableId="1561014466">
-    <w:abstractNumId w:val="35"/>
-  </w:num>
-  <w:num w:numId="22" w16cid:durableId="1392925547">
-    <w:abstractNumId w:val="29"/>
-  </w:num>
-  <w:num w:numId="23" w16cid:durableId="1677609263">
-    <w:abstractNumId w:val="11"/>
-  </w:num>
-  <w:num w:numId="24" w16cid:durableId="967248045">
-    <w:abstractNumId w:val="26"/>
-  </w:num>
-  <w:num w:numId="25" w16cid:durableId="565797316">
-    <w:abstractNumId w:val="24"/>
-  </w:num>
-  <w:num w:numId="26" w16cid:durableId="381371536">
-    <w:abstractNumId w:val="28"/>
-  </w:num>
-  <w:num w:numId="27" w16cid:durableId="1497108518">
-    <w:abstractNumId w:val="15"/>
-  </w:num>
-  <w:num w:numId="28" w16cid:durableId="281739644">
-    <w:abstractNumId w:val="34"/>
-  </w:num>
-  <w:num w:numId="29" w16cid:durableId="1457330373">
-    <w:abstractNumId w:val="17"/>
-    <w:lvlOverride w:ilvl="0">
-      <w:startOverride w:val="1"/>
-    </w:lvlOverride>
-    <w:lvlOverride w:ilvl="1">
-      <w:startOverride w:val="1"/>
-    </w:lvlOverride>
-    <w:lvlOverride w:ilvl="2">
-      <w:startOverride w:val="1"/>
-    </w:lvlOverride>
-    <w:lvlOverride w:ilvl="3">
-      <w:startOverride w:val="1"/>
-    </w:lvlOverride>
-    <w:lvlOverride w:ilvl="4">
-      <w:startOverride w:val="1"/>
-    </w:lvlOverride>
-    <w:lvlOverride w:ilvl="5">
-      <w:startOverride w:val="1"/>
-    </w:lvlOverride>
-    <w:lvlOverride w:ilvl="6">
-      <w:startOverride w:val="1"/>
-    </w:lvlOverride>
-    <w:lvlOverride w:ilvl="7">
-      <w:startOverride w:val="1"/>
-    </w:lvlOverride>
-    <w:lvlOverride w:ilvl="8">
-      <w:startOverride w:val="1"/>
-    </w:lvlOverride>
-  </w:num>
-  <w:num w:numId="30" w16cid:durableId="718477006">
-    <w:abstractNumId w:val="18"/>
-  </w:num>
-  <w:num w:numId="31" w16cid:durableId="944769728">
-    <w:abstractNumId w:val="36"/>
-  </w:num>
-  <w:num w:numId="32" w16cid:durableId="1615945398">
-    <w:abstractNumId w:val="33"/>
-  </w:num>
-  <w:num w:numId="33" w16cid:durableId="1888485970">
-    <w:abstractNumId w:val="27"/>
-  </w:num>
-  <w:num w:numId="34" w16cid:durableId="783232898">
-    <w:abstractNumId w:val="32"/>
-  </w:num>
-  <w:num w:numId="35" w16cid:durableId="193426783">
-    <w:abstractNumId w:val="12"/>
-  </w:num>
-  <w:num w:numId="36" w16cid:durableId="1488520095">
-    <w:abstractNumId w:val="12"/>
-  </w:num>
-  <w:num w:numId="37" w16cid:durableId="1618834198">
-    <w:abstractNumId w:val="12"/>
-  </w:num>
-  <w:num w:numId="38" w16cid:durableId="767964330">
-    <w:abstractNumId w:val="23"/>
-  </w:num>
-  <w:num w:numId="39" w16cid:durableId="1454254888">
-    <w:abstractNumId w:val="16"/>
-  </w:num>
-  <w:num w:numId="40" w16cid:durableId="307978609">
-    <w:abstractNumId w:val="12"/>
-  </w:num>
-  <w:num w:numId="41" w16cid:durableId="1541622959">
-    <w:abstractNumId w:val="12"/>
-  </w:num>
-  <w:num w:numId="42" w16cid:durableId="11490633">
-    <w:abstractNumId w:val="12"/>
-  </w:num>
-  <w:num w:numId="43" w16cid:durableId="844902212">
-    <w:abstractNumId w:val="12"/>
-  </w:num>
-  <w:num w:numId="44" w16cid:durableId="2050185762">
-    <w:abstractNumId w:val="31"/>
-  </w:num>
-  <w:num w:numId="45" w16cid:durableId="47801949">
-    <w:abstractNumId w:val="14"/>
-  </w:num>
+  <w:numIdMacAtCleanup w:val="9"/>
 </w:numbering>
 </file>
 
@@ -3930,12 +2848,12 @@
       <w:sz w:val="20"/>
     </w:rPr>
   </w:style>
-  <w:style w:type="paragraph" w:styleId="Ttulo1">
+  <w:style w:type="paragraph" w:styleId="Heading1">
     <w:name w:val="heading 1"/>
     <w:aliases w:val="Título 1 - IPCA"/>
     <w:basedOn w:val="Normal"/>
     <w:next w:val="Normal"/>
-    <w:link w:val="Ttulo1Carter"/>
+    <w:link w:val="Heading1Char1"/>
     <w:autoRedefine/>
     <w:uiPriority w:val="9"/>
     <w:qFormat/>
@@ -3959,12 +2877,12 @@
       <w:szCs w:val="32"/>
     </w:rPr>
   </w:style>
-  <w:style w:type="paragraph" w:styleId="Ttulo2">
+  <w:style w:type="paragraph" w:styleId="Heading2">
     <w:name w:val="heading 2"/>
     <w:aliases w:val="Título Nível 2 - IPCA"/>
     <w:basedOn w:val="Normal"/>
     <w:next w:val="Normal"/>
-    <w:link w:val="Ttulo2Carter"/>
+    <w:link w:val="Heading2Char"/>
     <w:autoRedefine/>
     <w:uiPriority w:val="1"/>
     <w:qFormat/>
@@ -3985,12 +2903,12 @@
       <w:caps/>
     </w:rPr>
   </w:style>
-  <w:style w:type="paragraph" w:styleId="Ttulo3">
+  <w:style w:type="paragraph" w:styleId="Heading3">
     <w:name w:val="heading 3"/>
     <w:aliases w:val="Título 3 - IPCA"/>
     <w:basedOn w:val="Normal"/>
     <w:next w:val="Normal"/>
-    <w:link w:val="Ttulo3Carter"/>
+    <w:link w:val="Heading3Char"/>
     <w:autoRedefine/>
     <w:uiPriority w:val="9"/>
     <w:unhideWhenUsed/>
@@ -4013,12 +2931,12 @@
       <w:caps/>
     </w:rPr>
   </w:style>
-  <w:style w:type="paragraph" w:styleId="Ttulo4">
+  <w:style w:type="paragraph" w:styleId="Heading4">
     <w:name w:val="heading 4"/>
     <w:aliases w:val="Título 4 - IPCA"/>
     <w:basedOn w:val="Normal"/>
     <w:next w:val="Normal"/>
-    <w:link w:val="Ttulo4Carter"/>
+    <w:link w:val="Heading4Char"/>
     <w:autoRedefine/>
     <w:uiPriority w:val="9"/>
     <w:unhideWhenUsed/>
@@ -4042,12 +2960,12 @@
       <w:iCs/>
     </w:rPr>
   </w:style>
-  <w:style w:type="paragraph" w:styleId="Ttulo5">
+  <w:style w:type="paragraph" w:styleId="Heading5">
     <w:name w:val="heading 5"/>
     <w:aliases w:val="Título 5 - IPCA"/>
     <w:basedOn w:val="Normal"/>
     <w:next w:val="Normal"/>
-    <w:link w:val="Ttulo5Carter"/>
+    <w:link w:val="Heading5Char"/>
     <w:autoRedefine/>
     <w:uiPriority w:val="9"/>
     <w:unhideWhenUsed/>
@@ -4070,12 +2988,12 @@
       <w:i/>
     </w:rPr>
   </w:style>
-  <w:style w:type="paragraph" w:styleId="Ttulo6">
+  <w:style w:type="paragraph" w:styleId="Heading6">
     <w:name w:val="heading 6"/>
     <w:aliases w:val="Anexos - IPCA"/>
     <w:basedOn w:val="Normal"/>
     <w:next w:val="Normal"/>
-    <w:link w:val="Ttulo6Carter"/>
+    <w:link w:val="Heading6Char"/>
     <w:autoRedefine/>
     <w:uiPriority w:val="9"/>
     <w:unhideWhenUsed/>
@@ -4085,7 +3003,7 @@
       <w:keepNext/>
       <w:keepLines/>
       <w:numPr>
-        <w:numId w:val="26"/>
+        <w:numId w:val="3"/>
       </w:numPr>
       <w:spacing w:after="120" w:line="240" w:lineRule="auto"/>
       <w:ind w:left="0"/>
@@ -4099,11 +3017,11 @@
       <w:szCs w:val="32"/>
     </w:rPr>
   </w:style>
-  <w:style w:type="paragraph" w:styleId="Ttulo7">
+  <w:style w:type="paragraph" w:styleId="Heading7">
     <w:name w:val="heading 7"/>
     <w:basedOn w:val="Normal"/>
     <w:next w:val="Normal"/>
-    <w:link w:val="Ttulo7Carter"/>
+    <w:link w:val="Heading7Char"/>
     <w:uiPriority w:val="9"/>
     <w:semiHidden/>
     <w:unhideWhenUsed/>
@@ -4122,11 +3040,11 @@
       <w:color w:val="0A2F40" w:themeColor="accent1" w:themeShade="7F"/>
     </w:rPr>
   </w:style>
-  <w:style w:type="paragraph" w:styleId="Ttulo8">
+  <w:style w:type="paragraph" w:styleId="Heading8">
     <w:name w:val="heading 8"/>
     <w:basedOn w:val="Normal"/>
     <w:next w:val="Normal"/>
-    <w:link w:val="Ttulo8Carter"/>
+    <w:link w:val="Heading8Char"/>
     <w:uiPriority w:val="9"/>
     <w:semiHidden/>
     <w:unhideWhenUsed/>
@@ -4145,11 +3063,11 @@
       <w:szCs w:val="21"/>
     </w:rPr>
   </w:style>
-  <w:style w:type="paragraph" w:styleId="Ttulo9">
+  <w:style w:type="paragraph" w:styleId="Heading9">
     <w:name w:val="heading 9"/>
     <w:basedOn w:val="Normal"/>
     <w:next w:val="Normal"/>
-    <w:link w:val="Ttulo9Carter"/>
+    <w:link w:val="Heading9Char"/>
     <w:uiPriority w:val="9"/>
     <w:semiHidden/>
     <w:unhideWhenUsed/>
@@ -4170,13 +3088,13 @@
       <w:szCs w:val="21"/>
     </w:rPr>
   </w:style>
-  <w:style w:type="character" w:default="1" w:styleId="Tipodeletrapredefinidodopargrafo">
+  <w:style w:type="character" w:default="1" w:styleId="DefaultParagraphFont">
     <w:name w:val="Default Paragraph Font"/>
     <w:uiPriority w:val="1"/>
     <w:semiHidden/>
     <w:unhideWhenUsed/>
   </w:style>
-  <w:style w:type="table" w:default="1" w:styleId="Tabelanormal">
+  <w:style w:type="table" w:default="1" w:styleId="TableNormal">
     <w:name w:val="Normal Table"/>
     <w:uiPriority w:val="99"/>
     <w:semiHidden/>
@@ -4191,16 +3109,16 @@
       </w:tblCellMar>
     </w:tblPr>
   </w:style>
-  <w:style w:type="numbering" w:default="1" w:styleId="Semlista">
+  <w:style w:type="numbering" w:default="1" w:styleId="NoList">
     <w:name w:val="No List"/>
     <w:uiPriority w:val="99"/>
     <w:semiHidden/>
     <w:unhideWhenUsed/>
   </w:style>
-  <w:style w:type="paragraph" w:styleId="Textodenotaderodap">
+  <w:style w:type="paragraph" w:styleId="FootnoteText">
     <w:name w:val="footnote text"/>
     <w:basedOn w:val="Normal"/>
-    <w:link w:val="TextodenotaderodapCarter"/>
+    <w:link w:val="FootnoteTextChar"/>
     <w:uiPriority w:val="99"/>
     <w:semiHidden/>
     <w:unhideWhenUsed/>
@@ -4213,11 +3131,11 @@
       <w:szCs w:val="20"/>
     </w:rPr>
   </w:style>
-  <w:style w:type="character" w:customStyle="1" w:styleId="Ttulo2Carter">
-    <w:name w:val="Título 2 Caráter"/>
-    <w:aliases w:val="Título Nível 2 - IPCA Caráter"/>
-    <w:basedOn w:val="Tipodeletrapredefinidodopargrafo"/>
-    <w:link w:val="Ttulo2"/>
+  <w:style w:type="character" w:customStyle="1" w:styleId="Heading2Char">
+    <w:name w:val="Heading 2 Char"/>
+    <w:aliases w:val="Título Nível 2 - IPCA Char"/>
+    <w:basedOn w:val="DefaultParagraphFont"/>
+    <w:link w:val="Heading2"/>
     <w:uiPriority w:val="1"/>
     <w:rsid w:val="00EF2088"/>
     <w:rPr>
@@ -4225,7 +3143,6 @@
       <w:b/>
       <w:caps/>
       <w:sz w:val="20"/>
-      <w:lang w:val="en-US"/>
     </w:rPr>
   </w:style>
   <w:style w:type="paragraph" w:customStyle="1" w:styleId="TextoNormal-IPCA">
@@ -4240,7 +3157,7 @@
   </w:style>
   <w:style w:type="character" w:customStyle="1" w:styleId="TextoNormal-IPCACarter">
     <w:name w:val="Texto Normal - IPCA Caráter"/>
-    <w:basedOn w:val="Tipodeletrapredefinidodopargrafo"/>
+    <w:basedOn w:val="DefaultParagraphFont"/>
     <w:link w:val="TextoNormal-IPCA"/>
     <w:rsid w:val="00950623"/>
     <w:rPr>
@@ -4248,11 +3165,11 @@
       <w:sz w:val="20"/>
     </w:rPr>
   </w:style>
-  <w:style w:type="paragraph" w:styleId="Cabealho">
+  <w:style w:type="paragraph" w:styleId="Header">
     <w:name w:val="header"/>
     <w:aliases w:val="Cabeçalho - IPCA"/>
     <w:basedOn w:val="Normal"/>
-    <w:link w:val="CabealhoCarter"/>
+    <w:link w:val="HeaderChar"/>
     <w:autoRedefine/>
     <w:unhideWhenUsed/>
     <w:qFormat/>
@@ -4273,11 +3190,11 @@
       <w:sz w:val="16"/>
     </w:rPr>
   </w:style>
-  <w:style w:type="character" w:customStyle="1" w:styleId="CabealhoCarter">
-    <w:name w:val="Cabeçalho Caráter"/>
-    <w:aliases w:val="Cabeçalho - IPCA Caráter"/>
-    <w:basedOn w:val="Tipodeletrapredefinidodopargrafo"/>
-    <w:link w:val="Cabealho"/>
+  <w:style w:type="character" w:customStyle="1" w:styleId="HeaderChar">
+    <w:name w:val="Header Char"/>
+    <w:aliases w:val="Cabeçalho - IPCA Char"/>
+    <w:basedOn w:val="DefaultParagraphFont"/>
+    <w:link w:val="Header"/>
     <w:rsid w:val="00FA1FB9"/>
     <w:rPr>
       <w:rFonts w:ascii="Lucida Sans Unicode" w:hAnsi="Lucida Sans Unicode" w:cs="Times New Roman"/>
@@ -4285,11 +3202,11 @@
       <w:sz w:val="16"/>
     </w:rPr>
   </w:style>
-  <w:style w:type="paragraph" w:styleId="Rodap">
+  <w:style w:type="paragraph" w:styleId="Footer">
     <w:name w:val="footer"/>
     <w:aliases w:val="Rodapé - IPCA"/>
     <w:basedOn w:val="Normal"/>
-    <w:link w:val="RodapCarter"/>
+    <w:link w:val="FooterChar"/>
     <w:autoRedefine/>
     <w:uiPriority w:val="99"/>
     <w:unhideWhenUsed/>
@@ -4308,11 +3225,11 @@
       <w:rFonts w:ascii="Lucida Sans Unicode" w:hAnsi="Lucida Sans Unicode"/>
     </w:rPr>
   </w:style>
-  <w:style w:type="character" w:customStyle="1" w:styleId="RodapCarter">
-    <w:name w:val="Rodapé Caráter"/>
-    <w:aliases w:val="Rodapé - IPCA Caráter"/>
-    <w:basedOn w:val="Tipodeletrapredefinidodopargrafo"/>
-    <w:link w:val="Rodap"/>
+  <w:style w:type="character" w:customStyle="1" w:styleId="FooterChar">
+    <w:name w:val="Footer Char"/>
+    <w:aliases w:val="Rodapé - IPCA Char"/>
+    <w:basedOn w:val="DefaultParagraphFont"/>
+    <w:link w:val="Footer"/>
     <w:uiPriority w:val="99"/>
     <w:rsid w:val="00FA1FB9"/>
     <w:rPr>
@@ -4341,7 +3258,7 @@
   </w:style>
   <w:style w:type="character" w:customStyle="1" w:styleId="TtulosPrembulo-IPCACarter">
     <w:name w:val="Títulos Preâmbulo - IPCA Caráter"/>
-    <w:basedOn w:val="Tipodeletrapredefinidodopargrafo"/>
+    <w:basedOn w:val="DefaultParagraphFont"/>
     <w:link w:val="TtulosPrembulo-IPCA"/>
     <w:rsid w:val="000505F8"/>
     <w:rPr>
@@ -4351,9 +3268,9 @@
       <w:szCs w:val="32"/>
     </w:rPr>
   </w:style>
-  <w:style w:type="character" w:styleId="nfase">
+  <w:style w:type="character" w:styleId="Emphasis">
     <w:name w:val="Emphasis"/>
-    <w:basedOn w:val="Tipodeletrapredefinidodopargrafo"/>
+    <w:basedOn w:val="DefaultParagraphFont"/>
     <w:uiPriority w:val="20"/>
     <w:rsid w:val="005F195C"/>
     <w:rPr>
@@ -4361,11 +3278,11 @@
       <w:iCs/>
     </w:rPr>
   </w:style>
-  <w:style w:type="character" w:customStyle="1" w:styleId="Ttulo1Carter">
-    <w:name w:val="Título 1 Caráter"/>
-    <w:aliases w:val="Título 1 - IPCA Caráter"/>
-    <w:basedOn w:val="Tipodeletrapredefinidodopargrafo"/>
-    <w:link w:val="Ttulo1"/>
+  <w:style w:type="character" w:customStyle="1" w:styleId="Heading1Char1">
+    <w:name w:val="Heading 1 Char1"/>
+    <w:aliases w:val="Título 1 - IPCA Char"/>
+    <w:basedOn w:val="DefaultParagraphFont"/>
+    <w:link w:val="Heading1"/>
     <w:uiPriority w:val="9"/>
     <w:rsid w:val="000505F8"/>
     <w:rPr>
@@ -4375,9 +3292,9 @@
       <w:szCs w:val="32"/>
     </w:rPr>
   </w:style>
-  <w:style w:type="character" w:styleId="Forte">
+  <w:style w:type="character" w:styleId="Strong">
     <w:name w:val="Strong"/>
-    <w:basedOn w:val="Tipodeletrapredefinidodopargrafo"/>
+    <w:basedOn w:val="DefaultParagraphFont"/>
     <w:uiPriority w:val="22"/>
     <w:rsid w:val="005F195C"/>
     <w:rPr>
@@ -4385,11 +3302,11 @@
       <w:bCs/>
     </w:rPr>
   </w:style>
-  <w:style w:type="character" w:customStyle="1" w:styleId="Ttulo3Carter">
-    <w:name w:val="Título 3 Caráter"/>
-    <w:aliases w:val="Título 3 - IPCA Caráter"/>
-    <w:basedOn w:val="Tipodeletrapredefinidodopargrafo"/>
-    <w:link w:val="Ttulo3"/>
+  <w:style w:type="character" w:customStyle="1" w:styleId="Heading3Char">
+    <w:name w:val="Heading 3 Char"/>
+    <w:aliases w:val="Título 3 - IPCA Char"/>
+    <w:basedOn w:val="DefaultParagraphFont"/>
+    <w:link w:val="Heading3"/>
     <w:uiPriority w:val="9"/>
     <w:rsid w:val="00733CAC"/>
     <w:rPr>
@@ -4398,11 +3315,11 @@
       <w:sz w:val="20"/>
     </w:rPr>
   </w:style>
-  <w:style w:type="character" w:customStyle="1" w:styleId="Ttulo4Carter">
-    <w:name w:val="Título 4 Caráter"/>
-    <w:aliases w:val="Título 4 - IPCA Caráter"/>
-    <w:basedOn w:val="Tipodeletrapredefinidodopargrafo"/>
-    <w:link w:val="Ttulo4"/>
+  <w:style w:type="character" w:customStyle="1" w:styleId="Heading4Char">
+    <w:name w:val="Heading 4 Char"/>
+    <w:aliases w:val="Título 4 - IPCA Char"/>
+    <w:basedOn w:val="DefaultParagraphFont"/>
+    <w:link w:val="Heading4"/>
     <w:uiPriority w:val="9"/>
     <w:rsid w:val="00733CAC"/>
     <w:rPr>
@@ -4412,11 +3329,11 @@
       <w:sz w:val="20"/>
     </w:rPr>
   </w:style>
-  <w:style w:type="character" w:customStyle="1" w:styleId="Ttulo5Carter">
-    <w:name w:val="Título 5 Caráter"/>
-    <w:aliases w:val="Título 5 - IPCA Caráter"/>
-    <w:basedOn w:val="Tipodeletrapredefinidodopargrafo"/>
-    <w:link w:val="Ttulo5"/>
+  <w:style w:type="character" w:customStyle="1" w:styleId="Heading5Char">
+    <w:name w:val="Heading 5 Char"/>
+    <w:aliases w:val="Título 5 - IPCA Char"/>
+    <w:basedOn w:val="DefaultParagraphFont"/>
+    <w:link w:val="Heading5"/>
     <w:uiPriority w:val="9"/>
     <w:rsid w:val="00733CAC"/>
     <w:rPr>
@@ -4425,7 +3342,7 @@
       <w:sz w:val="20"/>
     </w:rPr>
   </w:style>
-  <w:style w:type="paragraph" w:styleId="SemEspaamento">
+  <w:style w:type="paragraph" w:styleId="NoSpacing">
     <w:name w:val="No Spacing"/>
     <w:uiPriority w:val="1"/>
     <w:rsid w:val="00A3238C"/>
@@ -4439,10 +3356,10 @@
       <w:sz w:val="20"/>
     </w:rPr>
   </w:style>
-  <w:style w:type="character" w:customStyle="1" w:styleId="TextodenotaderodapCarter">
-    <w:name w:val="Texto de nota de rodapé Caráter"/>
-    <w:basedOn w:val="Tipodeletrapredefinidodopargrafo"/>
-    <w:link w:val="Textodenotaderodap"/>
+  <w:style w:type="character" w:customStyle="1" w:styleId="FootnoteTextChar">
+    <w:name w:val="Footnote Text Char"/>
+    <w:basedOn w:val="DefaultParagraphFont"/>
+    <w:link w:val="FootnoteText"/>
     <w:uiPriority w:val="99"/>
     <w:semiHidden/>
     <w:rsid w:val="00D0152C"/>
@@ -4469,12 +3386,12 @@
       <w:noProof/>
     </w:rPr>
   </w:style>
-  <w:style w:type="paragraph" w:styleId="Legenda">
+  <w:style w:type="paragraph" w:styleId="Caption">
     <w:name w:val="caption"/>
     <w:aliases w:val="Legenda - IPCA"/>
     <w:basedOn w:val="Normal"/>
     <w:next w:val="Nota-IPCA"/>
-    <w:link w:val="LegendaCarter"/>
+    <w:link w:val="CaptionChar"/>
     <w:uiPriority w:val="35"/>
     <w:unhideWhenUsed/>
     <w:qFormat/>
@@ -4495,7 +3412,7 @@
   </w:style>
   <w:style w:type="paragraph" w:customStyle="1" w:styleId="Nota-IPCA">
     <w:name w:val="Nota - IPCA"/>
-    <w:basedOn w:val="Legenda"/>
+    <w:basedOn w:val="Caption"/>
     <w:autoRedefine/>
     <w:uiPriority w:val="1"/>
     <w:qFormat/>
@@ -4535,7 +3452,7 @@
   </w:style>
   <w:style w:type="character" w:customStyle="1" w:styleId="Heading1Char">
     <w:name w:val="Heading 1 Char"/>
-    <w:basedOn w:val="Tipodeletrapredefinidodopargrafo"/>
+    <w:basedOn w:val="DefaultParagraphFont"/>
     <w:link w:val="Cabealho11"/>
     <w:uiPriority w:val="9"/>
     <w:rsid w:val="001E19CC"/>
@@ -4549,11 +3466,11 @@
       <w:lang w:eastAsia="pt-PT"/>
     </w:rPr>
   </w:style>
-  <w:style w:type="character" w:customStyle="1" w:styleId="Ttulo6Carter">
-    <w:name w:val="Título 6 Caráter"/>
-    <w:aliases w:val="Anexos - IPCA Caráter"/>
-    <w:basedOn w:val="Tipodeletrapredefinidodopargrafo"/>
-    <w:link w:val="Ttulo6"/>
+  <w:style w:type="character" w:customStyle="1" w:styleId="Heading6Char">
+    <w:name w:val="Heading 6 Char"/>
+    <w:aliases w:val="Anexos - IPCA Char"/>
+    <w:basedOn w:val="DefaultParagraphFont"/>
+    <w:link w:val="Heading6"/>
     <w:uiPriority w:val="9"/>
     <w:rsid w:val="00C50D7B"/>
     <w:rPr>
@@ -4563,9 +3480,9 @@
       <w:szCs w:val="32"/>
     </w:rPr>
   </w:style>
-  <w:style w:type="table" w:styleId="TabelacomGrelha">
+  <w:style w:type="table" w:styleId="TableGrid">
     <w:name w:val="Table Grid"/>
-    <w:basedOn w:val="Tabelanormal"/>
+    <w:basedOn w:val="TableNormal"/>
     <w:uiPriority w:val="39"/>
     <w:rsid w:val="00921A90"/>
     <w:tblPr>
@@ -4579,9 +3496,9 @@
       </w:tblBorders>
     </w:tblPr>
   </w:style>
-  <w:style w:type="character" w:styleId="TextodoMarcadordePosio">
+  <w:style w:type="character" w:styleId="PlaceholderText">
     <w:name w:val="Placeholder Text"/>
-    <w:basedOn w:val="Tipodeletrapredefinidodopargrafo"/>
+    <w:basedOn w:val="DefaultParagraphFont"/>
     <w:uiPriority w:val="99"/>
     <w:semiHidden/>
     <w:rsid w:val="00921A90"/>
@@ -4589,7 +3506,7 @@
       <w:color w:val="808080"/>
     </w:rPr>
   </w:style>
-  <w:style w:type="paragraph" w:styleId="Lista">
+  <w:style w:type="paragraph" w:styleId="List">
     <w:name w:val="List"/>
     <w:basedOn w:val="Normal"/>
     <w:uiPriority w:val="99"/>
@@ -4606,7 +3523,7 @@
     <w:rsid w:val="00CC6506"/>
     <w:pPr>
       <w:numPr>
-        <w:numId w:val="13"/>
+        <w:numId w:val="2"/>
       </w:numPr>
     </w:pPr>
   </w:style>
@@ -4624,9 +3541,9 @@
       <w:i/>
     </w:rPr>
   </w:style>
-  <w:style w:type="character" w:styleId="Refdenotaderodap">
+  <w:style w:type="character" w:styleId="FootnoteReference">
     <w:name w:val="footnote reference"/>
-    <w:basedOn w:val="Tipodeletrapredefinidodopargrafo"/>
+    <w:basedOn w:val="DefaultParagraphFont"/>
     <w:uiPriority w:val="99"/>
     <w:semiHidden/>
     <w:unhideWhenUsed/>
@@ -4635,9 +3552,9 @@
       <w:vertAlign w:val="superscript"/>
     </w:rPr>
   </w:style>
-  <w:style w:type="character" w:styleId="Hiperligao">
+  <w:style w:type="character" w:styleId="Hyperlink">
     <w:name w:val="Hyperlink"/>
-    <w:basedOn w:val="Tipodeletrapredefinidodopargrafo"/>
+    <w:basedOn w:val="DefaultParagraphFont"/>
     <w:uiPriority w:val="99"/>
     <w:unhideWhenUsed/>
     <w:rsid w:val="00722858"/>
@@ -4646,7 +3563,7 @@
       <w:u w:val="single"/>
     </w:rPr>
   </w:style>
-  <w:style w:type="paragraph" w:styleId="Bibliografia">
+  <w:style w:type="paragraph" w:styleId="Bibliography">
     <w:name w:val="Bibliography"/>
     <w:aliases w:val="Bibliografia - IPCA"/>
     <w:basedOn w:val="Normal"/>
@@ -4660,10 +3577,10 @@
       <w:spacing w:line="360" w:lineRule="auto"/>
     </w:pPr>
   </w:style>
-  <w:style w:type="paragraph" w:styleId="Corpodetexto">
+  <w:style w:type="paragraph" w:styleId="BodyText">
     <w:name w:val="Body Text"/>
     <w:basedOn w:val="Normal"/>
-    <w:link w:val="CorpodetextoCarter"/>
+    <w:link w:val="BodyTextChar"/>
     <w:uiPriority w:val="1"/>
     <w:semiHidden/>
     <w:unhideWhenUsed/>
@@ -4673,10 +3590,10 @@
       <w:spacing w:after="120"/>
     </w:pPr>
   </w:style>
-  <w:style w:type="character" w:customStyle="1" w:styleId="CorpodetextoCarter">
-    <w:name w:val="Corpo de texto Caráter"/>
-    <w:basedOn w:val="Tipodeletrapredefinidodopargrafo"/>
-    <w:link w:val="Corpodetexto"/>
+  <w:style w:type="character" w:customStyle="1" w:styleId="BodyTextChar">
+    <w:name w:val="Body Text Char"/>
+    <w:basedOn w:val="DefaultParagraphFont"/>
+    <w:link w:val="BodyText"/>
     <w:uiPriority w:val="1"/>
     <w:semiHidden/>
     <w:rsid w:val="00722858"/>
@@ -4686,11 +3603,11 @@
       <w:sz w:val="20"/>
     </w:rPr>
   </w:style>
-  <w:style w:type="paragraph" w:styleId="Ttulo">
+  <w:style w:type="paragraph" w:styleId="Title">
     <w:name w:val="Title"/>
     <w:basedOn w:val="Normal"/>
     <w:next w:val="Normal"/>
-    <w:link w:val="TtuloCarter"/>
+    <w:link w:val="TitleChar"/>
     <w:uiPriority w:val="10"/>
     <w:rsid w:val="00743EA8"/>
     <w:pPr>
@@ -4705,9 +3622,9 @@
       <w:szCs w:val="56"/>
     </w:rPr>
   </w:style>
-  <w:style w:type="character" w:styleId="Nmerodepgina">
+  <w:style w:type="character" w:styleId="PageNumber">
     <w:name w:val="page number"/>
-    <w:basedOn w:val="Tipodeletrapredefinidodopargrafo"/>
+    <w:basedOn w:val="DefaultParagraphFont"/>
     <w:uiPriority w:val="99"/>
     <w:semiHidden/>
     <w:unhideWhenUsed/>
@@ -4715,13 +3632,13 @@
   </w:style>
   <w:style w:type="paragraph" w:customStyle="1" w:styleId="RodapRomano-IPCA">
     <w:name w:val="Rodapé Romano - IPCA"/>
-    <w:basedOn w:val="Rodap"/>
+    <w:basedOn w:val="Footer"/>
     <w:autoRedefine/>
     <w:uiPriority w:val="1"/>
     <w:qFormat/>
     <w:rsid w:val="00D25499"/>
   </w:style>
-  <w:style w:type="paragraph" w:styleId="PargrafodaLista">
+  <w:style w:type="paragraph" w:styleId="ListParagraph">
     <w:name w:val="List Paragraph"/>
     <w:basedOn w:val="Normal"/>
     <w:uiPriority w:val="34"/>
@@ -4731,11 +3648,11 @@
       <w:contextualSpacing/>
     </w:pPr>
   </w:style>
-  <w:style w:type="paragraph" w:styleId="Subttulo">
+  <w:style w:type="paragraph" w:styleId="Subtitle">
     <w:name w:val="Subtitle"/>
     <w:basedOn w:val="Normal"/>
     <w:next w:val="Normal"/>
-    <w:link w:val="SubttuloCarter"/>
+    <w:link w:val="SubtitleChar"/>
     <w:uiPriority w:val="11"/>
     <w:rsid w:val="00743EA8"/>
     <w:pPr>
@@ -4753,11 +3670,11 @@
       <w:szCs w:val="22"/>
     </w:rPr>
   </w:style>
-  <w:style w:type="character" w:customStyle="1" w:styleId="LegendaCarter">
-    <w:name w:val="Legenda Caráter"/>
-    <w:aliases w:val="Legenda - IPCA Caráter"/>
-    <w:basedOn w:val="Tipodeletrapredefinidodopargrafo"/>
-    <w:link w:val="Legenda"/>
+  <w:style w:type="character" w:customStyle="1" w:styleId="CaptionChar">
+    <w:name w:val="Caption Char"/>
+    <w:aliases w:val="Legenda - IPCA Char"/>
+    <w:basedOn w:val="DefaultParagraphFont"/>
+    <w:link w:val="Caption"/>
     <w:uiPriority w:val="35"/>
     <w:rsid w:val="001C5C50"/>
     <w:rPr>
@@ -4768,10 +3685,10 @@
       <w:szCs w:val="18"/>
     </w:rPr>
   </w:style>
-  <w:style w:type="character" w:customStyle="1" w:styleId="SubttuloCarter">
-    <w:name w:val="Subtítulo Caráter"/>
-    <w:basedOn w:val="Tipodeletrapredefinidodopargrafo"/>
-    <w:link w:val="Subttulo"/>
+  <w:style w:type="character" w:customStyle="1" w:styleId="SubtitleChar">
+    <w:name w:val="Subtitle Char"/>
+    <w:basedOn w:val="DefaultParagraphFont"/>
+    <w:link w:val="Subtitle"/>
     <w:uiPriority w:val="11"/>
     <w:rsid w:val="00743EA8"/>
     <w:rPr>
@@ -4782,7 +3699,7 @@
       <w:szCs w:val="22"/>
     </w:rPr>
   </w:style>
-  <w:style w:type="paragraph" w:styleId="ndice2">
+  <w:style w:type="paragraph" w:styleId="TOC2">
     <w:name w:val="toc 2"/>
     <w:aliases w:val="Índice 2 - IPCA"/>
     <w:basedOn w:val="Normal"/>
@@ -4802,7 +3719,7 @@
       <w:szCs w:val="20"/>
     </w:rPr>
   </w:style>
-  <w:style w:type="paragraph" w:styleId="ndice1">
+  <w:style w:type="paragraph" w:styleId="TOC1">
     <w:name w:val="toc 1"/>
     <w:aliases w:val="Índice 1 - IPCA"/>
     <w:basedOn w:val="Normal"/>
@@ -4824,7 +3741,7 @@
       <w:szCs w:val="20"/>
     </w:rPr>
   </w:style>
-  <w:style w:type="paragraph" w:styleId="ndice3">
+  <w:style w:type="paragraph" w:styleId="TOC3">
     <w:name w:val="toc 3"/>
     <w:aliases w:val="Índice 3 - IPCA"/>
     <w:basedOn w:val="Normal"/>
@@ -4845,7 +3762,7 @@
       <w:szCs w:val="20"/>
     </w:rPr>
   </w:style>
-  <w:style w:type="paragraph" w:styleId="ndice4">
+  <w:style w:type="paragraph" w:styleId="TOC4">
     <w:name w:val="toc 4"/>
     <w:aliases w:val="Índice 4 - IPCA"/>
     <w:basedOn w:val="Normal"/>
@@ -4865,7 +3782,7 @@
       <w:szCs w:val="18"/>
     </w:rPr>
   </w:style>
-  <w:style w:type="paragraph" w:styleId="ndice5">
+  <w:style w:type="paragraph" w:styleId="TOC5">
     <w:name w:val="toc 5"/>
     <w:aliases w:val="Índice 5 - IPCA"/>
     <w:basedOn w:val="Normal"/>
@@ -4885,7 +3802,7 @@
       <w:szCs w:val="18"/>
     </w:rPr>
   </w:style>
-  <w:style w:type="paragraph" w:styleId="ndicedeilustraes">
+  <w:style w:type="paragraph" w:styleId="TableofFigures">
     <w:name w:val="table of figures"/>
     <w:aliases w:val="Índice de ilustrações - IPCA"/>
     <w:basedOn w:val="Normal"/>
@@ -4905,10 +3822,10 @@
       <w:szCs w:val="20"/>
     </w:rPr>
   </w:style>
-  <w:style w:type="character" w:customStyle="1" w:styleId="TtuloCarter">
-    <w:name w:val="Título Caráter"/>
-    <w:basedOn w:val="Tipodeletrapredefinidodopargrafo"/>
-    <w:link w:val="Ttulo"/>
+  <w:style w:type="character" w:customStyle="1" w:styleId="TitleChar">
+    <w:name w:val="Title Char"/>
+    <w:basedOn w:val="DefaultParagraphFont"/>
+    <w:link w:val="Title"/>
     <w:uiPriority w:val="10"/>
     <w:rsid w:val="00743EA8"/>
     <w:rPr>
@@ -4919,9 +3836,9 @@
       <w:szCs w:val="56"/>
     </w:rPr>
   </w:style>
-  <w:style w:type="character" w:styleId="TtulodoLivro">
+  <w:style w:type="character" w:styleId="BookTitle">
     <w:name w:val="Book Title"/>
-    <w:basedOn w:val="Tipodeletrapredefinidodopargrafo"/>
+    <w:basedOn w:val="DefaultParagraphFont"/>
     <w:uiPriority w:val="33"/>
     <w:rsid w:val="00743EA8"/>
     <w:rPr>
@@ -4932,9 +3849,9 @@
       <w:spacing w:val="5"/>
     </w:rPr>
   </w:style>
-  <w:style w:type="character" w:styleId="nfaseDiscreta">
+  <w:style w:type="character" w:styleId="SubtleEmphasis">
     <w:name w:val="Subtle Emphasis"/>
-    <w:basedOn w:val="Tipodeletrapredefinidodopargrafo"/>
+    <w:basedOn w:val="DefaultParagraphFont"/>
     <w:uiPriority w:val="19"/>
     <w:rsid w:val="00743EA8"/>
     <w:rPr>
@@ -4943,9 +3860,9 @@
       <w:color w:val="404040" w:themeColor="text1" w:themeTint="BF"/>
     </w:rPr>
   </w:style>
-  <w:style w:type="character" w:styleId="nfaseIntensa">
+  <w:style w:type="character" w:styleId="IntenseEmphasis">
     <w:name w:val="Intense Emphasis"/>
-    <w:basedOn w:val="Tipodeletrapredefinidodopargrafo"/>
+    <w:basedOn w:val="DefaultParagraphFont"/>
     <w:uiPriority w:val="21"/>
     <w:rsid w:val="00743EA8"/>
     <w:rPr>
@@ -4954,11 +3871,11 @@
       <w:color w:val="156082" w:themeColor="accent1"/>
     </w:rPr>
   </w:style>
-  <w:style w:type="paragraph" w:styleId="CitaoIntensa">
+  <w:style w:type="paragraph" w:styleId="IntenseQuote">
     <w:name w:val="Intense Quote"/>
     <w:basedOn w:val="Normal"/>
     <w:next w:val="Normal"/>
-    <w:link w:val="CitaoIntensaCarter"/>
+    <w:link w:val="IntenseQuoteChar"/>
     <w:uiPriority w:val="30"/>
     <w:rsid w:val="00743EA8"/>
     <w:pPr>
@@ -4976,10 +3893,10 @@
       <w:color w:val="156082" w:themeColor="accent1"/>
     </w:rPr>
   </w:style>
-  <w:style w:type="character" w:customStyle="1" w:styleId="CitaoIntensaCarter">
-    <w:name w:val="Citação Intensa Caráter"/>
-    <w:basedOn w:val="Tipodeletrapredefinidodopargrafo"/>
-    <w:link w:val="CitaoIntensa"/>
+  <w:style w:type="character" w:customStyle="1" w:styleId="IntenseQuoteChar">
+    <w:name w:val="Intense Quote Char"/>
+    <w:basedOn w:val="DefaultParagraphFont"/>
+    <w:link w:val="IntenseQuote"/>
     <w:uiPriority w:val="30"/>
     <w:rsid w:val="00743EA8"/>
     <w:rPr>
@@ -4990,9 +3907,9 @@
       <w:sz w:val="20"/>
     </w:rPr>
   </w:style>
-  <w:style w:type="character" w:styleId="RefernciaDiscreta">
+  <w:style w:type="character" w:styleId="SubtleReference">
     <w:name w:val="Subtle Reference"/>
-    <w:basedOn w:val="Tipodeletrapredefinidodopargrafo"/>
+    <w:basedOn w:val="DefaultParagraphFont"/>
     <w:uiPriority w:val="31"/>
     <w:rsid w:val="00743EA8"/>
     <w:rPr>
@@ -5000,9 +3917,9 @@
       <w:color w:val="5A5A5A" w:themeColor="text1" w:themeTint="A5"/>
     </w:rPr>
   </w:style>
-  <w:style w:type="character" w:styleId="RefernciaIntensa">
+  <w:style w:type="character" w:styleId="IntenseReference">
     <w:name w:val="Intense Reference"/>
-    <w:basedOn w:val="Tipodeletrapredefinidodopargrafo"/>
+    <w:basedOn w:val="DefaultParagraphFont"/>
     <w:uiPriority w:val="32"/>
     <w:rsid w:val="00743EA8"/>
     <w:rPr>
@@ -5013,11 +3930,11 @@
       <w:spacing w:val="5"/>
     </w:rPr>
   </w:style>
-  <w:style w:type="paragraph" w:styleId="Citao">
+  <w:style w:type="paragraph" w:styleId="Quote">
     <w:name w:val="Quote"/>
     <w:basedOn w:val="Normal"/>
     <w:next w:val="Normal"/>
-    <w:link w:val="CitaoCarter"/>
+    <w:link w:val="QuoteChar"/>
     <w:uiPriority w:val="29"/>
     <w:rsid w:val="00743EA8"/>
     <w:pPr>
@@ -5031,10 +3948,10 @@
       <w:color w:val="404040" w:themeColor="text1" w:themeTint="BF"/>
     </w:rPr>
   </w:style>
-  <w:style w:type="character" w:customStyle="1" w:styleId="CitaoCarter">
-    <w:name w:val="Citação Caráter"/>
-    <w:basedOn w:val="Tipodeletrapredefinidodopargrafo"/>
-    <w:link w:val="Citao"/>
+  <w:style w:type="character" w:customStyle="1" w:styleId="QuoteChar">
+    <w:name w:val="Quote Char"/>
+    <w:basedOn w:val="DefaultParagraphFont"/>
+    <w:link w:val="Quote"/>
     <w:uiPriority w:val="29"/>
     <w:rsid w:val="00743EA8"/>
     <w:rPr>
@@ -5045,9 +3962,9 @@
       <w:sz w:val="20"/>
     </w:rPr>
   </w:style>
-  <w:style w:type="character" w:styleId="Refdecomentrio">
+  <w:style w:type="character" w:styleId="CommentReference">
     <w:name w:val="annotation reference"/>
-    <w:basedOn w:val="Tipodeletrapredefinidodopargrafo"/>
+    <w:basedOn w:val="DefaultParagraphFont"/>
     <w:uiPriority w:val="99"/>
     <w:semiHidden/>
     <w:unhideWhenUsed/>
@@ -5057,10 +3974,10 @@
       <w:szCs w:val="16"/>
     </w:rPr>
   </w:style>
-  <w:style w:type="paragraph" w:styleId="Textodecomentrio">
+  <w:style w:type="paragraph" w:styleId="CommentText">
     <w:name w:val="annotation text"/>
     <w:basedOn w:val="Normal"/>
-    <w:link w:val="TextodecomentrioCarter"/>
+    <w:link w:val="CommentTextChar"/>
     <w:uiPriority w:val="99"/>
     <w:semiHidden/>
     <w:unhideWhenUsed/>
@@ -5075,10 +3992,10 @@
       <w:szCs w:val="20"/>
     </w:rPr>
   </w:style>
-  <w:style w:type="character" w:customStyle="1" w:styleId="TextodecomentrioCarter">
-    <w:name w:val="Texto de comentário Caráter"/>
-    <w:basedOn w:val="Tipodeletrapredefinidodopargrafo"/>
-    <w:link w:val="Textodecomentrio"/>
+  <w:style w:type="character" w:customStyle="1" w:styleId="CommentTextChar">
+    <w:name w:val="Comment Text Char"/>
+    <w:basedOn w:val="DefaultParagraphFont"/>
+    <w:link w:val="CommentText"/>
     <w:uiPriority w:val="99"/>
     <w:semiHidden/>
     <w:rsid w:val="00134EF8"/>
@@ -5087,10 +4004,10 @@
       <w:szCs w:val="20"/>
     </w:rPr>
   </w:style>
-  <w:style w:type="paragraph" w:styleId="Textodebalo">
+  <w:style w:type="paragraph" w:styleId="BalloonText">
     <w:name w:val="Balloon Text"/>
     <w:basedOn w:val="Normal"/>
-    <w:link w:val="TextodebaloCarter"/>
+    <w:link w:val="BalloonTextChar"/>
     <w:uiPriority w:val="99"/>
     <w:semiHidden/>
     <w:unhideWhenUsed/>
@@ -5103,10 +4020,10 @@
       <w:szCs w:val="26"/>
     </w:rPr>
   </w:style>
-  <w:style w:type="character" w:customStyle="1" w:styleId="TextodebaloCarter">
-    <w:name w:val="Texto de balão Caráter"/>
-    <w:basedOn w:val="Tipodeletrapredefinidodopargrafo"/>
-    <w:link w:val="Textodebalo"/>
+  <w:style w:type="character" w:customStyle="1" w:styleId="BalloonTextChar">
+    <w:name w:val="Balloon Text Char"/>
+    <w:basedOn w:val="DefaultParagraphFont"/>
+    <w:link w:val="BalloonText"/>
     <w:uiPriority w:val="99"/>
     <w:semiHidden/>
     <w:rsid w:val="00134EF8"/>
@@ -5118,7 +4035,7 @@
   </w:style>
   <w:style w:type="character" w:customStyle="1" w:styleId="CabealhoCarcter">
     <w:name w:val="Cabeçalho Carácter"/>
-    <w:basedOn w:val="Tipodeletrapredefinidodopargrafo"/>
+    <w:basedOn w:val="DefaultParagraphFont"/>
     <w:semiHidden/>
     <w:rsid w:val="00DB107D"/>
     <w:rPr>
@@ -5128,10 +4045,10 @@
       <w:lang w:eastAsia="pt-PT"/>
     </w:rPr>
   </w:style>
-  <w:style w:type="character" w:customStyle="1" w:styleId="Ttulo9Carter">
-    <w:name w:val="Título 9 Caráter"/>
-    <w:basedOn w:val="Tipodeletrapredefinidodopargrafo"/>
-    <w:link w:val="Ttulo9"/>
+  <w:style w:type="character" w:customStyle="1" w:styleId="Heading9Char">
+    <w:name w:val="Heading 9 Char"/>
+    <w:basedOn w:val="DefaultParagraphFont"/>
+    <w:link w:val="Heading9"/>
     <w:uiPriority w:val="9"/>
     <w:semiHidden/>
     <w:rsid w:val="00233E04"/>
@@ -5144,10 +4061,10 @@
       <w:szCs w:val="21"/>
     </w:rPr>
   </w:style>
-  <w:style w:type="character" w:customStyle="1" w:styleId="Ttulo8Carter">
-    <w:name w:val="Título 8 Caráter"/>
-    <w:basedOn w:val="Tipodeletrapredefinidodopargrafo"/>
-    <w:link w:val="Ttulo8"/>
+  <w:style w:type="character" w:customStyle="1" w:styleId="Heading8Char">
+    <w:name w:val="Heading 8 Char"/>
+    <w:basedOn w:val="DefaultParagraphFont"/>
+    <w:link w:val="Heading8"/>
     <w:uiPriority w:val="9"/>
     <w:semiHidden/>
     <w:rsid w:val="00233E04"/>
@@ -5158,10 +4075,10 @@
       <w:szCs w:val="21"/>
     </w:rPr>
   </w:style>
-  <w:style w:type="character" w:customStyle="1" w:styleId="Ttulo7Carter">
-    <w:name w:val="Título 7 Caráter"/>
-    <w:basedOn w:val="Tipodeletrapredefinidodopargrafo"/>
-    <w:link w:val="Ttulo7"/>
+  <w:style w:type="character" w:customStyle="1" w:styleId="Heading7Char">
+    <w:name w:val="Heading 7 Char"/>
+    <w:basedOn w:val="DefaultParagraphFont"/>
+    <w:link w:val="Heading7"/>
     <w:uiPriority w:val="9"/>
     <w:semiHidden/>
     <w:rsid w:val="00233E04"/>
@@ -5175,7 +4092,7 @@
   </w:style>
   <w:style w:type="character" w:customStyle="1" w:styleId="MenoNoResolvida1">
     <w:name w:val="Menção Não Resolvida1"/>
-    <w:basedOn w:val="Tipodeletrapredefinidodopargrafo"/>
+    <w:basedOn w:val="DefaultParagraphFont"/>
     <w:uiPriority w:val="99"/>
     <w:rsid w:val="0031209F"/>
     <w:rPr>
@@ -5232,7 +4149,7 @@
   </w:style>
   <w:style w:type="character" w:customStyle="1" w:styleId="TtulodeCapaefolhaderosto-IPCACarter">
     <w:name w:val="Título de Capa e folha de rosto- IPCA Caráter"/>
-    <w:basedOn w:val="Tipodeletrapredefinidodopargrafo"/>
+    <w:basedOn w:val="DefaultParagraphFont"/>
     <w:link w:val="TtulodeCapaefolhaderosto-IPCA"/>
     <w:uiPriority w:val="1"/>
     <w:rsid w:val="006E2DEE"/>
@@ -5265,7 +4182,7 @@
   </w:style>
   <w:style w:type="character" w:customStyle="1" w:styleId="Subttulo-Capaefolhaderosto-IPCACarter">
     <w:name w:val="Subtítulo-Capa e folha de rosto-IPCA Caráter"/>
-    <w:basedOn w:val="Tipodeletrapredefinidodopargrafo"/>
+    <w:basedOn w:val="DefaultParagraphFont"/>
     <w:link w:val="Subttulo-Capaefolhaderosto-IPCA"/>
     <w:uiPriority w:val="1"/>
     <w:rsid w:val="006E2DEE"/>
@@ -5299,7 +4216,7 @@
   </w:style>
   <w:style w:type="character" w:customStyle="1" w:styleId="Nomes-e-Data-na-Capa-e-Folha-de-Rosto-IPCACarter">
     <w:name w:val="Nomes-e-Data-na-Capa-e-Folha-de-Rosto-IPCA Caráter"/>
-    <w:basedOn w:val="Tipodeletrapredefinidodopargrafo"/>
+    <w:basedOn w:val="DefaultParagraphFont"/>
     <w:link w:val="Nomes-e-Data-na-Capa-e-Folha-de-Rosto-IPCA"/>
     <w:uiPriority w:val="1"/>
     <w:rsid w:val="00EB14A0"/>
@@ -5309,7 +4226,7 @@
   </w:style>
   <w:style w:type="character" w:customStyle="1" w:styleId="Texto-normal-Capa-e-Folha-de-Rosto-IPCACarter">
     <w:name w:val="Texto-normal-Capa-e-Folha-de-Rosto-IPCA Caráter"/>
-    <w:basedOn w:val="Tipodeletrapredefinidodopargrafo"/>
+    <w:basedOn w:val="DefaultParagraphFont"/>
     <w:link w:val="Texto-normal-Capa-e-Folha-de-Rosto-IPCA"/>
     <w:uiPriority w:val="1"/>
     <w:rsid w:val="00EB14A0"/>
@@ -5319,10 +4236,10 @@
       <w:szCs w:val="18"/>
     </w:rPr>
   </w:style>
-  <w:style w:type="paragraph" w:styleId="Textodenotadefim">
+  <w:style w:type="paragraph" w:styleId="EndnoteText">
     <w:name w:val="endnote text"/>
     <w:basedOn w:val="Normal"/>
-    <w:link w:val="TextodenotadefimCarter"/>
+    <w:link w:val="EndnoteTextChar"/>
     <w:uiPriority w:val="99"/>
     <w:semiHidden/>
     <w:unhideWhenUsed/>
@@ -5334,10 +4251,10 @@
       <w:szCs w:val="20"/>
     </w:rPr>
   </w:style>
-  <w:style w:type="character" w:customStyle="1" w:styleId="TextodenotadefimCarter">
-    <w:name w:val="Texto de nota de fim Caráter"/>
-    <w:basedOn w:val="Tipodeletrapredefinidodopargrafo"/>
-    <w:link w:val="Textodenotadefim"/>
+  <w:style w:type="character" w:customStyle="1" w:styleId="EndnoteTextChar">
+    <w:name w:val="Endnote Text Char"/>
+    <w:basedOn w:val="DefaultParagraphFont"/>
+    <w:link w:val="EndnoteText"/>
     <w:uiPriority w:val="99"/>
     <w:semiHidden/>
     <w:rsid w:val="00853A05"/>
@@ -5347,9 +4264,9 @@
       <w:szCs w:val="20"/>
     </w:rPr>
   </w:style>
-  <w:style w:type="character" w:styleId="Refdenotadefim">
+  <w:style w:type="character" w:styleId="EndnoteReference">
     <w:name w:val="endnote reference"/>
-    <w:basedOn w:val="Tipodeletrapredefinidodopargrafo"/>
+    <w:basedOn w:val="DefaultParagraphFont"/>
     <w:uiPriority w:val="99"/>
     <w:semiHidden/>
     <w:unhideWhenUsed/>
@@ -5358,10 +4275,10 @@
       <w:vertAlign w:val="superscript"/>
     </w:rPr>
   </w:style>
-  <w:style w:type="paragraph" w:styleId="HTMLpr-formatado">
+  <w:style w:type="paragraph" w:styleId="HTMLPreformatted">
     <w:name w:val="HTML Preformatted"/>
     <w:basedOn w:val="Normal"/>
-    <w:link w:val="HTMLpr-formatadoCarter"/>
+    <w:link w:val="HTMLPreformattedChar"/>
     <w:uiPriority w:val="99"/>
     <w:semiHidden/>
     <w:unhideWhenUsed/>
@@ -5374,10 +4291,10 @@
       <w:szCs w:val="20"/>
     </w:rPr>
   </w:style>
-  <w:style w:type="character" w:customStyle="1" w:styleId="HTMLpr-formatadoCarter">
-    <w:name w:val="HTML pré-formatado Caráter"/>
-    <w:basedOn w:val="Tipodeletrapredefinidodopargrafo"/>
-    <w:link w:val="HTMLpr-formatado"/>
+  <w:style w:type="character" w:customStyle="1" w:styleId="HTMLPreformattedChar">
+    <w:name w:val="HTML Preformatted Char"/>
+    <w:basedOn w:val="DefaultParagraphFont"/>
+    <w:link w:val="HTMLPreformatted"/>
     <w:uiPriority w:val="99"/>
     <w:semiHidden/>
     <w:rsid w:val="005E4D1C"/>
@@ -5388,7 +4305,7 @@
       <w:lang w:val="en-US"/>
     </w:rPr>
   </w:style>
-  <w:style w:type="paragraph" w:styleId="ndice6">
+  <w:style w:type="paragraph" w:styleId="TOC6">
     <w:name w:val="toc 6"/>
     <w:basedOn w:val="Normal"/>
     <w:next w:val="Normal"/>
@@ -5406,7 +4323,7 @@
       <w:szCs w:val="18"/>
     </w:rPr>
   </w:style>
-  <w:style w:type="paragraph" w:styleId="ndice7">
+  <w:style w:type="paragraph" w:styleId="TOC7">
     <w:name w:val="toc 7"/>
     <w:basedOn w:val="Normal"/>
     <w:next w:val="Normal"/>
@@ -5424,7 +4341,7 @@
       <w:szCs w:val="18"/>
     </w:rPr>
   </w:style>
-  <w:style w:type="paragraph" w:styleId="ndice8">
+  <w:style w:type="paragraph" w:styleId="TOC8">
     <w:name w:val="toc 8"/>
     <w:basedOn w:val="Normal"/>
     <w:next w:val="Normal"/>
@@ -5442,7 +4359,7 @@
       <w:szCs w:val="18"/>
     </w:rPr>
   </w:style>
-  <w:style w:type="paragraph" w:styleId="ndice9">
+  <w:style w:type="paragraph" w:styleId="TOC9">
     <w:name w:val="toc 9"/>
     <w:basedOn w:val="Normal"/>
     <w:next w:val="Normal"/>
@@ -5462,7 +4379,7 @@
   </w:style>
   <w:style w:type="character" w:customStyle="1" w:styleId="y2iqfc">
     <w:name w:val="y2iqfc"/>
-    <w:basedOn w:val="Tipodeletrapredefinidodopargrafo"/>
+    <w:basedOn w:val="DefaultParagraphFont"/>
     <w:rsid w:val="008E0BDC"/>
   </w:style>
 </w:styles>

--- a/Relatório.docx
+++ b/Relatório.docx
@@ -1,6 +1,6 @@
 
 <file path=word/document.xml><?xml version="1.0" encoding="utf-8"?>
-<w:document xmlns:wpc="http://schemas.microsoft.com/office/word/2010/wordprocessingCanvas" xmlns:cx="http://schemas.microsoft.com/office/drawing/2014/chartex" xmlns:cx1="http://schemas.microsoft.com/office/drawing/2015/9/8/chartex" xmlns:cx2="http://schemas.microsoft.com/office/drawing/2015/10/21/chartex" xmlns:cx3="http://schemas.microsoft.com/office/drawing/2016/5/9/chartex" xmlns:cx4="http://schemas.microsoft.com/office/drawing/2016/5/10/chartex" xmlns:cx5="http://schemas.microsoft.com/office/drawing/2016/5/11/chartex" xmlns:cx6="http://schemas.microsoft.com/office/drawing/2016/5/12/chartex" xmlns:cx7="http://schemas.microsoft.com/office/drawing/2016/5/13/chartex" xmlns:cx8="http://schemas.microsoft.com/office/drawing/2016/5/14/chartex" xmlns:mc="http://schemas.openxmlformats.org/markup-compatibility/2006" xmlns:aink="http://schemas.microsoft.com/office/drawing/2016/ink" xmlns:am3d="http://schemas.microsoft.com/office/drawing/2017/model3d" xmlns:o="urn:schemas-microsoft-com:office:office" xmlns:oel="http://schemas.microsoft.com/office/2019/extlst" xmlns:r="http://schemas.openxmlformats.org/officeDocument/2006/relationships" xmlns:m="http://schemas.openxmlformats.org/officeDocument/2006/math" xmlns:v="urn:schemas-microsoft-com:vml" xmlns:wp14="http://schemas.microsoft.com/office/word/2010/wordprocessingDrawing" xmlns:wp="http://schemas.openxmlformats.org/drawingml/2006/wordprocessingDrawing" xmlns:w10="urn:schemas-microsoft-com:office:word" xmlns:w="http://schemas.openxmlformats.org/wordprocessingml/2006/main" xmlns:w14="http://schemas.microsoft.com/office/word/2010/wordml" xmlns:w15="http://schemas.microsoft.com/office/word/2012/wordml" xmlns:w16cex="http://schemas.microsoft.com/office/word/2018/wordml/cex" xmlns:w16cid="http://schemas.microsoft.com/office/word/2016/wordml/cid" xmlns:w16="http://schemas.microsoft.com/office/word/2018/wordml" xmlns:w16du="http://schemas.microsoft.com/office/word/2023/wordml/word16du" xmlns:w16sdtdh="http://schemas.microsoft.com/office/word/2020/wordml/sdtdatahash" xmlns:w16sdtfl="http://schemas.microsoft.com/office/word/2024/wordml/sdtformatlock" xmlns:w16se="http://schemas.microsoft.com/office/word/2015/wordml/symex" xmlns:wpg="http://schemas.microsoft.com/office/word/2010/wordprocessingGroup" xmlns:wpi="http://schemas.microsoft.com/office/word/2010/wordprocessingInk" xmlns:wne="http://schemas.microsoft.com/office/word/2006/wordml" xmlns:wps="http://schemas.microsoft.com/office/word/2010/wordprocessingShape" mc:Ignorable="w14 w15 w16se w16cid w16 w16cex w16sdtdh w16sdtfl w16du wp14">
+<w:document xmlns:wpc="http://schemas.microsoft.com/office/word/2010/wordprocessingCanvas" xmlns:cx="http://schemas.microsoft.com/office/drawing/2014/chartex" xmlns:cx1="http://schemas.microsoft.com/office/drawing/2015/9/8/chartex" xmlns:cx2="http://schemas.microsoft.com/office/drawing/2015/10/21/chartex" xmlns:cx3="http://schemas.microsoft.com/office/drawing/2016/5/9/chartex" xmlns:cx4="http://schemas.microsoft.com/office/drawing/2016/5/10/chartex" xmlns:cx5="http://schemas.microsoft.com/office/drawing/2016/5/11/chartex" xmlns:cx6="http://schemas.microsoft.com/office/drawing/2016/5/12/chartex" xmlns:cx7="http://schemas.microsoft.com/office/drawing/2016/5/13/chartex" xmlns:cx8="http://schemas.microsoft.com/office/drawing/2016/5/14/chartex" xmlns:mc="http://schemas.openxmlformats.org/markup-compatibility/2006" xmlns:aink="http://schemas.microsoft.com/office/drawing/2016/ink" xmlns:am3d="http://schemas.microsoft.com/office/drawing/2017/model3d" xmlns:o="urn:schemas-microsoft-com:office:office" xmlns:r="http://schemas.openxmlformats.org/officeDocument/2006/relationships" xmlns:m="http://schemas.openxmlformats.org/officeDocument/2006/math" xmlns:v="urn:schemas-microsoft-com:vml" xmlns:wp14="http://schemas.microsoft.com/office/word/2010/wordprocessingDrawing" xmlns:wp="http://schemas.openxmlformats.org/drawingml/2006/wordprocessingDrawing" xmlns:w10="urn:schemas-microsoft-com:office:word" xmlns:w="http://schemas.openxmlformats.org/wordprocessingml/2006/main" xmlns:w14="http://schemas.microsoft.com/office/word/2010/wordml" xmlns:w15="http://schemas.microsoft.com/office/word/2012/wordml" xmlns:w16cex="http://schemas.microsoft.com/office/word/2018/wordml/cex" xmlns:w16cid="http://schemas.microsoft.com/office/word/2016/wordml/cid" xmlns:w16="http://schemas.microsoft.com/office/word/2018/wordml" xmlns:w16sdtdh="http://schemas.microsoft.com/office/word/2020/wordml/sdtdatahash" xmlns:w16se="http://schemas.microsoft.com/office/word/2015/wordml/symex" xmlns:wpg="http://schemas.microsoft.com/office/word/2010/wordprocessingGroup" xmlns:wpi="http://schemas.microsoft.com/office/word/2010/wordprocessingInk" xmlns:wne="http://schemas.microsoft.com/office/word/2006/wordml" xmlns:wps="http://schemas.microsoft.com/office/word/2010/wordprocessingShape" mc:Ignorable="w14 w15 w16se w16cid w16 w16cex w16sdtdh wp14">
   <w:body>
     <w:p>
       <w:pPr>
@@ -230,7 +230,7 @@
     </w:p>
     <w:p>
       <w:pPr>
-        <w:pStyle w:val="TOC1"/>
+        <w:pStyle w:val="ndice1"/>
         <w:tabs>
           <w:tab w:val="right" w:leader="dot" w:pos="8488"/>
         </w:tabs>
@@ -240,17 +240,15 @@
           <w:bCs w:val="0"/>
           <w:caps w:val="0"/>
           <w:noProof/>
-          <w:kern w:val="2"/>
-          <w:sz w:val="24"/>
-          <w:szCs w:val="24"/>
+          <w:sz w:val="22"/>
+          <w:szCs w:val="22"/>
           <w:lang w:eastAsia="pt-PT"/>
-          <w14:ligatures w14:val="standardContextual"/>
         </w:rPr>
       </w:pPr>
-      <w:hyperlink w:anchor="_Toc232447949" w:history="1">
-        <w:r>
-          <w:rPr>
-            <w:rStyle w:val="Hyperlink"/>
+      <w:hyperlink w:anchor="_Toc232451432" w:history="1">
+        <w:r>
+          <w:rPr>
+            <w:rStyle w:val="Hiperligao"/>
             <w:noProof/>
           </w:rPr>
           <w:t>1. Introdução</w:t>
@@ -274,7 +272,7 @@
             <w:noProof/>
             <w:webHidden/>
           </w:rPr>
-          <w:instrText xml:space="preserve"> PAGEREF _Toc232447949 \h </w:instrText>
+          <w:instrText xml:space="preserve"> PAGEREF _Toc232451432 \h </w:instrText>
         </w:r>
         <w:r>
           <w:rPr>
@@ -307,7 +305,7 @@
     </w:p>
     <w:p>
       <w:pPr>
-        <w:pStyle w:val="TOC1"/>
+        <w:pStyle w:val="ndice1"/>
         <w:tabs>
           <w:tab w:val="right" w:leader="dot" w:pos="8488"/>
         </w:tabs>
@@ -317,20 +315,18 @@
           <w:bCs w:val="0"/>
           <w:caps w:val="0"/>
           <w:noProof/>
-          <w:kern w:val="2"/>
-          <w:sz w:val="24"/>
-          <w:szCs w:val="24"/>
+          <w:sz w:val="22"/>
+          <w:szCs w:val="22"/>
           <w:lang w:eastAsia="pt-PT"/>
-          <w14:ligatures w14:val="standardContextual"/>
         </w:rPr>
       </w:pPr>
-      <w:hyperlink w:anchor="_Toc232447950" w:history="1">
-        <w:r>
-          <w:rPr>
-            <w:rStyle w:val="Hyperlink"/>
-            <w:noProof/>
-          </w:rPr>
-          <w:t>2. Conclusão</w:t>
+      <w:hyperlink w:anchor="_Toc232451433" w:history="1">
+        <w:r>
+          <w:rPr>
+            <w:rStyle w:val="Hiperligao"/>
+            <w:noProof/>
+          </w:rPr>
+          <w:t>2. OMRON NX1P2</w:t>
         </w:r>
         <w:r>
           <w:rPr>
@@ -351,7 +347,7 @@
             <w:noProof/>
             <w:webHidden/>
           </w:rPr>
-          <w:instrText xml:space="preserve"> PAGEREF _Toc232447950 \h </w:instrText>
+          <w:instrText xml:space="preserve"> PAGEREF _Toc232451433 \h </w:instrText>
         </w:r>
         <w:r>
           <w:rPr>
@@ -372,6 +368,835 @@
             <w:webHidden/>
           </w:rPr>
           <w:t>5</w:t>
+        </w:r>
+        <w:r>
+          <w:rPr>
+            <w:noProof/>
+            <w:webHidden/>
+          </w:rPr>
+          <w:fldChar w:fldCharType="end"/>
+        </w:r>
+      </w:hyperlink>
+    </w:p>
+    <w:p>
+      <w:pPr>
+        <w:pStyle w:val="ndice1"/>
+        <w:tabs>
+          <w:tab w:val="right" w:leader="dot" w:pos="8488"/>
+        </w:tabs>
+        <w:rPr>
+          <w:rFonts w:eastAsiaTheme="minorEastAsia" w:cstheme="minorBidi"/>
+          <w:b w:val="0"/>
+          <w:bCs w:val="0"/>
+          <w:caps w:val="0"/>
+          <w:noProof/>
+          <w:sz w:val="22"/>
+          <w:szCs w:val="22"/>
+          <w:lang w:eastAsia="pt-PT"/>
+        </w:rPr>
+      </w:pPr>
+      <w:hyperlink w:anchor="_Toc232451434" w:history="1">
+        <w:r>
+          <w:rPr>
+            <w:rStyle w:val="Hiperligao"/>
+            <w:noProof/>
+          </w:rPr>
+          <w:t>3. Grafecets</w:t>
+        </w:r>
+        <w:r>
+          <w:rPr>
+            <w:noProof/>
+            <w:webHidden/>
+          </w:rPr>
+          <w:tab/>
+        </w:r>
+        <w:r>
+          <w:rPr>
+            <w:noProof/>
+            <w:webHidden/>
+          </w:rPr>
+          <w:fldChar w:fldCharType="begin"/>
+        </w:r>
+        <w:r>
+          <w:rPr>
+            <w:noProof/>
+            <w:webHidden/>
+          </w:rPr>
+          <w:instrText xml:space="preserve"> PAGEREF _Toc232451434 \h </w:instrText>
+        </w:r>
+        <w:r>
+          <w:rPr>
+            <w:noProof/>
+            <w:webHidden/>
+          </w:rPr>
+        </w:r>
+        <w:r>
+          <w:rPr>
+            <w:noProof/>
+            <w:webHidden/>
+          </w:rPr>
+          <w:fldChar w:fldCharType="separate"/>
+        </w:r>
+        <w:r>
+          <w:rPr>
+            <w:noProof/>
+            <w:webHidden/>
+          </w:rPr>
+          <w:t>5</w:t>
+        </w:r>
+        <w:r>
+          <w:rPr>
+            <w:noProof/>
+            <w:webHidden/>
+          </w:rPr>
+          <w:fldChar w:fldCharType="end"/>
+        </w:r>
+      </w:hyperlink>
+    </w:p>
+    <w:p>
+      <w:pPr>
+        <w:pStyle w:val="ndice2"/>
+        <w:tabs>
+          <w:tab w:val="right" w:leader="dot" w:pos="8488"/>
+        </w:tabs>
+        <w:rPr>
+          <w:rFonts w:eastAsiaTheme="minorEastAsia" w:cstheme="minorBidi"/>
+          <w:smallCaps w:val="0"/>
+          <w:noProof/>
+          <w:sz w:val="22"/>
+          <w:szCs w:val="22"/>
+          <w:lang w:eastAsia="pt-PT"/>
+        </w:rPr>
+      </w:pPr>
+      <w:hyperlink w:anchor="_Toc232451435" w:history="1">
+        <w:r>
+          <w:rPr>
+            <w:rStyle w:val="Hiperligao"/>
+            <w:noProof/>
+          </w:rPr>
+          <w:t>3.1 Grafecets o que é?</w:t>
+        </w:r>
+        <w:r>
+          <w:rPr>
+            <w:noProof/>
+            <w:webHidden/>
+          </w:rPr>
+          <w:tab/>
+        </w:r>
+        <w:r>
+          <w:rPr>
+            <w:noProof/>
+            <w:webHidden/>
+          </w:rPr>
+          <w:fldChar w:fldCharType="begin"/>
+        </w:r>
+        <w:r>
+          <w:rPr>
+            <w:noProof/>
+            <w:webHidden/>
+          </w:rPr>
+          <w:instrText xml:space="preserve"> PAGEREF _Toc232451435 \h </w:instrText>
+        </w:r>
+        <w:r>
+          <w:rPr>
+            <w:noProof/>
+            <w:webHidden/>
+          </w:rPr>
+        </w:r>
+        <w:r>
+          <w:rPr>
+            <w:noProof/>
+            <w:webHidden/>
+          </w:rPr>
+          <w:fldChar w:fldCharType="separate"/>
+        </w:r>
+        <w:r>
+          <w:rPr>
+            <w:noProof/>
+            <w:webHidden/>
+          </w:rPr>
+          <w:t>5</w:t>
+        </w:r>
+        <w:r>
+          <w:rPr>
+            <w:noProof/>
+            <w:webHidden/>
+          </w:rPr>
+          <w:fldChar w:fldCharType="end"/>
+        </w:r>
+      </w:hyperlink>
+    </w:p>
+    <w:p>
+      <w:pPr>
+        <w:pStyle w:val="ndice1"/>
+        <w:tabs>
+          <w:tab w:val="right" w:leader="dot" w:pos="8488"/>
+        </w:tabs>
+        <w:rPr>
+          <w:rFonts w:eastAsiaTheme="minorEastAsia" w:cstheme="minorBidi"/>
+          <w:b w:val="0"/>
+          <w:bCs w:val="0"/>
+          <w:caps w:val="0"/>
+          <w:noProof/>
+          <w:sz w:val="22"/>
+          <w:szCs w:val="22"/>
+          <w:lang w:eastAsia="pt-PT"/>
+        </w:rPr>
+      </w:pPr>
+      <w:hyperlink w:anchor="_Toc232451436" w:history="1">
+        <w:r>
+          <w:rPr>
+            <w:rStyle w:val="Hiperligao"/>
+            <w:noProof/>
+          </w:rPr>
+          <w:t>4. Sysmac studio</w:t>
+        </w:r>
+        <w:r>
+          <w:rPr>
+            <w:noProof/>
+            <w:webHidden/>
+          </w:rPr>
+          <w:tab/>
+        </w:r>
+        <w:r>
+          <w:rPr>
+            <w:noProof/>
+            <w:webHidden/>
+          </w:rPr>
+          <w:fldChar w:fldCharType="begin"/>
+        </w:r>
+        <w:r>
+          <w:rPr>
+            <w:noProof/>
+            <w:webHidden/>
+          </w:rPr>
+          <w:instrText xml:space="preserve"> PAGEREF _Toc232451436 \h </w:instrText>
+        </w:r>
+        <w:r>
+          <w:rPr>
+            <w:noProof/>
+            <w:webHidden/>
+          </w:rPr>
+        </w:r>
+        <w:r>
+          <w:rPr>
+            <w:noProof/>
+            <w:webHidden/>
+          </w:rPr>
+          <w:fldChar w:fldCharType="separate"/>
+        </w:r>
+        <w:r>
+          <w:rPr>
+            <w:noProof/>
+            <w:webHidden/>
+          </w:rPr>
+          <w:t>6</w:t>
+        </w:r>
+        <w:r>
+          <w:rPr>
+            <w:noProof/>
+            <w:webHidden/>
+          </w:rPr>
+          <w:fldChar w:fldCharType="end"/>
+        </w:r>
+      </w:hyperlink>
+    </w:p>
+    <w:p>
+      <w:pPr>
+        <w:pStyle w:val="ndice2"/>
+        <w:tabs>
+          <w:tab w:val="right" w:leader="dot" w:pos="8488"/>
+        </w:tabs>
+        <w:rPr>
+          <w:rFonts w:eastAsiaTheme="minorEastAsia" w:cstheme="minorBidi"/>
+          <w:smallCaps w:val="0"/>
+          <w:noProof/>
+          <w:sz w:val="22"/>
+          <w:szCs w:val="22"/>
+          <w:lang w:eastAsia="pt-PT"/>
+        </w:rPr>
+      </w:pPr>
+      <w:hyperlink w:anchor="_Toc232451437" w:history="1">
+        <w:r>
+          <w:rPr>
+            <w:rStyle w:val="Hiperligao"/>
+            <w:noProof/>
+          </w:rPr>
+          <w:t>4.1 Sysmac studio o que é?</w:t>
+        </w:r>
+        <w:r>
+          <w:rPr>
+            <w:noProof/>
+            <w:webHidden/>
+          </w:rPr>
+          <w:tab/>
+        </w:r>
+        <w:r>
+          <w:rPr>
+            <w:noProof/>
+            <w:webHidden/>
+          </w:rPr>
+          <w:fldChar w:fldCharType="begin"/>
+        </w:r>
+        <w:r>
+          <w:rPr>
+            <w:noProof/>
+            <w:webHidden/>
+          </w:rPr>
+          <w:instrText xml:space="preserve"> PAGEREF _Toc232451437 \h </w:instrText>
+        </w:r>
+        <w:r>
+          <w:rPr>
+            <w:noProof/>
+            <w:webHidden/>
+          </w:rPr>
+        </w:r>
+        <w:r>
+          <w:rPr>
+            <w:noProof/>
+            <w:webHidden/>
+          </w:rPr>
+          <w:fldChar w:fldCharType="separate"/>
+        </w:r>
+        <w:r>
+          <w:rPr>
+            <w:noProof/>
+            <w:webHidden/>
+          </w:rPr>
+          <w:t>6</w:t>
+        </w:r>
+        <w:r>
+          <w:rPr>
+            <w:noProof/>
+            <w:webHidden/>
+          </w:rPr>
+          <w:fldChar w:fldCharType="end"/>
+        </w:r>
+      </w:hyperlink>
+    </w:p>
+    <w:p>
+      <w:pPr>
+        <w:pStyle w:val="ndice1"/>
+        <w:tabs>
+          <w:tab w:val="right" w:leader="dot" w:pos="8488"/>
+        </w:tabs>
+        <w:rPr>
+          <w:rFonts w:eastAsiaTheme="minorEastAsia" w:cstheme="minorBidi"/>
+          <w:b w:val="0"/>
+          <w:bCs w:val="0"/>
+          <w:caps w:val="0"/>
+          <w:noProof/>
+          <w:sz w:val="22"/>
+          <w:szCs w:val="22"/>
+          <w:lang w:eastAsia="pt-PT"/>
+        </w:rPr>
+      </w:pPr>
+      <w:hyperlink w:anchor="_Toc232451438" w:history="1">
+        <w:r>
+          <w:rPr>
+            <w:rStyle w:val="Hiperligao"/>
+            <w:noProof/>
+          </w:rPr>
+          <w:t>5. Factory i/o</w:t>
+        </w:r>
+        <w:r>
+          <w:rPr>
+            <w:noProof/>
+            <w:webHidden/>
+          </w:rPr>
+          <w:tab/>
+        </w:r>
+        <w:r>
+          <w:rPr>
+            <w:noProof/>
+            <w:webHidden/>
+          </w:rPr>
+          <w:fldChar w:fldCharType="begin"/>
+        </w:r>
+        <w:r>
+          <w:rPr>
+            <w:noProof/>
+            <w:webHidden/>
+          </w:rPr>
+          <w:instrText xml:space="preserve"> PAGEREF _Toc232451438 \h </w:instrText>
+        </w:r>
+        <w:r>
+          <w:rPr>
+            <w:noProof/>
+            <w:webHidden/>
+          </w:rPr>
+        </w:r>
+        <w:r>
+          <w:rPr>
+            <w:noProof/>
+            <w:webHidden/>
+          </w:rPr>
+          <w:fldChar w:fldCharType="separate"/>
+        </w:r>
+        <w:r>
+          <w:rPr>
+            <w:noProof/>
+            <w:webHidden/>
+          </w:rPr>
+          <w:t>6</w:t>
+        </w:r>
+        <w:r>
+          <w:rPr>
+            <w:noProof/>
+            <w:webHidden/>
+          </w:rPr>
+          <w:fldChar w:fldCharType="end"/>
+        </w:r>
+      </w:hyperlink>
+    </w:p>
+    <w:p>
+      <w:pPr>
+        <w:pStyle w:val="ndice2"/>
+        <w:tabs>
+          <w:tab w:val="right" w:leader="dot" w:pos="8488"/>
+        </w:tabs>
+        <w:rPr>
+          <w:rFonts w:eastAsiaTheme="minorEastAsia" w:cstheme="minorBidi"/>
+          <w:smallCaps w:val="0"/>
+          <w:noProof/>
+          <w:sz w:val="22"/>
+          <w:szCs w:val="22"/>
+          <w:lang w:eastAsia="pt-PT"/>
+        </w:rPr>
+      </w:pPr>
+      <w:hyperlink w:anchor="_Toc232451439" w:history="1">
+        <w:r>
+          <w:rPr>
+            <w:rStyle w:val="Hiperligao"/>
+            <w:noProof/>
+          </w:rPr>
+          <w:t>5.1 Factory I/O OQ eu É?</w:t>
+        </w:r>
+        <w:r>
+          <w:rPr>
+            <w:noProof/>
+            <w:webHidden/>
+          </w:rPr>
+          <w:tab/>
+        </w:r>
+        <w:r>
+          <w:rPr>
+            <w:noProof/>
+            <w:webHidden/>
+          </w:rPr>
+          <w:fldChar w:fldCharType="begin"/>
+        </w:r>
+        <w:r>
+          <w:rPr>
+            <w:noProof/>
+            <w:webHidden/>
+          </w:rPr>
+          <w:instrText xml:space="preserve"> PAGEREF _Toc232451439 \h </w:instrText>
+        </w:r>
+        <w:r>
+          <w:rPr>
+            <w:noProof/>
+            <w:webHidden/>
+          </w:rPr>
+        </w:r>
+        <w:r>
+          <w:rPr>
+            <w:noProof/>
+            <w:webHidden/>
+          </w:rPr>
+          <w:fldChar w:fldCharType="separate"/>
+        </w:r>
+        <w:r>
+          <w:rPr>
+            <w:noProof/>
+            <w:webHidden/>
+          </w:rPr>
+          <w:t>6</w:t>
+        </w:r>
+        <w:r>
+          <w:rPr>
+            <w:noProof/>
+            <w:webHidden/>
+          </w:rPr>
+          <w:fldChar w:fldCharType="end"/>
+        </w:r>
+      </w:hyperlink>
+    </w:p>
+    <w:p>
+      <w:pPr>
+        <w:pStyle w:val="ndice1"/>
+        <w:tabs>
+          <w:tab w:val="right" w:leader="dot" w:pos="8488"/>
+        </w:tabs>
+        <w:rPr>
+          <w:rFonts w:eastAsiaTheme="minorEastAsia" w:cstheme="minorBidi"/>
+          <w:b w:val="0"/>
+          <w:bCs w:val="0"/>
+          <w:caps w:val="0"/>
+          <w:noProof/>
+          <w:sz w:val="22"/>
+          <w:szCs w:val="22"/>
+          <w:lang w:eastAsia="pt-PT"/>
+        </w:rPr>
+      </w:pPr>
+      <w:hyperlink w:anchor="_Toc232451440" w:history="1">
+        <w:r>
+          <w:rPr>
+            <w:rStyle w:val="Hiperligao"/>
+            <w:noProof/>
+          </w:rPr>
+          <w:t>6. KUKA KR4</w:t>
+        </w:r>
+        <w:r>
+          <w:rPr>
+            <w:noProof/>
+            <w:webHidden/>
+          </w:rPr>
+          <w:tab/>
+        </w:r>
+        <w:r>
+          <w:rPr>
+            <w:noProof/>
+            <w:webHidden/>
+          </w:rPr>
+          <w:fldChar w:fldCharType="begin"/>
+        </w:r>
+        <w:r>
+          <w:rPr>
+            <w:noProof/>
+            <w:webHidden/>
+          </w:rPr>
+          <w:instrText xml:space="preserve"> PAGEREF _Toc232451440 \h </w:instrText>
+        </w:r>
+        <w:r>
+          <w:rPr>
+            <w:noProof/>
+            <w:webHidden/>
+          </w:rPr>
+        </w:r>
+        <w:r>
+          <w:rPr>
+            <w:noProof/>
+            <w:webHidden/>
+          </w:rPr>
+          <w:fldChar w:fldCharType="separate"/>
+        </w:r>
+        <w:r>
+          <w:rPr>
+            <w:noProof/>
+            <w:webHidden/>
+          </w:rPr>
+          <w:t>7</w:t>
+        </w:r>
+        <w:r>
+          <w:rPr>
+            <w:noProof/>
+            <w:webHidden/>
+          </w:rPr>
+          <w:fldChar w:fldCharType="end"/>
+        </w:r>
+      </w:hyperlink>
+    </w:p>
+    <w:p>
+      <w:pPr>
+        <w:pStyle w:val="ndice2"/>
+        <w:tabs>
+          <w:tab w:val="right" w:leader="dot" w:pos="8488"/>
+        </w:tabs>
+        <w:rPr>
+          <w:rFonts w:eastAsiaTheme="minorEastAsia" w:cstheme="minorBidi"/>
+          <w:smallCaps w:val="0"/>
+          <w:noProof/>
+          <w:sz w:val="22"/>
+          <w:szCs w:val="22"/>
+          <w:lang w:eastAsia="pt-PT"/>
+        </w:rPr>
+      </w:pPr>
+      <w:hyperlink w:anchor="_Toc232451441" w:history="1">
+        <w:r>
+          <w:rPr>
+            <w:rStyle w:val="Hiperligao"/>
+            <w:noProof/>
+          </w:rPr>
+          <w:t>6.1 Kuka KR4 o que é?</w:t>
+        </w:r>
+        <w:r>
+          <w:rPr>
+            <w:noProof/>
+            <w:webHidden/>
+          </w:rPr>
+          <w:tab/>
+        </w:r>
+        <w:r>
+          <w:rPr>
+            <w:noProof/>
+            <w:webHidden/>
+          </w:rPr>
+          <w:fldChar w:fldCharType="begin"/>
+        </w:r>
+        <w:r>
+          <w:rPr>
+            <w:noProof/>
+            <w:webHidden/>
+          </w:rPr>
+          <w:instrText xml:space="preserve"> PAGEREF _Toc232451441 \h </w:instrText>
+        </w:r>
+        <w:r>
+          <w:rPr>
+            <w:noProof/>
+            <w:webHidden/>
+          </w:rPr>
+        </w:r>
+        <w:r>
+          <w:rPr>
+            <w:noProof/>
+            <w:webHidden/>
+          </w:rPr>
+          <w:fldChar w:fldCharType="separate"/>
+        </w:r>
+        <w:r>
+          <w:rPr>
+            <w:noProof/>
+            <w:webHidden/>
+          </w:rPr>
+          <w:t>7</w:t>
+        </w:r>
+        <w:r>
+          <w:rPr>
+            <w:noProof/>
+            <w:webHidden/>
+          </w:rPr>
+          <w:fldChar w:fldCharType="end"/>
+        </w:r>
+      </w:hyperlink>
+    </w:p>
+    <w:p>
+      <w:pPr>
+        <w:pStyle w:val="ndice1"/>
+        <w:tabs>
+          <w:tab w:val="right" w:leader="dot" w:pos="8488"/>
+        </w:tabs>
+        <w:rPr>
+          <w:rFonts w:eastAsiaTheme="minorEastAsia" w:cstheme="minorBidi"/>
+          <w:b w:val="0"/>
+          <w:bCs w:val="0"/>
+          <w:caps w:val="0"/>
+          <w:noProof/>
+          <w:sz w:val="22"/>
+          <w:szCs w:val="22"/>
+          <w:lang w:eastAsia="pt-PT"/>
+        </w:rPr>
+      </w:pPr>
+      <w:hyperlink w:anchor="_Toc232451442" w:history="1">
+        <w:r>
+          <w:rPr>
+            <w:rStyle w:val="Hiperligao"/>
+            <w:noProof/>
+          </w:rPr>
+          <w:t>7. HMI</w:t>
+        </w:r>
+        <w:r>
+          <w:rPr>
+            <w:noProof/>
+            <w:webHidden/>
+          </w:rPr>
+          <w:tab/>
+        </w:r>
+        <w:r>
+          <w:rPr>
+            <w:noProof/>
+            <w:webHidden/>
+          </w:rPr>
+          <w:fldChar w:fldCharType="begin"/>
+        </w:r>
+        <w:r>
+          <w:rPr>
+            <w:noProof/>
+            <w:webHidden/>
+          </w:rPr>
+          <w:instrText xml:space="preserve"> PAGEREF _Toc232451442 \h </w:instrText>
+        </w:r>
+        <w:r>
+          <w:rPr>
+            <w:noProof/>
+            <w:webHidden/>
+          </w:rPr>
+        </w:r>
+        <w:r>
+          <w:rPr>
+            <w:noProof/>
+            <w:webHidden/>
+          </w:rPr>
+          <w:fldChar w:fldCharType="separate"/>
+        </w:r>
+        <w:r>
+          <w:rPr>
+            <w:noProof/>
+            <w:webHidden/>
+          </w:rPr>
+          <w:t>7</w:t>
+        </w:r>
+        <w:r>
+          <w:rPr>
+            <w:noProof/>
+            <w:webHidden/>
+          </w:rPr>
+          <w:fldChar w:fldCharType="end"/>
+        </w:r>
+      </w:hyperlink>
+    </w:p>
+    <w:p>
+      <w:pPr>
+        <w:pStyle w:val="ndice2"/>
+        <w:tabs>
+          <w:tab w:val="right" w:leader="dot" w:pos="8488"/>
+        </w:tabs>
+        <w:rPr>
+          <w:rFonts w:eastAsiaTheme="minorEastAsia" w:cstheme="minorBidi"/>
+          <w:smallCaps w:val="0"/>
+          <w:noProof/>
+          <w:sz w:val="22"/>
+          <w:szCs w:val="22"/>
+          <w:lang w:eastAsia="pt-PT"/>
+        </w:rPr>
+      </w:pPr>
+      <w:hyperlink w:anchor="_Toc232451443" w:history="1">
+        <w:r>
+          <w:rPr>
+            <w:rStyle w:val="Hiperligao"/>
+            <w:noProof/>
+          </w:rPr>
+          <w:t>7.1 H</w:t>
+        </w:r>
+        <w:r>
+          <w:rPr>
+            <w:rStyle w:val="Hiperligao"/>
+            <w:noProof/>
+          </w:rPr>
+          <w:t>M</w:t>
+        </w:r>
+        <w:r>
+          <w:rPr>
+            <w:rStyle w:val="Hiperligao"/>
+            <w:noProof/>
+          </w:rPr>
+          <w:t>I O QUE É?</w:t>
+        </w:r>
+        <w:r>
+          <w:rPr>
+            <w:noProof/>
+            <w:webHidden/>
+          </w:rPr>
+          <w:tab/>
+        </w:r>
+        <w:r>
+          <w:rPr>
+            <w:noProof/>
+            <w:webHidden/>
+          </w:rPr>
+          <w:fldChar w:fldCharType="begin"/>
+        </w:r>
+        <w:r>
+          <w:rPr>
+            <w:noProof/>
+            <w:webHidden/>
+          </w:rPr>
+          <w:instrText xml:space="preserve"> PAGEREF _Toc232451443 \h </w:instrText>
+        </w:r>
+        <w:r>
+          <w:rPr>
+            <w:noProof/>
+            <w:webHidden/>
+          </w:rPr>
+        </w:r>
+        <w:r>
+          <w:rPr>
+            <w:noProof/>
+            <w:webHidden/>
+          </w:rPr>
+          <w:fldChar w:fldCharType="separate"/>
+        </w:r>
+        <w:r>
+          <w:rPr>
+            <w:noProof/>
+            <w:webHidden/>
+          </w:rPr>
+          <w:t>7</w:t>
+        </w:r>
+        <w:r>
+          <w:rPr>
+            <w:noProof/>
+            <w:webHidden/>
+          </w:rPr>
+          <w:fldChar w:fldCharType="end"/>
+        </w:r>
+      </w:hyperlink>
+    </w:p>
+    <w:p>
+      <w:pPr>
+        <w:pStyle w:val="ndice1"/>
+        <w:tabs>
+          <w:tab w:val="right" w:leader="dot" w:pos="8488"/>
+        </w:tabs>
+        <w:rPr>
+          <w:rFonts w:eastAsiaTheme="minorEastAsia" w:cstheme="minorBidi"/>
+          <w:b w:val="0"/>
+          <w:bCs w:val="0"/>
+          <w:caps w:val="0"/>
+          <w:noProof/>
+          <w:sz w:val="22"/>
+          <w:szCs w:val="22"/>
+          <w:lang w:eastAsia="pt-PT"/>
+        </w:rPr>
+      </w:pPr>
+      <w:hyperlink w:anchor="_Toc232451444" w:history="1">
+        <w:r>
+          <w:rPr>
+            <w:rStyle w:val="Hiperligao"/>
+            <w:noProof/>
+          </w:rPr>
+          <w:t>8. Conclusão</w:t>
+        </w:r>
+        <w:r>
+          <w:rPr>
+            <w:noProof/>
+            <w:webHidden/>
+          </w:rPr>
+          <w:tab/>
+        </w:r>
+        <w:r>
+          <w:rPr>
+            <w:noProof/>
+            <w:webHidden/>
+          </w:rPr>
+          <w:fldChar w:fldCharType="begin"/>
+        </w:r>
+        <w:r>
+          <w:rPr>
+            <w:noProof/>
+            <w:webHidden/>
+          </w:rPr>
+          <w:instrText xml:space="preserve"> PAGEREF _Toc232451444 \h </w:instrText>
+        </w:r>
+        <w:r>
+          <w:rPr>
+            <w:noProof/>
+            <w:webHidden/>
+          </w:rPr>
+        </w:r>
+        <w:r>
+          <w:rPr>
+            <w:noProof/>
+            <w:webHidden/>
+          </w:rPr>
+          <w:fldChar w:fldCharType="separate"/>
+        </w:r>
+        <w:r>
+          <w:rPr>
+            <w:noProof/>
+            <w:webHidden/>
+          </w:rPr>
+          <w:t>8</w:t>
         </w:r>
         <w:r>
           <w:rPr>
@@ -445,7 +1270,7 @@
     </w:p>
     <w:p>
       <w:pPr>
-        <w:pStyle w:val="TableofFigures"/>
+        <w:pStyle w:val="ndicedeilustraes"/>
         <w:tabs>
           <w:tab w:val="right" w:leader="dot" w:pos="8488"/>
         </w:tabs>
@@ -513,16 +1338,16 @@
     </w:p>
     <w:p>
       <w:pPr>
-        <w:pStyle w:val="Heading1"/>
-      </w:pPr>
-      <w:bookmarkStart w:id="0" w:name="_Toc231169385"/>
-      <w:bookmarkStart w:id="1" w:name="_Toc232447949"/>
-      <w:bookmarkStart w:id="2" w:name="_Ref505712228"/>
+        <w:pStyle w:val="Ttulo1"/>
+      </w:pPr>
+      <w:bookmarkStart w:id="0" w:name="_Ref505712228"/>
+      <w:bookmarkStart w:id="1" w:name="_Toc231169385"/>
+      <w:bookmarkStart w:id="2" w:name="_Toc232451432"/>
       <w:r>
         <w:t>Introdução</w:t>
       </w:r>
-      <w:bookmarkEnd w:id="0"/>
       <w:bookmarkEnd w:id="1"/>
+      <w:bookmarkEnd w:id="2"/>
     </w:p>
     <w:p/>
     <w:p/>
@@ -546,12 +1371,14 @@
     </w:p>
     <w:p>
       <w:pPr>
-        <w:pStyle w:val="Heading1"/>
-      </w:pPr>
+        <w:pStyle w:val="Ttulo1"/>
+      </w:pPr>
+      <w:bookmarkStart w:id="3" w:name="_Toc232451433"/>
       <w:r>
         <w:lastRenderedPageBreak/>
         <w:t>OMRON NX1P2</w:t>
       </w:r>
+      <w:bookmarkEnd w:id="3"/>
     </w:p>
     <w:p>
       <w:r>
@@ -586,7 +1413,7 @@
     </w:p>
     <w:p>
       <w:pPr>
-        <w:pStyle w:val="ListParagraph"/>
+        <w:pStyle w:val="PargrafodaLista"/>
         <w:numPr>
           <w:ilvl w:val="0"/>
           <w:numId w:val="8"/>
@@ -598,7 +1425,7 @@
     </w:p>
     <w:p>
       <w:pPr>
-        <w:pStyle w:val="ListParagraph"/>
+        <w:pStyle w:val="PargrafodaLista"/>
         <w:numPr>
           <w:ilvl w:val="0"/>
           <w:numId w:val="8"/>
@@ -626,7 +1453,7 @@
     </w:p>
     <w:p>
       <w:pPr>
-        <w:pStyle w:val="ListParagraph"/>
+        <w:pStyle w:val="PargrafodaLista"/>
         <w:numPr>
           <w:ilvl w:val="0"/>
           <w:numId w:val="8"/>
@@ -638,7 +1465,7 @@
     </w:p>
     <w:p>
       <w:pPr>
-        <w:pStyle w:val="ListParagraph"/>
+        <w:pStyle w:val="PargrafodaLista"/>
         <w:numPr>
           <w:ilvl w:val="0"/>
           <w:numId w:val="8"/>
@@ -659,19 +1486,23 @@
     <w:p/>
     <w:p>
       <w:pPr>
-        <w:pStyle w:val="Heading1"/>
-      </w:pPr>
+        <w:pStyle w:val="Ttulo1"/>
+      </w:pPr>
+      <w:bookmarkStart w:id="4" w:name="_Toc232451434"/>
       <w:r>
         <w:t>Grafecets</w:t>
       </w:r>
-    </w:p>
-    <w:p>
-      <w:pPr>
-        <w:pStyle w:val="Heading2"/>
-      </w:pPr>
+      <w:bookmarkEnd w:id="4"/>
+    </w:p>
+    <w:p>
+      <w:pPr>
+        <w:pStyle w:val="Ttulo2"/>
+      </w:pPr>
+      <w:bookmarkStart w:id="5" w:name="_Toc232451435"/>
       <w:r>
         <w:t>Grafecets o que é?</w:t>
       </w:r>
+      <w:bookmarkEnd w:id="5"/>
     </w:p>
     <w:p>
       <w:r>
@@ -685,7 +1516,7 @@
     </w:p>
     <w:p>
       <w:pPr>
-        <w:pStyle w:val="ListParagraph"/>
+        <w:pStyle w:val="PargrafodaLista"/>
         <w:numPr>
           <w:ilvl w:val="0"/>
           <w:numId w:val="9"/>
@@ -697,7 +1528,7 @@
     </w:p>
     <w:p>
       <w:pPr>
-        <w:pStyle w:val="ListParagraph"/>
+        <w:pStyle w:val="PargrafodaLista"/>
         <w:numPr>
           <w:ilvl w:val="0"/>
           <w:numId w:val="9"/>
@@ -709,7 +1540,7 @@
     </w:p>
     <w:p>
       <w:pPr>
-        <w:pStyle w:val="ListParagraph"/>
+        <w:pStyle w:val="PargrafodaLista"/>
         <w:numPr>
           <w:ilvl w:val="0"/>
           <w:numId w:val="9"/>
@@ -721,7 +1552,7 @@
     </w:p>
     <w:p>
       <w:pPr>
-        <w:pStyle w:val="ListParagraph"/>
+        <w:pStyle w:val="PargrafodaLista"/>
         <w:numPr>
           <w:ilvl w:val="0"/>
           <w:numId w:val="9"/>
@@ -733,17 +1564,20 @@
     </w:p>
     <w:p>
       <w:pPr>
-        <w:pStyle w:val="Heading1"/>
-      </w:pPr>
+        <w:pStyle w:val="Ttulo1"/>
+      </w:pPr>
+      <w:bookmarkStart w:id="6" w:name="_Toc232451436"/>
       <w:r>
         <w:lastRenderedPageBreak/>
         <w:t>Sysmac studio</w:t>
       </w:r>
-    </w:p>
-    <w:p>
-      <w:pPr>
-        <w:pStyle w:val="Heading2"/>
-      </w:pPr>
+      <w:bookmarkEnd w:id="6"/>
+    </w:p>
+    <w:p>
+      <w:pPr>
+        <w:pStyle w:val="Ttulo2"/>
+      </w:pPr>
+      <w:bookmarkStart w:id="7" w:name="_Toc232451437"/>
       <w:r>
         <w:t>Sysma</w:t>
       </w:r>
@@ -753,6 +1587,7 @@
       <w:r>
         <w:t>?</w:t>
       </w:r>
+      <w:bookmarkEnd w:id="7"/>
     </w:p>
     <w:p>
       <w:r>
@@ -822,7 +1657,7 @@
     </w:p>
     <w:p>
       <w:pPr>
-        <w:pStyle w:val="ListParagraph"/>
+        <w:pStyle w:val="PargrafodaLista"/>
         <w:numPr>
           <w:ilvl w:val="0"/>
           <w:numId w:val="7"/>
@@ -834,7 +1669,7 @@
     </w:p>
     <w:p>
       <w:pPr>
-        <w:pStyle w:val="ListParagraph"/>
+        <w:pStyle w:val="PargrafodaLista"/>
         <w:numPr>
           <w:ilvl w:val="0"/>
           <w:numId w:val="7"/>
@@ -846,7 +1681,7 @@
     </w:p>
     <w:p>
       <w:pPr>
-        <w:pStyle w:val="ListParagraph"/>
+        <w:pStyle w:val="PargrafodaLista"/>
         <w:numPr>
           <w:ilvl w:val="0"/>
           <w:numId w:val="7"/>
@@ -872,8 +1707,9 @@
     </w:p>
     <w:p>
       <w:pPr>
-        <w:pStyle w:val="Heading1"/>
-      </w:pPr>
+        <w:pStyle w:val="Ttulo1"/>
+      </w:pPr>
+      <w:bookmarkStart w:id="8" w:name="_Toc232451438"/>
       <w:r>
         <w:t>Factory i</w:t>
       </w:r>
@@ -883,14 +1719,17 @@
       <w:r>
         <w:t>o</w:t>
       </w:r>
-    </w:p>
-    <w:p>
-      <w:pPr>
-        <w:pStyle w:val="Heading2"/>
-      </w:pPr>
+      <w:bookmarkEnd w:id="8"/>
+    </w:p>
+    <w:p>
+      <w:pPr>
+        <w:pStyle w:val="Ttulo2"/>
+      </w:pPr>
+      <w:bookmarkStart w:id="9" w:name="_Toc232451439"/>
       <w:r>
         <w:t>Factory I/O OQ eu É?</w:t>
       </w:r>
+      <w:bookmarkEnd w:id="9"/>
     </w:p>
     <w:p/>
     <w:p>
@@ -950,7 +1789,7 @@
     </w:p>
     <w:p>
       <w:pPr>
-        <w:pStyle w:val="ListParagraph"/>
+        <w:pStyle w:val="PargrafodaLista"/>
         <w:numPr>
           <w:ilvl w:val="0"/>
           <w:numId w:val="6"/>
@@ -962,7 +1801,7 @@
     </w:p>
     <w:p>
       <w:pPr>
-        <w:pStyle w:val="ListParagraph"/>
+        <w:pStyle w:val="PargrafodaLista"/>
         <w:numPr>
           <w:ilvl w:val="0"/>
           <w:numId w:val="6"/>
@@ -998,7 +1837,7 @@
     </w:p>
     <w:p>
       <w:pPr>
-        <w:pStyle w:val="ListParagraph"/>
+        <w:pStyle w:val="PargrafodaLista"/>
         <w:numPr>
           <w:ilvl w:val="0"/>
           <w:numId w:val="6"/>
@@ -1010,7 +1849,7 @@
     </w:p>
     <w:p>
       <w:pPr>
-        <w:pStyle w:val="ListParagraph"/>
+        <w:pStyle w:val="PargrafodaLista"/>
         <w:numPr>
           <w:ilvl w:val="0"/>
           <w:numId w:val="6"/>
@@ -1024,24 +1863,23 @@
     <w:p/>
     <w:p>
       <w:pPr>
-        <w:pStyle w:val="Heading1"/>
-      </w:pPr>
+        <w:pStyle w:val="Ttulo1"/>
+      </w:pPr>
+      <w:bookmarkStart w:id="10" w:name="_Toc232451440"/>
       <w:r>
         <w:t>KUKA KR4</w:t>
       </w:r>
-    </w:p>
-    <w:p>
-      <w:pPr>
-        <w:pStyle w:val="Heading2"/>
-      </w:pPr>
-      <w:proofErr w:type="spellStart"/>
-      <w:r>
-        <w:t>Kuka</w:t>
-      </w:r>
-      <w:proofErr w:type="spellEnd"/>
-      <w:r>
-        <w:t xml:space="preserve"> KR4 o que é?</w:t>
-      </w:r>
+      <w:bookmarkEnd w:id="10"/>
+    </w:p>
+    <w:p>
+      <w:pPr>
+        <w:pStyle w:val="Ttulo2"/>
+      </w:pPr>
+      <w:bookmarkStart w:id="11" w:name="_Toc232451441"/>
+      <w:r>
+        <w:t>Kuka KR4 o que é?</w:t>
+      </w:r>
+      <w:bookmarkEnd w:id="11"/>
     </w:p>
     <w:p/>
     <w:p>
@@ -1056,7 +1894,7 @@
     </w:p>
     <w:p>
       <w:pPr>
-        <w:pStyle w:val="ListParagraph"/>
+        <w:pStyle w:val="PargrafodaLista"/>
         <w:numPr>
           <w:ilvl w:val="0"/>
           <w:numId w:val="5"/>
@@ -1076,7 +1914,7 @@
     </w:p>
     <w:p>
       <w:pPr>
-        <w:pStyle w:val="ListParagraph"/>
+        <w:pStyle w:val="PargrafodaLista"/>
         <w:numPr>
           <w:ilvl w:val="0"/>
           <w:numId w:val="5"/>
@@ -1088,7 +1926,7 @@
     </w:p>
     <w:p>
       <w:pPr>
-        <w:pStyle w:val="ListParagraph"/>
+        <w:pStyle w:val="PargrafodaLista"/>
         <w:numPr>
           <w:ilvl w:val="0"/>
           <w:numId w:val="5"/>
@@ -1100,7 +1938,7 @@
     </w:p>
     <w:p>
       <w:pPr>
-        <w:pStyle w:val="ListParagraph"/>
+        <w:pStyle w:val="PargrafodaLista"/>
         <w:numPr>
           <w:ilvl w:val="0"/>
           <w:numId w:val="5"/>
@@ -1112,19 +1950,23 @@
     </w:p>
     <w:p>
       <w:pPr>
-        <w:pStyle w:val="Heading1"/>
-      </w:pPr>
+        <w:pStyle w:val="Ttulo1"/>
+      </w:pPr>
+      <w:bookmarkStart w:id="12" w:name="_Toc232451442"/>
       <w:r>
         <w:t>HMI</w:t>
       </w:r>
-    </w:p>
-    <w:p>
-      <w:pPr>
-        <w:pStyle w:val="Heading2"/>
-      </w:pPr>
+      <w:bookmarkEnd w:id="12"/>
+    </w:p>
+    <w:p>
+      <w:pPr>
+        <w:pStyle w:val="Ttulo2"/>
+      </w:pPr>
+      <w:bookmarkStart w:id="13" w:name="_Toc232451443"/>
       <w:r>
         <w:t>HMI O QUE É?</w:t>
       </w:r>
+      <w:bookmarkEnd w:id="13"/>
     </w:p>
     <w:p>
       <w:pPr>
@@ -1233,7 +2075,579 @@
     </w:p>
     <w:p>
       <w:pPr>
+        <w:pStyle w:val="Ttulo3"/>
+      </w:pPr>
+      <w:r>
+        <w:t>Página 1: Ecrã Inicial e Visão Geral da Instalação (Digital Twin)</w:t>
+      </w:r>
+    </w:p>
+    <w:p>
+      <w:pPr>
+        <w:pStyle w:val="PargrafodaLista"/>
+        <w:numPr>
+          <w:ilvl w:val="0"/>
+          <w:numId w:val="10"/>
+        </w:numPr>
+      </w:pPr>
+      <w:r>
+        <w:t>Descrição Geral:</w:t>
+      </w:r>
+    </w:p>
+    <w:p>
+      <w:r>
+        <w:t xml:space="preserve">Esta página representa o ecrã principal de uma Interface Homem-Máquina (HMI), servindo como ponto de entrada para o operador (indicado pelo cabeçalho "BEM VINDO OPERARIO"). O ecrã apresenta uma vista isométrica de uma simulação 3D de uma célula de manufatura automatizada (um Digital </w:t>
+      </w:r>
+      <w:proofErr w:type="spellStart"/>
+      <w:r>
+        <w:t>Twin</w:t>
+      </w:r>
+      <w:proofErr w:type="spellEnd"/>
+      <w:r>
+        <w:t xml:space="preserve"> ou gémeo digital da fábrica).</w:t>
+      </w:r>
+    </w:p>
+    <w:p>
+      <w:pPr>
+        <w:pStyle w:val="PargrafodaLista"/>
+        <w:numPr>
+          <w:ilvl w:val="0"/>
+          <w:numId w:val="10"/>
+        </w:numPr>
+      </w:pPr>
+      <w:r>
+        <w:t>Elementos Presentes na Interface:</w:t>
+      </w:r>
+    </w:p>
+    <w:p>
+      <w:pPr>
+        <w:pStyle w:val="PargrafodaLista"/>
+        <w:numPr>
+          <w:ilvl w:val="1"/>
+          <w:numId w:val="10"/>
+        </w:numPr>
+        <w:ind w:left="1418"/>
+      </w:pPr>
+      <w:r>
+        <w:t>Ambiente de Simulação 3D: Ilustra o layout completo da fábrica, permitindo ao operador ter uma perceção visual do estado físico do sistema. Os principais equipamentos visíveis incluem:</w:t>
+      </w:r>
+    </w:p>
+    <w:p>
+      <w:pPr>
+        <w:pStyle w:val="PargrafodaLista"/>
+        <w:numPr>
+          <w:ilvl w:val="2"/>
+          <w:numId w:val="10"/>
+        </w:numPr>
+        <w:ind w:left="1843"/>
+      </w:pPr>
+      <w:r>
+        <w:t>Braços Robóticos Articulados (cor-de-laranja): Utilizados para manipulação de peças (</w:t>
+      </w:r>
+      <w:proofErr w:type="spellStart"/>
+      <w:r>
+        <w:t>ex</w:t>
+      </w:r>
+      <w:proofErr w:type="spellEnd"/>
+      <w:r>
+        <w:t xml:space="preserve">: </w:t>
+      </w:r>
+      <w:proofErr w:type="spellStart"/>
+      <w:r>
+        <w:t>pick</w:t>
+      </w:r>
+      <w:proofErr w:type="spellEnd"/>
+      <w:r>
+        <w:t xml:space="preserve"> </w:t>
+      </w:r>
+      <w:proofErr w:type="spellStart"/>
+      <w:r>
+        <w:t>and</w:t>
+      </w:r>
+      <w:proofErr w:type="spellEnd"/>
+      <w:r>
+        <w:t xml:space="preserve"> </w:t>
+      </w:r>
+      <w:proofErr w:type="spellStart"/>
+      <w:r>
+        <w:t>place</w:t>
+      </w:r>
+      <w:proofErr w:type="spellEnd"/>
+      <w:r>
+        <w:t>, alimentação de máquinas).</w:t>
+      </w:r>
+    </w:p>
+    <w:p>
+      <w:pPr>
+        <w:pStyle w:val="PargrafodaLista"/>
+        <w:numPr>
+          <w:ilvl w:val="2"/>
+          <w:numId w:val="10"/>
+        </w:numPr>
+        <w:ind w:left="1843"/>
+      </w:pPr>
+      <w:r>
+        <w:t>Máquinas CNC / Centros de Maquinação (carenagens brancas): Estações de processamento de peças.</w:t>
+      </w:r>
+    </w:p>
+    <w:p>
+      <w:pPr>
+        <w:pStyle w:val="PargrafodaLista"/>
+        <w:numPr>
+          <w:ilvl w:val="2"/>
+          <w:numId w:val="10"/>
+        </w:numPr>
+        <w:ind w:left="1843"/>
+      </w:pPr>
+      <w:r>
+        <w:t>Tapetes Rolantes / Transportadores: Sistema de logística interna para movimentação das peças entre as diferentes estações.</w:t>
+      </w:r>
+    </w:p>
+    <w:p>
+      <w:pPr>
+        <w:pStyle w:val="PargrafodaLista"/>
+        <w:numPr>
+          <w:ilvl w:val="2"/>
+          <w:numId w:val="10"/>
+        </w:numPr>
+        <w:ind w:left="1843"/>
+      </w:pPr>
+      <w:r>
+        <w:t xml:space="preserve">Armazém Automatizado (AS/RS - ao fundo): Estrutura de prateleiras com </w:t>
+      </w:r>
+      <w:proofErr w:type="spellStart"/>
+      <w:r>
+        <w:t>transelevadores</w:t>
+      </w:r>
+      <w:proofErr w:type="spellEnd"/>
+      <w:r>
+        <w:t xml:space="preserve"> para armazenamento e recolha automática de peças ou paletes.</w:t>
+      </w:r>
+    </w:p>
+    <w:p>
+      <w:pPr>
+        <w:pStyle w:val="PargrafodaLista"/>
+        <w:numPr>
+          <w:ilvl w:val="2"/>
+          <w:numId w:val="10"/>
+        </w:numPr>
+        <w:ind w:left="1843"/>
+      </w:pPr>
+      <w:r>
+        <w:t>Vedações de Segurança: Barreiras físicas que delimitam as células robotizadas, essenciais para a segurança industrial.</w:t>
+      </w:r>
+    </w:p>
+    <w:p>
+      <w:pPr>
+        <w:pStyle w:val="PargrafodaLista"/>
+        <w:numPr>
+          <w:ilvl w:val="1"/>
+          <w:numId w:val="10"/>
+        </w:numPr>
+        <w:ind w:left="1418"/>
+      </w:pPr>
+      <w:r>
+        <w:t>Navegação: No canto inferior direito, encontra-se um botão tátil de navegação rotulado como "Controlo". A sua função é reencaminhar o operador para o ecrã de comando e supervisão detalhada do sistema.</w:t>
+      </w:r>
+    </w:p>
+    <w:p>
+      <w:pPr>
+        <w:pStyle w:val="PargrafodaLista"/>
+        <w:numPr>
+          <w:ilvl w:val="0"/>
+          <w:numId w:val="10"/>
+        </w:numPr>
+      </w:pPr>
+      <w:r>
+        <w:t>Objetivo no Relatório:</w:t>
+      </w:r>
+    </w:p>
+    <w:p>
+      <w:r>
+        <w:t>Esta página atua como o ecrã de monitorização visual global, onde o operador pode observar o fluxo de produção e identificar fisicamente onde ocorre qualquer anomalia antes de interagir com o painel de comando.</w:t>
+      </w:r>
+    </w:p>
+    <w:p>
+      <w:pPr>
+        <w:pStyle w:val="Ttulo3"/>
+      </w:pPr>
+      <w:r>
+        <w:t>Página 2: Ecrã de "Menu Controlo" (Painel HMI de Operação)</w:t>
+      </w:r>
+    </w:p>
+    <w:p>
+      <w:pPr>
+        <w:rPr>
+          <w:b/>
+          <w:bCs/>
+        </w:rPr>
+      </w:pPr>
+      <w:r>
+        <w:rPr>
+          <w:b/>
+          <w:bCs/>
+        </w:rPr>
+        <w:t>Descrição Geral:</w:t>
+      </w:r>
+    </w:p>
+    <w:p>
+      <w:r>
+        <w:t>Esta página ilustra o painel de controlo principal da HMI. É através deste ecrã que o operador interage diretamente com o Autómato Programável (PLC), enviando comandos e recebendo feedback do estado do sistema através de variáveis de memória (</w:t>
+      </w:r>
+      <w:proofErr w:type="spellStart"/>
+      <w:r>
+        <w:t>tags</w:t>
+      </w:r>
+      <w:proofErr w:type="spellEnd"/>
+      <w:r>
+        <w:t>).</w:t>
+      </w:r>
+    </w:p>
+    <w:p>
+      <w:pPr>
+        <w:rPr>
+          <w:b/>
+          <w:bCs/>
+        </w:rPr>
+      </w:pPr>
+      <w:r>
+        <w:rPr>
+          <w:b/>
+          <w:bCs/>
+        </w:rPr>
+        <w:t>Análise dos Elementos e Variáveis de Comunicação:</w:t>
+      </w:r>
+    </w:p>
+    <w:p>
+      <w:r>
+        <w:t xml:space="preserve">O painel exibe de forma transparente os endereços de memória do PLC associados a cada elemento, categorizados entre variáveis de Leitura (R - </w:t>
+      </w:r>
+      <w:proofErr w:type="spellStart"/>
+      <w:r>
+        <w:t>Read</w:t>
+      </w:r>
+      <w:proofErr w:type="spellEnd"/>
+      <w:r>
+        <w:t xml:space="preserve">) </w:t>
+      </w:r>
+      <w:proofErr w:type="gramStart"/>
+      <w:r>
+        <w:t>e Escrita</w:t>
+      </w:r>
+      <w:proofErr w:type="gramEnd"/>
+      <w:r>
+        <w:t xml:space="preserve"> (W - </w:t>
+      </w:r>
+      <w:proofErr w:type="spellStart"/>
+      <w:r>
+        <w:t>Write</w:t>
+      </w:r>
+      <w:proofErr w:type="spellEnd"/>
+      <w:r>
+        <w:t>):</w:t>
+      </w:r>
+    </w:p>
+    <w:p>
+      <w:pPr>
+        <w:pStyle w:val="PargrafodaLista"/>
+        <w:numPr>
+          <w:ilvl w:val="6"/>
+          <w:numId w:val="1"/>
+        </w:numPr>
+        <w:ind w:left="567"/>
+        <w:rPr>
+          <w:b/>
+          <w:bCs/>
+        </w:rPr>
+      </w:pPr>
+      <w:r>
+        <w:rPr>
+          <w:b/>
+          <w:bCs/>
+        </w:rPr>
+        <w:t xml:space="preserve"> Sinalização Visual (Luzes Piloto - Variáveis de Leitura):</w:t>
+      </w:r>
+    </w:p>
+    <w:p>
+      <w:r>
+        <w:t>Estas luzes refletem o estado atual da máquina, lendo os dados do PLC.</w:t>
+      </w:r>
+    </w:p>
+    <w:p>
+      <w:pPr>
+        <w:pStyle w:val="PargrafodaLista"/>
+        <w:numPr>
+          <w:ilvl w:val="0"/>
+          <w:numId w:val="11"/>
+        </w:numPr>
+      </w:pPr>
+      <w:r>
+        <w:lastRenderedPageBreak/>
+        <w:t>Luz Verde [D_bit_101.08(R)]: Indicador de sistema em funcionamento (RUN) ou pronto para operar.</w:t>
+      </w:r>
+    </w:p>
+    <w:p>
+      <w:pPr>
+        <w:pStyle w:val="PargrafodaLista"/>
+        <w:numPr>
+          <w:ilvl w:val="0"/>
+          <w:numId w:val="11"/>
+        </w:numPr>
+      </w:pPr>
+      <w:r>
+        <w:t>Luz Amarela [W_bit_0.01(R)]: Geralmente associada a um estado de aviso, modo de espera (standby), ou solicitação de intervenção do operador.</w:t>
+      </w:r>
+    </w:p>
+    <w:p>
+      <w:pPr>
+        <w:pStyle w:val="PargrafodaLista"/>
+        <w:numPr>
+          <w:ilvl w:val="0"/>
+          <w:numId w:val="11"/>
+        </w:numPr>
+      </w:pPr>
+      <w:r>
+        <w:t>Luz Vermelha [D_bit_101.09(R)]: Indicador de paragem do sistema (STOP) ou estado de falha/emergência.</w:t>
+      </w:r>
+    </w:p>
+    <w:p>
+      <w:pPr>
+        <w:pStyle w:val="PargrafodaLista"/>
+        <w:numPr>
+          <w:ilvl w:val="6"/>
+          <w:numId w:val="1"/>
+        </w:numPr>
+        <w:ind w:left="567"/>
+        <w:rPr>
+          <w:b/>
+          <w:bCs/>
+        </w:rPr>
+      </w:pPr>
+      <w:r>
+        <w:rPr>
+          <w:b/>
+          <w:bCs/>
+        </w:rPr>
+        <w:t xml:space="preserve"> Comandos do Operador (Botões de Pressão - Variáveis de Escrita):</w:t>
+      </w:r>
+    </w:p>
+    <w:p>
+      <w:r>
+        <w:t>Estes botões enviam sinais lógicos para o PLC para alterar o estado da máquina.</w:t>
+      </w:r>
+    </w:p>
+    <w:p>
+      <w:pPr>
+        <w:pStyle w:val="PargrafodaLista"/>
+        <w:numPr>
+          <w:ilvl w:val="0"/>
+          <w:numId w:val="12"/>
+        </w:numPr>
+      </w:pPr>
+      <w:r>
+        <w:t>Botão START (Verde) [D_bit_1.00(W)]: Inicia o ciclo de produção ou liga o sistema. Escreve um bit no PLC.</w:t>
+      </w:r>
+    </w:p>
+    <w:p>
+      <w:pPr>
+        <w:pStyle w:val="PargrafodaLista"/>
+        <w:numPr>
+          <w:ilvl w:val="0"/>
+          <w:numId w:val="12"/>
+        </w:numPr>
+      </w:pPr>
+      <w:r>
+        <w:t>Botão STOP (Vermelho) [D_bit_1.01(W)]: Interrompe o ciclo de produção ou para a máquina.</w:t>
+      </w:r>
+    </w:p>
+    <w:p>
+      <w:pPr>
+        <w:pStyle w:val="PargrafodaLista"/>
+        <w:numPr>
+          <w:ilvl w:val="0"/>
+          <w:numId w:val="12"/>
+        </w:numPr>
+      </w:pPr>
+      <w:r>
+        <w:t>Botão RESET (Azul): Utilizado para repor o sistema após uma falha, alarme ou paragem de emergência, permitindo um novo arranque. (Nota: O endereço [D_bit_1.01(W)] aparece sobreposto, o que pode indicar partilha de memória ou uma necessidade de revisão na configuração visual).</w:t>
+      </w:r>
+    </w:p>
+    <w:p>
+      <w:pPr>
+        <w:pStyle w:val="PargrafodaLista"/>
+        <w:numPr>
+          <w:ilvl w:val="0"/>
+          <w:numId w:val="12"/>
+        </w:numPr>
+      </w:pPr>
+      <w:r>
+        <w:t xml:space="preserve">Botão/Indicador de Alarme (Triângulo Laranja) [W_bit_500.02(R/W)]: Possui </w:t>
+      </w:r>
+      <w:proofErr w:type="spellStart"/>
+      <w:r>
+        <w:t>tags</w:t>
+      </w:r>
+      <w:proofErr w:type="spellEnd"/>
+      <w:r>
+        <w:t xml:space="preserve"> de leitura e escrita. Serve para sinalizar ativamente um erro grave e, possivelmente, atuar como botão para "reconhecer" (</w:t>
+      </w:r>
+      <w:proofErr w:type="spellStart"/>
+      <w:r>
+        <w:t>Acknowledge</w:t>
+      </w:r>
+      <w:proofErr w:type="spellEnd"/>
+      <w:r>
+        <w:t>) o alarme por parte do operador.</w:t>
+      </w:r>
+    </w:p>
+    <w:p>
+      <w:pPr>
+        <w:pStyle w:val="PargrafodaLista"/>
+        <w:numPr>
+          <w:ilvl w:val="6"/>
+          <w:numId w:val="1"/>
+        </w:numPr>
+        <w:ind w:left="567"/>
+        <w:rPr>
+          <w:b/>
+          <w:bCs/>
+        </w:rPr>
+      </w:pPr>
+      <w:r>
+        <w:rPr>
+          <w:b/>
+          <w:bCs/>
+        </w:rPr>
+        <w:t xml:space="preserve"> Registos de Dados (Mostradores Numéricos):</w:t>
+      </w:r>
+    </w:p>
+    <w:p>
+      <w:pPr>
+        <w:pStyle w:val="PargrafodaLista"/>
+        <w:numPr>
+          <w:ilvl w:val="0"/>
+          <w:numId w:val="13"/>
+        </w:numPr>
+      </w:pPr>
+      <w:r>
+        <w:t xml:space="preserve">Campos com "####" e a </w:t>
+      </w:r>
+      <w:proofErr w:type="spellStart"/>
+      <w:r>
+        <w:t>tag</w:t>
+      </w:r>
+      <w:proofErr w:type="spellEnd"/>
+      <w:r>
+        <w:t xml:space="preserve"> [W_0(R)]: Estes são displays alfanuméricos configurados para leitura. Servem para mostrar ao operador variáveis contínuas em tempo real, tais como contadores de peças produzidas, tempos de ciclo, velocidade dos tapetes ou códigos de erro.</w:t>
+      </w:r>
+    </w:p>
+    <w:p>
+      <w:pPr>
+        <w:pStyle w:val="PargrafodaLista"/>
+        <w:numPr>
+          <w:ilvl w:val="6"/>
+          <w:numId w:val="1"/>
+        </w:numPr>
+        <w:ind w:left="567"/>
+        <w:rPr>
+          <w:b/>
+          <w:bCs/>
+        </w:rPr>
+      </w:pPr>
+      <w:r>
+        <w:rPr>
+          <w:b/>
+          <w:bCs/>
+        </w:rPr>
+        <w:t>Navegação:</w:t>
+      </w:r>
+    </w:p>
+    <w:p>
+      <w:pPr>
+        <w:pStyle w:val="PargrafodaLista"/>
+        <w:numPr>
+          <w:ilvl w:val="0"/>
+          <w:numId w:val="13"/>
+        </w:numPr>
+      </w:pPr>
+      <w:r>
+        <w:t>Botão "Inicio" (Canto superior direito): Permite ao operador regressar ao ecrã principal (Visão Geral da Página 1).</w:t>
+      </w:r>
+    </w:p>
+    <w:p>
+      <w:pPr>
+        <w:rPr>
+          <w:b/>
+          <w:bCs/>
+        </w:rPr>
+      </w:pPr>
+      <w:r>
+        <w:rPr>
+          <w:b/>
+          <w:bCs/>
+        </w:rPr>
+        <w:t>Objetivo no Relatório:</w:t>
+      </w:r>
+    </w:p>
+    <w:p>
+      <w:r>
+        <w:t>Esta página documenta a interface de controlo estrito da máquina. Evidencia a arquitetura de comunicação entre a HMI e o PLC, destacando o endereçamento de memória (</w:t>
+      </w:r>
+      <w:proofErr w:type="spellStart"/>
+      <w:r>
+        <w:t>ex</w:t>
+      </w:r>
+      <w:proofErr w:type="spellEnd"/>
+      <w:r>
+        <w:t xml:space="preserve">: áreas de memória </w:t>
+      </w:r>
+      <w:proofErr w:type="spellStart"/>
+      <w:r>
+        <w:t>D_bit</w:t>
+      </w:r>
+      <w:proofErr w:type="spellEnd"/>
+      <w:r>
+        <w:t xml:space="preserve"> para </w:t>
+      </w:r>
+      <w:r>
+        <w:rPr>
+          <w:i/>
+          <w:iCs/>
+        </w:rPr>
+        <w:t xml:space="preserve">Data </w:t>
+      </w:r>
+      <w:proofErr w:type="spellStart"/>
+      <w:r>
+        <w:rPr>
+          <w:i/>
+          <w:iCs/>
+        </w:rPr>
+        <w:t>Registers</w:t>
+      </w:r>
+      <w:proofErr w:type="spellEnd"/>
+      <w:r>
+        <w:t xml:space="preserve"> e </w:t>
+      </w:r>
+      <w:proofErr w:type="spellStart"/>
+      <w:r>
+        <w:t>W_bit</w:t>
+      </w:r>
+      <w:proofErr w:type="spellEnd"/>
+      <w:r>
+        <w:t xml:space="preserve"> para </w:t>
+      </w:r>
+      <w:proofErr w:type="spellStart"/>
+      <w:r>
+        <w:t>Work</w:t>
+      </w:r>
+      <w:proofErr w:type="spellEnd"/>
+      <w:r>
+        <w:t xml:space="preserve"> bits), essencial para a documentação técnica, manutenção e programação do sistema de automação.</w:t>
+      </w:r>
+    </w:p>
+    <w:p>
+      <w:pPr>
         <w:pStyle w:val="TextoNormal-IPCA"/>
+        <w:ind w:firstLine="0"/>
       </w:pPr>
     </w:p>
     <w:p>
@@ -1243,20 +2657,25 @@
     </w:p>
     <w:p>
       <w:pPr>
-        <w:pStyle w:val="Heading1"/>
-      </w:pPr>
-      <w:bookmarkStart w:id="3" w:name="_Toc231169386"/>
-      <w:bookmarkStart w:id="4" w:name="_Toc232447950"/>
+        <w:pStyle w:val="TextoNormal-IPCA"/>
+      </w:pPr>
+    </w:p>
+    <w:p>
+      <w:pPr>
+        <w:pStyle w:val="Ttulo1"/>
+      </w:pPr>
+      <w:bookmarkStart w:id="14" w:name="_Toc231169386"/>
+      <w:bookmarkStart w:id="15" w:name="_Toc232451444"/>
       <w:r>
         <w:t>C</w:t>
       </w:r>
       <w:r>
         <w:t>onclusão</w:t>
       </w:r>
-      <w:bookmarkEnd w:id="3"/>
-      <w:bookmarkEnd w:id="4"/>
-    </w:p>
-    <w:bookmarkEnd w:id="2"/>
+      <w:bookmarkEnd w:id="14"/>
+      <w:bookmarkEnd w:id="15"/>
+    </w:p>
+    <w:bookmarkEnd w:id="0"/>
     <w:p>
       <w:pPr>
         <w:pStyle w:val="TextoNormal-IPCA"/>
@@ -1286,7 +2705,7 @@
 </file>
 
 <file path=word/endnotes.xml><?xml version="1.0" encoding="utf-8"?>
-<w:endnotes xmlns:wpc="http://schemas.microsoft.com/office/word/2010/wordprocessingCanvas" xmlns:cx="http://schemas.microsoft.com/office/drawing/2014/chartex" xmlns:cx1="http://schemas.microsoft.com/office/drawing/2015/9/8/chartex" xmlns:cx2="http://schemas.microsoft.com/office/drawing/2015/10/21/chartex" xmlns:cx3="http://schemas.microsoft.com/office/drawing/2016/5/9/chartex" xmlns:cx4="http://schemas.microsoft.com/office/drawing/2016/5/10/chartex" xmlns:cx5="http://schemas.microsoft.com/office/drawing/2016/5/11/chartex" xmlns:cx6="http://schemas.microsoft.com/office/drawing/2016/5/12/chartex" xmlns:cx7="http://schemas.microsoft.com/office/drawing/2016/5/13/chartex" xmlns:cx8="http://schemas.microsoft.com/office/drawing/2016/5/14/chartex" xmlns:mc="http://schemas.openxmlformats.org/markup-compatibility/2006" xmlns:aink="http://schemas.microsoft.com/office/drawing/2016/ink" xmlns:am3d="http://schemas.microsoft.com/office/drawing/2017/model3d" xmlns:o="urn:schemas-microsoft-com:office:office" xmlns:oel="http://schemas.microsoft.com/office/2019/extlst" xmlns:r="http://schemas.openxmlformats.org/officeDocument/2006/relationships" xmlns:m="http://schemas.openxmlformats.org/officeDocument/2006/math" xmlns:v="urn:schemas-microsoft-com:vml" xmlns:wp14="http://schemas.microsoft.com/office/word/2010/wordprocessingDrawing" xmlns:wp="http://schemas.openxmlformats.org/drawingml/2006/wordprocessingDrawing" xmlns:w10="urn:schemas-microsoft-com:office:word" xmlns:w="http://schemas.openxmlformats.org/wordprocessingml/2006/main" xmlns:w14="http://schemas.microsoft.com/office/word/2010/wordml" xmlns:w15="http://schemas.microsoft.com/office/word/2012/wordml" xmlns:w16cex="http://schemas.microsoft.com/office/word/2018/wordml/cex" xmlns:w16cid="http://schemas.microsoft.com/office/word/2016/wordml/cid" xmlns:w16="http://schemas.microsoft.com/office/word/2018/wordml" xmlns:w16du="http://schemas.microsoft.com/office/word/2023/wordml/word16du" xmlns:w16sdtdh="http://schemas.microsoft.com/office/word/2020/wordml/sdtdatahash" xmlns:w16sdtfl="http://schemas.microsoft.com/office/word/2024/wordml/sdtformatlock" xmlns:w16se="http://schemas.microsoft.com/office/word/2015/wordml/symex" xmlns:wpg="http://schemas.microsoft.com/office/word/2010/wordprocessingGroup" xmlns:wpi="http://schemas.microsoft.com/office/word/2010/wordprocessingInk" xmlns:wne="http://schemas.microsoft.com/office/word/2006/wordml" xmlns:wps="http://schemas.microsoft.com/office/word/2010/wordprocessingShape" mc:Ignorable="w14 w15 w16se w16cid w16 w16cex w16sdtdh w16sdtfl w16du wp14">
+<w:endnotes xmlns:wpc="http://schemas.microsoft.com/office/word/2010/wordprocessingCanvas" xmlns:cx="http://schemas.microsoft.com/office/drawing/2014/chartex" xmlns:cx1="http://schemas.microsoft.com/office/drawing/2015/9/8/chartex" xmlns:cx2="http://schemas.microsoft.com/office/drawing/2015/10/21/chartex" xmlns:cx3="http://schemas.microsoft.com/office/drawing/2016/5/9/chartex" xmlns:cx4="http://schemas.microsoft.com/office/drawing/2016/5/10/chartex" xmlns:cx5="http://schemas.microsoft.com/office/drawing/2016/5/11/chartex" xmlns:cx6="http://schemas.microsoft.com/office/drawing/2016/5/12/chartex" xmlns:cx7="http://schemas.microsoft.com/office/drawing/2016/5/13/chartex" xmlns:cx8="http://schemas.microsoft.com/office/drawing/2016/5/14/chartex" xmlns:mc="http://schemas.openxmlformats.org/markup-compatibility/2006" xmlns:aink="http://schemas.microsoft.com/office/drawing/2016/ink" xmlns:am3d="http://schemas.microsoft.com/office/drawing/2017/model3d" xmlns:o="urn:schemas-microsoft-com:office:office" xmlns:r="http://schemas.openxmlformats.org/officeDocument/2006/relationships" xmlns:m="http://schemas.openxmlformats.org/officeDocument/2006/math" xmlns:v="urn:schemas-microsoft-com:vml" xmlns:wp14="http://schemas.microsoft.com/office/word/2010/wordprocessingDrawing" xmlns:wp="http://schemas.openxmlformats.org/drawingml/2006/wordprocessingDrawing" xmlns:w10="urn:schemas-microsoft-com:office:word" xmlns:w="http://schemas.openxmlformats.org/wordprocessingml/2006/main" xmlns:w14="http://schemas.microsoft.com/office/word/2010/wordml" xmlns:w15="http://schemas.microsoft.com/office/word/2012/wordml" xmlns:w16cex="http://schemas.microsoft.com/office/word/2018/wordml/cex" xmlns:w16cid="http://schemas.microsoft.com/office/word/2016/wordml/cid" xmlns:w16="http://schemas.microsoft.com/office/word/2018/wordml" xmlns:w16sdtdh="http://schemas.microsoft.com/office/word/2020/wordml/sdtdatahash" xmlns:w16se="http://schemas.microsoft.com/office/word/2015/wordml/symex" xmlns:wpg="http://schemas.microsoft.com/office/word/2010/wordprocessingGroup" xmlns:wpi="http://schemas.microsoft.com/office/word/2010/wordprocessingInk" xmlns:wne="http://schemas.microsoft.com/office/word/2006/wordml" xmlns:wps="http://schemas.microsoft.com/office/word/2010/wordprocessingShape" mc:Ignorable="w14 w15 w16se w16cid w16 w16cex w16sdtdh wp14">
   <w:endnote w:type="separator" w:id="-1">
     <w:p>
       <w:pPr>
@@ -1318,7 +2737,7 @@
 </file>
 
 <file path=word/footer1.xml><?xml version="1.0" encoding="utf-8"?>
-<w:ftr xmlns:wpc="http://schemas.microsoft.com/office/word/2010/wordprocessingCanvas" xmlns:cx="http://schemas.microsoft.com/office/drawing/2014/chartex" xmlns:cx1="http://schemas.microsoft.com/office/drawing/2015/9/8/chartex" xmlns:cx2="http://schemas.microsoft.com/office/drawing/2015/10/21/chartex" xmlns:cx3="http://schemas.microsoft.com/office/drawing/2016/5/9/chartex" xmlns:cx4="http://schemas.microsoft.com/office/drawing/2016/5/10/chartex" xmlns:cx5="http://schemas.microsoft.com/office/drawing/2016/5/11/chartex" xmlns:cx6="http://schemas.microsoft.com/office/drawing/2016/5/12/chartex" xmlns:cx7="http://schemas.microsoft.com/office/drawing/2016/5/13/chartex" xmlns:cx8="http://schemas.microsoft.com/office/drawing/2016/5/14/chartex" xmlns:mc="http://schemas.openxmlformats.org/markup-compatibility/2006" xmlns:aink="http://schemas.microsoft.com/office/drawing/2016/ink" xmlns:am3d="http://schemas.microsoft.com/office/drawing/2017/model3d" xmlns:o="urn:schemas-microsoft-com:office:office" xmlns:oel="http://schemas.microsoft.com/office/2019/extlst" xmlns:r="http://schemas.openxmlformats.org/officeDocument/2006/relationships" xmlns:m="http://schemas.openxmlformats.org/officeDocument/2006/math" xmlns:v="urn:schemas-microsoft-com:vml" xmlns:wp14="http://schemas.microsoft.com/office/word/2010/wordprocessingDrawing" xmlns:wp="http://schemas.openxmlformats.org/drawingml/2006/wordprocessingDrawing" xmlns:w10="urn:schemas-microsoft-com:office:word" xmlns:w="http://schemas.openxmlformats.org/wordprocessingml/2006/main" xmlns:w14="http://schemas.microsoft.com/office/word/2010/wordml" xmlns:w15="http://schemas.microsoft.com/office/word/2012/wordml" xmlns:w16cex="http://schemas.microsoft.com/office/word/2018/wordml/cex" xmlns:w16cid="http://schemas.microsoft.com/office/word/2016/wordml/cid" xmlns:w16="http://schemas.microsoft.com/office/word/2018/wordml" xmlns:w16du="http://schemas.microsoft.com/office/word/2023/wordml/word16du" xmlns:w16sdtdh="http://schemas.microsoft.com/office/word/2020/wordml/sdtdatahash" xmlns:w16sdtfl="http://schemas.microsoft.com/office/word/2024/wordml/sdtformatlock" xmlns:w16se="http://schemas.microsoft.com/office/word/2015/wordml/symex" xmlns:wpg="http://schemas.microsoft.com/office/word/2010/wordprocessingGroup" xmlns:wpi="http://schemas.microsoft.com/office/word/2010/wordprocessingInk" xmlns:wne="http://schemas.microsoft.com/office/word/2006/wordml" xmlns:wps="http://schemas.microsoft.com/office/word/2010/wordprocessingShape" mc:Ignorable="w14 w15 w16se w16cid w16 w16cex w16sdtdh w16sdtfl w16du wp14">
+<w:ftr xmlns:wpc="http://schemas.microsoft.com/office/word/2010/wordprocessingCanvas" xmlns:cx="http://schemas.microsoft.com/office/drawing/2014/chartex" xmlns:cx1="http://schemas.microsoft.com/office/drawing/2015/9/8/chartex" xmlns:cx2="http://schemas.microsoft.com/office/drawing/2015/10/21/chartex" xmlns:cx3="http://schemas.microsoft.com/office/drawing/2016/5/9/chartex" xmlns:cx4="http://schemas.microsoft.com/office/drawing/2016/5/10/chartex" xmlns:cx5="http://schemas.microsoft.com/office/drawing/2016/5/11/chartex" xmlns:cx6="http://schemas.microsoft.com/office/drawing/2016/5/12/chartex" xmlns:cx7="http://schemas.microsoft.com/office/drawing/2016/5/13/chartex" xmlns:cx8="http://schemas.microsoft.com/office/drawing/2016/5/14/chartex" xmlns:mc="http://schemas.openxmlformats.org/markup-compatibility/2006" xmlns:aink="http://schemas.microsoft.com/office/drawing/2016/ink" xmlns:am3d="http://schemas.microsoft.com/office/drawing/2017/model3d" xmlns:o="urn:schemas-microsoft-com:office:office" xmlns:r="http://schemas.openxmlformats.org/officeDocument/2006/relationships" xmlns:m="http://schemas.openxmlformats.org/officeDocument/2006/math" xmlns:v="urn:schemas-microsoft-com:vml" xmlns:wp14="http://schemas.microsoft.com/office/word/2010/wordprocessingDrawing" xmlns:wp="http://schemas.openxmlformats.org/drawingml/2006/wordprocessingDrawing" xmlns:w10="urn:schemas-microsoft-com:office:word" xmlns:w="http://schemas.openxmlformats.org/wordprocessingml/2006/main" xmlns:w14="http://schemas.microsoft.com/office/word/2010/wordml" xmlns:w15="http://schemas.microsoft.com/office/word/2012/wordml" xmlns:w16cex="http://schemas.microsoft.com/office/word/2018/wordml/cex" xmlns:w16cid="http://schemas.microsoft.com/office/word/2016/wordml/cid" xmlns:w16="http://schemas.microsoft.com/office/word/2018/wordml" xmlns:w16sdtdh="http://schemas.microsoft.com/office/word/2020/wordml/sdtdatahash" xmlns:w16se="http://schemas.microsoft.com/office/word/2015/wordml/symex" xmlns:wpg="http://schemas.microsoft.com/office/word/2010/wordprocessingGroup" xmlns:wpi="http://schemas.microsoft.com/office/word/2010/wordprocessingInk" xmlns:wne="http://schemas.microsoft.com/office/word/2006/wordml" xmlns:wps="http://schemas.microsoft.com/office/word/2010/wordprocessingShape" mc:Ignorable="w14 w15 w16se w16cid w16 w16cex w16sdtdh wp14">
   <w:sdt>
     <w:sdtPr>
       <w:id w:val="-2116273438"/>
@@ -1327,10 +2746,11 @@
         <w:docPartUnique/>
       </w:docPartObj>
     </w:sdtPr>
+    <w:sdtEndPr/>
     <w:sdtContent>
       <w:p>
         <w:pPr>
-          <w:pStyle w:val="Footer"/>
+          <w:pStyle w:val="Rodap"/>
           <w:jc w:val="right"/>
         </w:pPr>
         <w:r>
@@ -1355,7 +2775,7 @@
     <w:pPr>
       <w:pStyle w:val="RodapRomano-IPCA"/>
       <w:rPr>
-        <w:rStyle w:val="FooterChar"/>
+        <w:rStyle w:val="RodapCarter"/>
       </w:rPr>
     </w:pPr>
   </w:p>
@@ -1363,7 +2783,7 @@
 </file>
 
 <file path=word/footnotes.xml><?xml version="1.0" encoding="utf-8"?>
-<w:footnotes xmlns:wpc="http://schemas.microsoft.com/office/word/2010/wordprocessingCanvas" xmlns:cx="http://schemas.microsoft.com/office/drawing/2014/chartex" xmlns:cx1="http://schemas.microsoft.com/office/drawing/2015/9/8/chartex" xmlns:cx2="http://schemas.microsoft.com/office/drawing/2015/10/21/chartex" xmlns:cx3="http://schemas.microsoft.com/office/drawing/2016/5/9/chartex" xmlns:cx4="http://schemas.microsoft.com/office/drawing/2016/5/10/chartex" xmlns:cx5="http://schemas.microsoft.com/office/drawing/2016/5/11/chartex" xmlns:cx6="http://schemas.microsoft.com/office/drawing/2016/5/12/chartex" xmlns:cx7="http://schemas.microsoft.com/office/drawing/2016/5/13/chartex" xmlns:cx8="http://schemas.microsoft.com/office/drawing/2016/5/14/chartex" xmlns:mc="http://schemas.openxmlformats.org/markup-compatibility/2006" xmlns:aink="http://schemas.microsoft.com/office/drawing/2016/ink" xmlns:am3d="http://schemas.microsoft.com/office/drawing/2017/model3d" xmlns:o="urn:schemas-microsoft-com:office:office" xmlns:oel="http://schemas.microsoft.com/office/2019/extlst" xmlns:r="http://schemas.openxmlformats.org/officeDocument/2006/relationships" xmlns:m="http://schemas.openxmlformats.org/officeDocument/2006/math" xmlns:v="urn:schemas-microsoft-com:vml" xmlns:wp14="http://schemas.microsoft.com/office/word/2010/wordprocessingDrawing" xmlns:wp="http://schemas.openxmlformats.org/drawingml/2006/wordprocessingDrawing" xmlns:w10="urn:schemas-microsoft-com:office:word" xmlns:w="http://schemas.openxmlformats.org/wordprocessingml/2006/main" xmlns:w14="http://schemas.microsoft.com/office/word/2010/wordml" xmlns:w15="http://schemas.microsoft.com/office/word/2012/wordml" xmlns:w16cex="http://schemas.microsoft.com/office/word/2018/wordml/cex" xmlns:w16cid="http://schemas.microsoft.com/office/word/2016/wordml/cid" xmlns:w16="http://schemas.microsoft.com/office/word/2018/wordml" xmlns:w16du="http://schemas.microsoft.com/office/word/2023/wordml/word16du" xmlns:w16sdtdh="http://schemas.microsoft.com/office/word/2020/wordml/sdtdatahash" xmlns:w16sdtfl="http://schemas.microsoft.com/office/word/2024/wordml/sdtformatlock" xmlns:w16se="http://schemas.microsoft.com/office/word/2015/wordml/symex" xmlns:wpg="http://schemas.microsoft.com/office/word/2010/wordprocessingGroup" xmlns:wpi="http://schemas.microsoft.com/office/word/2010/wordprocessingInk" xmlns:wne="http://schemas.microsoft.com/office/word/2006/wordml" xmlns:wps="http://schemas.microsoft.com/office/word/2010/wordprocessingShape" mc:Ignorable="w14 w15 w16se w16cid w16 w16cex w16sdtdh w16sdtfl w16du wp14">
+<w:footnotes xmlns:wpc="http://schemas.microsoft.com/office/word/2010/wordprocessingCanvas" xmlns:cx="http://schemas.microsoft.com/office/drawing/2014/chartex" xmlns:cx1="http://schemas.microsoft.com/office/drawing/2015/9/8/chartex" xmlns:cx2="http://schemas.microsoft.com/office/drawing/2015/10/21/chartex" xmlns:cx3="http://schemas.microsoft.com/office/drawing/2016/5/9/chartex" xmlns:cx4="http://schemas.microsoft.com/office/drawing/2016/5/10/chartex" xmlns:cx5="http://schemas.microsoft.com/office/drawing/2016/5/11/chartex" xmlns:cx6="http://schemas.microsoft.com/office/drawing/2016/5/12/chartex" xmlns:cx7="http://schemas.microsoft.com/office/drawing/2016/5/13/chartex" xmlns:cx8="http://schemas.microsoft.com/office/drawing/2016/5/14/chartex" xmlns:mc="http://schemas.openxmlformats.org/markup-compatibility/2006" xmlns:aink="http://schemas.microsoft.com/office/drawing/2016/ink" xmlns:am3d="http://schemas.microsoft.com/office/drawing/2017/model3d" xmlns:o="urn:schemas-microsoft-com:office:office" xmlns:r="http://schemas.openxmlformats.org/officeDocument/2006/relationships" xmlns:m="http://schemas.openxmlformats.org/officeDocument/2006/math" xmlns:v="urn:schemas-microsoft-com:vml" xmlns:wp14="http://schemas.microsoft.com/office/word/2010/wordprocessingDrawing" xmlns:wp="http://schemas.openxmlformats.org/drawingml/2006/wordprocessingDrawing" xmlns:w10="urn:schemas-microsoft-com:office:word" xmlns:w="http://schemas.openxmlformats.org/wordprocessingml/2006/main" xmlns:w14="http://schemas.microsoft.com/office/word/2010/wordml" xmlns:w15="http://schemas.microsoft.com/office/word/2012/wordml" xmlns:w16cex="http://schemas.microsoft.com/office/word/2018/wordml/cex" xmlns:w16cid="http://schemas.microsoft.com/office/word/2016/wordml/cid" xmlns:w16="http://schemas.microsoft.com/office/word/2018/wordml" xmlns:w16sdtdh="http://schemas.microsoft.com/office/word/2020/wordml/sdtdatahash" xmlns:w16se="http://schemas.microsoft.com/office/word/2015/wordml/symex" xmlns:wpg="http://schemas.microsoft.com/office/word/2010/wordprocessingGroup" xmlns:wpi="http://schemas.microsoft.com/office/word/2010/wordprocessingInk" xmlns:wne="http://schemas.microsoft.com/office/word/2006/wordml" xmlns:wps="http://schemas.microsoft.com/office/word/2010/wordprocessingShape" mc:Ignorable="w14 w15 w16se w16cid w16 w16cex w16sdtdh wp14">
   <w:footnote w:type="separator" w:id="-1">
     <w:p>
       <w:pPr>
@@ -1393,25 +2813,25 @@
 </file>
 
 <file path=word/header1.xml><?xml version="1.0" encoding="utf-8"?>
-<w:hdr xmlns:wpc="http://schemas.microsoft.com/office/word/2010/wordprocessingCanvas" xmlns:cx="http://schemas.microsoft.com/office/drawing/2014/chartex" xmlns:cx1="http://schemas.microsoft.com/office/drawing/2015/9/8/chartex" xmlns:cx2="http://schemas.microsoft.com/office/drawing/2015/10/21/chartex" xmlns:cx3="http://schemas.microsoft.com/office/drawing/2016/5/9/chartex" xmlns:cx4="http://schemas.microsoft.com/office/drawing/2016/5/10/chartex" xmlns:cx5="http://schemas.microsoft.com/office/drawing/2016/5/11/chartex" xmlns:cx6="http://schemas.microsoft.com/office/drawing/2016/5/12/chartex" xmlns:cx7="http://schemas.microsoft.com/office/drawing/2016/5/13/chartex" xmlns:cx8="http://schemas.microsoft.com/office/drawing/2016/5/14/chartex" xmlns:mc="http://schemas.openxmlformats.org/markup-compatibility/2006" xmlns:aink="http://schemas.microsoft.com/office/drawing/2016/ink" xmlns:am3d="http://schemas.microsoft.com/office/drawing/2017/model3d" xmlns:o="urn:schemas-microsoft-com:office:office" xmlns:oel="http://schemas.microsoft.com/office/2019/extlst" xmlns:r="http://schemas.openxmlformats.org/officeDocument/2006/relationships" xmlns:m="http://schemas.openxmlformats.org/officeDocument/2006/math" xmlns:v="urn:schemas-microsoft-com:vml" xmlns:wp14="http://schemas.microsoft.com/office/word/2010/wordprocessingDrawing" xmlns:wp="http://schemas.openxmlformats.org/drawingml/2006/wordprocessingDrawing" xmlns:w10="urn:schemas-microsoft-com:office:word" xmlns:w="http://schemas.openxmlformats.org/wordprocessingml/2006/main" xmlns:w14="http://schemas.microsoft.com/office/word/2010/wordml" xmlns:w15="http://schemas.microsoft.com/office/word/2012/wordml" xmlns:w16cex="http://schemas.microsoft.com/office/word/2018/wordml/cex" xmlns:w16cid="http://schemas.microsoft.com/office/word/2016/wordml/cid" xmlns:w16="http://schemas.microsoft.com/office/word/2018/wordml" xmlns:w16du="http://schemas.microsoft.com/office/word/2023/wordml/word16du" xmlns:w16sdtdh="http://schemas.microsoft.com/office/word/2020/wordml/sdtdatahash" xmlns:w16sdtfl="http://schemas.microsoft.com/office/word/2024/wordml/sdtformatlock" xmlns:w16se="http://schemas.microsoft.com/office/word/2015/wordml/symex" xmlns:wpg="http://schemas.microsoft.com/office/word/2010/wordprocessingGroup" xmlns:wpi="http://schemas.microsoft.com/office/word/2010/wordprocessingInk" xmlns:wne="http://schemas.microsoft.com/office/word/2006/wordml" xmlns:wps="http://schemas.microsoft.com/office/word/2010/wordprocessingShape" mc:Ignorable="w14 w15 w16se w16cid w16 w16cex w16sdtdh w16sdtfl w16du wp14">
+<w:hdr xmlns:wpc="http://schemas.microsoft.com/office/word/2010/wordprocessingCanvas" xmlns:cx="http://schemas.microsoft.com/office/drawing/2014/chartex" xmlns:cx1="http://schemas.microsoft.com/office/drawing/2015/9/8/chartex" xmlns:cx2="http://schemas.microsoft.com/office/drawing/2015/10/21/chartex" xmlns:cx3="http://schemas.microsoft.com/office/drawing/2016/5/9/chartex" xmlns:cx4="http://schemas.microsoft.com/office/drawing/2016/5/10/chartex" xmlns:cx5="http://schemas.microsoft.com/office/drawing/2016/5/11/chartex" xmlns:cx6="http://schemas.microsoft.com/office/drawing/2016/5/12/chartex" xmlns:cx7="http://schemas.microsoft.com/office/drawing/2016/5/13/chartex" xmlns:cx8="http://schemas.microsoft.com/office/drawing/2016/5/14/chartex" xmlns:mc="http://schemas.openxmlformats.org/markup-compatibility/2006" xmlns:aink="http://schemas.microsoft.com/office/drawing/2016/ink" xmlns:am3d="http://schemas.microsoft.com/office/drawing/2017/model3d" xmlns:o="urn:schemas-microsoft-com:office:office" xmlns:r="http://schemas.openxmlformats.org/officeDocument/2006/relationships" xmlns:m="http://schemas.openxmlformats.org/officeDocument/2006/math" xmlns:v="urn:schemas-microsoft-com:vml" xmlns:wp14="http://schemas.microsoft.com/office/word/2010/wordprocessingDrawing" xmlns:wp="http://schemas.openxmlformats.org/drawingml/2006/wordprocessingDrawing" xmlns:w10="urn:schemas-microsoft-com:office:word" xmlns:w="http://schemas.openxmlformats.org/wordprocessingml/2006/main" xmlns:w14="http://schemas.microsoft.com/office/word/2010/wordml" xmlns:w15="http://schemas.microsoft.com/office/word/2012/wordml" xmlns:w16cex="http://schemas.microsoft.com/office/word/2018/wordml/cex" xmlns:w16cid="http://schemas.microsoft.com/office/word/2016/wordml/cid" xmlns:w16="http://schemas.microsoft.com/office/word/2018/wordml" xmlns:w16sdtdh="http://schemas.microsoft.com/office/word/2020/wordml/sdtdatahash" xmlns:w16se="http://schemas.microsoft.com/office/word/2015/wordml/symex" xmlns:wpg="http://schemas.microsoft.com/office/word/2010/wordprocessingGroup" xmlns:wpi="http://schemas.microsoft.com/office/word/2010/wordprocessingInk" xmlns:wne="http://schemas.microsoft.com/office/word/2006/wordml" xmlns:wps="http://schemas.microsoft.com/office/word/2010/wordprocessingShape" mc:Ignorable="w14 w15 w16se w16cid w16 w16cex w16sdtdh wp14">
   <w:p>
     <w:pPr>
-      <w:pStyle w:val="Header"/>
+      <w:pStyle w:val="Cabealho"/>
     </w:pPr>
   </w:p>
 </w:hdr>
 </file>
 
 <file path=word/numbering.xml><?xml version="1.0" encoding="utf-8"?>
-<w:numbering xmlns:wpc="http://schemas.microsoft.com/office/word/2010/wordprocessingCanvas" xmlns:cx="http://schemas.microsoft.com/office/drawing/2014/chartex" xmlns:cx1="http://schemas.microsoft.com/office/drawing/2015/9/8/chartex" xmlns:cx2="http://schemas.microsoft.com/office/drawing/2015/10/21/chartex" xmlns:cx3="http://schemas.microsoft.com/office/drawing/2016/5/9/chartex" xmlns:cx4="http://schemas.microsoft.com/office/drawing/2016/5/10/chartex" xmlns:cx5="http://schemas.microsoft.com/office/drawing/2016/5/11/chartex" xmlns:cx6="http://schemas.microsoft.com/office/drawing/2016/5/12/chartex" xmlns:cx7="http://schemas.microsoft.com/office/drawing/2016/5/13/chartex" xmlns:cx8="http://schemas.microsoft.com/office/drawing/2016/5/14/chartex" xmlns:mc="http://schemas.openxmlformats.org/markup-compatibility/2006" xmlns:aink="http://schemas.microsoft.com/office/drawing/2016/ink" xmlns:am3d="http://schemas.microsoft.com/office/drawing/2017/model3d" xmlns:o="urn:schemas-microsoft-com:office:office" xmlns:oel="http://schemas.microsoft.com/office/2019/extlst" xmlns:r="http://schemas.openxmlformats.org/officeDocument/2006/relationships" xmlns:m="http://schemas.openxmlformats.org/officeDocument/2006/math" xmlns:v="urn:schemas-microsoft-com:vml" xmlns:wp14="http://schemas.microsoft.com/office/word/2010/wordprocessingDrawing" xmlns:wp="http://schemas.openxmlformats.org/drawingml/2006/wordprocessingDrawing" xmlns:w10="urn:schemas-microsoft-com:office:word" xmlns:w="http://schemas.openxmlformats.org/wordprocessingml/2006/main" xmlns:w14="http://schemas.microsoft.com/office/word/2010/wordml" xmlns:w15="http://schemas.microsoft.com/office/word/2012/wordml" xmlns:w16cex="http://schemas.microsoft.com/office/word/2018/wordml/cex" xmlns:w16cid="http://schemas.microsoft.com/office/word/2016/wordml/cid" xmlns:w16="http://schemas.microsoft.com/office/word/2018/wordml" xmlns:w16du="http://schemas.microsoft.com/office/word/2023/wordml/word16du" xmlns:w16sdtdh="http://schemas.microsoft.com/office/word/2020/wordml/sdtdatahash" xmlns:w16sdtfl="http://schemas.microsoft.com/office/word/2024/wordml/sdtformatlock" xmlns:w16se="http://schemas.microsoft.com/office/word/2015/wordml/symex" xmlns:wpg="http://schemas.microsoft.com/office/word/2010/wordprocessingGroup" xmlns:wpi="http://schemas.microsoft.com/office/word/2010/wordprocessingInk" xmlns:wne="http://schemas.microsoft.com/office/word/2006/wordml" xmlns:wps="http://schemas.microsoft.com/office/word/2010/wordprocessingShape" mc:Ignorable="w14 w15 w16se w16cid w16 w16cex w16sdtdh w16sdtfl w16du wp14">
+<w:numbering xmlns:wpc="http://schemas.microsoft.com/office/word/2010/wordprocessingCanvas" xmlns:cx="http://schemas.microsoft.com/office/drawing/2014/chartex" xmlns:cx1="http://schemas.microsoft.com/office/drawing/2015/9/8/chartex" xmlns:cx2="http://schemas.microsoft.com/office/drawing/2015/10/21/chartex" xmlns:cx3="http://schemas.microsoft.com/office/drawing/2016/5/9/chartex" xmlns:cx4="http://schemas.microsoft.com/office/drawing/2016/5/10/chartex" xmlns:cx5="http://schemas.microsoft.com/office/drawing/2016/5/11/chartex" xmlns:cx6="http://schemas.microsoft.com/office/drawing/2016/5/12/chartex" xmlns:cx7="http://schemas.microsoft.com/office/drawing/2016/5/13/chartex" xmlns:cx8="http://schemas.microsoft.com/office/drawing/2016/5/14/chartex" xmlns:mc="http://schemas.openxmlformats.org/markup-compatibility/2006" xmlns:aink="http://schemas.microsoft.com/office/drawing/2016/ink" xmlns:am3d="http://schemas.microsoft.com/office/drawing/2017/model3d" xmlns:o="urn:schemas-microsoft-com:office:office" xmlns:r="http://schemas.openxmlformats.org/officeDocument/2006/relationships" xmlns:m="http://schemas.openxmlformats.org/officeDocument/2006/math" xmlns:v="urn:schemas-microsoft-com:vml" xmlns:wp14="http://schemas.microsoft.com/office/word/2010/wordprocessingDrawing" xmlns:wp="http://schemas.openxmlformats.org/drawingml/2006/wordprocessingDrawing" xmlns:w10="urn:schemas-microsoft-com:office:word" xmlns:w="http://schemas.openxmlformats.org/wordprocessingml/2006/main" xmlns:w14="http://schemas.microsoft.com/office/word/2010/wordml" xmlns:w15="http://schemas.microsoft.com/office/word/2012/wordml" xmlns:w16cex="http://schemas.microsoft.com/office/word/2018/wordml/cex" xmlns:w16cid="http://schemas.microsoft.com/office/word/2016/wordml/cid" xmlns:w16="http://schemas.microsoft.com/office/word/2018/wordml" xmlns:w16sdtdh="http://schemas.microsoft.com/office/word/2020/wordml/sdtdatahash" xmlns:w16se="http://schemas.microsoft.com/office/word/2015/wordml/symex" xmlns:wpg="http://schemas.microsoft.com/office/word/2010/wordprocessingGroup" xmlns:wpi="http://schemas.microsoft.com/office/word/2010/wordprocessingInk" xmlns:wne="http://schemas.microsoft.com/office/word/2006/wordml" xmlns:wps="http://schemas.microsoft.com/office/word/2010/wordprocessingShape" mc:Ignorable="w14 w15 w16se w16cid w16 w16cex w16sdtdh wp14">
   <w:abstractNum w:abstractNumId="0" w15:restartNumberingAfterBreak="0">
     <w:nsid w:val="04F302E6"/>
     <w:multiLevelType w:val="multilevel"/>
-    <w:tmpl w:val="C9F2C710"/>
+    <w:tmpl w:val="064E26F6"/>
     <w:lvl w:ilvl="0">
       <w:start w:val="1"/>
       <w:numFmt w:val="decimal"/>
-      <w:pStyle w:val="Heading1"/>
+      <w:pStyle w:val="Ttulo1"/>
       <w:suff w:val="space"/>
       <w:lvlText w:val="%1."/>
       <w:lvlJc w:val="left"/>
@@ -1425,7 +2845,7 @@
     <w:lvl w:ilvl="1">
       <w:start w:val="1"/>
       <w:numFmt w:val="decimal"/>
-      <w:pStyle w:val="Heading2"/>
+      <w:pStyle w:val="Ttulo2"/>
       <w:suff w:val="space"/>
       <w:lvlText w:val="%1.%2"/>
       <w:lvlJc w:val="left"/>
@@ -1439,7 +2859,7 @@
     <w:lvl w:ilvl="2">
       <w:start w:val="1"/>
       <w:numFmt w:val="decimal"/>
-      <w:pStyle w:val="Heading3"/>
+      <w:pStyle w:val="Ttulo3"/>
       <w:suff w:val="space"/>
       <w:lvlText w:val="%1.%2.%3"/>
       <w:lvlJc w:val="left"/>
@@ -1453,7 +2873,7 @@
     <w:lvl w:ilvl="3">
       <w:start w:val="1"/>
       <w:numFmt w:val="decimal"/>
-      <w:pStyle w:val="Heading4"/>
+      <w:pStyle w:val="Ttulo4"/>
       <w:suff w:val="space"/>
       <w:lvlText w:val="%1.%2.%3.%4"/>
       <w:lvlJc w:val="left"/>
@@ -1467,7 +2887,7 @@
     <w:lvl w:ilvl="4">
       <w:start w:val="1"/>
       <w:numFmt w:val="decimal"/>
-      <w:pStyle w:val="Heading5"/>
+      <w:pStyle w:val="Ttulo5"/>
       <w:suff w:val="space"/>
       <w:lvlText w:val="%1.%2.%3.%4.%5"/>
       <w:lvlJc w:val="left"/>
@@ -1528,6 +2948,232 @@
     </w:lvl>
   </w:abstractNum>
   <w:abstractNum w:abstractNumId="1" w15:restartNumberingAfterBreak="0">
+    <w:nsid w:val="0DCD2A6B"/>
+    <w:multiLevelType w:val="hybridMultilevel"/>
+    <w:tmpl w:val="C6682814"/>
+    <w:lvl w:ilvl="0" w:tplc="08160001">
+      <w:start w:val="1"/>
+      <w:numFmt w:val="bullet"/>
+      <w:lvlText w:val=""/>
+      <w:lvlJc w:val="left"/>
+      <w:pPr>
+        <w:ind w:left="1060" w:hanging="360"/>
+      </w:pPr>
+      <w:rPr>
+        <w:rFonts w:ascii="Symbol" w:hAnsi="Symbol" w:hint="default"/>
+      </w:rPr>
+    </w:lvl>
+    <w:lvl w:ilvl="1" w:tplc="08160003">
+      <w:start w:val="1"/>
+      <w:numFmt w:val="bullet"/>
+      <w:lvlText w:val="o"/>
+      <w:lvlJc w:val="left"/>
+      <w:pPr>
+        <w:ind w:left="1780" w:hanging="360"/>
+      </w:pPr>
+      <w:rPr>
+        <w:rFonts w:ascii="Courier New" w:hAnsi="Courier New" w:cs="Courier New" w:hint="default"/>
+      </w:rPr>
+    </w:lvl>
+    <w:lvl w:ilvl="2" w:tplc="08160005">
+      <w:start w:val="1"/>
+      <w:numFmt w:val="bullet"/>
+      <w:lvlText w:val=""/>
+      <w:lvlJc w:val="left"/>
+      <w:pPr>
+        <w:ind w:left="2500" w:hanging="360"/>
+      </w:pPr>
+      <w:rPr>
+        <w:rFonts w:ascii="Wingdings" w:hAnsi="Wingdings" w:hint="default"/>
+      </w:rPr>
+    </w:lvl>
+    <w:lvl w:ilvl="3" w:tplc="08160001">
+      <w:start w:val="1"/>
+      <w:numFmt w:val="bullet"/>
+      <w:lvlText w:val=""/>
+      <w:lvlJc w:val="left"/>
+      <w:pPr>
+        <w:ind w:left="3220" w:hanging="360"/>
+      </w:pPr>
+      <w:rPr>
+        <w:rFonts w:ascii="Symbol" w:hAnsi="Symbol" w:hint="default"/>
+      </w:rPr>
+    </w:lvl>
+    <w:lvl w:ilvl="4" w:tplc="08160003" w:tentative="1">
+      <w:start w:val="1"/>
+      <w:numFmt w:val="bullet"/>
+      <w:lvlText w:val="o"/>
+      <w:lvlJc w:val="left"/>
+      <w:pPr>
+        <w:ind w:left="3940" w:hanging="360"/>
+      </w:pPr>
+      <w:rPr>
+        <w:rFonts w:ascii="Courier New" w:hAnsi="Courier New" w:cs="Courier New" w:hint="default"/>
+      </w:rPr>
+    </w:lvl>
+    <w:lvl w:ilvl="5" w:tplc="08160005" w:tentative="1">
+      <w:start w:val="1"/>
+      <w:numFmt w:val="bullet"/>
+      <w:lvlText w:val=""/>
+      <w:lvlJc w:val="left"/>
+      <w:pPr>
+        <w:ind w:left="4660" w:hanging="360"/>
+      </w:pPr>
+      <w:rPr>
+        <w:rFonts w:ascii="Wingdings" w:hAnsi="Wingdings" w:hint="default"/>
+      </w:rPr>
+    </w:lvl>
+    <w:lvl w:ilvl="6" w:tplc="08160001" w:tentative="1">
+      <w:start w:val="1"/>
+      <w:numFmt w:val="bullet"/>
+      <w:lvlText w:val=""/>
+      <w:lvlJc w:val="left"/>
+      <w:pPr>
+        <w:ind w:left="5380" w:hanging="360"/>
+      </w:pPr>
+      <w:rPr>
+        <w:rFonts w:ascii="Symbol" w:hAnsi="Symbol" w:hint="default"/>
+      </w:rPr>
+    </w:lvl>
+    <w:lvl w:ilvl="7" w:tplc="08160003" w:tentative="1">
+      <w:start w:val="1"/>
+      <w:numFmt w:val="bullet"/>
+      <w:lvlText w:val="o"/>
+      <w:lvlJc w:val="left"/>
+      <w:pPr>
+        <w:ind w:left="6100" w:hanging="360"/>
+      </w:pPr>
+      <w:rPr>
+        <w:rFonts w:ascii="Courier New" w:hAnsi="Courier New" w:cs="Courier New" w:hint="default"/>
+      </w:rPr>
+    </w:lvl>
+    <w:lvl w:ilvl="8" w:tplc="08160005" w:tentative="1">
+      <w:start w:val="1"/>
+      <w:numFmt w:val="bullet"/>
+      <w:lvlText w:val=""/>
+      <w:lvlJc w:val="left"/>
+      <w:pPr>
+        <w:ind w:left="6820" w:hanging="360"/>
+      </w:pPr>
+      <w:rPr>
+        <w:rFonts w:ascii="Wingdings" w:hAnsi="Wingdings" w:hint="default"/>
+      </w:rPr>
+    </w:lvl>
+  </w:abstractNum>
+  <w:abstractNum w:abstractNumId="2" w15:restartNumberingAfterBreak="0">
+    <w:nsid w:val="1EA6101F"/>
+    <w:multiLevelType w:val="hybridMultilevel"/>
+    <w:tmpl w:val="442EFEAA"/>
+    <w:lvl w:ilvl="0" w:tplc="08160001">
+      <w:start w:val="1"/>
+      <w:numFmt w:val="bullet"/>
+      <w:lvlText w:val=""/>
+      <w:lvlJc w:val="left"/>
+      <w:pPr>
+        <w:ind w:left="1060" w:hanging="360"/>
+      </w:pPr>
+      <w:rPr>
+        <w:rFonts w:ascii="Symbol" w:hAnsi="Symbol" w:hint="default"/>
+      </w:rPr>
+    </w:lvl>
+    <w:lvl w:ilvl="1" w:tplc="08160003" w:tentative="1">
+      <w:start w:val="1"/>
+      <w:numFmt w:val="bullet"/>
+      <w:lvlText w:val="o"/>
+      <w:lvlJc w:val="left"/>
+      <w:pPr>
+        <w:ind w:left="1780" w:hanging="360"/>
+      </w:pPr>
+      <w:rPr>
+        <w:rFonts w:ascii="Courier New" w:hAnsi="Courier New" w:cs="Courier New" w:hint="default"/>
+      </w:rPr>
+    </w:lvl>
+    <w:lvl w:ilvl="2" w:tplc="08160005" w:tentative="1">
+      <w:start w:val="1"/>
+      <w:numFmt w:val="bullet"/>
+      <w:lvlText w:val=""/>
+      <w:lvlJc w:val="left"/>
+      <w:pPr>
+        <w:ind w:left="2500" w:hanging="360"/>
+      </w:pPr>
+      <w:rPr>
+        <w:rFonts w:ascii="Wingdings" w:hAnsi="Wingdings" w:hint="default"/>
+      </w:rPr>
+    </w:lvl>
+    <w:lvl w:ilvl="3" w:tplc="08160001" w:tentative="1">
+      <w:start w:val="1"/>
+      <w:numFmt w:val="bullet"/>
+      <w:lvlText w:val=""/>
+      <w:lvlJc w:val="left"/>
+      <w:pPr>
+        <w:ind w:left="3220" w:hanging="360"/>
+      </w:pPr>
+      <w:rPr>
+        <w:rFonts w:ascii="Symbol" w:hAnsi="Symbol" w:hint="default"/>
+      </w:rPr>
+    </w:lvl>
+    <w:lvl w:ilvl="4" w:tplc="08160003" w:tentative="1">
+      <w:start w:val="1"/>
+      <w:numFmt w:val="bullet"/>
+      <w:lvlText w:val="o"/>
+      <w:lvlJc w:val="left"/>
+      <w:pPr>
+        <w:ind w:left="3940" w:hanging="360"/>
+      </w:pPr>
+      <w:rPr>
+        <w:rFonts w:ascii="Courier New" w:hAnsi="Courier New" w:cs="Courier New" w:hint="default"/>
+      </w:rPr>
+    </w:lvl>
+    <w:lvl w:ilvl="5" w:tplc="08160005" w:tentative="1">
+      <w:start w:val="1"/>
+      <w:numFmt w:val="bullet"/>
+      <w:lvlText w:val=""/>
+      <w:lvlJc w:val="left"/>
+      <w:pPr>
+        <w:ind w:left="4660" w:hanging="360"/>
+      </w:pPr>
+      <w:rPr>
+        <w:rFonts w:ascii="Wingdings" w:hAnsi="Wingdings" w:hint="default"/>
+      </w:rPr>
+    </w:lvl>
+    <w:lvl w:ilvl="6" w:tplc="08160001" w:tentative="1">
+      <w:start w:val="1"/>
+      <w:numFmt w:val="bullet"/>
+      <w:lvlText w:val=""/>
+      <w:lvlJc w:val="left"/>
+      <w:pPr>
+        <w:ind w:left="5380" w:hanging="360"/>
+      </w:pPr>
+      <w:rPr>
+        <w:rFonts w:ascii="Symbol" w:hAnsi="Symbol" w:hint="default"/>
+      </w:rPr>
+    </w:lvl>
+    <w:lvl w:ilvl="7" w:tplc="08160003" w:tentative="1">
+      <w:start w:val="1"/>
+      <w:numFmt w:val="bullet"/>
+      <w:lvlText w:val="o"/>
+      <w:lvlJc w:val="left"/>
+      <w:pPr>
+        <w:ind w:left="6100" w:hanging="360"/>
+      </w:pPr>
+      <w:rPr>
+        <w:rFonts w:ascii="Courier New" w:hAnsi="Courier New" w:cs="Courier New" w:hint="default"/>
+      </w:rPr>
+    </w:lvl>
+    <w:lvl w:ilvl="8" w:tplc="08160005" w:tentative="1">
+      <w:start w:val="1"/>
+      <w:numFmt w:val="bullet"/>
+      <w:lvlText w:val=""/>
+      <w:lvlJc w:val="left"/>
+      <w:pPr>
+        <w:ind w:left="6820" w:hanging="360"/>
+      </w:pPr>
+      <w:rPr>
+        <w:rFonts w:ascii="Wingdings" w:hAnsi="Wingdings" w:hint="default"/>
+      </w:rPr>
+    </w:lvl>
+  </w:abstractNum>
+  <w:abstractNum w:abstractNumId="3" w15:restartNumberingAfterBreak="0">
     <w:nsid w:val="2BF20C25"/>
     <w:multiLevelType w:val="hybridMultilevel"/>
     <w:tmpl w:val="3B8E2C20"/>
@@ -1640,7 +3286,7 @@
       </w:rPr>
     </w:lvl>
   </w:abstractNum>
-  <w:abstractNum w:abstractNumId="2" w15:restartNumberingAfterBreak="0">
+  <w:abstractNum w:abstractNumId="4" w15:restartNumberingAfterBreak="0">
     <w:nsid w:val="32E707FF"/>
     <w:multiLevelType w:val="multilevel"/>
     <w:tmpl w:val="33943386"/>
@@ -1756,7 +3402,120 @@
       </w:rPr>
     </w:lvl>
   </w:abstractNum>
-  <w:abstractNum w:abstractNumId="3" w15:restartNumberingAfterBreak="0">
+  <w:abstractNum w:abstractNumId="5" w15:restartNumberingAfterBreak="0">
+    <w:nsid w:val="34F727FB"/>
+    <w:multiLevelType w:val="hybridMultilevel"/>
+    <w:tmpl w:val="28C683F4"/>
+    <w:lvl w:ilvl="0" w:tplc="08160001">
+      <w:start w:val="1"/>
+      <w:numFmt w:val="bullet"/>
+      <w:lvlText w:val=""/>
+      <w:lvlJc w:val="left"/>
+      <w:pPr>
+        <w:ind w:left="1060" w:hanging="360"/>
+      </w:pPr>
+      <w:rPr>
+        <w:rFonts w:ascii="Symbol" w:hAnsi="Symbol" w:hint="default"/>
+      </w:rPr>
+    </w:lvl>
+    <w:lvl w:ilvl="1" w:tplc="08160003" w:tentative="1">
+      <w:start w:val="1"/>
+      <w:numFmt w:val="bullet"/>
+      <w:lvlText w:val="o"/>
+      <w:lvlJc w:val="left"/>
+      <w:pPr>
+        <w:ind w:left="1780" w:hanging="360"/>
+      </w:pPr>
+      <w:rPr>
+        <w:rFonts w:ascii="Courier New" w:hAnsi="Courier New" w:cs="Courier New" w:hint="default"/>
+      </w:rPr>
+    </w:lvl>
+    <w:lvl w:ilvl="2" w:tplc="08160005" w:tentative="1">
+      <w:start w:val="1"/>
+      <w:numFmt w:val="bullet"/>
+      <w:lvlText w:val=""/>
+      <w:lvlJc w:val="left"/>
+      <w:pPr>
+        <w:ind w:left="2500" w:hanging="360"/>
+      </w:pPr>
+      <w:rPr>
+        <w:rFonts w:ascii="Wingdings" w:hAnsi="Wingdings" w:hint="default"/>
+      </w:rPr>
+    </w:lvl>
+    <w:lvl w:ilvl="3" w:tplc="08160001" w:tentative="1">
+      <w:start w:val="1"/>
+      <w:numFmt w:val="bullet"/>
+      <w:lvlText w:val=""/>
+      <w:lvlJc w:val="left"/>
+      <w:pPr>
+        <w:ind w:left="3220" w:hanging="360"/>
+      </w:pPr>
+      <w:rPr>
+        <w:rFonts w:ascii="Symbol" w:hAnsi="Symbol" w:hint="default"/>
+      </w:rPr>
+    </w:lvl>
+    <w:lvl w:ilvl="4" w:tplc="08160003" w:tentative="1">
+      <w:start w:val="1"/>
+      <w:numFmt w:val="bullet"/>
+      <w:lvlText w:val="o"/>
+      <w:lvlJc w:val="left"/>
+      <w:pPr>
+        <w:ind w:left="3940" w:hanging="360"/>
+      </w:pPr>
+      <w:rPr>
+        <w:rFonts w:ascii="Courier New" w:hAnsi="Courier New" w:cs="Courier New" w:hint="default"/>
+      </w:rPr>
+    </w:lvl>
+    <w:lvl w:ilvl="5" w:tplc="08160005" w:tentative="1">
+      <w:start w:val="1"/>
+      <w:numFmt w:val="bullet"/>
+      <w:lvlText w:val=""/>
+      <w:lvlJc w:val="left"/>
+      <w:pPr>
+        <w:ind w:left="4660" w:hanging="360"/>
+      </w:pPr>
+      <w:rPr>
+        <w:rFonts w:ascii="Wingdings" w:hAnsi="Wingdings" w:hint="default"/>
+      </w:rPr>
+    </w:lvl>
+    <w:lvl w:ilvl="6" w:tplc="08160001" w:tentative="1">
+      <w:start w:val="1"/>
+      <w:numFmt w:val="bullet"/>
+      <w:lvlText w:val=""/>
+      <w:lvlJc w:val="left"/>
+      <w:pPr>
+        <w:ind w:left="5380" w:hanging="360"/>
+      </w:pPr>
+      <w:rPr>
+        <w:rFonts w:ascii="Symbol" w:hAnsi="Symbol" w:hint="default"/>
+      </w:rPr>
+    </w:lvl>
+    <w:lvl w:ilvl="7" w:tplc="08160003" w:tentative="1">
+      <w:start w:val="1"/>
+      <w:numFmt w:val="bullet"/>
+      <w:lvlText w:val="o"/>
+      <w:lvlJc w:val="left"/>
+      <w:pPr>
+        <w:ind w:left="6100" w:hanging="360"/>
+      </w:pPr>
+      <w:rPr>
+        <w:rFonts w:ascii="Courier New" w:hAnsi="Courier New" w:cs="Courier New" w:hint="default"/>
+      </w:rPr>
+    </w:lvl>
+    <w:lvl w:ilvl="8" w:tplc="08160005" w:tentative="1">
+      <w:start w:val="1"/>
+      <w:numFmt w:val="bullet"/>
+      <w:lvlText w:val=""/>
+      <w:lvlJc w:val="left"/>
+      <w:pPr>
+        <w:ind w:left="6820" w:hanging="360"/>
+      </w:pPr>
+      <w:rPr>
+        <w:rFonts w:ascii="Wingdings" w:hAnsi="Wingdings" w:hint="default"/>
+      </w:rPr>
+    </w:lvl>
+  </w:abstractNum>
+  <w:abstractNum w:abstractNumId="6" w15:restartNumberingAfterBreak="0">
     <w:nsid w:val="40B64251"/>
     <w:multiLevelType w:val="hybridMultilevel"/>
     <w:tmpl w:val="FCD419E6"/>
@@ -1869,7 +3628,7 @@
       </w:rPr>
     </w:lvl>
   </w:abstractNum>
-  <w:abstractNum w:abstractNumId="4" w15:restartNumberingAfterBreak="0">
+  <w:abstractNum w:abstractNumId="7" w15:restartNumberingAfterBreak="0">
     <w:nsid w:val="545B77F2"/>
     <w:multiLevelType w:val="hybridMultilevel"/>
     <w:tmpl w:val="7D4AF978"/>
@@ -1982,7 +3741,7 @@
       </w:rPr>
     </w:lvl>
   </w:abstractNum>
-  <w:abstractNum w:abstractNumId="5" w15:restartNumberingAfterBreak="0">
+  <w:abstractNum w:abstractNumId="8" w15:restartNumberingAfterBreak="0">
     <w:nsid w:val="5B382C76"/>
     <w:multiLevelType w:val="hybridMultilevel"/>
     <w:tmpl w:val="1A2EAB1E"/>
@@ -2095,7 +3854,7 @@
       </w:rPr>
     </w:lvl>
   </w:abstractNum>
-  <w:abstractNum w:abstractNumId="6" w15:restartNumberingAfterBreak="0">
+  <w:abstractNum w:abstractNumId="9" w15:restartNumberingAfterBreak="0">
     <w:nsid w:val="5B907615"/>
     <w:multiLevelType w:val="hybridMultilevel"/>
     <w:tmpl w:val="8F6EEE66"/>
@@ -2208,14 +3967,14 @@
       </w:rPr>
     </w:lvl>
   </w:abstractNum>
-  <w:abstractNum w:abstractNumId="7" w15:restartNumberingAfterBreak="0">
+  <w:abstractNum w:abstractNumId="10" w15:restartNumberingAfterBreak="0">
     <w:nsid w:val="606135BF"/>
     <w:multiLevelType w:val="hybridMultilevel"/>
     <w:tmpl w:val="789C53F4"/>
     <w:lvl w:ilvl="0" w:tplc="34284C46">
       <w:start w:val="1"/>
       <w:numFmt w:val="upperRoman"/>
-      <w:pStyle w:val="Heading6"/>
+      <w:pStyle w:val="Ttulo6"/>
       <w:lvlText w:val="Anexo %1"/>
       <w:lvlJc w:val="left"/>
       <w:pPr>
@@ -2298,7 +4057,120 @@
       </w:pPr>
     </w:lvl>
   </w:abstractNum>
-  <w:abstractNum w:abstractNumId="8" w15:restartNumberingAfterBreak="0">
+  <w:abstractNum w:abstractNumId="11" w15:restartNumberingAfterBreak="0">
+    <w:nsid w:val="6BF862F4"/>
+    <w:multiLevelType w:val="hybridMultilevel"/>
+    <w:tmpl w:val="2A1253E6"/>
+    <w:lvl w:ilvl="0" w:tplc="08160001">
+      <w:start w:val="1"/>
+      <w:numFmt w:val="bullet"/>
+      <w:lvlText w:val=""/>
+      <w:lvlJc w:val="left"/>
+      <w:pPr>
+        <w:ind w:left="1060" w:hanging="360"/>
+      </w:pPr>
+      <w:rPr>
+        <w:rFonts w:ascii="Symbol" w:hAnsi="Symbol" w:hint="default"/>
+      </w:rPr>
+    </w:lvl>
+    <w:lvl w:ilvl="1" w:tplc="08160003" w:tentative="1">
+      <w:start w:val="1"/>
+      <w:numFmt w:val="bullet"/>
+      <w:lvlText w:val="o"/>
+      <w:lvlJc w:val="left"/>
+      <w:pPr>
+        <w:ind w:left="1780" w:hanging="360"/>
+      </w:pPr>
+      <w:rPr>
+        <w:rFonts w:ascii="Courier New" w:hAnsi="Courier New" w:cs="Courier New" w:hint="default"/>
+      </w:rPr>
+    </w:lvl>
+    <w:lvl w:ilvl="2" w:tplc="08160005" w:tentative="1">
+      <w:start w:val="1"/>
+      <w:numFmt w:val="bullet"/>
+      <w:lvlText w:val=""/>
+      <w:lvlJc w:val="left"/>
+      <w:pPr>
+        <w:ind w:left="2500" w:hanging="360"/>
+      </w:pPr>
+      <w:rPr>
+        <w:rFonts w:ascii="Wingdings" w:hAnsi="Wingdings" w:hint="default"/>
+      </w:rPr>
+    </w:lvl>
+    <w:lvl w:ilvl="3" w:tplc="08160001" w:tentative="1">
+      <w:start w:val="1"/>
+      <w:numFmt w:val="bullet"/>
+      <w:lvlText w:val=""/>
+      <w:lvlJc w:val="left"/>
+      <w:pPr>
+        <w:ind w:left="3220" w:hanging="360"/>
+      </w:pPr>
+      <w:rPr>
+        <w:rFonts w:ascii="Symbol" w:hAnsi="Symbol" w:hint="default"/>
+      </w:rPr>
+    </w:lvl>
+    <w:lvl w:ilvl="4" w:tplc="08160003" w:tentative="1">
+      <w:start w:val="1"/>
+      <w:numFmt w:val="bullet"/>
+      <w:lvlText w:val="o"/>
+      <w:lvlJc w:val="left"/>
+      <w:pPr>
+        <w:ind w:left="3940" w:hanging="360"/>
+      </w:pPr>
+      <w:rPr>
+        <w:rFonts w:ascii="Courier New" w:hAnsi="Courier New" w:cs="Courier New" w:hint="default"/>
+      </w:rPr>
+    </w:lvl>
+    <w:lvl w:ilvl="5" w:tplc="08160005" w:tentative="1">
+      <w:start w:val="1"/>
+      <w:numFmt w:val="bullet"/>
+      <w:lvlText w:val=""/>
+      <w:lvlJc w:val="left"/>
+      <w:pPr>
+        <w:ind w:left="4660" w:hanging="360"/>
+      </w:pPr>
+      <w:rPr>
+        <w:rFonts w:ascii="Wingdings" w:hAnsi="Wingdings" w:hint="default"/>
+      </w:rPr>
+    </w:lvl>
+    <w:lvl w:ilvl="6" w:tplc="08160001" w:tentative="1">
+      <w:start w:val="1"/>
+      <w:numFmt w:val="bullet"/>
+      <w:lvlText w:val=""/>
+      <w:lvlJc w:val="left"/>
+      <w:pPr>
+        <w:ind w:left="5380" w:hanging="360"/>
+      </w:pPr>
+      <w:rPr>
+        <w:rFonts w:ascii="Symbol" w:hAnsi="Symbol" w:hint="default"/>
+      </w:rPr>
+    </w:lvl>
+    <w:lvl w:ilvl="7" w:tplc="08160003" w:tentative="1">
+      <w:start w:val="1"/>
+      <w:numFmt w:val="bullet"/>
+      <w:lvlText w:val="o"/>
+      <w:lvlJc w:val="left"/>
+      <w:pPr>
+        <w:ind w:left="6100" w:hanging="360"/>
+      </w:pPr>
+      <w:rPr>
+        <w:rFonts w:ascii="Courier New" w:hAnsi="Courier New" w:cs="Courier New" w:hint="default"/>
+      </w:rPr>
+    </w:lvl>
+    <w:lvl w:ilvl="8" w:tplc="08160005" w:tentative="1">
+      <w:start w:val="1"/>
+      <w:numFmt w:val="bullet"/>
+      <w:lvlText w:val=""/>
+      <w:lvlJc w:val="left"/>
+      <w:pPr>
+        <w:ind w:left="6820" w:hanging="360"/>
+      </w:pPr>
+      <w:rPr>
+        <w:rFonts w:ascii="Wingdings" w:hAnsi="Wingdings" w:hint="default"/>
+      </w:rPr>
+    </w:lvl>
+  </w:abstractNum>
+  <w:abstractNum w:abstractNumId="12" w15:restartNumberingAfterBreak="0">
     <w:nsid w:val="71C1512C"/>
     <w:multiLevelType w:val="hybridMultilevel"/>
     <w:tmpl w:val="8C0AC060"/>
@@ -2411,39 +4283,51 @@
       </w:rPr>
     </w:lvl>
   </w:abstractNum>
-  <w:num w:numId="1" w16cid:durableId="412514720">
+  <w:num w:numId="1">
     <w:abstractNumId w:val="0"/>
   </w:num>
-  <w:num w:numId="2" w16cid:durableId="290135824">
+  <w:num w:numId="2">
+    <w:abstractNumId w:val="4"/>
+  </w:num>
+  <w:num w:numId="3">
+    <w:abstractNumId w:val="10"/>
+  </w:num>
+  <w:num w:numId="4">
+    <w:abstractNumId w:val="3"/>
+  </w:num>
+  <w:num w:numId="5">
+    <w:abstractNumId w:val="8"/>
+  </w:num>
+  <w:num w:numId="6">
+    <w:abstractNumId w:val="6"/>
+  </w:num>
+  <w:num w:numId="7">
+    <w:abstractNumId w:val="9"/>
+  </w:num>
+  <w:num w:numId="8">
+    <w:abstractNumId w:val="12"/>
+  </w:num>
+  <w:num w:numId="9">
+    <w:abstractNumId w:val="7"/>
+  </w:num>
+  <w:num w:numId="10">
+    <w:abstractNumId w:val="1"/>
+  </w:num>
+  <w:num w:numId="11">
     <w:abstractNumId w:val="2"/>
   </w:num>
-  <w:num w:numId="3" w16cid:durableId="381371536">
-    <w:abstractNumId w:val="7"/>
-  </w:num>
-  <w:num w:numId="4" w16cid:durableId="562834048">
-    <w:abstractNumId w:val="1"/>
-  </w:num>
-  <w:num w:numId="5" w16cid:durableId="475341214">
+  <w:num w:numId="12">
     <w:abstractNumId w:val="5"/>
   </w:num>
-  <w:num w:numId="6" w16cid:durableId="423498861">
-    <w:abstractNumId w:val="3"/>
-  </w:num>
-  <w:num w:numId="7" w16cid:durableId="1619601539">
-    <w:abstractNumId w:val="6"/>
-  </w:num>
-  <w:num w:numId="8" w16cid:durableId="318733730">
-    <w:abstractNumId w:val="8"/>
-  </w:num>
-  <w:num w:numId="9" w16cid:durableId="1541481202">
-    <w:abstractNumId w:val="4"/>
+  <w:num w:numId="13">
+    <w:abstractNumId w:val="11"/>
   </w:num>
   <w:numIdMacAtCleanup w:val="9"/>
 </w:numbering>
 </file>
 
 <file path=word/styles.xml><?xml version="1.0" encoding="utf-8"?>
-<w:styles xmlns:mc="http://schemas.openxmlformats.org/markup-compatibility/2006" xmlns:r="http://schemas.openxmlformats.org/officeDocument/2006/relationships" xmlns:w="http://schemas.openxmlformats.org/wordprocessingml/2006/main" xmlns:w14="http://schemas.microsoft.com/office/word/2010/wordml" xmlns:w15="http://schemas.microsoft.com/office/word/2012/wordml" xmlns:w16cex="http://schemas.microsoft.com/office/word/2018/wordml/cex" xmlns:w16cid="http://schemas.microsoft.com/office/word/2016/wordml/cid" xmlns:w16="http://schemas.microsoft.com/office/word/2018/wordml" xmlns:w16du="http://schemas.microsoft.com/office/word/2023/wordml/word16du" xmlns:w16sdtdh="http://schemas.microsoft.com/office/word/2020/wordml/sdtdatahash" xmlns:w16sdtfl="http://schemas.microsoft.com/office/word/2024/wordml/sdtformatlock" xmlns:w16se="http://schemas.microsoft.com/office/word/2015/wordml/symex" mc:Ignorable="w14 w15 w16se w16cid w16 w16cex w16sdtdh w16sdtfl w16du">
+<w:styles xmlns:mc="http://schemas.openxmlformats.org/markup-compatibility/2006" xmlns:r="http://schemas.openxmlformats.org/officeDocument/2006/relationships" xmlns:w="http://schemas.openxmlformats.org/wordprocessingml/2006/main" xmlns:w14="http://schemas.microsoft.com/office/word/2010/wordml" xmlns:w15="http://schemas.microsoft.com/office/word/2012/wordml" xmlns:w16cex="http://schemas.microsoft.com/office/word/2018/wordml/cex" xmlns:w16cid="http://schemas.microsoft.com/office/word/2016/wordml/cid" xmlns:w16="http://schemas.microsoft.com/office/word/2018/wordml" xmlns:w16sdtdh="http://schemas.microsoft.com/office/word/2020/wordml/sdtdatahash" xmlns:w16se="http://schemas.microsoft.com/office/word/2015/wordml/symex" mc:Ignorable="w14 w15 w16se w16cid w16 w16cex w16sdtdh">
   <w:docDefaults>
     <w:rPrDefault>
       <w:rPr>
@@ -2848,12 +4732,12 @@
       <w:sz w:val="20"/>
     </w:rPr>
   </w:style>
-  <w:style w:type="paragraph" w:styleId="Heading1">
+  <w:style w:type="paragraph" w:styleId="Ttulo1">
     <w:name w:val="heading 1"/>
     <w:aliases w:val="Título 1 - IPCA"/>
     <w:basedOn w:val="Normal"/>
     <w:next w:val="Normal"/>
-    <w:link w:val="Heading1Char1"/>
+    <w:link w:val="Ttulo1Carter"/>
     <w:autoRedefine/>
     <w:uiPriority w:val="9"/>
     <w:qFormat/>
@@ -2877,12 +4761,12 @@
       <w:szCs w:val="32"/>
     </w:rPr>
   </w:style>
-  <w:style w:type="paragraph" w:styleId="Heading2">
+  <w:style w:type="paragraph" w:styleId="Ttulo2">
     <w:name w:val="heading 2"/>
     <w:aliases w:val="Título Nível 2 - IPCA"/>
     <w:basedOn w:val="Normal"/>
     <w:next w:val="Normal"/>
-    <w:link w:val="Heading2Char"/>
+    <w:link w:val="Ttulo2Carter"/>
     <w:autoRedefine/>
     <w:uiPriority w:val="1"/>
     <w:qFormat/>
@@ -2903,17 +4787,17 @@
       <w:caps/>
     </w:rPr>
   </w:style>
-  <w:style w:type="paragraph" w:styleId="Heading3">
+  <w:style w:type="paragraph" w:styleId="Ttulo3">
     <w:name w:val="heading 3"/>
     <w:aliases w:val="Título 3 - IPCA"/>
     <w:basedOn w:val="Normal"/>
     <w:next w:val="Normal"/>
-    <w:link w:val="Heading3Char"/>
+    <w:link w:val="Ttulo3Carter"/>
     <w:autoRedefine/>
     <w:uiPriority w:val="9"/>
     <w:unhideWhenUsed/>
     <w:qFormat/>
-    <w:rsid w:val="00733CAC"/>
+    <w:rsid w:val="00E5098E"/>
     <w:pPr>
       <w:keepNext/>
       <w:keepLines/>
@@ -2928,15 +4812,17 @@
     </w:pPr>
     <w:rPr>
       <w:rFonts w:ascii="Arial" w:eastAsiaTheme="majorEastAsia" w:hAnsi="Arial" w:cs="Times New Roman (Cabeçalho CS)"/>
+      <w:b/>
+      <w:bCs/>
       <w:caps/>
     </w:rPr>
   </w:style>
-  <w:style w:type="paragraph" w:styleId="Heading4">
+  <w:style w:type="paragraph" w:styleId="Ttulo4">
     <w:name w:val="heading 4"/>
     <w:aliases w:val="Título 4 - IPCA"/>
     <w:basedOn w:val="Normal"/>
     <w:next w:val="Normal"/>
-    <w:link w:val="Heading4Char"/>
+    <w:link w:val="Ttulo4Carter"/>
     <w:autoRedefine/>
     <w:uiPriority w:val="9"/>
     <w:unhideWhenUsed/>
@@ -2960,12 +4846,12 @@
       <w:iCs/>
     </w:rPr>
   </w:style>
-  <w:style w:type="paragraph" w:styleId="Heading5">
+  <w:style w:type="paragraph" w:styleId="Ttulo5">
     <w:name w:val="heading 5"/>
     <w:aliases w:val="Título 5 - IPCA"/>
     <w:basedOn w:val="Normal"/>
     <w:next w:val="Normal"/>
-    <w:link w:val="Heading5Char"/>
+    <w:link w:val="Ttulo5Carter"/>
     <w:autoRedefine/>
     <w:uiPriority w:val="9"/>
     <w:unhideWhenUsed/>
@@ -2988,12 +4874,12 @@
       <w:i/>
     </w:rPr>
   </w:style>
-  <w:style w:type="paragraph" w:styleId="Heading6">
+  <w:style w:type="paragraph" w:styleId="Ttulo6">
     <w:name w:val="heading 6"/>
     <w:aliases w:val="Anexos - IPCA"/>
     <w:basedOn w:val="Normal"/>
     <w:next w:val="Normal"/>
-    <w:link w:val="Heading6Char"/>
+    <w:link w:val="Ttulo6Carter"/>
     <w:autoRedefine/>
     <w:uiPriority w:val="9"/>
     <w:unhideWhenUsed/>
@@ -3017,11 +4903,11 @@
       <w:szCs w:val="32"/>
     </w:rPr>
   </w:style>
-  <w:style w:type="paragraph" w:styleId="Heading7">
+  <w:style w:type="paragraph" w:styleId="Ttulo7">
     <w:name w:val="heading 7"/>
     <w:basedOn w:val="Normal"/>
     <w:next w:val="Normal"/>
-    <w:link w:val="Heading7Char"/>
+    <w:link w:val="Ttulo7Carter"/>
     <w:uiPriority w:val="9"/>
     <w:semiHidden/>
     <w:unhideWhenUsed/>
@@ -3040,11 +4926,11 @@
       <w:color w:val="0A2F40" w:themeColor="accent1" w:themeShade="7F"/>
     </w:rPr>
   </w:style>
-  <w:style w:type="paragraph" w:styleId="Heading8">
+  <w:style w:type="paragraph" w:styleId="Ttulo8">
     <w:name w:val="heading 8"/>
     <w:basedOn w:val="Normal"/>
     <w:next w:val="Normal"/>
-    <w:link w:val="Heading8Char"/>
+    <w:link w:val="Ttulo8Carter"/>
     <w:uiPriority w:val="9"/>
     <w:semiHidden/>
     <w:unhideWhenUsed/>
@@ -3063,11 +4949,11 @@
       <w:szCs w:val="21"/>
     </w:rPr>
   </w:style>
-  <w:style w:type="paragraph" w:styleId="Heading9">
+  <w:style w:type="paragraph" w:styleId="Ttulo9">
     <w:name w:val="heading 9"/>
     <w:basedOn w:val="Normal"/>
     <w:next w:val="Normal"/>
-    <w:link w:val="Heading9Char"/>
+    <w:link w:val="Ttulo9Carter"/>
     <w:uiPriority w:val="9"/>
     <w:semiHidden/>
     <w:unhideWhenUsed/>
@@ -3088,13 +4974,13 @@
       <w:szCs w:val="21"/>
     </w:rPr>
   </w:style>
-  <w:style w:type="character" w:default="1" w:styleId="DefaultParagraphFont">
+  <w:style w:type="character" w:default="1" w:styleId="Tipodeletrapredefinidodopargrafo">
     <w:name w:val="Default Paragraph Font"/>
     <w:uiPriority w:val="1"/>
     <w:semiHidden/>
     <w:unhideWhenUsed/>
   </w:style>
-  <w:style w:type="table" w:default="1" w:styleId="TableNormal">
+  <w:style w:type="table" w:default="1" w:styleId="Tabelanormal">
     <w:name w:val="Normal Table"/>
     <w:uiPriority w:val="99"/>
     <w:semiHidden/>
@@ -3109,16 +4995,16 @@
       </w:tblCellMar>
     </w:tblPr>
   </w:style>
-  <w:style w:type="numbering" w:default="1" w:styleId="NoList">
+  <w:style w:type="numbering" w:default="1" w:styleId="Semlista">
     <w:name w:val="No List"/>
     <w:uiPriority w:val="99"/>
     <w:semiHidden/>
     <w:unhideWhenUsed/>
   </w:style>
-  <w:style w:type="paragraph" w:styleId="FootnoteText">
+  <w:style w:type="paragraph" w:styleId="Textodenotaderodap">
     <w:name w:val="footnote text"/>
     <w:basedOn w:val="Normal"/>
-    <w:link w:val="FootnoteTextChar"/>
+    <w:link w:val="TextodenotaderodapCarter"/>
     <w:uiPriority w:val="99"/>
     <w:semiHidden/>
     <w:unhideWhenUsed/>
@@ -3131,11 +5017,11 @@
       <w:szCs w:val="20"/>
     </w:rPr>
   </w:style>
-  <w:style w:type="character" w:customStyle="1" w:styleId="Heading2Char">
-    <w:name w:val="Heading 2 Char"/>
-    <w:aliases w:val="Título Nível 2 - IPCA Char"/>
-    <w:basedOn w:val="DefaultParagraphFont"/>
-    <w:link w:val="Heading2"/>
+  <w:style w:type="character" w:customStyle="1" w:styleId="Ttulo2Carter">
+    <w:name w:val="Título 2 Caráter"/>
+    <w:aliases w:val="Título Nível 2 - IPCA Caráter"/>
+    <w:basedOn w:val="Tipodeletrapredefinidodopargrafo"/>
+    <w:link w:val="Ttulo2"/>
     <w:uiPriority w:val="1"/>
     <w:rsid w:val="00EF2088"/>
     <w:rPr>
@@ -3157,7 +5043,7 @@
   </w:style>
   <w:style w:type="character" w:customStyle="1" w:styleId="TextoNormal-IPCACarter">
     <w:name w:val="Texto Normal - IPCA Caráter"/>
-    <w:basedOn w:val="DefaultParagraphFont"/>
+    <w:basedOn w:val="Tipodeletrapredefinidodopargrafo"/>
     <w:link w:val="TextoNormal-IPCA"/>
     <w:rsid w:val="00950623"/>
     <w:rPr>
@@ -3165,11 +5051,11 @@
       <w:sz w:val="20"/>
     </w:rPr>
   </w:style>
-  <w:style w:type="paragraph" w:styleId="Header">
+  <w:style w:type="paragraph" w:styleId="Cabealho">
     <w:name w:val="header"/>
     <w:aliases w:val="Cabeçalho - IPCA"/>
     <w:basedOn w:val="Normal"/>
-    <w:link w:val="HeaderChar"/>
+    <w:link w:val="CabealhoCarter"/>
     <w:autoRedefine/>
     <w:unhideWhenUsed/>
     <w:qFormat/>
@@ -3190,11 +5076,11 @@
       <w:sz w:val="16"/>
     </w:rPr>
   </w:style>
-  <w:style w:type="character" w:customStyle="1" w:styleId="HeaderChar">
-    <w:name w:val="Header Char"/>
-    <w:aliases w:val="Cabeçalho - IPCA Char"/>
-    <w:basedOn w:val="DefaultParagraphFont"/>
-    <w:link w:val="Header"/>
+  <w:style w:type="character" w:customStyle="1" w:styleId="CabealhoCarter">
+    <w:name w:val="Cabeçalho Caráter"/>
+    <w:aliases w:val="Cabeçalho - IPCA Caráter"/>
+    <w:basedOn w:val="Tipodeletrapredefinidodopargrafo"/>
+    <w:link w:val="Cabealho"/>
     <w:rsid w:val="00FA1FB9"/>
     <w:rPr>
       <w:rFonts w:ascii="Lucida Sans Unicode" w:hAnsi="Lucida Sans Unicode" w:cs="Times New Roman"/>
@@ -3202,11 +5088,11 @@
       <w:sz w:val="16"/>
     </w:rPr>
   </w:style>
-  <w:style w:type="paragraph" w:styleId="Footer">
+  <w:style w:type="paragraph" w:styleId="Rodap">
     <w:name w:val="footer"/>
     <w:aliases w:val="Rodapé - IPCA"/>
     <w:basedOn w:val="Normal"/>
-    <w:link w:val="FooterChar"/>
+    <w:link w:val="RodapCarter"/>
     <w:autoRedefine/>
     <w:uiPriority w:val="99"/>
     <w:unhideWhenUsed/>
@@ -3225,11 +5111,11 @@
       <w:rFonts w:ascii="Lucida Sans Unicode" w:hAnsi="Lucida Sans Unicode"/>
     </w:rPr>
   </w:style>
-  <w:style w:type="character" w:customStyle="1" w:styleId="FooterChar">
-    <w:name w:val="Footer Char"/>
-    <w:aliases w:val="Rodapé - IPCA Char"/>
-    <w:basedOn w:val="DefaultParagraphFont"/>
-    <w:link w:val="Footer"/>
+  <w:style w:type="character" w:customStyle="1" w:styleId="RodapCarter">
+    <w:name w:val="Rodapé Caráter"/>
+    <w:aliases w:val="Rodapé - IPCA Caráter"/>
+    <w:basedOn w:val="Tipodeletrapredefinidodopargrafo"/>
+    <w:link w:val="Rodap"/>
     <w:uiPriority w:val="99"/>
     <w:rsid w:val="00FA1FB9"/>
     <w:rPr>
@@ -3258,7 +5144,7 @@
   </w:style>
   <w:style w:type="character" w:customStyle="1" w:styleId="TtulosPrembulo-IPCACarter">
     <w:name w:val="Títulos Preâmbulo - IPCA Caráter"/>
-    <w:basedOn w:val="DefaultParagraphFont"/>
+    <w:basedOn w:val="Tipodeletrapredefinidodopargrafo"/>
     <w:link w:val="TtulosPrembulo-IPCA"/>
     <w:rsid w:val="000505F8"/>
     <w:rPr>
@@ -3268,9 +5154,9 @@
       <w:szCs w:val="32"/>
     </w:rPr>
   </w:style>
-  <w:style w:type="character" w:styleId="Emphasis">
+  <w:style w:type="character" w:styleId="nfase">
     <w:name w:val="Emphasis"/>
-    <w:basedOn w:val="DefaultParagraphFont"/>
+    <w:basedOn w:val="Tipodeletrapredefinidodopargrafo"/>
     <w:uiPriority w:val="20"/>
     <w:rsid w:val="005F195C"/>
     <w:rPr>
@@ -3278,11 +5164,11 @@
       <w:iCs/>
     </w:rPr>
   </w:style>
-  <w:style w:type="character" w:customStyle="1" w:styleId="Heading1Char1">
-    <w:name w:val="Heading 1 Char1"/>
-    <w:aliases w:val="Título 1 - IPCA Char"/>
-    <w:basedOn w:val="DefaultParagraphFont"/>
-    <w:link w:val="Heading1"/>
+  <w:style w:type="character" w:customStyle="1" w:styleId="Ttulo1Carter">
+    <w:name w:val="Título 1 Caráter"/>
+    <w:aliases w:val="Título 1 - IPCA Caráter"/>
+    <w:basedOn w:val="Tipodeletrapredefinidodopargrafo"/>
+    <w:link w:val="Ttulo1"/>
     <w:uiPriority w:val="9"/>
     <w:rsid w:val="000505F8"/>
     <w:rPr>
@@ -3292,9 +5178,9 @@
       <w:szCs w:val="32"/>
     </w:rPr>
   </w:style>
-  <w:style w:type="character" w:styleId="Strong">
+  <w:style w:type="character" w:styleId="Forte">
     <w:name w:val="Strong"/>
-    <w:basedOn w:val="DefaultParagraphFont"/>
+    <w:basedOn w:val="Tipodeletrapredefinidodopargrafo"/>
     <w:uiPriority w:val="22"/>
     <w:rsid w:val="005F195C"/>
     <w:rPr>
@@ -3302,24 +5188,26 @@
       <w:bCs/>
     </w:rPr>
   </w:style>
-  <w:style w:type="character" w:customStyle="1" w:styleId="Heading3Char">
-    <w:name w:val="Heading 3 Char"/>
-    <w:aliases w:val="Título 3 - IPCA Char"/>
-    <w:basedOn w:val="DefaultParagraphFont"/>
-    <w:link w:val="Heading3"/>
+  <w:style w:type="character" w:customStyle="1" w:styleId="Ttulo3Carter">
+    <w:name w:val="Título 3 Caráter"/>
+    <w:aliases w:val="Título 3 - IPCA Caráter"/>
+    <w:basedOn w:val="Tipodeletrapredefinidodopargrafo"/>
+    <w:link w:val="Ttulo3"/>
     <w:uiPriority w:val="9"/>
-    <w:rsid w:val="00733CAC"/>
+    <w:rsid w:val="00E5098E"/>
     <w:rPr>
       <w:rFonts w:ascii="Arial" w:eastAsiaTheme="majorEastAsia" w:hAnsi="Arial" w:cs="Times New Roman (Cabeçalho CS)"/>
+      <w:b/>
+      <w:bCs/>
       <w:caps/>
       <w:sz w:val="20"/>
     </w:rPr>
   </w:style>
-  <w:style w:type="character" w:customStyle="1" w:styleId="Heading4Char">
-    <w:name w:val="Heading 4 Char"/>
-    <w:aliases w:val="Título 4 - IPCA Char"/>
-    <w:basedOn w:val="DefaultParagraphFont"/>
-    <w:link w:val="Heading4"/>
+  <w:style w:type="character" w:customStyle="1" w:styleId="Ttulo4Carter">
+    <w:name w:val="Título 4 Caráter"/>
+    <w:aliases w:val="Título 4 - IPCA Caráter"/>
+    <w:basedOn w:val="Tipodeletrapredefinidodopargrafo"/>
+    <w:link w:val="Ttulo4"/>
     <w:uiPriority w:val="9"/>
     <w:rsid w:val="00733CAC"/>
     <w:rPr>
@@ -3329,11 +5217,11 @@
       <w:sz w:val="20"/>
     </w:rPr>
   </w:style>
-  <w:style w:type="character" w:customStyle="1" w:styleId="Heading5Char">
-    <w:name w:val="Heading 5 Char"/>
-    <w:aliases w:val="Título 5 - IPCA Char"/>
-    <w:basedOn w:val="DefaultParagraphFont"/>
-    <w:link w:val="Heading5"/>
+  <w:style w:type="character" w:customStyle="1" w:styleId="Ttulo5Carter">
+    <w:name w:val="Título 5 Caráter"/>
+    <w:aliases w:val="Título 5 - IPCA Caráter"/>
+    <w:basedOn w:val="Tipodeletrapredefinidodopargrafo"/>
+    <w:link w:val="Ttulo5"/>
     <w:uiPriority w:val="9"/>
     <w:rsid w:val="00733CAC"/>
     <w:rPr>
@@ -3342,7 +5230,7 @@
       <w:sz w:val="20"/>
     </w:rPr>
   </w:style>
-  <w:style w:type="paragraph" w:styleId="NoSpacing">
+  <w:style w:type="paragraph" w:styleId="SemEspaamento">
     <w:name w:val="No Spacing"/>
     <w:uiPriority w:val="1"/>
     <w:rsid w:val="00A3238C"/>
@@ -3356,10 +5244,10 @@
       <w:sz w:val="20"/>
     </w:rPr>
   </w:style>
-  <w:style w:type="character" w:customStyle="1" w:styleId="FootnoteTextChar">
-    <w:name w:val="Footnote Text Char"/>
-    <w:basedOn w:val="DefaultParagraphFont"/>
-    <w:link w:val="FootnoteText"/>
+  <w:style w:type="character" w:customStyle="1" w:styleId="TextodenotaderodapCarter">
+    <w:name w:val="Texto de nota de rodapé Caráter"/>
+    <w:basedOn w:val="Tipodeletrapredefinidodopargrafo"/>
+    <w:link w:val="Textodenotaderodap"/>
     <w:uiPriority w:val="99"/>
     <w:semiHidden/>
     <w:rsid w:val="00D0152C"/>
@@ -3386,12 +5274,12 @@
       <w:noProof/>
     </w:rPr>
   </w:style>
-  <w:style w:type="paragraph" w:styleId="Caption">
+  <w:style w:type="paragraph" w:styleId="Legenda">
     <w:name w:val="caption"/>
     <w:aliases w:val="Legenda - IPCA"/>
     <w:basedOn w:val="Normal"/>
     <w:next w:val="Nota-IPCA"/>
-    <w:link w:val="CaptionChar"/>
+    <w:link w:val="LegendaCarter"/>
     <w:uiPriority w:val="35"/>
     <w:unhideWhenUsed/>
     <w:qFormat/>
@@ -3412,7 +5300,7 @@
   </w:style>
   <w:style w:type="paragraph" w:customStyle="1" w:styleId="Nota-IPCA">
     <w:name w:val="Nota - IPCA"/>
-    <w:basedOn w:val="Caption"/>
+    <w:basedOn w:val="Legenda"/>
     <w:autoRedefine/>
     <w:uiPriority w:val="1"/>
     <w:qFormat/>
@@ -3452,7 +5340,7 @@
   </w:style>
   <w:style w:type="character" w:customStyle="1" w:styleId="Heading1Char">
     <w:name w:val="Heading 1 Char"/>
-    <w:basedOn w:val="DefaultParagraphFont"/>
+    <w:basedOn w:val="Tipodeletrapredefinidodopargrafo"/>
     <w:link w:val="Cabealho11"/>
     <w:uiPriority w:val="9"/>
     <w:rsid w:val="001E19CC"/>
@@ -3466,11 +5354,11 @@
       <w:lang w:eastAsia="pt-PT"/>
     </w:rPr>
   </w:style>
-  <w:style w:type="character" w:customStyle="1" w:styleId="Heading6Char">
-    <w:name w:val="Heading 6 Char"/>
-    <w:aliases w:val="Anexos - IPCA Char"/>
-    <w:basedOn w:val="DefaultParagraphFont"/>
-    <w:link w:val="Heading6"/>
+  <w:style w:type="character" w:customStyle="1" w:styleId="Ttulo6Carter">
+    <w:name w:val="Título 6 Caráter"/>
+    <w:aliases w:val="Anexos - IPCA Caráter"/>
+    <w:basedOn w:val="Tipodeletrapredefinidodopargrafo"/>
+    <w:link w:val="Ttulo6"/>
     <w:uiPriority w:val="9"/>
     <w:rsid w:val="00C50D7B"/>
     <w:rPr>
@@ -3480,9 +5368,9 @@
       <w:szCs w:val="32"/>
     </w:rPr>
   </w:style>
-  <w:style w:type="table" w:styleId="TableGrid">
+  <w:style w:type="table" w:styleId="TabelacomGrelha">
     <w:name w:val="Table Grid"/>
-    <w:basedOn w:val="TableNormal"/>
+    <w:basedOn w:val="Tabelanormal"/>
     <w:uiPriority w:val="39"/>
     <w:rsid w:val="00921A90"/>
     <w:tblPr>
@@ -3496,9 +5384,9 @@
       </w:tblBorders>
     </w:tblPr>
   </w:style>
-  <w:style w:type="character" w:styleId="PlaceholderText">
+  <w:style w:type="character" w:styleId="TextodoMarcadordePosio">
     <w:name w:val="Placeholder Text"/>
-    <w:basedOn w:val="DefaultParagraphFont"/>
+    <w:basedOn w:val="Tipodeletrapredefinidodopargrafo"/>
     <w:uiPriority w:val="99"/>
     <w:semiHidden/>
     <w:rsid w:val="00921A90"/>
@@ -3506,7 +5394,7 @@
       <w:color w:val="808080"/>
     </w:rPr>
   </w:style>
-  <w:style w:type="paragraph" w:styleId="List">
+  <w:style w:type="paragraph" w:styleId="Lista">
     <w:name w:val="List"/>
     <w:basedOn w:val="Normal"/>
     <w:uiPriority w:val="99"/>
@@ -3541,9 +5429,9 @@
       <w:i/>
     </w:rPr>
   </w:style>
-  <w:style w:type="character" w:styleId="FootnoteReference">
+  <w:style w:type="character" w:styleId="Refdenotaderodap">
     <w:name w:val="footnote reference"/>
-    <w:basedOn w:val="DefaultParagraphFont"/>
+    <w:basedOn w:val="Tipodeletrapredefinidodopargrafo"/>
     <w:uiPriority w:val="99"/>
     <w:semiHidden/>
     <w:unhideWhenUsed/>
@@ -3552,9 +5440,9 @@
       <w:vertAlign w:val="superscript"/>
     </w:rPr>
   </w:style>
-  <w:style w:type="character" w:styleId="Hyperlink">
+  <w:style w:type="character" w:styleId="Hiperligao">
     <w:name w:val="Hyperlink"/>
-    <w:basedOn w:val="DefaultParagraphFont"/>
+    <w:basedOn w:val="Tipodeletrapredefinidodopargrafo"/>
     <w:uiPriority w:val="99"/>
     <w:unhideWhenUsed/>
     <w:rsid w:val="00722858"/>
@@ -3563,7 +5451,7 @@
       <w:u w:val="single"/>
     </w:rPr>
   </w:style>
-  <w:style w:type="paragraph" w:styleId="Bibliography">
+  <w:style w:type="paragraph" w:styleId="Bibliografia">
     <w:name w:val="Bibliography"/>
     <w:aliases w:val="Bibliografia - IPCA"/>
     <w:basedOn w:val="Normal"/>
@@ -3577,10 +5465,10 @@
       <w:spacing w:line="360" w:lineRule="auto"/>
     </w:pPr>
   </w:style>
-  <w:style w:type="paragraph" w:styleId="BodyText">
+  <w:style w:type="paragraph" w:styleId="Corpodetexto">
     <w:name w:val="Body Text"/>
     <w:basedOn w:val="Normal"/>
-    <w:link w:val="BodyTextChar"/>
+    <w:link w:val="CorpodetextoCarter"/>
     <w:uiPriority w:val="1"/>
     <w:semiHidden/>
     <w:unhideWhenUsed/>
@@ -3590,10 +5478,10 @@
       <w:spacing w:after="120"/>
     </w:pPr>
   </w:style>
-  <w:style w:type="character" w:customStyle="1" w:styleId="BodyTextChar">
-    <w:name w:val="Body Text Char"/>
-    <w:basedOn w:val="DefaultParagraphFont"/>
-    <w:link w:val="BodyText"/>
+  <w:style w:type="character" w:customStyle="1" w:styleId="CorpodetextoCarter">
+    <w:name w:val="Corpo de texto Caráter"/>
+    <w:basedOn w:val="Tipodeletrapredefinidodopargrafo"/>
+    <w:link w:val="Corpodetexto"/>
     <w:uiPriority w:val="1"/>
     <w:semiHidden/>
     <w:rsid w:val="00722858"/>
@@ -3603,11 +5491,11 @@
       <w:sz w:val="20"/>
     </w:rPr>
   </w:style>
-  <w:style w:type="paragraph" w:styleId="Title">
+  <w:style w:type="paragraph" w:styleId="Ttulo">
     <w:name w:val="Title"/>
     <w:basedOn w:val="Normal"/>
     <w:next w:val="Normal"/>
-    <w:link w:val="TitleChar"/>
+    <w:link w:val="TtuloCarter"/>
     <w:uiPriority w:val="10"/>
     <w:rsid w:val="00743EA8"/>
     <w:pPr>
@@ -3622,9 +5510,9 @@
       <w:szCs w:val="56"/>
     </w:rPr>
   </w:style>
-  <w:style w:type="character" w:styleId="PageNumber">
+  <w:style w:type="character" w:styleId="Nmerodepgina">
     <w:name w:val="page number"/>
-    <w:basedOn w:val="DefaultParagraphFont"/>
+    <w:basedOn w:val="Tipodeletrapredefinidodopargrafo"/>
     <w:uiPriority w:val="99"/>
     <w:semiHidden/>
     <w:unhideWhenUsed/>
@@ -3632,13 +5520,13 @@
   </w:style>
   <w:style w:type="paragraph" w:customStyle="1" w:styleId="RodapRomano-IPCA">
     <w:name w:val="Rodapé Romano - IPCA"/>
-    <w:basedOn w:val="Footer"/>
+    <w:basedOn w:val="Rodap"/>
     <w:autoRedefine/>
     <w:uiPriority w:val="1"/>
     <w:qFormat/>
     <w:rsid w:val="00D25499"/>
   </w:style>
-  <w:style w:type="paragraph" w:styleId="ListParagraph">
+  <w:style w:type="paragraph" w:styleId="PargrafodaLista">
     <w:name w:val="List Paragraph"/>
     <w:basedOn w:val="Normal"/>
     <w:uiPriority w:val="34"/>
@@ -3648,11 +5536,11 @@
       <w:contextualSpacing/>
     </w:pPr>
   </w:style>
-  <w:style w:type="paragraph" w:styleId="Subtitle">
+  <w:style w:type="paragraph" w:styleId="Subttulo">
     <w:name w:val="Subtitle"/>
     <w:basedOn w:val="Normal"/>
     <w:next w:val="Normal"/>
-    <w:link w:val="SubtitleChar"/>
+    <w:link w:val="SubttuloCarter"/>
     <w:uiPriority w:val="11"/>
     <w:rsid w:val="00743EA8"/>
     <w:pPr>
@@ -3670,11 +5558,11 @@
       <w:szCs w:val="22"/>
     </w:rPr>
   </w:style>
-  <w:style w:type="character" w:customStyle="1" w:styleId="CaptionChar">
-    <w:name w:val="Caption Char"/>
-    <w:aliases w:val="Legenda - IPCA Char"/>
-    <w:basedOn w:val="DefaultParagraphFont"/>
-    <w:link w:val="Caption"/>
+  <w:style w:type="character" w:customStyle="1" w:styleId="LegendaCarter">
+    <w:name w:val="Legenda Caráter"/>
+    <w:aliases w:val="Legenda - IPCA Caráter"/>
+    <w:basedOn w:val="Tipodeletrapredefinidodopargrafo"/>
+    <w:link w:val="Legenda"/>
     <w:uiPriority w:val="35"/>
     <w:rsid w:val="001C5C50"/>
     <w:rPr>
@@ -3685,10 +5573,10 @@
       <w:szCs w:val="18"/>
     </w:rPr>
   </w:style>
-  <w:style w:type="character" w:customStyle="1" w:styleId="SubtitleChar">
-    <w:name w:val="Subtitle Char"/>
-    <w:basedOn w:val="DefaultParagraphFont"/>
-    <w:link w:val="Subtitle"/>
+  <w:style w:type="character" w:customStyle="1" w:styleId="SubttuloCarter">
+    <w:name w:val="Subtítulo Caráter"/>
+    <w:basedOn w:val="Tipodeletrapredefinidodopargrafo"/>
+    <w:link w:val="Subttulo"/>
     <w:uiPriority w:val="11"/>
     <w:rsid w:val="00743EA8"/>
     <w:rPr>
@@ -3699,7 +5587,7 @@
       <w:szCs w:val="22"/>
     </w:rPr>
   </w:style>
-  <w:style w:type="paragraph" w:styleId="TOC2">
+  <w:style w:type="paragraph" w:styleId="ndice2">
     <w:name w:val="toc 2"/>
     <w:aliases w:val="Índice 2 - IPCA"/>
     <w:basedOn w:val="Normal"/>
@@ -3719,7 +5607,7 @@
       <w:szCs w:val="20"/>
     </w:rPr>
   </w:style>
-  <w:style w:type="paragraph" w:styleId="TOC1">
+  <w:style w:type="paragraph" w:styleId="ndice1">
     <w:name w:val="toc 1"/>
     <w:aliases w:val="Índice 1 - IPCA"/>
     <w:basedOn w:val="Normal"/>
@@ -3741,7 +5629,7 @@
       <w:szCs w:val="20"/>
     </w:rPr>
   </w:style>
-  <w:style w:type="paragraph" w:styleId="TOC3">
+  <w:style w:type="paragraph" w:styleId="ndice3">
     <w:name w:val="toc 3"/>
     <w:aliases w:val="Índice 3 - IPCA"/>
     <w:basedOn w:val="Normal"/>
@@ -3762,7 +5650,7 @@
       <w:szCs w:val="20"/>
     </w:rPr>
   </w:style>
-  <w:style w:type="paragraph" w:styleId="TOC4">
+  <w:style w:type="paragraph" w:styleId="ndice4">
     <w:name w:val="toc 4"/>
     <w:aliases w:val="Índice 4 - IPCA"/>
     <w:basedOn w:val="Normal"/>
@@ -3782,7 +5670,7 @@
       <w:szCs w:val="18"/>
     </w:rPr>
   </w:style>
-  <w:style w:type="paragraph" w:styleId="TOC5">
+  <w:style w:type="paragraph" w:styleId="ndice5">
     <w:name w:val="toc 5"/>
     <w:aliases w:val="Índice 5 - IPCA"/>
     <w:basedOn w:val="Normal"/>
@@ -3802,7 +5690,7 @@
       <w:szCs w:val="18"/>
     </w:rPr>
   </w:style>
-  <w:style w:type="paragraph" w:styleId="TableofFigures">
+  <w:style w:type="paragraph" w:styleId="ndicedeilustraes">
     <w:name w:val="table of figures"/>
     <w:aliases w:val="Índice de ilustrações - IPCA"/>
     <w:basedOn w:val="Normal"/>
@@ -3822,10 +5710,10 @@
       <w:szCs w:val="20"/>
     </w:rPr>
   </w:style>
-  <w:style w:type="character" w:customStyle="1" w:styleId="TitleChar">
-    <w:name w:val="Title Char"/>
-    <w:basedOn w:val="DefaultParagraphFont"/>
-    <w:link w:val="Title"/>
+  <w:style w:type="character" w:customStyle="1" w:styleId="TtuloCarter">
+    <w:name w:val="Título Caráter"/>
+    <w:basedOn w:val="Tipodeletrapredefinidodopargrafo"/>
+    <w:link w:val="Ttulo"/>
     <w:uiPriority w:val="10"/>
     <w:rsid w:val="00743EA8"/>
     <w:rPr>
@@ -3836,9 +5724,9 @@
       <w:szCs w:val="56"/>
     </w:rPr>
   </w:style>
-  <w:style w:type="character" w:styleId="BookTitle">
+  <w:style w:type="character" w:styleId="TtulodoLivro">
     <w:name w:val="Book Title"/>
-    <w:basedOn w:val="DefaultParagraphFont"/>
+    <w:basedOn w:val="Tipodeletrapredefinidodopargrafo"/>
     <w:uiPriority w:val="33"/>
     <w:rsid w:val="00743EA8"/>
     <w:rPr>
@@ -3849,9 +5737,9 @@
       <w:spacing w:val="5"/>
     </w:rPr>
   </w:style>
-  <w:style w:type="character" w:styleId="SubtleEmphasis">
+  <w:style w:type="character" w:styleId="nfaseDiscreta">
     <w:name w:val="Subtle Emphasis"/>
-    <w:basedOn w:val="DefaultParagraphFont"/>
+    <w:basedOn w:val="Tipodeletrapredefinidodopargrafo"/>
     <w:uiPriority w:val="19"/>
     <w:rsid w:val="00743EA8"/>
     <w:rPr>
@@ -3860,9 +5748,9 @@
       <w:color w:val="404040" w:themeColor="text1" w:themeTint="BF"/>
     </w:rPr>
   </w:style>
-  <w:style w:type="character" w:styleId="IntenseEmphasis">
+  <w:style w:type="character" w:styleId="nfaseIntensa">
     <w:name w:val="Intense Emphasis"/>
-    <w:basedOn w:val="DefaultParagraphFont"/>
+    <w:basedOn w:val="Tipodeletrapredefinidodopargrafo"/>
     <w:uiPriority w:val="21"/>
     <w:rsid w:val="00743EA8"/>
     <w:rPr>
@@ -3871,11 +5759,11 @@
       <w:color w:val="156082" w:themeColor="accent1"/>
     </w:rPr>
   </w:style>
-  <w:style w:type="paragraph" w:styleId="IntenseQuote">
+  <w:style w:type="paragraph" w:styleId="CitaoIntensa">
     <w:name w:val="Intense Quote"/>
     <w:basedOn w:val="Normal"/>
     <w:next w:val="Normal"/>
-    <w:link w:val="IntenseQuoteChar"/>
+    <w:link w:val="CitaoIntensaCarter"/>
     <w:uiPriority w:val="30"/>
     <w:rsid w:val="00743EA8"/>
     <w:pPr>
@@ -3893,10 +5781,10 @@
       <w:color w:val="156082" w:themeColor="accent1"/>
     </w:rPr>
   </w:style>
-  <w:style w:type="character" w:customStyle="1" w:styleId="IntenseQuoteChar">
-    <w:name w:val="Intense Quote Char"/>
-    <w:basedOn w:val="DefaultParagraphFont"/>
-    <w:link w:val="IntenseQuote"/>
+  <w:style w:type="character" w:customStyle="1" w:styleId="CitaoIntensaCarter">
+    <w:name w:val="Citação Intensa Caráter"/>
+    <w:basedOn w:val="Tipodeletrapredefinidodopargrafo"/>
+    <w:link w:val="CitaoIntensa"/>
     <w:uiPriority w:val="30"/>
     <w:rsid w:val="00743EA8"/>
     <w:rPr>
@@ -3907,9 +5795,9 @@
       <w:sz w:val="20"/>
     </w:rPr>
   </w:style>
-  <w:style w:type="character" w:styleId="SubtleReference">
+  <w:style w:type="character" w:styleId="RefernciaDiscreta">
     <w:name w:val="Subtle Reference"/>
-    <w:basedOn w:val="DefaultParagraphFont"/>
+    <w:basedOn w:val="Tipodeletrapredefinidodopargrafo"/>
     <w:uiPriority w:val="31"/>
     <w:rsid w:val="00743EA8"/>
     <w:rPr>
@@ -3917,9 +5805,9 @@
       <w:color w:val="5A5A5A" w:themeColor="text1" w:themeTint="A5"/>
     </w:rPr>
   </w:style>
-  <w:style w:type="character" w:styleId="IntenseReference">
+  <w:style w:type="character" w:styleId="RefernciaIntensa">
     <w:name w:val="Intense Reference"/>
-    <w:basedOn w:val="DefaultParagraphFont"/>
+    <w:basedOn w:val="Tipodeletrapredefinidodopargrafo"/>
     <w:uiPriority w:val="32"/>
     <w:rsid w:val="00743EA8"/>
     <w:rPr>
@@ -3930,11 +5818,11 @@
       <w:spacing w:val="5"/>
     </w:rPr>
   </w:style>
-  <w:style w:type="paragraph" w:styleId="Quote">
+  <w:style w:type="paragraph" w:styleId="Citao">
     <w:name w:val="Quote"/>
     <w:basedOn w:val="Normal"/>
     <w:next w:val="Normal"/>
-    <w:link w:val="QuoteChar"/>
+    <w:link w:val="CitaoCarter"/>
     <w:uiPriority w:val="29"/>
     <w:rsid w:val="00743EA8"/>
     <w:pPr>
@@ -3948,10 +5836,10 @@
       <w:color w:val="404040" w:themeColor="text1" w:themeTint="BF"/>
     </w:rPr>
   </w:style>
-  <w:style w:type="character" w:customStyle="1" w:styleId="QuoteChar">
-    <w:name w:val="Quote Char"/>
-    <w:basedOn w:val="DefaultParagraphFont"/>
-    <w:link w:val="Quote"/>
+  <w:style w:type="character" w:customStyle="1" w:styleId="CitaoCarter">
+    <w:name w:val="Citação Caráter"/>
+    <w:basedOn w:val="Tipodeletrapredefinidodopargrafo"/>
+    <w:link w:val="Citao"/>
     <w:uiPriority w:val="29"/>
     <w:rsid w:val="00743EA8"/>
     <w:rPr>
@@ -3962,9 +5850,9 @@
       <w:sz w:val="20"/>
     </w:rPr>
   </w:style>
-  <w:style w:type="character" w:styleId="CommentReference">
+  <w:style w:type="character" w:styleId="Refdecomentrio">
     <w:name w:val="annotation reference"/>
-    <w:basedOn w:val="DefaultParagraphFont"/>
+    <w:basedOn w:val="Tipodeletrapredefinidodopargrafo"/>
     <w:uiPriority w:val="99"/>
     <w:semiHidden/>
     <w:unhideWhenUsed/>
@@ -3974,10 +5862,10 @@
       <w:szCs w:val="16"/>
     </w:rPr>
   </w:style>
-  <w:style w:type="paragraph" w:styleId="CommentText">
+  <w:style w:type="paragraph" w:styleId="Textodecomentrio">
     <w:name w:val="annotation text"/>
     <w:basedOn w:val="Normal"/>
-    <w:link w:val="CommentTextChar"/>
+    <w:link w:val="TextodecomentrioCarter"/>
     <w:uiPriority w:val="99"/>
     <w:semiHidden/>
     <w:unhideWhenUsed/>
@@ -3992,10 +5880,10 @@
       <w:szCs w:val="20"/>
     </w:rPr>
   </w:style>
-  <w:style w:type="character" w:customStyle="1" w:styleId="CommentTextChar">
-    <w:name w:val="Comment Text Char"/>
-    <w:basedOn w:val="DefaultParagraphFont"/>
-    <w:link w:val="CommentText"/>
+  <w:style w:type="character" w:customStyle="1" w:styleId="TextodecomentrioCarter">
+    <w:name w:val="Texto de comentário Caráter"/>
+    <w:basedOn w:val="Tipodeletrapredefinidodopargrafo"/>
+    <w:link w:val="Textodecomentrio"/>
     <w:uiPriority w:val="99"/>
     <w:semiHidden/>
     <w:rsid w:val="00134EF8"/>
@@ -4004,10 +5892,10 @@
       <w:szCs w:val="20"/>
     </w:rPr>
   </w:style>
-  <w:style w:type="paragraph" w:styleId="BalloonText">
+  <w:style w:type="paragraph" w:styleId="Textodebalo">
     <w:name w:val="Balloon Text"/>
     <w:basedOn w:val="Normal"/>
-    <w:link w:val="BalloonTextChar"/>
+    <w:link w:val="TextodebaloCarter"/>
     <w:uiPriority w:val="99"/>
     <w:semiHidden/>
     <w:unhideWhenUsed/>
@@ -4020,10 +5908,10 @@
       <w:szCs w:val="26"/>
     </w:rPr>
   </w:style>
-  <w:style w:type="character" w:customStyle="1" w:styleId="BalloonTextChar">
-    <w:name w:val="Balloon Text Char"/>
-    <w:basedOn w:val="DefaultParagraphFont"/>
-    <w:link w:val="BalloonText"/>
+  <w:style w:type="character" w:customStyle="1" w:styleId="TextodebaloCarter">
+    <w:name w:val="Texto de balão Caráter"/>
+    <w:basedOn w:val="Tipodeletrapredefinidodopargrafo"/>
+    <w:link w:val="Textodebalo"/>
     <w:uiPriority w:val="99"/>
     <w:semiHidden/>
     <w:rsid w:val="00134EF8"/>
@@ -4035,7 +5923,7 @@
   </w:style>
   <w:style w:type="character" w:customStyle="1" w:styleId="CabealhoCarcter">
     <w:name w:val="Cabeçalho Carácter"/>
-    <w:basedOn w:val="DefaultParagraphFont"/>
+    <w:basedOn w:val="Tipodeletrapredefinidodopargrafo"/>
     <w:semiHidden/>
     <w:rsid w:val="00DB107D"/>
     <w:rPr>
@@ -4045,10 +5933,10 @@
       <w:lang w:eastAsia="pt-PT"/>
     </w:rPr>
   </w:style>
-  <w:style w:type="character" w:customStyle="1" w:styleId="Heading9Char">
-    <w:name w:val="Heading 9 Char"/>
-    <w:basedOn w:val="DefaultParagraphFont"/>
-    <w:link w:val="Heading9"/>
+  <w:style w:type="character" w:customStyle="1" w:styleId="Ttulo9Carter">
+    <w:name w:val="Título 9 Caráter"/>
+    <w:basedOn w:val="Tipodeletrapredefinidodopargrafo"/>
+    <w:link w:val="Ttulo9"/>
     <w:uiPriority w:val="9"/>
     <w:semiHidden/>
     <w:rsid w:val="00233E04"/>
@@ -4061,10 +5949,10 @@
       <w:szCs w:val="21"/>
     </w:rPr>
   </w:style>
-  <w:style w:type="character" w:customStyle="1" w:styleId="Heading8Char">
-    <w:name w:val="Heading 8 Char"/>
-    <w:basedOn w:val="DefaultParagraphFont"/>
-    <w:link w:val="Heading8"/>
+  <w:style w:type="character" w:customStyle="1" w:styleId="Ttulo8Carter">
+    <w:name w:val="Título 8 Caráter"/>
+    <w:basedOn w:val="Tipodeletrapredefinidodopargrafo"/>
+    <w:link w:val="Ttulo8"/>
     <w:uiPriority w:val="9"/>
     <w:semiHidden/>
     <w:rsid w:val="00233E04"/>
@@ -4075,10 +5963,10 @@
       <w:szCs w:val="21"/>
     </w:rPr>
   </w:style>
-  <w:style w:type="character" w:customStyle="1" w:styleId="Heading7Char">
-    <w:name w:val="Heading 7 Char"/>
-    <w:basedOn w:val="DefaultParagraphFont"/>
-    <w:link w:val="Heading7"/>
+  <w:style w:type="character" w:customStyle="1" w:styleId="Ttulo7Carter">
+    <w:name w:val="Título 7 Caráter"/>
+    <w:basedOn w:val="Tipodeletrapredefinidodopargrafo"/>
+    <w:link w:val="Ttulo7"/>
     <w:uiPriority w:val="9"/>
     <w:semiHidden/>
     <w:rsid w:val="00233E04"/>
@@ -4092,7 +5980,7 @@
   </w:style>
   <w:style w:type="character" w:customStyle="1" w:styleId="MenoNoResolvida1">
     <w:name w:val="Menção Não Resolvida1"/>
-    <w:basedOn w:val="DefaultParagraphFont"/>
+    <w:basedOn w:val="Tipodeletrapredefinidodopargrafo"/>
     <w:uiPriority w:val="99"/>
     <w:rsid w:val="0031209F"/>
     <w:rPr>
@@ -4149,7 +6037,7 @@
   </w:style>
   <w:style w:type="character" w:customStyle="1" w:styleId="TtulodeCapaefolhaderosto-IPCACarter">
     <w:name w:val="Título de Capa e folha de rosto- IPCA Caráter"/>
-    <w:basedOn w:val="DefaultParagraphFont"/>
+    <w:basedOn w:val="Tipodeletrapredefinidodopargrafo"/>
     <w:link w:val="TtulodeCapaefolhaderosto-IPCA"/>
     <w:uiPriority w:val="1"/>
     <w:rsid w:val="006E2DEE"/>
@@ -4182,7 +6070,7 @@
   </w:style>
   <w:style w:type="character" w:customStyle="1" w:styleId="Subttulo-Capaefolhaderosto-IPCACarter">
     <w:name w:val="Subtítulo-Capa e folha de rosto-IPCA Caráter"/>
-    <w:basedOn w:val="DefaultParagraphFont"/>
+    <w:basedOn w:val="Tipodeletrapredefinidodopargrafo"/>
     <w:link w:val="Subttulo-Capaefolhaderosto-IPCA"/>
     <w:uiPriority w:val="1"/>
     <w:rsid w:val="006E2DEE"/>
@@ -4216,7 +6104,7 @@
   </w:style>
   <w:style w:type="character" w:customStyle="1" w:styleId="Nomes-e-Data-na-Capa-e-Folha-de-Rosto-IPCACarter">
     <w:name w:val="Nomes-e-Data-na-Capa-e-Folha-de-Rosto-IPCA Caráter"/>
-    <w:basedOn w:val="DefaultParagraphFont"/>
+    <w:basedOn w:val="Tipodeletrapredefinidodopargrafo"/>
     <w:link w:val="Nomes-e-Data-na-Capa-e-Folha-de-Rosto-IPCA"/>
     <w:uiPriority w:val="1"/>
     <w:rsid w:val="00EB14A0"/>
@@ -4226,7 +6114,7 @@
   </w:style>
   <w:style w:type="character" w:customStyle="1" w:styleId="Texto-normal-Capa-e-Folha-de-Rosto-IPCACarter">
     <w:name w:val="Texto-normal-Capa-e-Folha-de-Rosto-IPCA Caráter"/>
-    <w:basedOn w:val="DefaultParagraphFont"/>
+    <w:basedOn w:val="Tipodeletrapredefinidodopargrafo"/>
     <w:link w:val="Texto-normal-Capa-e-Folha-de-Rosto-IPCA"/>
     <w:uiPriority w:val="1"/>
     <w:rsid w:val="00EB14A0"/>
@@ -4236,10 +6124,10 @@
       <w:szCs w:val="18"/>
     </w:rPr>
   </w:style>
-  <w:style w:type="paragraph" w:styleId="EndnoteText">
+  <w:style w:type="paragraph" w:styleId="Textodenotadefim">
     <w:name w:val="endnote text"/>
     <w:basedOn w:val="Normal"/>
-    <w:link w:val="EndnoteTextChar"/>
+    <w:link w:val="TextodenotadefimCarter"/>
     <w:uiPriority w:val="99"/>
     <w:semiHidden/>
     <w:unhideWhenUsed/>
@@ -4251,10 +6139,10 @@
       <w:szCs w:val="20"/>
     </w:rPr>
   </w:style>
-  <w:style w:type="character" w:customStyle="1" w:styleId="EndnoteTextChar">
-    <w:name w:val="Endnote Text Char"/>
-    <w:basedOn w:val="DefaultParagraphFont"/>
-    <w:link w:val="EndnoteText"/>
+  <w:style w:type="character" w:customStyle="1" w:styleId="TextodenotadefimCarter">
+    <w:name w:val="Texto de nota de fim Caráter"/>
+    <w:basedOn w:val="Tipodeletrapredefinidodopargrafo"/>
+    <w:link w:val="Textodenotadefim"/>
     <w:uiPriority w:val="99"/>
     <w:semiHidden/>
     <w:rsid w:val="00853A05"/>
@@ -4264,9 +6152,9 @@
       <w:szCs w:val="20"/>
     </w:rPr>
   </w:style>
-  <w:style w:type="character" w:styleId="EndnoteReference">
+  <w:style w:type="character" w:styleId="Refdenotadefim">
     <w:name w:val="endnote reference"/>
-    <w:basedOn w:val="DefaultParagraphFont"/>
+    <w:basedOn w:val="Tipodeletrapredefinidodopargrafo"/>
     <w:uiPriority w:val="99"/>
     <w:semiHidden/>
     <w:unhideWhenUsed/>
@@ -4275,10 +6163,10 @@
       <w:vertAlign w:val="superscript"/>
     </w:rPr>
   </w:style>
-  <w:style w:type="paragraph" w:styleId="HTMLPreformatted">
+  <w:style w:type="paragraph" w:styleId="HTMLpr-formatado">
     <w:name w:val="HTML Preformatted"/>
     <w:basedOn w:val="Normal"/>
-    <w:link w:val="HTMLPreformattedChar"/>
+    <w:link w:val="HTMLpr-formatadoCarter"/>
     <w:uiPriority w:val="99"/>
     <w:semiHidden/>
     <w:unhideWhenUsed/>
@@ -4291,10 +6179,10 @@
       <w:szCs w:val="20"/>
     </w:rPr>
   </w:style>
-  <w:style w:type="character" w:customStyle="1" w:styleId="HTMLPreformattedChar">
-    <w:name w:val="HTML Preformatted Char"/>
-    <w:basedOn w:val="DefaultParagraphFont"/>
-    <w:link w:val="HTMLPreformatted"/>
+  <w:style w:type="character" w:customStyle="1" w:styleId="HTMLpr-formatadoCarter">
+    <w:name w:val="HTML pré-formatado Caráter"/>
+    <w:basedOn w:val="Tipodeletrapredefinidodopargrafo"/>
+    <w:link w:val="HTMLpr-formatado"/>
     <w:uiPriority w:val="99"/>
     <w:semiHidden/>
     <w:rsid w:val="005E4D1C"/>
@@ -4305,7 +6193,7 @@
       <w:lang w:val="en-US"/>
     </w:rPr>
   </w:style>
-  <w:style w:type="paragraph" w:styleId="TOC6">
+  <w:style w:type="paragraph" w:styleId="ndice6">
     <w:name w:val="toc 6"/>
     <w:basedOn w:val="Normal"/>
     <w:next w:val="Normal"/>
@@ -4323,7 +6211,7 @@
       <w:szCs w:val="18"/>
     </w:rPr>
   </w:style>
-  <w:style w:type="paragraph" w:styleId="TOC7">
+  <w:style w:type="paragraph" w:styleId="ndice7">
     <w:name w:val="toc 7"/>
     <w:basedOn w:val="Normal"/>
     <w:next w:val="Normal"/>
@@ -4341,7 +6229,7 @@
       <w:szCs w:val="18"/>
     </w:rPr>
   </w:style>
-  <w:style w:type="paragraph" w:styleId="TOC8">
+  <w:style w:type="paragraph" w:styleId="ndice8">
     <w:name w:val="toc 8"/>
     <w:basedOn w:val="Normal"/>
     <w:next w:val="Normal"/>
@@ -4359,7 +6247,7 @@
       <w:szCs w:val="18"/>
     </w:rPr>
   </w:style>
-  <w:style w:type="paragraph" w:styleId="TOC9">
+  <w:style w:type="paragraph" w:styleId="ndice9">
     <w:name w:val="toc 9"/>
     <w:basedOn w:val="Normal"/>
     <w:next w:val="Normal"/>
@@ -4379,7 +6267,7 @@
   </w:style>
   <w:style w:type="character" w:customStyle="1" w:styleId="y2iqfc">
     <w:name w:val="y2iqfc"/>
-    <w:basedOn w:val="DefaultParagraphFont"/>
+    <w:basedOn w:val="Tipodeletrapredefinidodopargrafo"/>
     <w:rsid w:val="008E0BDC"/>
   </w:style>
 </w:styles>

--- a/Relatório.docx
+++ b/Relatório.docx
@@ -1066,21 +1066,7 @@
             <w:rStyle w:val="Hiperligao"/>
             <w:noProof/>
           </w:rPr>
-          <w:t>7.1 H</w:t>
-        </w:r>
-        <w:r>
-          <w:rPr>
-            <w:rStyle w:val="Hiperligao"/>
-            <w:noProof/>
-          </w:rPr>
-          <w:t>M</w:t>
-        </w:r>
-        <w:r>
-          <w:rPr>
-            <w:rStyle w:val="Hiperligao"/>
-            <w:noProof/>
-          </w:rPr>
-          <w:t>I O QUE É?</w:t>
+          <w:t>7.1 HMI O QUE É?</w:t>
         </w:r>
         <w:r>
           <w:rPr>
@@ -1340,14 +1326,14 @@
       <w:pPr>
         <w:pStyle w:val="Ttulo1"/>
       </w:pPr>
-      <w:bookmarkStart w:id="0" w:name="_Ref505712228"/>
-      <w:bookmarkStart w:id="1" w:name="_Toc231169385"/>
-      <w:bookmarkStart w:id="2" w:name="_Toc232451432"/>
+      <w:bookmarkStart w:id="0" w:name="_Toc231169385"/>
+      <w:bookmarkStart w:id="1" w:name="_Toc232451432"/>
+      <w:bookmarkStart w:id="2" w:name="_Ref505712228"/>
       <w:r>
         <w:t>Introdução</w:t>
       </w:r>
+      <w:bookmarkEnd w:id="0"/>
       <w:bookmarkEnd w:id="1"/>
-      <w:bookmarkEnd w:id="2"/>
     </w:p>
     <w:p/>
     <w:p/>
@@ -1387,23 +1373,7 @@
     </w:p>
     <w:p>
       <w:r>
-        <w:t xml:space="preserve">O NX1P2 é o "cérebro" físico da máquina. É um autómato (PLC) da </w:t>
-      </w:r>
-      <w:proofErr w:type="spellStart"/>
-      <w:r>
-        <w:t>Omron</w:t>
-      </w:r>
-      <w:proofErr w:type="spellEnd"/>
-      <w:r>
-        <w:t xml:space="preserve"> que, apesar de ter um formato compacto e ocupar pouco espaço no quadro elétrico, tem uma capacidade de processamento surpreendente. Faz parte da família </w:t>
-      </w:r>
-      <w:proofErr w:type="spellStart"/>
-      <w:r>
-        <w:t>Sysmac</w:t>
-      </w:r>
-      <w:proofErr w:type="spellEnd"/>
-      <w:r>
-        <w:t xml:space="preserve"> e foi desenhado para ser a solução ideal para máquinas de pequena e média dimensão que precisam de ser rápidas, precisas e "inteligentes".</w:t>
+        <w:t>O NX1P2 é o "cérebro" físico da máquina. É um autómato (PLC) da Omron que, apesar de ter um formato compacto e ocupar pouco espaço no quadro elétrico, tem uma capacidade de processamento surpreendente. Faz parte da família Sysmac e foi desenhado para ser a solução ideal para máquinas de pequena e média dimensão que precisam de ser rápidas, precisas e "inteligentes".</w:t>
       </w:r>
     </w:p>
     <w:p>
@@ -1432,23 +1402,7 @@
         </w:numPr>
       </w:pPr>
       <w:r>
-        <w:t xml:space="preserve">Mestre da Comunicação: Ele vem equipado com duas portas principais: uma de </w:t>
-      </w:r>
-      <w:proofErr w:type="spellStart"/>
-      <w:r>
-        <w:t>EtherCAT</w:t>
-      </w:r>
-      <w:proofErr w:type="spellEnd"/>
-      <w:r>
-        <w:t xml:space="preserve"> (para controlar motores e sensores com uma velocidade incrível) e outra de </w:t>
-      </w:r>
-      <w:proofErr w:type="spellStart"/>
-      <w:r>
-        <w:t>EtherNet</w:t>
-      </w:r>
-      <w:proofErr w:type="spellEnd"/>
-      <w:r>
-        <w:t>/IP (para falar com o computador, com o ecrã tátil ou com a rede da fábrica).</w:t>
+        <w:t>Mestre da Comunicação: Ele vem equipado com duas portas principais: uma de EtherCAT (para controlar motores e sensores com uma velocidade incrível) e outra de EtherNet/IP (para falar com o computador, com o ecrã tátil ou com a rede da fábrica).</w:t>
       </w:r>
     </w:p>
     <w:p>
@@ -1472,15 +1426,7 @@
         </w:numPr>
       </w:pPr>
       <w:r>
-        <w:t>Pronto para o Futuro (</w:t>
-      </w:r>
-      <w:proofErr w:type="spellStart"/>
-      <w:r>
-        <w:t>IoT</w:t>
-      </w:r>
-      <w:proofErr w:type="spellEnd"/>
-      <w:r>
-        <w:t>): O NX1P2 não se limita a dar ordens à máquina; ele também recolhe dados. Consegue enviar informações sobre a produção diretamente para uma base de dados ou para a "nuvem", facilitando a monitorização remota.</w:t>
+        <w:t>Pronto para o Futuro (IoT): O NX1P2 não se limita a dar ordens à máquina; ele também recolhe dados. Consegue enviar informações sobre a produção diretamente para uma base de dados ou para a "nuvem", facilitando a monitorização remota.</w:t>
       </w:r>
     </w:p>
     <w:p/>
@@ -1591,63 +1537,7 @@
     </w:p>
     <w:p>
       <w:r>
-        <w:t xml:space="preserve">O </w:t>
-      </w:r>
-      <w:proofErr w:type="spellStart"/>
-      <w:r>
-        <w:t>Sysmac</w:t>
-      </w:r>
-      <w:proofErr w:type="spellEnd"/>
-      <w:r>
-        <w:t xml:space="preserve"> </w:t>
-      </w:r>
-      <w:proofErr w:type="spellStart"/>
-      <w:r>
-        <w:t>Studio</w:t>
-      </w:r>
-      <w:proofErr w:type="spellEnd"/>
-      <w:r>
-        <w:t xml:space="preserve"> é a ferramenta central da </w:t>
-      </w:r>
-      <w:proofErr w:type="spellStart"/>
-      <w:r>
-        <w:t>Omron</w:t>
-      </w:r>
-      <w:proofErr w:type="spellEnd"/>
-      <w:r>
-        <w:t xml:space="preserve"> para quem trabalha com automação industrial. Em vez de termos vários programas diferentes para configurar uma máquina, o </w:t>
-      </w:r>
-      <w:proofErr w:type="spellStart"/>
-      <w:r>
-        <w:t>Sysmac</w:t>
-      </w:r>
-      <w:proofErr w:type="spellEnd"/>
-      <w:r>
-        <w:t xml:space="preserve"> </w:t>
-      </w:r>
-      <w:proofErr w:type="spellStart"/>
-      <w:r>
-        <w:t>Studio</w:t>
-      </w:r>
-      <w:proofErr w:type="spellEnd"/>
-      <w:r>
-        <w:t xml:space="preserve"> funciona como um "centro de comando" único. É aqui que conseguimos programar e controlar, num só lugar, os autómatos (</w:t>
-      </w:r>
-      <w:proofErr w:type="spellStart"/>
-      <w:r>
-        <w:t>PLCs</w:t>
-      </w:r>
-      <w:proofErr w:type="spellEnd"/>
-      <w:r>
-        <w:t xml:space="preserve">), os </w:t>
-      </w:r>
-      <w:proofErr w:type="spellStart"/>
-      <w:r>
-        <w:t>HMIs</w:t>
-      </w:r>
-      <w:proofErr w:type="spellEnd"/>
-      <w:r>
-        <w:t>, os motores, os robôs e até os sistemas de visão e segurança.</w:t>
+        <w:t>O Sysmac Studio é a ferramenta central da Omron para quem trabalha com automação industrial. Em vez de termos vários programas diferentes para configurar uma máquina, o Sysmac Studio funciona como um "centro de comando" único. É aqui que conseguimos programar e controlar, num só lugar, os autómatos (PLCs), os HMIs, os motores, os robôs e até os sistemas de visão e segurança.</w:t>
       </w:r>
     </w:p>
     <w:p>
@@ -1688,15 +1578,7 @@
         </w:numPr>
       </w:pPr>
       <w:r>
-        <w:t xml:space="preserve">Linguagem Universal: Utiliza as linguagens padrão da indústria (como o </w:t>
-      </w:r>
-      <w:proofErr w:type="spellStart"/>
-      <w:r>
-        <w:t>Ladder</w:t>
-      </w:r>
-      <w:proofErr w:type="spellEnd"/>
-      <w:r>
-        <w:t xml:space="preserve"> ou o Texto Estruturado), o que torna a programação mais intuitiva e organizada para quem já trabalha na área.</w:t>
+        <w:t>Linguagem Universal: Utiliza as linguagens padrão da indústria (como o Ladder ou o Texto Estruturado), o que torna a programação mais intuitiva e organizada para quem já trabalha na área.</w:t>
       </w:r>
     </w:p>
     <w:p/>
@@ -1734,57 +1616,17 @@
     <w:p/>
     <w:p>
       <w:r>
-        <w:t xml:space="preserve">O </w:t>
-      </w:r>
-      <w:proofErr w:type="spellStart"/>
-      <w:r>
-        <w:t>Factory</w:t>
-      </w:r>
-      <w:proofErr w:type="spellEnd"/>
-      <w:r>
-        <w:t xml:space="preserve"> I/O: O nosso "Laboratório Virtual"</w:t>
-      </w:r>
-    </w:p>
-    <w:p>
-      <w:r>
-        <w:t xml:space="preserve">Se o </w:t>
-      </w:r>
-      <w:proofErr w:type="spellStart"/>
-      <w:r>
-        <w:t>Sysmac</w:t>
-      </w:r>
-      <w:proofErr w:type="spellEnd"/>
-      <w:r>
-        <w:t xml:space="preserve"> </w:t>
-      </w:r>
-      <w:proofErr w:type="spellStart"/>
-      <w:r>
-        <w:t>Studio</w:t>
-      </w:r>
-      <w:proofErr w:type="spellEnd"/>
-      <w:r>
-        <w:t xml:space="preserve"> é o cérebro e o NX1P2 é o corpo, o </w:t>
-      </w:r>
-      <w:proofErr w:type="spellStart"/>
-      <w:r>
-        <w:t>Factory</w:t>
-      </w:r>
-      <w:proofErr w:type="spellEnd"/>
-      <w:r>
-        <w:t xml:space="preserve"> I/O é o mundo onde tudo acontece. É um simulador industrial em 3D que funciona quase como um "jogo de vídeo" para engenheiros, permitindo-nos criar e testar uma fábrica inteira dentro do computador.</w:t>
-      </w:r>
-    </w:p>
-    <w:p>
-      <w:r>
-        <w:t xml:space="preserve">A grande mais-valia do </w:t>
-      </w:r>
-      <w:proofErr w:type="spellStart"/>
-      <w:r>
-        <w:t>Factory</w:t>
-      </w:r>
-      <w:proofErr w:type="spellEnd"/>
-      <w:r>
-        <w:t xml:space="preserve"> I/O no desenvolvimento de um projeto é:</w:t>
+        <w:t>O Factory I/O: O nosso "Laboratório Virtual"</w:t>
+      </w:r>
+    </w:p>
+    <w:p>
+      <w:r>
+        <w:t>Se o Sysmac Studio é o cérebro e o NX1P2 é o corpo, o Factory I/O é o mundo onde tudo acontece. É um simulador industrial em 3D que funciona quase como um "jogo de vídeo" para engenheiros, permitindo-nos criar e testar uma fábrica inteira dentro do computador.</w:t>
+      </w:r>
+    </w:p>
+    <w:p>
+      <w:r>
+        <w:t>A grande mais-valia do Factory I/O no desenvolvimento de um projeto é:</w:t>
       </w:r>
     </w:p>
     <w:p>
@@ -1808,31 +1650,7 @@
         </w:numPr>
       </w:pPr>
       <w:r>
-        <w:t xml:space="preserve">Ligação ao Mundo Real: O </w:t>
-      </w:r>
-      <w:proofErr w:type="spellStart"/>
-      <w:r>
-        <w:t>Factory</w:t>
-      </w:r>
-      <w:proofErr w:type="spellEnd"/>
-      <w:r>
-        <w:t xml:space="preserve"> I/O não trabalha sozinho. Ele "fala" diretamente com o nosso autómato (o NX1P2) ou com o simulador do </w:t>
-      </w:r>
-      <w:proofErr w:type="spellStart"/>
-      <w:r>
-        <w:t>Sysmac</w:t>
-      </w:r>
-      <w:proofErr w:type="spellEnd"/>
-      <w:r>
-        <w:t xml:space="preserve"> </w:t>
-      </w:r>
-      <w:proofErr w:type="spellStart"/>
-      <w:r>
-        <w:t>Studio</w:t>
-      </w:r>
-      <w:proofErr w:type="spellEnd"/>
-      <w:r>
-        <w:t>. Isto permite-nos ver o código que escrevemos a ganhar vida: carregamos num botão real ou virtual e vemos a passadeira a andar no ecrã em tempo real.</w:t>
+        <w:t>Ligação ao Mundo Real: O Factory I/O não trabalha sozinho. Ele "fala" diretamente com o nosso autómato (o NX1P2) ou com o simulador do Sysmac Studio. Isto permite-nos ver o código que escrevemos a ganhar vida: carregamos num botão real ou virtual e vemos a passadeira a andar no ecrã em tempo real.</w:t>
       </w:r>
     </w:p>
     <w:p>
@@ -1901,15 +1719,7 @@
         </w:numPr>
       </w:pPr>
       <w:r>
-        <w:t>Velocidade de Recorde: O KR4 foi feito para reduzir os tempos de ciclo ao máximo. Em tarefas repetitivas, como pegar e largar peças (</w:t>
-      </w:r>
-      <w:proofErr w:type="spellStart"/>
-      <w:r>
-        <w:t>pick-and-place</w:t>
-      </w:r>
-      <w:proofErr w:type="spellEnd"/>
-      <w:r>
-        <w:t>), ele move-se com uma rapidez e fluidez que o tornam um dos robôs mais produtivos da sua classe.</w:t>
+        <w:t>Velocidade de Recorde: O KR4 foi feito para reduzir os tempos de ciclo ao máximo. Em tarefas repetitivas, como pegar e largar peças (pick-and-place), ele move-se com uma rapidez e fluidez que o tornam um dos robôs mais produtivos da sua classe.</w:t>
       </w:r>
     </w:p>
     <w:p>
@@ -1974,15 +1784,7 @@
         <w:ind w:firstLine="708"/>
       </w:pPr>
       <w:r>
-        <w:t>A HMI (</w:t>
-      </w:r>
-      <w:proofErr w:type="spellStart"/>
-      <w:r>
-        <w:t>Human-Machine</w:t>
-      </w:r>
-      <w:proofErr w:type="spellEnd"/>
-      <w:r>
-        <w:t xml:space="preserve"> Interface) é, como o nome indica, o ponto de encontro entre o operador e o sistema de automação. Se o autómato (PLC) é o cérebro que processa tudo, a HMI é o "rosto" e o "painel de controlo" da máquina. É através deste ecrã tátil que conseguimos ver o que está a acontecer lá dentro sem precisarmos de ligar um computador ou abrir o código de programação.</w:t>
+        <w:t>A HMI (Human-Machine Interface) é, como o nome indica, o ponto de encontro entre o operador e o sistema de automação. Se o autómato (PLC) é o cérebro que processa tudo, a HMI é o "rosto" e o "painel de controlo" da máquina. É através deste ecrã tátil que conseguimos ver o que está a acontecer lá dentro sem precisarmos de ligar um computador ou abrir o código de programação.</w:t>
       </w:r>
     </w:p>
     <w:p>
@@ -2027,15 +1829,7 @@
         </w:numPr>
       </w:pPr>
       <w:r>
-        <w:t>Gestor de Alarmes: Quando algo corre mal, a HMI é a primeira a avisar. Ela mostra mensagens de erro claras (</w:t>
-      </w:r>
-      <w:proofErr w:type="spellStart"/>
-      <w:r>
-        <w:t>ex</w:t>
-      </w:r>
-      <w:proofErr w:type="spellEnd"/>
-      <w:r>
-        <w:t>: "Porta de Segurança Aberta" ou "Paragem de Emergência Ativada"), o que ajuda a equipa de manutenção a resolver problemas muito mais depressa.</w:t>
+        <w:t>Gestor de Alarmes: Quando algo corre mal, a HMI é a primeira a avisar. Ela mostra mensagens de erro claras (ex: "Porta de Segurança Aberta" ou "Paragem de Emergência Ativada"), o que ajuda a equipa de manutenção a resolver problemas muito mais depressa.</w:t>
       </w:r>
     </w:p>
     <w:p>
@@ -2048,23 +1842,7 @@
       </w:pPr>
       <w:r>
         <w:lastRenderedPageBreak/>
-        <w:t xml:space="preserve">Integração Perfeita: No nosso ecossistema (utilizando o </w:t>
-      </w:r>
-      <w:proofErr w:type="spellStart"/>
-      <w:r>
-        <w:t>Sysmac</w:t>
-      </w:r>
-      <w:proofErr w:type="spellEnd"/>
-      <w:r>
-        <w:t xml:space="preserve"> </w:t>
-      </w:r>
-      <w:proofErr w:type="spellStart"/>
-      <w:r>
-        <w:t>Studio</w:t>
-      </w:r>
-      <w:proofErr w:type="spellEnd"/>
-      <w:r>
-        <w:t>), a HMI está totalmente ligada ao autómato NX1P2. Isto significa que as informações passam de um para o outro instantaneamente, sem atrasos e sem erros de comunicação.</w:t>
+        <w:t>Integração Perfeita: No nosso ecossistema (utilizando o Sysmac Studio), a HMI está totalmente ligada ao autómato NX1P2. Isto significa que as informações passam de um para o outro instantaneamente, sem atrasos e sem erros de comunicação.</w:t>
       </w:r>
     </w:p>
     <w:p>
@@ -2083,195 +1861,95 @@
     </w:p>
     <w:p>
       <w:pPr>
-        <w:pStyle w:val="PargrafodaLista"/>
-        <w:numPr>
-          <w:ilvl w:val="0"/>
-          <w:numId w:val="10"/>
-        </w:numPr>
-      </w:pPr>
-      <w:r>
-        <w:t>Descrição Geral:</w:t>
-      </w:r>
-    </w:p>
-    <w:p>
-      <w:r>
-        <w:t xml:space="preserve">Esta página representa o ecrã principal de uma Interface Homem-Máquina (HMI), servindo como ponto de entrada para o operador (indicado pelo cabeçalho "BEM VINDO OPERARIO"). O ecrã apresenta uma vista isométrica de uma simulação 3D de uma célula de manufatura automatizada (um Digital </w:t>
-      </w:r>
-      <w:proofErr w:type="spellStart"/>
-      <w:r>
-        <w:t>Twin</w:t>
-      </w:r>
-      <w:proofErr w:type="spellEnd"/>
-      <w:r>
-        <w:t xml:space="preserve"> ou gémeo digital da fábrica).</w:t>
-      </w:r>
-    </w:p>
-    <w:p>
-      <w:pPr>
-        <w:pStyle w:val="PargrafodaLista"/>
-        <w:numPr>
-          <w:ilvl w:val="0"/>
-          <w:numId w:val="10"/>
-        </w:numPr>
-      </w:pPr>
-      <w:r>
-        <w:t>Elementos Presentes na Interface:</w:t>
-      </w:r>
-    </w:p>
-    <w:p>
-      <w:pPr>
-        <w:pStyle w:val="PargrafodaLista"/>
-        <w:numPr>
-          <w:ilvl w:val="1"/>
-          <w:numId w:val="10"/>
-        </w:numPr>
-        <w:ind w:left="1418"/>
-      </w:pPr>
-      <w:r>
-        <w:t>Ambiente de Simulação 3D: Ilustra o layout completo da fábrica, permitindo ao operador ter uma perceção visual do estado físico do sistema. Os principais equipamentos visíveis incluem:</w:t>
-      </w:r>
-    </w:p>
-    <w:p>
-      <w:pPr>
-        <w:pStyle w:val="PargrafodaLista"/>
-        <w:numPr>
-          <w:ilvl w:val="2"/>
-          <w:numId w:val="10"/>
-        </w:numPr>
-        <w:ind w:left="1843"/>
-      </w:pPr>
-      <w:r>
-        <w:t>Braços Robóticos Articulados (cor-de-laranja): Utilizados para manipulação de peças (</w:t>
-      </w:r>
-      <w:proofErr w:type="spellStart"/>
-      <w:r>
-        <w:t>ex</w:t>
-      </w:r>
-      <w:proofErr w:type="spellEnd"/>
-      <w:r>
-        <w:t xml:space="preserve">: </w:t>
-      </w:r>
-      <w:proofErr w:type="spellStart"/>
-      <w:r>
-        <w:t>pick</w:t>
-      </w:r>
-      <w:proofErr w:type="spellEnd"/>
-      <w:r>
-        <w:t xml:space="preserve"> </w:t>
-      </w:r>
-      <w:proofErr w:type="spellStart"/>
-      <w:r>
-        <w:t>and</w:t>
-      </w:r>
-      <w:proofErr w:type="spellEnd"/>
-      <w:r>
-        <w:t xml:space="preserve"> </w:t>
-      </w:r>
-      <w:proofErr w:type="spellStart"/>
-      <w:r>
-        <w:t>place</w:t>
-      </w:r>
-      <w:proofErr w:type="spellEnd"/>
-      <w:r>
-        <w:t>, alimentação de máquinas).</w:t>
-      </w:r>
-    </w:p>
-    <w:p>
-      <w:pPr>
-        <w:pStyle w:val="PargrafodaLista"/>
-        <w:numPr>
-          <w:ilvl w:val="2"/>
-          <w:numId w:val="10"/>
-        </w:numPr>
-        <w:ind w:left="1843"/>
-      </w:pPr>
-      <w:r>
-        <w:t>Máquinas CNC / Centros de Maquinação (carenagens brancas): Estações de processamento de peças.</w:t>
-      </w:r>
-    </w:p>
-    <w:p>
-      <w:pPr>
-        <w:pStyle w:val="PargrafodaLista"/>
-        <w:numPr>
-          <w:ilvl w:val="2"/>
-          <w:numId w:val="10"/>
-        </w:numPr>
-        <w:ind w:left="1843"/>
-      </w:pPr>
-      <w:r>
-        <w:t>Tapetes Rolantes / Transportadores: Sistema de logística interna para movimentação das peças entre as diferentes estações.</w:t>
-      </w:r>
-    </w:p>
-    <w:p>
-      <w:pPr>
-        <w:pStyle w:val="PargrafodaLista"/>
-        <w:numPr>
-          <w:ilvl w:val="2"/>
-          <w:numId w:val="10"/>
-        </w:numPr>
-        <w:ind w:left="1843"/>
-      </w:pPr>
-      <w:r>
-        <w:t xml:space="preserve">Armazém Automatizado (AS/RS - ao fundo): Estrutura de prateleiras com </w:t>
-      </w:r>
-      <w:proofErr w:type="spellStart"/>
-      <w:r>
-        <w:t>transelevadores</w:t>
-      </w:r>
-      <w:proofErr w:type="spellEnd"/>
-      <w:r>
-        <w:t xml:space="preserve"> para armazenamento e recolha automática de peças ou paletes.</w:t>
-      </w:r>
-    </w:p>
-    <w:p>
-      <w:pPr>
-        <w:pStyle w:val="PargrafodaLista"/>
-        <w:numPr>
-          <w:ilvl w:val="2"/>
-          <w:numId w:val="10"/>
-        </w:numPr>
-        <w:ind w:left="1843"/>
-      </w:pPr>
-      <w:r>
-        <w:t>Vedações de Segurança: Barreiras físicas que delimitam as células robotizadas, essenciais para a segurança industrial.</w:t>
-      </w:r>
-    </w:p>
-    <w:p>
-      <w:pPr>
-        <w:pStyle w:val="PargrafodaLista"/>
-        <w:numPr>
-          <w:ilvl w:val="1"/>
-          <w:numId w:val="10"/>
-        </w:numPr>
-        <w:ind w:left="1418"/>
-      </w:pPr>
-      <w:r>
-        <w:t>Navegação: No canto inferior direito, encontra-se um botão tátil de navegação rotulado como "Controlo". A sua função é reencaminhar o operador para o ecrã de comando e supervisão detalhada do sistema.</w:t>
-      </w:r>
-    </w:p>
-    <w:p>
-      <w:pPr>
-        <w:pStyle w:val="PargrafodaLista"/>
-        <w:numPr>
-          <w:ilvl w:val="0"/>
-          <w:numId w:val="10"/>
-        </w:numPr>
-      </w:pPr>
-      <w:r>
-        <w:t>Objetivo no Relatório:</w:t>
-      </w:r>
-    </w:p>
-    <w:p>
-      <w:r>
-        <w:t>Esta página atua como o ecrã de monitorização visual global, onde o operador pode observar o fluxo de produção e identificar fisicamente onde ocorre qualquer anomalia antes de interagir com o painel de comando.</w:t>
-      </w:r>
-    </w:p>
-    <w:p>
-      <w:pPr>
-        <w:pStyle w:val="Ttulo3"/>
-      </w:pPr>
-      <w:r>
-        <w:t>Página 2: Ecrã de "Menu Controlo" (Painel HMI de Operação)</w:t>
+        <w:keepNext/>
+        <w:jc w:val="center"/>
+      </w:pPr>
+      <w:r>
+        <w:rPr>
+          <w:noProof/>
+        </w:rPr>
+        <w:drawing>
+          <wp:inline distT="0" distB="0" distL="0" distR="0" wp14:anchorId="54E78269" wp14:editId="4D0EDF69">
+            <wp:extent cx="3600000" cy="2177030"/>
+            <wp:effectExtent l="0" t="0" r="635" b="0"/>
+            <wp:docPr id="1" name="Imagem 1"/>
+            <wp:cNvGraphicFramePr>
+              <a:graphicFrameLocks xmlns:a="http://schemas.openxmlformats.org/drawingml/2006/main" noChangeAspect="1"/>
+            </wp:cNvGraphicFramePr>
+            <a:graphic xmlns:a="http://schemas.openxmlformats.org/drawingml/2006/main">
+              <a:graphicData uri="http://schemas.openxmlformats.org/drawingml/2006/picture">
+                <pic:pic xmlns:pic="http://schemas.openxmlformats.org/drawingml/2006/picture">
+                  <pic:nvPicPr>
+                    <pic:cNvPr id="0" name="Picture 1"/>
+                    <pic:cNvPicPr>
+                      <a:picLocks noChangeAspect="1" noChangeArrowheads="1"/>
+                    </pic:cNvPicPr>
+                  </pic:nvPicPr>
+                  <pic:blipFill>
+                    <a:blip r:embed="rId8">
+                      <a:extLst>
+                        <a:ext uri="{28A0092B-C50C-407E-A947-70E740481C1C}">
+                          <a14:useLocalDpi xmlns:a14="http://schemas.microsoft.com/office/drawing/2010/main" val="0"/>
+                        </a:ext>
+                      </a:extLst>
+                    </a:blip>
+                    <a:srcRect/>
+                    <a:stretch>
+                      <a:fillRect/>
+                    </a:stretch>
+                  </pic:blipFill>
+                  <pic:spPr bwMode="auto">
+                    <a:xfrm>
+                      <a:off x="0" y="0"/>
+                      <a:ext cx="3600000" cy="2177030"/>
+                    </a:xfrm>
+                    <a:prstGeom prst="rect">
+                      <a:avLst/>
+                    </a:prstGeom>
+                    <a:noFill/>
+                    <a:ln>
+                      <a:noFill/>
+                    </a:ln>
+                  </pic:spPr>
+                </pic:pic>
+              </a:graphicData>
+            </a:graphic>
+          </wp:inline>
+        </w:drawing>
+      </w:r>
+    </w:p>
+    <w:p>
+      <w:pPr>
+        <w:pStyle w:val="Legenda"/>
+      </w:pPr>
+      <w:r>
+        <w:t xml:space="preserve">Figura </w:t>
+      </w:r>
+      <w:r>
+        <w:fldChar w:fldCharType="begin"/>
+      </w:r>
+      <w:r>
+        <w:instrText xml:space="preserve"> SEQ Figura \* ARABIC </w:instrText>
+      </w:r>
+      <w:r>
+        <w:fldChar w:fldCharType="separate"/>
+      </w:r>
+      <w:r>
+        <w:rPr>
+          <w:noProof/>
+        </w:rPr>
+        <w:t>1</w:t>
+      </w:r>
+      <w:r>
+        <w:fldChar w:fldCharType="end"/>
+      </w:r>
+      <w:r>
+        <w:t xml:space="preserve"> - Pag 1 HMI</w:t>
+      </w:r>
+    </w:p>
+    <w:p>
+      <w:r>
+        <w:t>Esta página constitui o ecrã de entrada do sistema. O seu propósito é fornecer ao operador um contexto visual geral e imediato do estado do sistema de manufatura flexível (representado através de um Digital Twin ou ambiente de simulação 3D, como o Factory I/O).</w:t>
       </w:r>
     </w:p>
     <w:p>
@@ -2286,362 +1964,429 @@
           <w:b/>
           <w:bCs/>
         </w:rPr>
-        <w:t>Descrição Geral:</w:t>
-      </w:r>
-    </w:p>
-    <w:p>
-      <w:r>
-        <w:t>Esta página ilustra o painel de controlo principal da HMI. É através deste ecrã que o operador interage diretamente com o Autómato Programável (PLC), enviando comandos e recebendo feedback do estado do sistema através de variáveis de memória (</w:t>
-      </w:r>
-      <w:proofErr w:type="spellStart"/>
-      <w:r>
-        <w:t>tags</w:t>
-      </w:r>
-      <w:proofErr w:type="spellEnd"/>
-      <w:r>
-        <w:t>).</w:t>
-      </w:r>
-    </w:p>
-    <w:p>
-      <w:pPr>
+        <w:t>Principais elementos e funcionalidades:</w:t>
+      </w:r>
+    </w:p>
+    <w:p>
+      <w:pPr>
+        <w:pStyle w:val="PargrafodaLista"/>
+        <w:numPr>
+          <w:ilvl w:val="0"/>
+          <w:numId w:val="14"/>
+        </w:numPr>
+      </w:pPr>
+      <w:r>
+        <w:t>I</w:t>
+      </w:r>
+      <w:r>
         <w:rPr>
           <w:b/>
           <w:bCs/>
         </w:rPr>
+        <w:t>dentificação:</w:t>
+      </w:r>
+      <w:r>
+        <w:t xml:space="preserve"> O cabeçalho apresenta a mensagem "BEM VINDO OPERADOR", estabelecendo o foco da interface no utilizador que vai monitorizar a linha.</w:t>
+      </w:r>
+    </w:p>
+    <w:p>
+      <w:pPr>
+        <w:pStyle w:val="PargrafodaLista"/>
+        <w:numPr>
+          <w:ilvl w:val="0"/>
+          <w:numId w:val="14"/>
+        </w:numPr>
       </w:pPr>
       <w:r>
         <w:rPr>
           <w:b/>
           <w:bCs/>
         </w:rPr>
-        <w:t>Análise dos Elementos e Variáveis de Comunicação:</w:t>
-      </w:r>
-    </w:p>
-    <w:p>
-      <w:r>
-        <w:t xml:space="preserve">O painel exibe de forma transparente os endereços de memória do PLC associados a cada elemento, categorizados entre variáveis de Leitura (R - </w:t>
-      </w:r>
-      <w:proofErr w:type="spellStart"/>
-      <w:r>
-        <w:t>Read</w:t>
-      </w:r>
-      <w:proofErr w:type="spellEnd"/>
-      <w:r>
-        <w:t xml:space="preserve">) </w:t>
-      </w:r>
-      <w:proofErr w:type="gramStart"/>
-      <w:r>
-        <w:t>e Escrita</w:t>
-      </w:r>
-      <w:proofErr w:type="gramEnd"/>
-      <w:r>
-        <w:t xml:space="preserve"> (W - </w:t>
-      </w:r>
-      <w:proofErr w:type="spellStart"/>
-      <w:r>
-        <w:t>Write</w:t>
-      </w:r>
-      <w:proofErr w:type="spellEnd"/>
-      <w:r>
-        <w:t>):</w:t>
+        <w:t>Monitorização do Layout Industrial:</w:t>
+      </w:r>
+      <w:r>
+        <w:t xml:space="preserve"> Permite a visualização holística dos subsistemas de produção e logística, onde se destacam:</w:t>
       </w:r>
     </w:p>
     <w:p>
       <w:pPr>
         <w:pStyle w:val="PargrafodaLista"/>
         <w:numPr>
-          <w:ilvl w:val="6"/>
-          <w:numId w:val="1"/>
+          <w:ilvl w:val="1"/>
+          <w:numId w:val="14"/>
         </w:numPr>
-        <w:ind w:left="567"/>
+      </w:pPr>
+      <w:r>
+        <w:t>Células de Maquinação: Centros de controlo numérico (CNC) protegidos por gradeamentos de segurança.</w:t>
+      </w:r>
+    </w:p>
+    <w:p>
+      <w:pPr>
+        <w:pStyle w:val="PargrafodaLista"/>
+        <w:numPr>
+          <w:ilvl w:val="1"/>
+          <w:numId w:val="14"/>
+        </w:numPr>
+      </w:pPr>
+      <w:r>
+        <w:t>Sistemas Robóticos: Braços manipuladores industriais utilizados para a alimentação das máquinas e transferência de peças.</w:t>
+      </w:r>
+    </w:p>
+    <w:p>
+      <w:pPr>
+        <w:pStyle w:val="PargrafodaLista"/>
+        <w:numPr>
+          <w:ilvl w:val="1"/>
+          <w:numId w:val="14"/>
+        </w:numPr>
+      </w:pPr>
+      <w:r>
+        <w:t>Sistema de Transporte: Rede de tapetes rolantes (conveyors) responsáveis pelo encaminhamento logístico dos produtos ao longo da linha.</w:t>
+      </w:r>
+    </w:p>
+    <w:p>
+      <w:pPr>
+        <w:pStyle w:val="PargrafodaLista"/>
+        <w:numPr>
+          <w:ilvl w:val="1"/>
+          <w:numId w:val="14"/>
+        </w:numPr>
+      </w:pPr>
+      <w:r>
+        <w:t>Armazenamento Automatizado (ASRS): Visível ao fundo da nave industrial, estão as estruturas de estantes servidas por transelevadores para armazenamento do produto final ou matérias-primas.</w:t>
+      </w:r>
+    </w:p>
+    <w:p>
+      <w:pPr>
+        <w:pStyle w:val="PargrafodaLista"/>
+        <w:numPr>
+          <w:ilvl w:val="0"/>
+          <w:numId w:val="15"/>
+        </w:numPr>
+      </w:pPr>
+      <w:r>
         <w:rPr>
           <w:b/>
           <w:bCs/>
         </w:rPr>
-      </w:pPr>
-      <w:r>
+        <w:t>Navegação de Ecrãs:</w:t>
+      </w:r>
+      <w:r>
+        <w:t xml:space="preserve"> No canto inferior direito, encontra-se o botão "Controlo". O seu acionamento transita a interface desta visão global de monitorização para o painel de comando detalhado.</w:t>
+      </w:r>
+    </w:p>
+    <w:p/>
+    <w:p>
+      <w:pPr>
+        <w:pStyle w:val="Ttulo3"/>
+      </w:pPr>
+      <w:r>
+        <w:lastRenderedPageBreak/>
+        <w:t>Página 2: Ecrã de "Menu Controlo" (Painel HMI de Operação)</w:t>
+      </w:r>
+    </w:p>
+    <w:p>
+      <w:pPr>
+        <w:keepNext/>
+        <w:jc w:val="center"/>
+      </w:pPr>
+      <w:r>
+        <w:rPr>
+          <w:noProof/>
+        </w:rPr>
+        <w:drawing>
+          <wp:inline distT="0" distB="0" distL="0" distR="0" wp14:anchorId="5E5F9447" wp14:editId="4FA854E4">
+            <wp:extent cx="3600000" cy="2169828"/>
+            <wp:effectExtent l="0" t="0" r="635" b="1905"/>
+            <wp:docPr id="2" name="Imagem 2"/>
+            <wp:cNvGraphicFramePr>
+              <a:graphicFrameLocks xmlns:a="http://schemas.openxmlformats.org/drawingml/2006/main" noChangeAspect="1"/>
+            </wp:cNvGraphicFramePr>
+            <a:graphic xmlns:a="http://schemas.openxmlformats.org/drawingml/2006/main">
+              <a:graphicData uri="http://schemas.openxmlformats.org/drawingml/2006/picture">
+                <pic:pic xmlns:pic="http://schemas.openxmlformats.org/drawingml/2006/picture">
+                  <pic:nvPicPr>
+                    <pic:cNvPr id="0" name="Picture 3"/>
+                    <pic:cNvPicPr>
+                      <a:picLocks noChangeAspect="1" noChangeArrowheads="1"/>
+                    </pic:cNvPicPr>
+                  </pic:nvPicPr>
+                  <pic:blipFill>
+                    <a:blip r:embed="rId9">
+                      <a:extLst>
+                        <a:ext uri="{28A0092B-C50C-407E-A947-70E740481C1C}">
+                          <a14:useLocalDpi xmlns:a14="http://schemas.microsoft.com/office/drawing/2010/main" val="0"/>
+                        </a:ext>
+                      </a:extLst>
+                    </a:blip>
+                    <a:srcRect/>
+                    <a:stretch>
+                      <a:fillRect/>
+                    </a:stretch>
+                  </pic:blipFill>
+                  <pic:spPr bwMode="auto">
+                    <a:xfrm>
+                      <a:off x="0" y="0"/>
+                      <a:ext cx="3600000" cy="2169828"/>
+                    </a:xfrm>
+                    <a:prstGeom prst="rect">
+                      <a:avLst/>
+                    </a:prstGeom>
+                    <a:noFill/>
+                    <a:ln>
+                      <a:noFill/>
+                    </a:ln>
+                  </pic:spPr>
+                </pic:pic>
+              </a:graphicData>
+            </a:graphic>
+          </wp:inline>
+        </w:drawing>
+      </w:r>
+    </w:p>
+    <w:p>
+      <w:pPr>
+        <w:pStyle w:val="Legenda"/>
+      </w:pPr>
+      <w:r>
+        <w:t xml:space="preserve">Figura </w:t>
+      </w:r>
+      <w:r>
+        <w:fldChar w:fldCharType="begin"/>
+      </w:r>
+      <w:r>
+        <w:instrText xml:space="preserve"> SEQ Figura \* ARABIC </w:instrText>
+      </w:r>
+      <w:r>
+        <w:fldChar w:fldCharType="separate"/>
+      </w:r>
+      <w:r>
+        <w:rPr>
+          <w:noProof/>
+        </w:rPr>
+        <w:t>2</w:t>
+      </w:r>
+      <w:r>
+        <w:fldChar w:fldCharType="end"/>
+      </w:r>
+      <w:r>
+        <w:t xml:space="preserve"> - Pag </w:t>
+      </w:r>
+      <w:r>
+        <w:t>2</w:t>
+      </w:r>
+      <w:r>
+        <w:t xml:space="preserve"> HMI</w:t>
+      </w:r>
+    </w:p>
+    <w:p>
+      <w:r>
+        <w:t>Esta página atua como o painel SCADA/HMI (Supervisory Control and Data Acquisition). É a interface técnica de interação bidirecional entre o operador e o Controlador Lógico Programável (PLC) que gere a instalação. Note-se que as "tags" (variáveis a vermelho, ex: [W_bit_100.00(W)]) evidenciam o endereçamento direto à memória do controlador.</w:t>
+      </w:r>
+    </w:p>
+    <w:p>
+      <w:pPr>
         <w:rPr>
           <w:b/>
           <w:bCs/>
         </w:rPr>
-        <w:t xml:space="preserve"> Sinalização Visual (Luzes Piloto - Variáveis de Leitura):</w:t>
-      </w:r>
-    </w:p>
-    <w:p>
-      <w:r>
-        <w:t>Estas luzes refletem o estado atual da máquina, lendo os dados do PLC.</w:t>
-      </w:r>
-    </w:p>
-    <w:p>
-      <w:pPr>
-        <w:pStyle w:val="PargrafodaLista"/>
-        <w:numPr>
-          <w:ilvl w:val="0"/>
-          <w:numId w:val="11"/>
-        </w:numPr>
-      </w:pPr>
-      <w:r>
-        <w:lastRenderedPageBreak/>
-        <w:t>Luz Verde [D_bit_101.08(R)]: Indicador de sistema em funcionamento (RUN) ou pronto para operar.</w:t>
-      </w:r>
-    </w:p>
-    <w:p>
-      <w:pPr>
-        <w:pStyle w:val="PargrafodaLista"/>
-        <w:numPr>
-          <w:ilvl w:val="0"/>
-          <w:numId w:val="11"/>
-        </w:numPr>
-      </w:pPr>
-      <w:r>
-        <w:t>Luz Amarela [W_bit_0.01(R)]: Geralmente associada a um estado de aviso, modo de espera (standby), ou solicitação de intervenção do operador.</w:t>
-      </w:r>
-    </w:p>
-    <w:p>
-      <w:pPr>
-        <w:pStyle w:val="PargrafodaLista"/>
-        <w:numPr>
-          <w:ilvl w:val="0"/>
-          <w:numId w:val="11"/>
-        </w:numPr>
-      </w:pPr>
-      <w:r>
-        <w:t>Luz Vermelha [D_bit_101.09(R)]: Indicador de paragem do sistema (STOP) ou estado de falha/emergência.</w:t>
-      </w:r>
-    </w:p>
-    <w:p>
-      <w:pPr>
-        <w:pStyle w:val="PargrafodaLista"/>
-        <w:numPr>
-          <w:ilvl w:val="6"/>
-          <w:numId w:val="1"/>
-        </w:numPr>
-        <w:ind w:left="567"/>
+      </w:pPr>
+      <w:r>
         <w:rPr>
           <w:b/>
           <w:bCs/>
         </w:rPr>
-      </w:pPr>
-      <w:r>
+        <w:t>Principais elementos e funcionalidades:</w:t>
+      </w:r>
+    </w:p>
+    <w:p>
+      <w:pPr>
+        <w:pStyle w:val="PargrafodaLista"/>
+        <w:numPr>
+          <w:ilvl w:val="0"/>
+          <w:numId w:val="15"/>
+        </w:numPr>
         <w:rPr>
           <w:b/>
           <w:bCs/>
         </w:rPr>
-        <w:t xml:space="preserve"> Comandos do Operador (Botões de Pressão - Variáveis de Escrita):</w:t>
-      </w:r>
-    </w:p>
-    <w:p>
-      <w:r>
-        <w:t>Estes botões enviam sinais lógicos para o PLC para alterar o estado da máquina.</w:t>
-      </w:r>
-    </w:p>
-    <w:p>
-      <w:pPr>
-        <w:pStyle w:val="PargrafodaLista"/>
-        <w:numPr>
-          <w:ilvl w:val="0"/>
-          <w:numId w:val="12"/>
-        </w:numPr>
-      </w:pPr>
-      <w:r>
-        <w:t>Botão START (Verde) [D_bit_1.00(W)]: Inicia o ciclo de produção ou liga o sistema. Escreve um bit no PLC.</w:t>
-      </w:r>
-    </w:p>
-    <w:p>
-      <w:pPr>
-        <w:pStyle w:val="PargrafodaLista"/>
-        <w:numPr>
-          <w:ilvl w:val="0"/>
-          <w:numId w:val="12"/>
-        </w:numPr>
-      </w:pPr>
-      <w:r>
-        <w:t>Botão STOP (Vermelho) [D_bit_1.01(W)]: Interrompe o ciclo de produção ou para a máquina.</w:t>
-      </w:r>
-    </w:p>
-    <w:p>
-      <w:pPr>
-        <w:pStyle w:val="PargrafodaLista"/>
-        <w:numPr>
-          <w:ilvl w:val="0"/>
-          <w:numId w:val="12"/>
-        </w:numPr>
-      </w:pPr>
-      <w:r>
-        <w:t>Botão RESET (Azul): Utilizado para repor o sistema após uma falha, alarme ou paragem de emergência, permitindo um novo arranque. (Nota: O endereço [D_bit_1.01(W)] aparece sobreposto, o que pode indicar partilha de memória ou uma necessidade de revisão na configuração visual).</w:t>
-      </w:r>
-    </w:p>
-    <w:p>
-      <w:pPr>
-        <w:pStyle w:val="PargrafodaLista"/>
-        <w:numPr>
-          <w:ilvl w:val="0"/>
-          <w:numId w:val="12"/>
-        </w:numPr>
-      </w:pPr>
-      <w:r>
-        <w:t xml:space="preserve">Botão/Indicador de Alarme (Triângulo Laranja) [W_bit_500.02(R/W)]: Possui </w:t>
-      </w:r>
-      <w:proofErr w:type="spellStart"/>
-      <w:r>
-        <w:t>tags</w:t>
-      </w:r>
-      <w:proofErr w:type="spellEnd"/>
-      <w:r>
-        <w:t xml:space="preserve"> de leitura e escrita. Serve para sinalizar ativamente um erro grave e, possivelmente, atuar como botão para "reconhecer" (</w:t>
-      </w:r>
-      <w:proofErr w:type="spellStart"/>
-      <w:r>
-        <w:t>Acknowledge</w:t>
-      </w:r>
-      <w:proofErr w:type="spellEnd"/>
-      <w:r>
-        <w:t>) o alarme por parte do operador.</w:t>
-      </w:r>
-    </w:p>
-    <w:p>
-      <w:pPr>
-        <w:pStyle w:val="PargrafodaLista"/>
-        <w:numPr>
-          <w:ilvl w:val="6"/>
-          <w:numId w:val="1"/>
-        </w:numPr>
-        <w:ind w:left="567"/>
+      </w:pPr>
+      <w:r>
         <w:rPr>
           <w:b/>
           <w:bCs/>
         </w:rPr>
-      </w:pPr>
-      <w:r>
+        <w:t>Comandos de Execução (Área Central):</w:t>
+      </w:r>
+    </w:p>
+    <w:p>
+      <w:pPr>
+        <w:pStyle w:val="PargrafodaLista"/>
+        <w:numPr>
+          <w:ilvl w:val="1"/>
+          <w:numId w:val="15"/>
+        </w:numPr>
+      </w:pPr>
+      <w:r>
+        <w:t>START (Verde): Botão de pressão para iniciar o ciclo de produção automático da fábrica (Tag associada: W_bit_100.00).</w:t>
+      </w:r>
+    </w:p>
+    <w:p>
+      <w:pPr>
+        <w:pStyle w:val="PargrafodaLista"/>
+        <w:numPr>
+          <w:ilvl w:val="1"/>
+          <w:numId w:val="15"/>
+        </w:numPr>
+      </w:pPr>
+      <w:r>
+        <w:t>STOP (Vermelho): Botão para a paragem do ciclo produtivo (Tag associada: W_bit_100.01).</w:t>
+      </w:r>
+    </w:p>
+    <w:p>
+      <w:pPr>
+        <w:pStyle w:val="PargrafodaLista"/>
+        <w:numPr>
+          <w:ilvl w:val="1"/>
+          <w:numId w:val="15"/>
+        </w:numPr>
+      </w:pPr>
+      <w:r>
+        <w:t>RESET (Azul): Botão para reposição do sistema, utilizado tipicamente para reconhecer alarmes, limpar falhas ou reiniciar contadores após uma paragem (Tag associada: W_bit_100.03).</w:t>
+      </w:r>
+    </w:p>
+    <w:p>
+      <w:pPr>
+        <w:pStyle w:val="PargrafodaLista"/>
+        <w:numPr>
+          <w:ilvl w:val="0"/>
+          <w:numId w:val="15"/>
+        </w:numPr>
         <w:rPr>
           <w:b/>
           <w:bCs/>
         </w:rPr>
-        <w:t xml:space="preserve"> Registos de Dados (Mostradores Numéricos):</w:t>
-      </w:r>
-    </w:p>
-    <w:p>
-      <w:pPr>
-        <w:pStyle w:val="PargrafodaLista"/>
-        <w:numPr>
-          <w:ilvl w:val="0"/>
-          <w:numId w:val="13"/>
-        </w:numPr>
-      </w:pPr>
-      <w:r>
-        <w:t xml:space="preserve">Campos com "####" e a </w:t>
-      </w:r>
-      <w:proofErr w:type="spellStart"/>
-      <w:r>
-        <w:t>tag</w:t>
-      </w:r>
-      <w:proofErr w:type="spellEnd"/>
-      <w:r>
-        <w:t xml:space="preserve"> [W_0(R)]: Estes são displays alfanuméricos configurados para leitura. Servem para mostrar ao operador variáveis contínuas em tempo real, tais como contadores de peças produzidas, tempos de ciclo, velocidade dos tapetes ou códigos de erro.</w:t>
-      </w:r>
-    </w:p>
-    <w:p>
-      <w:pPr>
-        <w:pStyle w:val="PargrafodaLista"/>
-        <w:numPr>
-          <w:ilvl w:val="6"/>
-          <w:numId w:val="1"/>
-        </w:numPr>
-        <w:ind w:left="567"/>
+      </w:pPr>
+      <w:r>
         <w:rPr>
           <w:b/>
           <w:bCs/>
         </w:rPr>
-      </w:pPr>
-      <w:r>
+        <w:t>Sinalização Visual e Alarmes:</w:t>
+      </w:r>
+    </w:p>
+    <w:p>
+      <w:pPr>
+        <w:pStyle w:val="PargrafodaLista"/>
+        <w:numPr>
+          <w:ilvl w:val="1"/>
+          <w:numId w:val="15"/>
+        </w:numPr>
+      </w:pPr>
+      <w:r>
+        <w:t>No topo central, encontram-se três sinalizadores luminosos (Verde, Amarelo e Vermelho) que traduzem o estado da máquina (ex: Em Funcionamento, Em Espera/Aviso, Paragem de Emergência).</w:t>
+      </w:r>
+    </w:p>
+    <w:p>
+      <w:pPr>
+        <w:pStyle w:val="PargrafodaLista"/>
+        <w:numPr>
+          <w:ilvl w:val="1"/>
+          <w:numId w:val="15"/>
+        </w:numPr>
+      </w:pPr>
+      <w:r>
+        <w:t>Ao centro dos comandos, destaca-se um ícone de Aviso (Triângulo Laranja), que serve para alertar o operador de anomalias críticas no processo produtivo.</w:t>
+      </w:r>
+    </w:p>
+    <w:p>
+      <w:pPr>
+        <w:pStyle w:val="PargrafodaLista"/>
+        <w:numPr>
+          <w:ilvl w:val="0"/>
+          <w:numId w:val="16"/>
+        </w:numPr>
         <w:rPr>
           <w:b/>
           <w:bCs/>
         </w:rPr>
-        <w:t>Navegação:</w:t>
-      </w:r>
-    </w:p>
-    <w:p>
-      <w:pPr>
-        <w:pStyle w:val="PargrafodaLista"/>
-        <w:numPr>
-          <w:ilvl w:val="0"/>
-          <w:numId w:val="13"/>
-        </w:numPr>
-      </w:pPr>
-      <w:r>
-        <w:t>Botão "Inicio" (Canto superior direito): Permite ao operador regressar ao ecrã principal (Visão Geral da Página 1).</w:t>
-      </w:r>
-    </w:p>
-    <w:p>
-      <w:pPr>
+      </w:pPr>
+      <w:r>
         <w:rPr>
           <w:b/>
           <w:bCs/>
         </w:rPr>
+        <w:t>Monitorização de Produção (Mostradores Inferiores):</w:t>
+      </w:r>
+    </w:p>
+    <w:p>
+      <w:r>
+        <w:t>Quatro displays digitais (indicados com ####) apresentam o registo em tempo real das peças processadas. O sistema monitoriza as peças divididas por cor e tipo:</w:t>
+      </w:r>
+    </w:p>
+    <w:p>
+      <w:pPr>
+        <w:pStyle w:val="PargrafodaLista"/>
+        <w:numPr>
+          <w:ilvl w:val="1"/>
+          <w:numId w:val="16"/>
+        </w:numPr>
+      </w:pPr>
+      <w:r>
+        <w:t>Bases: GreenBases (Bases Verdes, tag W_110) e BlueBases (Bases Azuis, tag W_111).</w:t>
+      </w:r>
+    </w:p>
+    <w:p>
+      <w:pPr>
+        <w:pStyle w:val="PargrafodaLista"/>
+        <w:numPr>
+          <w:ilvl w:val="1"/>
+          <w:numId w:val="16"/>
+        </w:numPr>
+      </w:pPr>
+      <w:r>
+        <w:t>Lids (Tampas): GreenLids (Tampas Verdes, tag W_112) e BlueLids (Tampas Azuis, tag W_113).</w:t>
+      </w:r>
+    </w:p>
+    <w:p>
+      <w:pPr>
+        <w:pStyle w:val="PargrafodaLista"/>
+        <w:numPr>
+          <w:ilvl w:val="0"/>
+          <w:numId w:val="16"/>
+        </w:numPr>
       </w:pPr>
       <w:r>
         <w:rPr>
           <w:b/>
           <w:bCs/>
         </w:rPr>
-        <w:t>Objetivo no Relatório:</w:t>
-      </w:r>
-    </w:p>
-    <w:p>
-      <w:r>
-        <w:t>Esta página documenta a interface de controlo estrito da máquina. Evidencia a arquitetura de comunicação entre a HMI e o PLC, destacando o endereçamento de memória (</w:t>
-      </w:r>
-      <w:proofErr w:type="spellStart"/>
-      <w:r>
-        <w:t>ex</w:t>
-      </w:r>
-      <w:proofErr w:type="spellEnd"/>
-      <w:r>
-        <w:t xml:space="preserve">: áreas de memória </w:t>
-      </w:r>
-      <w:proofErr w:type="spellStart"/>
-      <w:r>
-        <w:t>D_bit</w:t>
-      </w:r>
-      <w:proofErr w:type="spellEnd"/>
-      <w:r>
-        <w:t xml:space="preserve"> para </w:t>
-      </w:r>
+        <w:t>Parametrização / Limites (Mostradores Superiores):</w:t>
+      </w:r>
+    </w:p>
+    <w:p>
+      <w:r>
+        <w:lastRenderedPageBreak/>
+        <w:t>Sob a designação "Alarm", existem quatro variáveis numéricas (Alarm_GB, Alarm_BB, Alarm_GL, Alarm_BL). Estes campos representam setpoints (valores de referência) definidos para gerar um alarme ou parar a produção quando um determinado limite de peças (Verdes/Azuis, Bases/Tampas) é atingido.</w:t>
+      </w:r>
+    </w:p>
+    <w:p>
+      <w:pPr>
+        <w:pStyle w:val="PargrafodaLista"/>
+        <w:numPr>
+          <w:ilvl w:val="0"/>
+          <w:numId w:val="16"/>
+        </w:numPr>
+      </w:pPr>
       <w:r>
         <w:rPr>
-          <w:i/>
-          <w:iCs/>
+          <w:b/>
+          <w:bCs/>
         </w:rPr>
-        <w:t xml:space="preserve">Data </w:t>
-      </w:r>
-      <w:proofErr w:type="spellStart"/>
-      <w:r>
-        <w:rPr>
-          <w:i/>
-          <w:iCs/>
-        </w:rPr>
-        <w:t>Registers</w:t>
-      </w:r>
-      <w:proofErr w:type="spellEnd"/>
-      <w:r>
-        <w:t xml:space="preserve"> e </w:t>
-      </w:r>
-      <w:proofErr w:type="spellStart"/>
-      <w:r>
-        <w:t>W_bit</w:t>
-      </w:r>
-      <w:proofErr w:type="spellEnd"/>
-      <w:r>
-        <w:t xml:space="preserve"> para </w:t>
-      </w:r>
-      <w:proofErr w:type="spellStart"/>
-      <w:r>
-        <w:t>Work</w:t>
-      </w:r>
-      <w:proofErr w:type="spellEnd"/>
-      <w:r>
-        <w:t xml:space="preserve"> bits), essencial para a documentação técnica, manutenção e programação do sistema de automação.</w:t>
+        <w:t>Navegação de Ecrãs:</w:t>
+      </w:r>
+      <w:r>
+        <w:t xml:space="preserve"> No canto superior direito, o botão "Inicio" permite abandonar o painel de controlo e regressar à visualização 3D da fábrica.</w:t>
       </w:r>
     </w:p>
     <w:p>
@@ -2675,7 +2420,7 @@
       <w:bookmarkEnd w:id="14"/>
       <w:bookmarkEnd w:id="15"/>
     </w:p>
-    <w:bookmarkEnd w:id="0"/>
+    <w:bookmarkEnd w:id="2"/>
     <w:p>
       <w:pPr>
         <w:pStyle w:val="TextoNormal-IPCA"/>
@@ -2693,8 +2438,8 @@
       </w:pPr>
     </w:p>
     <w:sectPr>
-      <w:headerReference w:type="default" r:id="rId8"/>
-      <w:footerReference w:type="default" r:id="rId9"/>
+      <w:headerReference w:type="default" r:id="rId10"/>
+      <w:footerReference w:type="default" r:id="rId11"/>
       <w:pgSz w:w="11900" w:h="16840"/>
       <w:pgMar w:top="1417" w:right="1701" w:bottom="1417" w:left="1701" w:header="709" w:footer="709" w:gutter="0"/>
       <w:cols w:space="708"/>
@@ -3174,6 +2919,119 @@
     </w:lvl>
   </w:abstractNum>
   <w:abstractNum w:abstractNumId="3" w15:restartNumberingAfterBreak="0">
+    <w:nsid w:val="21A86B81"/>
+    <w:multiLevelType w:val="hybridMultilevel"/>
+    <w:tmpl w:val="F59E435A"/>
+    <w:lvl w:ilvl="0" w:tplc="08160001">
+      <w:start w:val="1"/>
+      <w:numFmt w:val="bullet"/>
+      <w:lvlText w:val=""/>
+      <w:lvlJc w:val="left"/>
+      <w:pPr>
+        <w:ind w:left="1060" w:hanging="360"/>
+      </w:pPr>
+      <w:rPr>
+        <w:rFonts w:ascii="Symbol" w:hAnsi="Symbol" w:hint="default"/>
+      </w:rPr>
+    </w:lvl>
+    <w:lvl w:ilvl="1" w:tplc="08160003">
+      <w:start w:val="1"/>
+      <w:numFmt w:val="bullet"/>
+      <w:lvlText w:val="o"/>
+      <w:lvlJc w:val="left"/>
+      <w:pPr>
+        <w:ind w:left="1780" w:hanging="360"/>
+      </w:pPr>
+      <w:rPr>
+        <w:rFonts w:ascii="Courier New" w:hAnsi="Courier New" w:cs="Courier New" w:hint="default"/>
+      </w:rPr>
+    </w:lvl>
+    <w:lvl w:ilvl="2" w:tplc="08160005" w:tentative="1">
+      <w:start w:val="1"/>
+      <w:numFmt w:val="bullet"/>
+      <w:lvlText w:val=""/>
+      <w:lvlJc w:val="left"/>
+      <w:pPr>
+        <w:ind w:left="2500" w:hanging="360"/>
+      </w:pPr>
+      <w:rPr>
+        <w:rFonts w:ascii="Wingdings" w:hAnsi="Wingdings" w:hint="default"/>
+      </w:rPr>
+    </w:lvl>
+    <w:lvl w:ilvl="3" w:tplc="08160001" w:tentative="1">
+      <w:start w:val="1"/>
+      <w:numFmt w:val="bullet"/>
+      <w:lvlText w:val=""/>
+      <w:lvlJc w:val="left"/>
+      <w:pPr>
+        <w:ind w:left="3220" w:hanging="360"/>
+      </w:pPr>
+      <w:rPr>
+        <w:rFonts w:ascii="Symbol" w:hAnsi="Symbol" w:hint="default"/>
+      </w:rPr>
+    </w:lvl>
+    <w:lvl w:ilvl="4" w:tplc="08160003" w:tentative="1">
+      <w:start w:val="1"/>
+      <w:numFmt w:val="bullet"/>
+      <w:lvlText w:val="o"/>
+      <w:lvlJc w:val="left"/>
+      <w:pPr>
+        <w:ind w:left="3940" w:hanging="360"/>
+      </w:pPr>
+      <w:rPr>
+        <w:rFonts w:ascii="Courier New" w:hAnsi="Courier New" w:cs="Courier New" w:hint="default"/>
+      </w:rPr>
+    </w:lvl>
+    <w:lvl w:ilvl="5" w:tplc="08160005" w:tentative="1">
+      <w:start w:val="1"/>
+      <w:numFmt w:val="bullet"/>
+      <w:lvlText w:val=""/>
+      <w:lvlJc w:val="left"/>
+      <w:pPr>
+        <w:ind w:left="4660" w:hanging="360"/>
+      </w:pPr>
+      <w:rPr>
+        <w:rFonts w:ascii="Wingdings" w:hAnsi="Wingdings" w:hint="default"/>
+      </w:rPr>
+    </w:lvl>
+    <w:lvl w:ilvl="6" w:tplc="08160001" w:tentative="1">
+      <w:start w:val="1"/>
+      <w:numFmt w:val="bullet"/>
+      <w:lvlText w:val=""/>
+      <w:lvlJc w:val="left"/>
+      <w:pPr>
+        <w:ind w:left="5380" w:hanging="360"/>
+      </w:pPr>
+      <w:rPr>
+        <w:rFonts w:ascii="Symbol" w:hAnsi="Symbol" w:hint="default"/>
+      </w:rPr>
+    </w:lvl>
+    <w:lvl w:ilvl="7" w:tplc="08160003" w:tentative="1">
+      <w:start w:val="1"/>
+      <w:numFmt w:val="bullet"/>
+      <w:lvlText w:val="o"/>
+      <w:lvlJc w:val="left"/>
+      <w:pPr>
+        <w:ind w:left="6100" w:hanging="360"/>
+      </w:pPr>
+      <w:rPr>
+        <w:rFonts w:ascii="Courier New" w:hAnsi="Courier New" w:cs="Courier New" w:hint="default"/>
+      </w:rPr>
+    </w:lvl>
+    <w:lvl w:ilvl="8" w:tplc="08160005" w:tentative="1">
+      <w:start w:val="1"/>
+      <w:numFmt w:val="bullet"/>
+      <w:lvlText w:val=""/>
+      <w:lvlJc w:val="left"/>
+      <w:pPr>
+        <w:ind w:left="6820" w:hanging="360"/>
+      </w:pPr>
+      <w:rPr>
+        <w:rFonts w:ascii="Wingdings" w:hAnsi="Wingdings" w:hint="default"/>
+      </w:rPr>
+    </w:lvl>
+  </w:abstractNum>
+  <w:abstractNum w:abstractNumId="4" w15:restartNumberingAfterBreak="0">
     <w:nsid w:val="2BF20C25"/>
     <w:multiLevelType w:val="hybridMultilevel"/>
     <w:tmpl w:val="3B8E2C20"/>
@@ -3286,7 +3144,120 @@
       </w:rPr>
     </w:lvl>
   </w:abstractNum>
-  <w:abstractNum w:abstractNumId="4" w15:restartNumberingAfterBreak="0">
+  <w:abstractNum w:abstractNumId="5" w15:restartNumberingAfterBreak="0">
+    <w:nsid w:val="2D2A55D6"/>
+    <w:multiLevelType w:val="hybridMultilevel"/>
+    <w:tmpl w:val="9C8E72C4"/>
+    <w:lvl w:ilvl="0" w:tplc="08160001">
+      <w:start w:val="1"/>
+      <w:numFmt w:val="bullet"/>
+      <w:lvlText w:val=""/>
+      <w:lvlJc w:val="left"/>
+      <w:pPr>
+        <w:ind w:left="1060" w:hanging="360"/>
+      </w:pPr>
+      <w:rPr>
+        <w:rFonts w:ascii="Symbol" w:hAnsi="Symbol" w:hint="default"/>
+      </w:rPr>
+    </w:lvl>
+    <w:lvl w:ilvl="1" w:tplc="08160003">
+      <w:start w:val="1"/>
+      <w:numFmt w:val="bullet"/>
+      <w:lvlText w:val="o"/>
+      <w:lvlJc w:val="left"/>
+      <w:pPr>
+        <w:ind w:left="1780" w:hanging="360"/>
+      </w:pPr>
+      <w:rPr>
+        <w:rFonts w:ascii="Courier New" w:hAnsi="Courier New" w:cs="Courier New" w:hint="default"/>
+      </w:rPr>
+    </w:lvl>
+    <w:lvl w:ilvl="2" w:tplc="08160005" w:tentative="1">
+      <w:start w:val="1"/>
+      <w:numFmt w:val="bullet"/>
+      <w:lvlText w:val=""/>
+      <w:lvlJc w:val="left"/>
+      <w:pPr>
+        <w:ind w:left="2500" w:hanging="360"/>
+      </w:pPr>
+      <w:rPr>
+        <w:rFonts w:ascii="Wingdings" w:hAnsi="Wingdings" w:hint="default"/>
+      </w:rPr>
+    </w:lvl>
+    <w:lvl w:ilvl="3" w:tplc="08160001" w:tentative="1">
+      <w:start w:val="1"/>
+      <w:numFmt w:val="bullet"/>
+      <w:lvlText w:val=""/>
+      <w:lvlJc w:val="left"/>
+      <w:pPr>
+        <w:ind w:left="3220" w:hanging="360"/>
+      </w:pPr>
+      <w:rPr>
+        <w:rFonts w:ascii="Symbol" w:hAnsi="Symbol" w:hint="default"/>
+      </w:rPr>
+    </w:lvl>
+    <w:lvl w:ilvl="4" w:tplc="08160003" w:tentative="1">
+      <w:start w:val="1"/>
+      <w:numFmt w:val="bullet"/>
+      <w:lvlText w:val="o"/>
+      <w:lvlJc w:val="left"/>
+      <w:pPr>
+        <w:ind w:left="3940" w:hanging="360"/>
+      </w:pPr>
+      <w:rPr>
+        <w:rFonts w:ascii="Courier New" w:hAnsi="Courier New" w:cs="Courier New" w:hint="default"/>
+      </w:rPr>
+    </w:lvl>
+    <w:lvl w:ilvl="5" w:tplc="08160005" w:tentative="1">
+      <w:start w:val="1"/>
+      <w:numFmt w:val="bullet"/>
+      <w:lvlText w:val=""/>
+      <w:lvlJc w:val="left"/>
+      <w:pPr>
+        <w:ind w:left="4660" w:hanging="360"/>
+      </w:pPr>
+      <w:rPr>
+        <w:rFonts w:ascii="Wingdings" w:hAnsi="Wingdings" w:hint="default"/>
+      </w:rPr>
+    </w:lvl>
+    <w:lvl w:ilvl="6" w:tplc="08160001" w:tentative="1">
+      <w:start w:val="1"/>
+      <w:numFmt w:val="bullet"/>
+      <w:lvlText w:val=""/>
+      <w:lvlJc w:val="left"/>
+      <w:pPr>
+        <w:ind w:left="5380" w:hanging="360"/>
+      </w:pPr>
+      <w:rPr>
+        <w:rFonts w:ascii="Symbol" w:hAnsi="Symbol" w:hint="default"/>
+      </w:rPr>
+    </w:lvl>
+    <w:lvl w:ilvl="7" w:tplc="08160003" w:tentative="1">
+      <w:start w:val="1"/>
+      <w:numFmt w:val="bullet"/>
+      <w:lvlText w:val="o"/>
+      <w:lvlJc w:val="left"/>
+      <w:pPr>
+        <w:ind w:left="6100" w:hanging="360"/>
+      </w:pPr>
+      <w:rPr>
+        <w:rFonts w:ascii="Courier New" w:hAnsi="Courier New" w:cs="Courier New" w:hint="default"/>
+      </w:rPr>
+    </w:lvl>
+    <w:lvl w:ilvl="8" w:tplc="08160005" w:tentative="1">
+      <w:start w:val="1"/>
+      <w:numFmt w:val="bullet"/>
+      <w:lvlText w:val=""/>
+      <w:lvlJc w:val="left"/>
+      <w:pPr>
+        <w:ind w:left="6820" w:hanging="360"/>
+      </w:pPr>
+      <w:rPr>
+        <w:rFonts w:ascii="Wingdings" w:hAnsi="Wingdings" w:hint="default"/>
+      </w:rPr>
+    </w:lvl>
+  </w:abstractNum>
+  <w:abstractNum w:abstractNumId="6" w15:restartNumberingAfterBreak="0">
     <w:nsid w:val="32E707FF"/>
     <w:multiLevelType w:val="multilevel"/>
     <w:tmpl w:val="33943386"/>
@@ -3402,7 +3373,7 @@
       </w:rPr>
     </w:lvl>
   </w:abstractNum>
-  <w:abstractNum w:abstractNumId="5" w15:restartNumberingAfterBreak="0">
+  <w:abstractNum w:abstractNumId="7" w15:restartNumberingAfterBreak="0">
     <w:nsid w:val="34F727FB"/>
     <w:multiLevelType w:val="hybridMultilevel"/>
     <w:tmpl w:val="28C683F4"/>
@@ -3515,7 +3486,120 @@
       </w:rPr>
     </w:lvl>
   </w:abstractNum>
-  <w:abstractNum w:abstractNumId="6" w15:restartNumberingAfterBreak="0">
+  <w:abstractNum w:abstractNumId="8" w15:restartNumberingAfterBreak="0">
+    <w:nsid w:val="3C275412"/>
+    <w:multiLevelType w:val="hybridMultilevel"/>
+    <w:tmpl w:val="9B5811C8"/>
+    <w:lvl w:ilvl="0" w:tplc="08160001">
+      <w:start w:val="1"/>
+      <w:numFmt w:val="bullet"/>
+      <w:lvlText w:val=""/>
+      <w:lvlJc w:val="left"/>
+      <w:pPr>
+        <w:ind w:left="1060" w:hanging="360"/>
+      </w:pPr>
+      <w:rPr>
+        <w:rFonts w:ascii="Symbol" w:hAnsi="Symbol" w:hint="default"/>
+      </w:rPr>
+    </w:lvl>
+    <w:lvl w:ilvl="1" w:tplc="08160003">
+      <w:start w:val="1"/>
+      <w:numFmt w:val="bullet"/>
+      <w:lvlText w:val="o"/>
+      <w:lvlJc w:val="left"/>
+      <w:pPr>
+        <w:ind w:left="1780" w:hanging="360"/>
+      </w:pPr>
+      <w:rPr>
+        <w:rFonts w:ascii="Courier New" w:hAnsi="Courier New" w:cs="Courier New" w:hint="default"/>
+      </w:rPr>
+    </w:lvl>
+    <w:lvl w:ilvl="2" w:tplc="08160005" w:tentative="1">
+      <w:start w:val="1"/>
+      <w:numFmt w:val="bullet"/>
+      <w:lvlText w:val=""/>
+      <w:lvlJc w:val="left"/>
+      <w:pPr>
+        <w:ind w:left="2500" w:hanging="360"/>
+      </w:pPr>
+      <w:rPr>
+        <w:rFonts w:ascii="Wingdings" w:hAnsi="Wingdings" w:hint="default"/>
+      </w:rPr>
+    </w:lvl>
+    <w:lvl w:ilvl="3" w:tplc="08160001" w:tentative="1">
+      <w:start w:val="1"/>
+      <w:numFmt w:val="bullet"/>
+      <w:lvlText w:val=""/>
+      <w:lvlJc w:val="left"/>
+      <w:pPr>
+        <w:ind w:left="3220" w:hanging="360"/>
+      </w:pPr>
+      <w:rPr>
+        <w:rFonts w:ascii="Symbol" w:hAnsi="Symbol" w:hint="default"/>
+      </w:rPr>
+    </w:lvl>
+    <w:lvl w:ilvl="4" w:tplc="08160003" w:tentative="1">
+      <w:start w:val="1"/>
+      <w:numFmt w:val="bullet"/>
+      <w:lvlText w:val="o"/>
+      <w:lvlJc w:val="left"/>
+      <w:pPr>
+        <w:ind w:left="3940" w:hanging="360"/>
+      </w:pPr>
+      <w:rPr>
+        <w:rFonts w:ascii="Courier New" w:hAnsi="Courier New" w:cs="Courier New" w:hint="default"/>
+      </w:rPr>
+    </w:lvl>
+    <w:lvl w:ilvl="5" w:tplc="08160005" w:tentative="1">
+      <w:start w:val="1"/>
+      <w:numFmt w:val="bullet"/>
+      <w:lvlText w:val=""/>
+      <w:lvlJc w:val="left"/>
+      <w:pPr>
+        <w:ind w:left="4660" w:hanging="360"/>
+      </w:pPr>
+      <w:rPr>
+        <w:rFonts w:ascii="Wingdings" w:hAnsi="Wingdings" w:hint="default"/>
+      </w:rPr>
+    </w:lvl>
+    <w:lvl w:ilvl="6" w:tplc="08160001" w:tentative="1">
+      <w:start w:val="1"/>
+      <w:numFmt w:val="bullet"/>
+      <w:lvlText w:val=""/>
+      <w:lvlJc w:val="left"/>
+      <w:pPr>
+        <w:ind w:left="5380" w:hanging="360"/>
+      </w:pPr>
+      <w:rPr>
+        <w:rFonts w:ascii="Symbol" w:hAnsi="Symbol" w:hint="default"/>
+      </w:rPr>
+    </w:lvl>
+    <w:lvl w:ilvl="7" w:tplc="08160003" w:tentative="1">
+      <w:start w:val="1"/>
+      <w:numFmt w:val="bullet"/>
+      <w:lvlText w:val="o"/>
+      <w:lvlJc w:val="left"/>
+      <w:pPr>
+        <w:ind w:left="6100" w:hanging="360"/>
+      </w:pPr>
+      <w:rPr>
+        <w:rFonts w:ascii="Courier New" w:hAnsi="Courier New" w:cs="Courier New" w:hint="default"/>
+      </w:rPr>
+    </w:lvl>
+    <w:lvl w:ilvl="8" w:tplc="08160005" w:tentative="1">
+      <w:start w:val="1"/>
+      <w:numFmt w:val="bullet"/>
+      <w:lvlText w:val=""/>
+      <w:lvlJc w:val="left"/>
+      <w:pPr>
+        <w:ind w:left="6820" w:hanging="360"/>
+      </w:pPr>
+      <w:rPr>
+        <w:rFonts w:ascii="Wingdings" w:hAnsi="Wingdings" w:hint="default"/>
+      </w:rPr>
+    </w:lvl>
+  </w:abstractNum>
+  <w:abstractNum w:abstractNumId="9" w15:restartNumberingAfterBreak="0">
     <w:nsid w:val="40B64251"/>
     <w:multiLevelType w:val="hybridMultilevel"/>
     <w:tmpl w:val="FCD419E6"/>
@@ -3628,7 +3712,7 @@
       </w:rPr>
     </w:lvl>
   </w:abstractNum>
-  <w:abstractNum w:abstractNumId="7" w15:restartNumberingAfterBreak="0">
+  <w:abstractNum w:abstractNumId="10" w15:restartNumberingAfterBreak="0">
     <w:nsid w:val="545B77F2"/>
     <w:multiLevelType w:val="hybridMultilevel"/>
     <w:tmpl w:val="7D4AF978"/>
@@ -3741,7 +3825,7 @@
       </w:rPr>
     </w:lvl>
   </w:abstractNum>
-  <w:abstractNum w:abstractNumId="8" w15:restartNumberingAfterBreak="0">
+  <w:abstractNum w:abstractNumId="11" w15:restartNumberingAfterBreak="0">
     <w:nsid w:val="5B382C76"/>
     <w:multiLevelType w:val="hybridMultilevel"/>
     <w:tmpl w:val="1A2EAB1E"/>
@@ -3854,7 +3938,7 @@
       </w:rPr>
     </w:lvl>
   </w:abstractNum>
-  <w:abstractNum w:abstractNumId="9" w15:restartNumberingAfterBreak="0">
+  <w:abstractNum w:abstractNumId="12" w15:restartNumberingAfterBreak="0">
     <w:nsid w:val="5B907615"/>
     <w:multiLevelType w:val="hybridMultilevel"/>
     <w:tmpl w:val="8F6EEE66"/>
@@ -3967,7 +4051,7 @@
       </w:rPr>
     </w:lvl>
   </w:abstractNum>
-  <w:abstractNum w:abstractNumId="10" w15:restartNumberingAfterBreak="0">
+  <w:abstractNum w:abstractNumId="13" w15:restartNumberingAfterBreak="0">
     <w:nsid w:val="606135BF"/>
     <w:multiLevelType w:val="hybridMultilevel"/>
     <w:tmpl w:val="789C53F4"/>
@@ -4057,7 +4141,7 @@
       </w:pPr>
     </w:lvl>
   </w:abstractNum>
-  <w:abstractNum w:abstractNumId="11" w15:restartNumberingAfterBreak="0">
+  <w:abstractNum w:abstractNumId="14" w15:restartNumberingAfterBreak="0">
     <w:nsid w:val="6BF862F4"/>
     <w:multiLevelType w:val="hybridMultilevel"/>
     <w:tmpl w:val="2A1253E6"/>
@@ -4170,7 +4254,7 @@
       </w:rPr>
     </w:lvl>
   </w:abstractNum>
-  <w:abstractNum w:abstractNumId="12" w15:restartNumberingAfterBreak="0">
+  <w:abstractNum w:abstractNumId="15" w15:restartNumberingAfterBreak="0">
     <w:nsid w:val="71C1512C"/>
     <w:multiLevelType w:val="hybridMultilevel"/>
     <w:tmpl w:val="8C0AC060"/>
@@ -4287,28 +4371,28 @@
     <w:abstractNumId w:val="0"/>
   </w:num>
   <w:num w:numId="2">
+    <w:abstractNumId w:val="6"/>
+  </w:num>
+  <w:num w:numId="3">
+    <w:abstractNumId w:val="13"/>
+  </w:num>
+  <w:num w:numId="4">
     <w:abstractNumId w:val="4"/>
   </w:num>
-  <w:num w:numId="3">
-    <w:abstractNumId w:val="10"/>
-  </w:num>
-  <w:num w:numId="4">
-    <w:abstractNumId w:val="3"/>
-  </w:num>
   <w:num w:numId="5">
-    <w:abstractNumId w:val="8"/>
+    <w:abstractNumId w:val="11"/>
   </w:num>
   <w:num w:numId="6">
-    <w:abstractNumId w:val="6"/>
+    <w:abstractNumId w:val="9"/>
   </w:num>
   <w:num w:numId="7">
-    <w:abstractNumId w:val="9"/>
+    <w:abstractNumId w:val="12"/>
   </w:num>
   <w:num w:numId="8">
-    <w:abstractNumId w:val="12"/>
+    <w:abstractNumId w:val="15"/>
   </w:num>
   <w:num w:numId="9">
-    <w:abstractNumId w:val="7"/>
+    <w:abstractNumId w:val="10"/>
   </w:num>
   <w:num w:numId="10">
     <w:abstractNumId w:val="1"/>
@@ -4317,10 +4401,19 @@
     <w:abstractNumId w:val="2"/>
   </w:num>
   <w:num w:numId="12">
+    <w:abstractNumId w:val="7"/>
+  </w:num>
+  <w:num w:numId="13">
+    <w:abstractNumId w:val="14"/>
+  </w:num>
+  <w:num w:numId="14">
     <w:abstractNumId w:val="5"/>
   </w:num>
-  <w:num w:numId="13">
-    <w:abstractNumId w:val="11"/>
+  <w:num w:numId="15">
+    <w:abstractNumId w:val="3"/>
+  </w:num>
+  <w:num w:numId="16">
+    <w:abstractNumId w:val="8"/>
   </w:num>
   <w:numIdMacAtCleanup w:val="9"/>
 </w:numbering>

--- a/Relatório.docx
+++ b/Relatório.docx
@@ -1228,31 +1228,16 @@
       <w:pPr>
         <w:ind w:firstLine="0"/>
       </w:pPr>
-      <w:r>
-        <w:fldChar w:fldCharType="begin"/>
-      </w:r>
-      <w:r>
-        <w:instrText xml:space="preserve"> TOC \h \z \c "Table" </w:instrText>
-      </w:r>
-      <w:r>
-        <w:fldChar w:fldCharType="separate"/>
-      </w:r>
-      <w:r>
-        <w:rPr>
-          <w:b/>
-          <w:bCs/>
-          <w:noProof/>
-        </w:rPr>
-        <w:t>Não foi encontrada nenhuma entrada do índice de ilustrações.</w:t>
-      </w:r>
-      <w:r>
-        <w:rPr>
-          <w:b/>
-          <w:bCs/>
-          <w:noProof/>
-        </w:rPr>
-        <w:fldChar w:fldCharType="end"/>
-      </w:r>
+      <w:fldSimple w:instr=" TOC \h \z \c &quot;Table&quot; ">
+        <w:r>
+          <w:rPr>
+            <w:b/>
+            <w:bCs/>
+            <w:noProof/>
+          </w:rPr>
+          <w:t>Não foi encontrada nenhuma entrada do índice de ilustrações.</w:t>
+        </w:r>
+      </w:fldSimple>
     </w:p>
     <w:p>
       <w:pPr>
@@ -1277,37 +1262,19 @@
       <w:pPr>
         <w:ind w:firstLine="0"/>
       </w:pPr>
-      <w:r>
-        <w:fldChar w:fldCharType="begin"/>
-      </w:r>
-      <w:r>
-        <w:instrText xml:space="preserve"> TOC \h \z \c "Figura" </w:instrText>
-      </w:r>
-      <w:r>
-        <w:fldChar w:fldCharType="separate"/>
-      </w:r>
-      <w:r>
-        <w:rPr>
-          <w:rFonts w:asciiTheme="minorHAnsi" w:hAnsiTheme="minorHAnsi" w:cstheme="minorHAnsi"/>
-          <w:b/>
-          <w:bCs/>
-          <w:smallCaps/>
-          <w:noProof/>
-          <w:szCs w:val="20"/>
-        </w:rPr>
-        <w:t>Não foi encontrada nenhuma entrada do índice de ilustrações.</w:t>
-      </w:r>
-      <w:r>
-        <w:rPr>
-          <w:rFonts w:asciiTheme="minorHAnsi" w:hAnsiTheme="minorHAnsi" w:cstheme="minorHAnsi"/>
-          <w:b/>
-          <w:bCs/>
-          <w:smallCaps/>
-          <w:noProof/>
-          <w:szCs w:val="20"/>
-        </w:rPr>
-        <w:fldChar w:fldCharType="end"/>
-      </w:r>
+      <w:fldSimple w:instr=" TOC \h \z \c &quot;Figura&quot; ">
+        <w:r>
+          <w:rPr>
+            <w:rFonts w:asciiTheme="minorHAnsi" w:hAnsiTheme="minorHAnsi" w:cstheme="minorHAnsi"/>
+            <w:b/>
+            <w:bCs/>
+            <w:smallCaps/>
+            <w:noProof/>
+            <w:szCs w:val="20"/>
+          </w:rPr>
+          <w:t>Não foi encontrada nenhuma entrada do índice de ilustrações.</w:t>
+        </w:r>
+      </w:fldSimple>
     </w:p>
     <w:p>
       <w:pPr>
@@ -1373,7 +1340,23 @@
     </w:p>
     <w:p>
       <w:r>
-        <w:t>O NX1P2 é o "cérebro" físico da máquina. É um autómato (PLC) da Omron que, apesar de ter um formato compacto e ocupar pouco espaço no quadro elétrico, tem uma capacidade de processamento surpreendente. Faz parte da família Sysmac e foi desenhado para ser a solução ideal para máquinas de pequena e média dimensão que precisam de ser rápidas, precisas e "inteligentes".</w:t>
+        <w:t xml:space="preserve">O NX1P2 é o "cérebro" físico da máquina. É um autómato (PLC) da </w:t>
+      </w:r>
+      <w:proofErr w:type="spellStart"/>
+      <w:r>
+        <w:t>Omron</w:t>
+      </w:r>
+      <w:proofErr w:type="spellEnd"/>
+      <w:r>
+        <w:t xml:space="preserve"> que, apesar de ter um formato compacto e ocupar pouco espaço no quadro elétrico, tem uma capacidade de processamento surpreendente. Faz parte da família </w:t>
+      </w:r>
+      <w:proofErr w:type="spellStart"/>
+      <w:r>
+        <w:t>Sysmac</w:t>
+      </w:r>
+      <w:proofErr w:type="spellEnd"/>
+      <w:r>
+        <w:t xml:space="preserve"> e foi desenhado para ser a solução ideal para máquinas de pequena e média dimensão que precisam de ser rápidas, precisas e "inteligentes".</w:t>
       </w:r>
     </w:p>
     <w:p>
@@ -1402,7 +1385,23 @@
         </w:numPr>
       </w:pPr>
       <w:r>
-        <w:t>Mestre da Comunicação: Ele vem equipado com duas portas principais: uma de EtherCAT (para controlar motores e sensores com uma velocidade incrível) e outra de EtherNet/IP (para falar com o computador, com o ecrã tátil ou com a rede da fábrica).</w:t>
+        <w:t xml:space="preserve">Mestre da Comunicação: Ele vem equipado com duas portas principais: uma de </w:t>
+      </w:r>
+      <w:proofErr w:type="spellStart"/>
+      <w:r>
+        <w:t>EtherCAT</w:t>
+      </w:r>
+      <w:proofErr w:type="spellEnd"/>
+      <w:r>
+        <w:t xml:space="preserve"> (para controlar motores e sensores com uma velocidade incrível) e outra de </w:t>
+      </w:r>
+      <w:proofErr w:type="spellStart"/>
+      <w:r>
+        <w:t>EtherNet</w:t>
+      </w:r>
+      <w:proofErr w:type="spellEnd"/>
+      <w:r>
+        <w:t>/IP (para falar com o computador, com o ecrã tátil ou com a rede da fábrica).</w:t>
       </w:r>
     </w:p>
     <w:p>
@@ -1426,7 +1425,15 @@
         </w:numPr>
       </w:pPr>
       <w:r>
-        <w:t>Pronto para o Futuro (IoT): O NX1P2 não se limita a dar ordens à máquina; ele também recolhe dados. Consegue enviar informações sobre a produção diretamente para uma base de dados ou para a "nuvem", facilitando a monitorização remota.</w:t>
+        <w:t>Pronto para o Futuro (</w:t>
+      </w:r>
+      <w:proofErr w:type="spellStart"/>
+      <w:r>
+        <w:t>IoT</w:t>
+      </w:r>
+      <w:proofErr w:type="spellEnd"/>
+      <w:r>
+        <w:t>): O NX1P2 não se limita a dar ordens à máquina; ele também recolhe dados. Consegue enviar informações sobre a produção diretamente para uma base de dados ou para a "nuvem", facilitando a monitorização remota.</w:t>
       </w:r>
     </w:p>
     <w:p/>
@@ -1537,7 +1544,63 @@
     </w:p>
     <w:p>
       <w:r>
-        <w:t>O Sysmac Studio é a ferramenta central da Omron para quem trabalha com automação industrial. Em vez de termos vários programas diferentes para configurar uma máquina, o Sysmac Studio funciona como um "centro de comando" único. É aqui que conseguimos programar e controlar, num só lugar, os autómatos (PLCs), os HMIs, os motores, os robôs e até os sistemas de visão e segurança.</w:t>
+        <w:t xml:space="preserve">O </w:t>
+      </w:r>
+      <w:proofErr w:type="spellStart"/>
+      <w:r>
+        <w:t>Sysmac</w:t>
+      </w:r>
+      <w:proofErr w:type="spellEnd"/>
+      <w:r>
+        <w:t xml:space="preserve"> </w:t>
+      </w:r>
+      <w:proofErr w:type="spellStart"/>
+      <w:r>
+        <w:t>Studio</w:t>
+      </w:r>
+      <w:proofErr w:type="spellEnd"/>
+      <w:r>
+        <w:t xml:space="preserve"> é a ferramenta central da </w:t>
+      </w:r>
+      <w:proofErr w:type="spellStart"/>
+      <w:r>
+        <w:t>Omron</w:t>
+      </w:r>
+      <w:proofErr w:type="spellEnd"/>
+      <w:r>
+        <w:t xml:space="preserve"> para quem trabalha com automação industrial. Em vez de termos vários programas diferentes para configurar uma máquina, o </w:t>
+      </w:r>
+      <w:proofErr w:type="spellStart"/>
+      <w:r>
+        <w:t>Sysmac</w:t>
+      </w:r>
+      <w:proofErr w:type="spellEnd"/>
+      <w:r>
+        <w:t xml:space="preserve"> </w:t>
+      </w:r>
+      <w:proofErr w:type="spellStart"/>
+      <w:r>
+        <w:t>Studio</w:t>
+      </w:r>
+      <w:proofErr w:type="spellEnd"/>
+      <w:r>
+        <w:t xml:space="preserve"> funciona como um "centro de comando" único. É aqui que conseguimos programar e controlar, num só lugar, os autómatos (</w:t>
+      </w:r>
+      <w:proofErr w:type="spellStart"/>
+      <w:r>
+        <w:t>PLCs</w:t>
+      </w:r>
+      <w:proofErr w:type="spellEnd"/>
+      <w:r>
+        <w:t xml:space="preserve">), os </w:t>
+      </w:r>
+      <w:proofErr w:type="spellStart"/>
+      <w:r>
+        <w:t>HMIs</w:t>
+      </w:r>
+      <w:proofErr w:type="spellEnd"/>
+      <w:r>
+        <w:t>, os motores, os robôs e até os sistemas de visão e segurança.</w:t>
       </w:r>
     </w:p>
     <w:p>
@@ -1578,7 +1641,15 @@
         </w:numPr>
       </w:pPr>
       <w:r>
-        <w:t>Linguagem Universal: Utiliza as linguagens padrão da indústria (como o Ladder ou o Texto Estruturado), o que torna a programação mais intuitiva e organizada para quem já trabalha na área.</w:t>
+        <w:t xml:space="preserve">Linguagem Universal: Utiliza as linguagens padrão da indústria (como o </w:t>
+      </w:r>
+      <w:proofErr w:type="spellStart"/>
+      <w:r>
+        <w:t>Ladder</w:t>
+      </w:r>
+      <w:proofErr w:type="spellEnd"/>
+      <w:r>
+        <w:t xml:space="preserve"> ou o Texto Estruturado), o que torna a programação mais intuitiva e organizada para quem já trabalha na área.</w:t>
       </w:r>
     </w:p>
     <w:p/>
@@ -1616,17 +1687,57 @@
     <w:p/>
     <w:p>
       <w:r>
-        <w:t>O Factory I/O: O nosso "Laboratório Virtual"</w:t>
-      </w:r>
-    </w:p>
-    <w:p>
-      <w:r>
-        <w:t>Se o Sysmac Studio é o cérebro e o NX1P2 é o corpo, o Factory I/O é o mundo onde tudo acontece. É um simulador industrial em 3D que funciona quase como um "jogo de vídeo" para engenheiros, permitindo-nos criar e testar uma fábrica inteira dentro do computador.</w:t>
-      </w:r>
-    </w:p>
-    <w:p>
-      <w:r>
-        <w:t>A grande mais-valia do Factory I/O no desenvolvimento de um projeto é:</w:t>
+        <w:t xml:space="preserve">O </w:t>
+      </w:r>
+      <w:proofErr w:type="spellStart"/>
+      <w:r>
+        <w:t>Factory</w:t>
+      </w:r>
+      <w:proofErr w:type="spellEnd"/>
+      <w:r>
+        <w:t xml:space="preserve"> I/O: O nosso "Laboratório Virtual"</w:t>
+      </w:r>
+    </w:p>
+    <w:p>
+      <w:r>
+        <w:t xml:space="preserve">Se o </w:t>
+      </w:r>
+      <w:proofErr w:type="spellStart"/>
+      <w:r>
+        <w:t>Sysmac</w:t>
+      </w:r>
+      <w:proofErr w:type="spellEnd"/>
+      <w:r>
+        <w:t xml:space="preserve"> </w:t>
+      </w:r>
+      <w:proofErr w:type="spellStart"/>
+      <w:r>
+        <w:t>Studio</w:t>
+      </w:r>
+      <w:proofErr w:type="spellEnd"/>
+      <w:r>
+        <w:t xml:space="preserve"> é o cérebro e o NX1P2 é o corpo, o </w:t>
+      </w:r>
+      <w:proofErr w:type="spellStart"/>
+      <w:r>
+        <w:t>Factory</w:t>
+      </w:r>
+      <w:proofErr w:type="spellEnd"/>
+      <w:r>
+        <w:t xml:space="preserve"> I/O é o mundo onde tudo acontece. É um simulador industrial em 3D que funciona quase como um "jogo de vídeo" para engenheiros, permitindo-nos criar e testar uma fábrica inteira dentro do computador.</w:t>
+      </w:r>
+    </w:p>
+    <w:p>
+      <w:r>
+        <w:t xml:space="preserve">A grande mais-valia do </w:t>
+      </w:r>
+      <w:proofErr w:type="spellStart"/>
+      <w:r>
+        <w:t>Factory</w:t>
+      </w:r>
+      <w:proofErr w:type="spellEnd"/>
+      <w:r>
+        <w:t xml:space="preserve"> I/O no desenvolvimento de um projeto é:</w:t>
       </w:r>
     </w:p>
     <w:p>
@@ -1650,7 +1761,31 @@
         </w:numPr>
       </w:pPr>
       <w:r>
-        <w:t>Ligação ao Mundo Real: O Factory I/O não trabalha sozinho. Ele "fala" diretamente com o nosso autómato (o NX1P2) ou com o simulador do Sysmac Studio. Isto permite-nos ver o código que escrevemos a ganhar vida: carregamos num botão real ou virtual e vemos a passadeira a andar no ecrã em tempo real.</w:t>
+        <w:t xml:space="preserve">Ligação ao Mundo Real: O </w:t>
+      </w:r>
+      <w:proofErr w:type="spellStart"/>
+      <w:r>
+        <w:t>Factory</w:t>
+      </w:r>
+      <w:proofErr w:type="spellEnd"/>
+      <w:r>
+        <w:t xml:space="preserve"> I/O não trabalha sozinho. Ele "fala" diretamente com o nosso autómato (o NX1P2) ou com o simulador do </w:t>
+      </w:r>
+      <w:proofErr w:type="spellStart"/>
+      <w:r>
+        <w:t>Sysmac</w:t>
+      </w:r>
+      <w:proofErr w:type="spellEnd"/>
+      <w:r>
+        <w:t xml:space="preserve"> </w:t>
+      </w:r>
+      <w:proofErr w:type="spellStart"/>
+      <w:r>
+        <w:t>Studio</w:t>
+      </w:r>
+      <w:proofErr w:type="spellEnd"/>
+      <w:r>
+        <w:t>. Isto permite-nos ver o código que escrevemos a ganhar vida: carregamos num botão real ou virtual e vemos a passadeira a andar no ecrã em tempo real.</w:t>
       </w:r>
     </w:p>
     <w:p>
@@ -1719,7 +1854,15 @@
         </w:numPr>
       </w:pPr>
       <w:r>
-        <w:t>Velocidade de Recorde: O KR4 foi feito para reduzir os tempos de ciclo ao máximo. Em tarefas repetitivas, como pegar e largar peças (pick-and-place), ele move-se com uma rapidez e fluidez que o tornam um dos robôs mais produtivos da sua classe.</w:t>
+        <w:t>Velocidade de Recorde: O KR4 foi feito para reduzir os tempos de ciclo ao máximo. Em tarefas repetitivas, como pegar e largar peças (</w:t>
+      </w:r>
+      <w:proofErr w:type="spellStart"/>
+      <w:r>
+        <w:t>pick-and-place</w:t>
+      </w:r>
+      <w:proofErr w:type="spellEnd"/>
+      <w:r>
+        <w:t>), ele move-se com uma rapidez e fluidez que o tornam um dos robôs mais produtivos da sua classe.</w:t>
       </w:r>
     </w:p>
     <w:p>
@@ -1784,7 +1927,15 @@
         <w:ind w:firstLine="708"/>
       </w:pPr>
       <w:r>
-        <w:t>A HMI (Human-Machine Interface) é, como o nome indica, o ponto de encontro entre o operador e o sistema de automação. Se o autómato (PLC) é o cérebro que processa tudo, a HMI é o "rosto" e o "painel de controlo" da máquina. É através deste ecrã tátil que conseguimos ver o que está a acontecer lá dentro sem precisarmos de ligar um computador ou abrir o código de programação.</w:t>
+        <w:t>A HMI (</w:t>
+      </w:r>
+      <w:proofErr w:type="spellStart"/>
+      <w:r>
+        <w:t>Human-Machine</w:t>
+      </w:r>
+      <w:proofErr w:type="spellEnd"/>
+      <w:r>
+        <w:t xml:space="preserve"> Interface) é, como o nome indica, o ponto de encontro entre o operador e o sistema de automação. Se o autómato (PLC) é o cérebro que processa tudo, a HMI é o "rosto" e o "painel de controlo" da máquina. É através deste ecrã tátil que conseguimos ver o que está a acontecer lá dentro sem precisarmos de ligar um computador ou abrir o código de programação.</w:t>
       </w:r>
     </w:p>
     <w:p>
@@ -1829,7 +1980,15 @@
         </w:numPr>
       </w:pPr>
       <w:r>
-        <w:t>Gestor de Alarmes: Quando algo corre mal, a HMI é a primeira a avisar. Ela mostra mensagens de erro claras (ex: "Porta de Segurança Aberta" ou "Paragem de Emergência Ativada"), o que ajuda a equipa de manutenção a resolver problemas muito mais depressa.</w:t>
+        <w:t>Gestor de Alarmes: Quando algo corre mal, a HMI é a primeira a avisar. Ela mostra mensagens de erro claras (</w:t>
+      </w:r>
+      <w:proofErr w:type="spellStart"/>
+      <w:r>
+        <w:t>ex</w:t>
+      </w:r>
+      <w:proofErr w:type="spellEnd"/>
+      <w:r>
+        <w:t>: "Porta de Segurança Aberta" ou "Paragem de Emergência Ativada"), o que ajuda a equipa de manutenção a resolver problemas muito mais depressa.</w:t>
       </w:r>
     </w:p>
     <w:p>
@@ -1842,7 +2001,23 @@
       </w:pPr>
       <w:r>
         <w:lastRenderedPageBreak/>
-        <w:t>Integração Perfeita: No nosso ecossistema (utilizando o Sysmac Studio), a HMI está totalmente ligada ao autómato NX1P2. Isto significa que as informações passam de um para o outro instantaneamente, sem atrasos e sem erros de comunicação.</w:t>
+        <w:t xml:space="preserve">Integração Perfeita: No nosso ecossistema (utilizando o </w:t>
+      </w:r>
+      <w:proofErr w:type="spellStart"/>
+      <w:r>
+        <w:t>Sysmac</w:t>
+      </w:r>
+      <w:proofErr w:type="spellEnd"/>
+      <w:r>
+        <w:t xml:space="preserve"> </w:t>
+      </w:r>
+      <w:proofErr w:type="spellStart"/>
+      <w:r>
+        <w:t>Studio</w:t>
+      </w:r>
+      <w:proofErr w:type="spellEnd"/>
+      <w:r>
+        <w:t>), a HMI está totalmente ligada ao autómato NX1P2. Isto significa que as informações passam de um para o outro instantaneamente, sem atrasos e sem erros de comunicação.</w:t>
       </w:r>
     </w:p>
     <w:p>
@@ -1925,31 +2100,45 @@
       <w:r>
         <w:t xml:space="preserve">Figura </w:t>
       </w:r>
-      <w:r>
-        <w:fldChar w:fldCharType="begin"/>
-      </w:r>
-      <w:r>
-        <w:instrText xml:space="preserve"> SEQ Figura \* ARABIC </w:instrText>
-      </w:r>
-      <w:r>
-        <w:fldChar w:fldCharType="separate"/>
-      </w:r>
-      <w:r>
-        <w:rPr>
-          <w:noProof/>
-        </w:rPr>
-        <w:t>1</w:t>
-      </w:r>
-      <w:r>
-        <w:fldChar w:fldCharType="end"/>
-      </w:r>
-      <w:r>
-        <w:t xml:space="preserve"> - Pag 1 HMI</w:t>
-      </w:r>
-    </w:p>
-    <w:p>
-      <w:r>
-        <w:t>Esta página constitui o ecrã de entrada do sistema. O seu propósito é fornecer ao operador um contexto visual geral e imediato do estado do sistema de manufatura flexível (representado através de um Digital Twin ou ambiente de simulação 3D, como o Factory I/O).</w:t>
+      <w:fldSimple w:instr=" SEQ Figura \* ARABIC ">
+        <w:r>
+          <w:rPr>
+            <w:noProof/>
+          </w:rPr>
+          <w:t>1</w:t>
+        </w:r>
+      </w:fldSimple>
+      <w:r>
+        <w:t xml:space="preserve"> - </w:t>
+      </w:r>
+      <w:proofErr w:type="spellStart"/>
+      <w:r>
+        <w:t>Pag</w:t>
+      </w:r>
+      <w:proofErr w:type="spellEnd"/>
+      <w:r>
+        <w:t xml:space="preserve"> 1 HMI</w:t>
+      </w:r>
+    </w:p>
+    <w:p>
+      <w:r>
+        <w:t xml:space="preserve">Esta página constitui o ecrã de entrada do sistema. O seu propósito é fornecer ao operador um contexto visual geral e imediato do estado do sistema de manufatura flexível (representado através de um Digital </w:t>
+      </w:r>
+      <w:proofErr w:type="spellStart"/>
+      <w:r>
+        <w:t>Twin</w:t>
+      </w:r>
+      <w:proofErr w:type="spellEnd"/>
+      <w:r>
+        <w:t xml:space="preserve"> ou ambiente de simulação 3D, como o </w:t>
+      </w:r>
+      <w:proofErr w:type="spellStart"/>
+      <w:r>
+        <w:t>Factory</w:t>
+      </w:r>
+      <w:proofErr w:type="spellEnd"/>
+      <w:r>
+        <w:t xml:space="preserve"> I/O).</w:t>
       </w:r>
     </w:p>
     <w:p>
@@ -2041,19 +2230,15 @@
         </w:numPr>
       </w:pPr>
       <w:r>
-        <w:t>Sistema de Transporte: Rede de tapetes rolantes (conveyors) responsáveis pelo encaminhamento logístico dos produtos ao longo da linha.</w:t>
-      </w:r>
-    </w:p>
-    <w:p>
-      <w:pPr>
-        <w:pStyle w:val="PargrafodaLista"/>
-        <w:numPr>
-          <w:ilvl w:val="1"/>
-          <w:numId w:val="14"/>
-        </w:numPr>
-      </w:pPr>
-      <w:r>
-        <w:t>Armazenamento Automatizado (ASRS): Visível ao fundo da nave industrial, estão as estruturas de estantes servidas por transelevadores para armazenamento do produto final ou matérias-primas.</w:t>
+        <w:t>Sistema de Transporte: Rede de tapetes rolantes (</w:t>
+      </w:r>
+      <w:proofErr w:type="spellStart"/>
+      <w:r>
+        <w:t>conveyors</w:t>
+      </w:r>
+      <w:proofErr w:type="spellEnd"/>
+      <w:r>
+        <w:t>) responsáveis pelo encaminhamento logístico dos produtos ao longo da linha.</w:t>
       </w:r>
     </w:p>
     <w:p>
@@ -2090,15 +2275,21 @@
         <w:keepNext/>
         <w:jc w:val="center"/>
       </w:pPr>
+    </w:p>
+    <w:p>
+      <w:pPr>
+        <w:keepNext/>
+        <w:jc w:val="center"/>
+      </w:pPr>
       <w:r>
         <w:rPr>
           <w:noProof/>
         </w:rPr>
         <w:drawing>
-          <wp:inline distT="0" distB="0" distL="0" distR="0" wp14:anchorId="5E5F9447" wp14:editId="4FA854E4">
-            <wp:extent cx="3600000" cy="2169828"/>
-            <wp:effectExtent l="0" t="0" r="635" b="1905"/>
-            <wp:docPr id="2" name="Imagem 2"/>
+          <wp:inline distT="0" distB="0" distL="0" distR="0" wp14:anchorId="5BFA6251" wp14:editId="4301EF62">
+            <wp:extent cx="3600000" cy="2146529"/>
+            <wp:effectExtent l="0" t="0" r="635" b="6350"/>
+            <wp:docPr id="4" name="Imagem 4"/>
             <wp:cNvGraphicFramePr>
               <a:graphicFrameLocks xmlns:a="http://schemas.openxmlformats.org/drawingml/2006/main" noChangeAspect="1"/>
             </wp:cNvGraphicFramePr>
@@ -2106,7 +2297,7 @@
               <a:graphicData uri="http://schemas.openxmlformats.org/drawingml/2006/picture">
                 <pic:pic xmlns:pic="http://schemas.openxmlformats.org/drawingml/2006/picture">
                   <pic:nvPicPr>
-                    <pic:cNvPr id="0" name="Picture 3"/>
+                    <pic:cNvPr id="0" name="Picture 6"/>
                     <pic:cNvPicPr>
                       <a:picLocks noChangeAspect="1" noChangeArrowheads="1"/>
                     </pic:cNvPicPr>
@@ -2127,7 +2318,7 @@
                   <pic:spPr bwMode="auto">
                     <a:xfrm>
                       <a:off x="0" y="0"/>
-                      <a:ext cx="3600000" cy="2169828"/>
+                      <a:ext cx="3600000" cy="2146529"/>
                     </a:xfrm>
                     <a:prstGeom prst="rect">
                       <a:avLst/>
@@ -2151,39 +2342,81 @@
       <w:r>
         <w:t xml:space="preserve">Figura </w:t>
       </w:r>
-      <w:r>
-        <w:fldChar w:fldCharType="begin"/>
-      </w:r>
-      <w:r>
-        <w:instrText xml:space="preserve"> SEQ Figura \* ARABIC </w:instrText>
-      </w:r>
-      <w:r>
-        <w:fldChar w:fldCharType="separate"/>
-      </w:r>
-      <w:r>
-        <w:rPr>
-          <w:noProof/>
-        </w:rPr>
-        <w:t>2</w:t>
-      </w:r>
-      <w:r>
-        <w:fldChar w:fldCharType="end"/>
-      </w:r>
-      <w:r>
-        <w:t xml:space="preserve"> - Pag </w:t>
-      </w:r>
-      <w:r>
-        <w:t>2</w:t>
-      </w:r>
-      <w:r>
-        <w:t xml:space="preserve"> HMI</w:t>
-      </w:r>
-    </w:p>
-    <w:p>
-      <w:r>
-        <w:t>Esta página atua como o painel SCADA/HMI (Supervisory Control and Data Acquisition). É a interface técnica de interação bidirecional entre o operador e o Controlador Lógico Programável (PLC) que gere a instalação. Note-se que as "tags" (variáveis a vermelho, ex: [W_bit_100.00(W)]) evidenciam o endereçamento direto à memória do controlador.</w:t>
-      </w:r>
-    </w:p>
+      <w:fldSimple w:instr=" SEQ Figura \* ARABIC ">
+        <w:r>
+          <w:rPr>
+            <w:noProof/>
+          </w:rPr>
+          <w:t>2</w:t>
+        </w:r>
+      </w:fldSimple>
+      <w:r>
+        <w:t xml:space="preserve"> - </w:t>
+      </w:r>
+      <w:proofErr w:type="spellStart"/>
+      <w:r>
+        <w:t>Pag</w:t>
+      </w:r>
+      <w:proofErr w:type="spellEnd"/>
+      <w:r>
+        <w:t xml:space="preserve"> 2 HMI</w:t>
+      </w:r>
+    </w:p>
+    <w:p/>
+    <w:p>
+      <w:r>
+        <w:t>Esta página atua como o painel SCADA/HMI (</w:t>
+      </w:r>
+      <w:proofErr w:type="spellStart"/>
+      <w:r>
+        <w:t>Supervisory</w:t>
+      </w:r>
+      <w:proofErr w:type="spellEnd"/>
+      <w:r>
+        <w:t xml:space="preserve"> </w:t>
+      </w:r>
+      <w:proofErr w:type="spellStart"/>
+      <w:r>
+        <w:t>Control</w:t>
+      </w:r>
+      <w:proofErr w:type="spellEnd"/>
+      <w:r>
+        <w:t xml:space="preserve"> </w:t>
+      </w:r>
+      <w:proofErr w:type="spellStart"/>
+      <w:r>
+        <w:t>and</w:t>
+      </w:r>
+      <w:proofErr w:type="spellEnd"/>
+      <w:r>
+        <w:t xml:space="preserve"> Data </w:t>
+      </w:r>
+      <w:proofErr w:type="spellStart"/>
+      <w:r>
+        <w:t>Acquisition</w:t>
+      </w:r>
+      <w:proofErr w:type="spellEnd"/>
+      <w:r>
+        <w:t>). É a interface técnica de interação bidirecional entre o operador e o Controlador Lógico Programável (PLC) que gere a instalação. Note-se que as "</w:t>
+      </w:r>
+      <w:proofErr w:type="spellStart"/>
+      <w:r>
+        <w:t>tags</w:t>
+      </w:r>
+      <w:proofErr w:type="spellEnd"/>
+      <w:r>
+        <w:t xml:space="preserve">" (variáveis a vermelho, </w:t>
+      </w:r>
+      <w:proofErr w:type="spellStart"/>
+      <w:r>
+        <w:t>ex</w:t>
+      </w:r>
+      <w:proofErr w:type="spellEnd"/>
+      <w:r>
+        <w:t>: [W_bit_100.00(W)]) evidenciam o endereçamento direto à memória do controlador.</w:t>
+      </w:r>
+    </w:p>
+    <w:p/>
     <w:p>
       <w:pPr>
         <w:rPr>
@@ -2228,7 +2461,15 @@
         </w:numPr>
       </w:pPr>
       <w:r>
-        <w:t>START (Verde): Botão de pressão para iniciar o ciclo de produção automático da fábrica (Tag associada: W_bit_100.00).</w:t>
+        <w:t>START (Verde): Botão de pressão para iniciar o ciclo de produção automático da fábrica (</w:t>
+      </w:r>
+      <w:proofErr w:type="spellStart"/>
+      <w:r>
+        <w:t>Tag</w:t>
+      </w:r>
+      <w:proofErr w:type="spellEnd"/>
+      <w:r>
+        <w:t xml:space="preserve"> associada: W_bit_100.00).</w:t>
       </w:r>
     </w:p>
     <w:p>
@@ -2240,7 +2481,15 @@
         </w:numPr>
       </w:pPr>
       <w:r>
-        <w:t>STOP (Vermelho): Botão para a paragem do ciclo produtivo (Tag associada: W_bit_100.01).</w:t>
+        <w:t>STOP (Vermelho): Botão para a paragem do ciclo produtivo (</w:t>
+      </w:r>
+      <w:proofErr w:type="spellStart"/>
+      <w:r>
+        <w:t>Tag</w:t>
+      </w:r>
+      <w:proofErr w:type="spellEnd"/>
+      <w:r>
+        <w:t xml:space="preserve"> associada: W_bit_100.01).</w:t>
       </w:r>
     </w:p>
     <w:p>
@@ -2252,7 +2501,15 @@
         </w:numPr>
       </w:pPr>
       <w:r>
-        <w:t>RESET (Azul): Botão para reposição do sistema, utilizado tipicamente para reconhecer alarmes, limpar falhas ou reiniciar contadores após uma paragem (Tag associada: W_bit_100.03).</w:t>
+        <w:t>RESET (Azul): Botão para reposição do sistema, utilizado tipicamente para reconhecer alarmes, limpar falhas ou reiniciar contadores após uma paragem (</w:t>
+      </w:r>
+      <w:proofErr w:type="spellStart"/>
+      <w:r>
+        <w:t>Tag</w:t>
+      </w:r>
+      <w:proofErr w:type="spellEnd"/>
+      <w:r>
+        <w:t xml:space="preserve"> associada: W_bit_100.03).</w:t>
       </w:r>
     </w:p>
     <w:p>
@@ -2284,7 +2541,15 @@
         </w:numPr>
       </w:pPr>
       <w:r>
-        <w:t>No topo central, encontram-se três sinalizadores luminosos (Verde, Amarelo e Vermelho) que traduzem o estado da máquina (ex: Em Funcionamento, Em Espera/Aviso, Paragem de Emergência).</w:t>
+        <w:t>No topo central, encontram-se três sinalizadores luminosos (Verde, Amarelo e Vermelho) que traduzem o estado da máquina (</w:t>
+      </w:r>
+      <w:proofErr w:type="spellStart"/>
+      <w:r>
+        <w:t>ex</w:t>
+      </w:r>
+      <w:proofErr w:type="spellEnd"/>
+      <w:r>
+        <w:t>: Em Funcionamento, Em Espera/Aviso, Paragem de Emergência).</w:t>
       </w:r>
     </w:p>
     <w:p>
@@ -2333,7 +2598,39 @@
         </w:numPr>
       </w:pPr>
       <w:r>
-        <w:t>Bases: GreenBases (Bases Verdes, tag W_110) e BlueBases (Bases Azuis, tag W_111).</w:t>
+        <w:t xml:space="preserve">Bases: </w:t>
+      </w:r>
+      <w:proofErr w:type="spellStart"/>
+      <w:r>
+        <w:t>GreenBases</w:t>
+      </w:r>
+      <w:proofErr w:type="spellEnd"/>
+      <w:r>
+        <w:t xml:space="preserve"> (Bases Verdes, </w:t>
+      </w:r>
+      <w:proofErr w:type="spellStart"/>
+      <w:r>
+        <w:t>tag</w:t>
+      </w:r>
+      <w:proofErr w:type="spellEnd"/>
+      <w:r>
+        <w:t xml:space="preserve"> W_110) e </w:t>
+      </w:r>
+      <w:proofErr w:type="spellStart"/>
+      <w:r>
+        <w:t>BlueBases</w:t>
+      </w:r>
+      <w:proofErr w:type="spellEnd"/>
+      <w:r>
+        <w:t xml:space="preserve"> (Bases Azuis, </w:t>
+      </w:r>
+      <w:proofErr w:type="spellStart"/>
+      <w:r>
+        <w:t>tag</w:t>
+      </w:r>
+      <w:proofErr w:type="spellEnd"/>
+      <w:r>
+        <w:t xml:space="preserve"> W_111).</w:t>
       </w:r>
     </w:p>
     <w:p>
@@ -2344,8 +2641,45 @@
           <w:numId w:val="16"/>
         </w:numPr>
       </w:pPr>
-      <w:r>
-        <w:t>Lids (Tampas): GreenLids (Tampas Verdes, tag W_112) e BlueLids (Tampas Azuis, tag W_113).</w:t>
+      <w:proofErr w:type="spellStart"/>
+      <w:r>
+        <w:t>Lids</w:t>
+      </w:r>
+      <w:proofErr w:type="spellEnd"/>
+      <w:r>
+        <w:t xml:space="preserve"> (Tampas): </w:t>
+      </w:r>
+      <w:proofErr w:type="spellStart"/>
+      <w:r>
+        <w:t>GreenLids</w:t>
+      </w:r>
+      <w:proofErr w:type="spellEnd"/>
+      <w:r>
+        <w:t xml:space="preserve"> (Tampas Verdes, </w:t>
+      </w:r>
+      <w:proofErr w:type="spellStart"/>
+      <w:r>
+        <w:t>tag</w:t>
+      </w:r>
+      <w:proofErr w:type="spellEnd"/>
+      <w:r>
+        <w:t xml:space="preserve"> W_112) e </w:t>
+      </w:r>
+      <w:proofErr w:type="spellStart"/>
+      <w:r>
+        <w:t>BlueLids</w:t>
+      </w:r>
+      <w:proofErr w:type="spellEnd"/>
+      <w:r>
+        <w:t xml:space="preserve"> (Tampas Azuis, </w:t>
+      </w:r>
+      <w:proofErr w:type="spellStart"/>
+      <w:r>
+        <w:t>tag</w:t>
+      </w:r>
+      <w:proofErr w:type="spellEnd"/>
+      <w:r>
+        <w:t xml:space="preserve"> W_113).</w:t>
       </w:r>
     </w:p>
     <w:p>
@@ -2361,13 +2695,61 @@
           <w:b/>
           <w:bCs/>
         </w:rPr>
+        <w:lastRenderedPageBreak/>
         <w:t>Parametrização / Limites (Mostradores Superiores):</w:t>
       </w:r>
     </w:p>
     <w:p>
       <w:r>
-        <w:lastRenderedPageBreak/>
-        <w:t>Sob a designação "Alarm", existem quatro variáveis numéricas (Alarm_GB, Alarm_BB, Alarm_GL, Alarm_BL). Estes campos representam setpoints (valores de referência) definidos para gerar um alarme ou parar a produção quando um determinado limite de peças (Verdes/Azuis, Bases/Tampas) é atingido.</w:t>
+        <w:t>Sob a designação "</w:t>
+      </w:r>
+      <w:proofErr w:type="spellStart"/>
+      <w:r>
+        <w:t>Alarm</w:t>
+      </w:r>
+      <w:proofErr w:type="spellEnd"/>
+      <w:r>
+        <w:t>", existem quatro variáveis numéricas (</w:t>
+      </w:r>
+      <w:proofErr w:type="spellStart"/>
+      <w:r>
+        <w:t>Alarm_GB</w:t>
+      </w:r>
+      <w:proofErr w:type="spellEnd"/>
+      <w:r>
+        <w:t xml:space="preserve">, </w:t>
+      </w:r>
+      <w:proofErr w:type="spellStart"/>
+      <w:r>
+        <w:t>Alarm_BB</w:t>
+      </w:r>
+      <w:proofErr w:type="spellEnd"/>
+      <w:r>
+        <w:t xml:space="preserve">, </w:t>
+      </w:r>
+      <w:proofErr w:type="spellStart"/>
+      <w:r>
+        <w:t>Alarm_GL</w:t>
+      </w:r>
+      <w:proofErr w:type="spellEnd"/>
+      <w:r>
+        <w:t xml:space="preserve">, </w:t>
+      </w:r>
+      <w:proofErr w:type="spellStart"/>
+      <w:r>
+        <w:t>Alarm_BL</w:t>
+      </w:r>
+      <w:proofErr w:type="spellEnd"/>
+      <w:r>
+        <w:t xml:space="preserve">). Estes campos representam </w:t>
+      </w:r>
+      <w:proofErr w:type="spellStart"/>
+      <w:r>
+        <w:t>setpoints</w:t>
+      </w:r>
+      <w:proofErr w:type="spellEnd"/>
+      <w:r>
+        <w:t xml:space="preserve"> (valores de referência) definidos para gerar um alarme ou parar a produção quando um determinado limite de peças (Verdes/Azuis, Bases/Tampas) é atingido.</w:t>
       </w:r>
     </w:p>
     <w:p>

--- a/Relatório.docx
+++ b/Relatório.docx
@@ -245,7 +245,7 @@
           <w:lang w:eastAsia="pt-PT"/>
         </w:rPr>
       </w:pPr>
-      <w:hyperlink w:anchor="_Toc232451432" w:history="1">
+      <w:hyperlink w:anchor="_Toc233292164" w:history="1">
         <w:r>
           <w:rPr>
             <w:rStyle w:val="Hiperligao"/>
@@ -272,7 +272,7 @@
             <w:noProof/>
             <w:webHidden/>
           </w:rPr>
-          <w:instrText xml:space="preserve"> PAGEREF _Toc232451432 \h </w:instrText>
+          <w:instrText xml:space="preserve"> PAGEREF _Toc233292164 \h </w:instrText>
         </w:r>
         <w:r>
           <w:rPr>
@@ -320,7 +320,7 @@
           <w:lang w:eastAsia="pt-PT"/>
         </w:rPr>
       </w:pPr>
-      <w:hyperlink w:anchor="_Toc232451433" w:history="1">
+      <w:hyperlink w:anchor="_Toc233292165" w:history="1">
         <w:r>
           <w:rPr>
             <w:rStyle w:val="Hiperligao"/>
@@ -347,7 +347,7 @@
             <w:noProof/>
             <w:webHidden/>
           </w:rPr>
-          <w:instrText xml:space="preserve"> PAGEREF _Toc232451433 \h </w:instrText>
+          <w:instrText xml:space="preserve"> PAGEREF _Toc233292165 \h </w:instrText>
         </w:r>
         <w:r>
           <w:rPr>
@@ -395,7 +395,7 @@
           <w:lang w:eastAsia="pt-PT"/>
         </w:rPr>
       </w:pPr>
-      <w:hyperlink w:anchor="_Toc232451434" w:history="1">
+      <w:hyperlink w:anchor="_Toc233292166" w:history="1">
         <w:r>
           <w:rPr>
             <w:rStyle w:val="Hiperligao"/>
@@ -422,7 +422,7 @@
             <w:noProof/>
             <w:webHidden/>
           </w:rPr>
-          <w:instrText xml:space="preserve"> PAGEREF _Toc232451434 \h </w:instrText>
+          <w:instrText xml:space="preserve"> PAGEREF _Toc233292166 \h </w:instrText>
         </w:r>
         <w:r>
           <w:rPr>
@@ -468,7 +468,7 @@
           <w:lang w:eastAsia="pt-PT"/>
         </w:rPr>
       </w:pPr>
-      <w:hyperlink w:anchor="_Toc232451435" w:history="1">
+      <w:hyperlink w:anchor="_Toc233292167" w:history="1">
         <w:r>
           <w:rPr>
             <w:rStyle w:val="Hiperligao"/>
@@ -495,7 +495,7 @@
             <w:noProof/>
             <w:webHidden/>
           </w:rPr>
-          <w:instrText xml:space="preserve"> PAGEREF _Toc232451435 \h </w:instrText>
+          <w:instrText xml:space="preserve"> PAGEREF _Toc233292167 \h </w:instrText>
         </w:r>
         <w:r>
           <w:rPr>
@@ -543,7 +543,7 @@
           <w:lang w:eastAsia="pt-PT"/>
         </w:rPr>
       </w:pPr>
-      <w:hyperlink w:anchor="_Toc232451436" w:history="1">
+      <w:hyperlink w:anchor="_Toc233292168" w:history="1">
         <w:r>
           <w:rPr>
             <w:rStyle w:val="Hiperligao"/>
@@ -570,7 +570,7 @@
             <w:noProof/>
             <w:webHidden/>
           </w:rPr>
-          <w:instrText xml:space="preserve"> PAGEREF _Toc232451436 \h </w:instrText>
+          <w:instrText xml:space="preserve"> PAGEREF _Toc233292168 \h </w:instrText>
         </w:r>
         <w:r>
           <w:rPr>
@@ -616,7 +616,7 @@
           <w:lang w:eastAsia="pt-PT"/>
         </w:rPr>
       </w:pPr>
-      <w:hyperlink w:anchor="_Toc232451437" w:history="1">
+      <w:hyperlink w:anchor="_Toc233292169" w:history="1">
         <w:r>
           <w:rPr>
             <w:rStyle w:val="Hiperligao"/>
@@ -643,7 +643,7 @@
             <w:noProof/>
             <w:webHidden/>
           </w:rPr>
-          <w:instrText xml:space="preserve"> PAGEREF _Toc232451437 \h </w:instrText>
+          <w:instrText xml:space="preserve"> PAGEREF _Toc233292169 \h </w:instrText>
         </w:r>
         <w:r>
           <w:rPr>
@@ -691,7 +691,7 @@
           <w:lang w:eastAsia="pt-PT"/>
         </w:rPr>
       </w:pPr>
-      <w:hyperlink w:anchor="_Toc232451438" w:history="1">
+      <w:hyperlink w:anchor="_Toc233292170" w:history="1">
         <w:r>
           <w:rPr>
             <w:rStyle w:val="Hiperligao"/>
@@ -718,7 +718,7 @@
             <w:noProof/>
             <w:webHidden/>
           </w:rPr>
-          <w:instrText xml:space="preserve"> PAGEREF _Toc232451438 \h </w:instrText>
+          <w:instrText xml:space="preserve"> PAGEREF _Toc233292170 \h </w:instrText>
         </w:r>
         <w:r>
           <w:rPr>
@@ -764,7 +764,7 @@
           <w:lang w:eastAsia="pt-PT"/>
         </w:rPr>
       </w:pPr>
-      <w:hyperlink w:anchor="_Toc232451439" w:history="1">
+      <w:hyperlink w:anchor="_Toc233292171" w:history="1">
         <w:r>
           <w:rPr>
             <w:rStyle w:val="Hiperligao"/>
@@ -791,7 +791,7 @@
             <w:noProof/>
             <w:webHidden/>
           </w:rPr>
-          <w:instrText xml:space="preserve"> PAGEREF _Toc232451439 \h </w:instrText>
+          <w:instrText xml:space="preserve"> PAGEREF _Toc233292171 \h </w:instrText>
         </w:r>
         <w:r>
           <w:rPr>
@@ -812,6 +812,79 @@
             <w:webHidden/>
           </w:rPr>
           <w:t>6</w:t>
+        </w:r>
+        <w:r>
+          <w:rPr>
+            <w:noProof/>
+            <w:webHidden/>
+          </w:rPr>
+          <w:fldChar w:fldCharType="end"/>
+        </w:r>
+      </w:hyperlink>
+    </w:p>
+    <w:p>
+      <w:pPr>
+        <w:pStyle w:val="ndice2"/>
+        <w:tabs>
+          <w:tab w:val="right" w:leader="dot" w:pos="8488"/>
+        </w:tabs>
+        <w:rPr>
+          <w:rFonts w:eastAsiaTheme="minorEastAsia" w:cstheme="minorBidi"/>
+          <w:smallCaps w:val="0"/>
+          <w:noProof/>
+          <w:sz w:val="22"/>
+          <w:szCs w:val="22"/>
+          <w:lang w:eastAsia="pt-PT"/>
+        </w:rPr>
+      </w:pPr>
+      <w:hyperlink w:anchor="_Toc233292172" w:history="1">
+        <w:r>
+          <w:rPr>
+            <w:rStyle w:val="Hiperligao"/>
+            <w:noProof/>
+          </w:rPr>
+          <w:t>5.2 Comunicação entre o Factory I/O e o plc</w:t>
+        </w:r>
+        <w:r>
+          <w:rPr>
+            <w:noProof/>
+            <w:webHidden/>
+          </w:rPr>
+          <w:tab/>
+        </w:r>
+        <w:r>
+          <w:rPr>
+            <w:noProof/>
+            <w:webHidden/>
+          </w:rPr>
+          <w:fldChar w:fldCharType="begin"/>
+        </w:r>
+        <w:r>
+          <w:rPr>
+            <w:noProof/>
+            <w:webHidden/>
+          </w:rPr>
+          <w:instrText xml:space="preserve"> PAGEREF _Toc233292172 \h </w:instrText>
+        </w:r>
+        <w:r>
+          <w:rPr>
+            <w:noProof/>
+            <w:webHidden/>
+          </w:rPr>
+        </w:r>
+        <w:r>
+          <w:rPr>
+            <w:noProof/>
+            <w:webHidden/>
+          </w:rPr>
+          <w:fldChar w:fldCharType="separate"/>
+        </w:r>
+        <w:r>
+          <w:rPr>
+            <w:noProof/>
+            <w:webHidden/>
+          </w:rPr>
+          <w:t>7</w:t>
         </w:r>
         <w:r>
           <w:rPr>
@@ -839,7 +912,7 @@
           <w:lang w:eastAsia="pt-PT"/>
         </w:rPr>
       </w:pPr>
-      <w:hyperlink w:anchor="_Toc232451440" w:history="1">
+      <w:hyperlink w:anchor="_Toc233292173" w:history="1">
         <w:r>
           <w:rPr>
             <w:rStyle w:val="Hiperligao"/>
@@ -866,7 +939,7 @@
             <w:noProof/>
             <w:webHidden/>
           </w:rPr>
-          <w:instrText xml:space="preserve"> PAGEREF _Toc232451440 \h </w:instrText>
+          <w:instrText xml:space="preserve"> PAGEREF _Toc233292173 \h </w:instrText>
         </w:r>
         <w:r>
           <w:rPr>
@@ -912,7 +985,7 @@
           <w:lang w:eastAsia="pt-PT"/>
         </w:rPr>
       </w:pPr>
-      <w:hyperlink w:anchor="_Toc232451441" w:history="1">
+      <w:hyperlink w:anchor="_Toc233292174" w:history="1">
         <w:r>
           <w:rPr>
             <w:rStyle w:val="Hiperligao"/>
@@ -939,7 +1012,7 @@
             <w:noProof/>
             <w:webHidden/>
           </w:rPr>
-          <w:instrText xml:space="preserve"> PAGEREF _Toc232451441 \h </w:instrText>
+          <w:instrText xml:space="preserve"> PAGEREF _Toc233292174 \h </w:instrText>
         </w:r>
         <w:r>
           <w:rPr>
@@ -987,7 +1060,7 @@
           <w:lang w:eastAsia="pt-PT"/>
         </w:rPr>
       </w:pPr>
-      <w:hyperlink w:anchor="_Toc232451442" w:history="1">
+      <w:hyperlink w:anchor="_Toc233292175" w:history="1">
         <w:r>
           <w:rPr>
             <w:rStyle w:val="Hiperligao"/>
@@ -1014,7 +1087,7 @@
             <w:noProof/>
             <w:webHidden/>
           </w:rPr>
-          <w:instrText xml:space="preserve"> PAGEREF _Toc232451442 \h </w:instrText>
+          <w:instrText xml:space="preserve"> PAGEREF _Toc233292175 \h </w:instrText>
         </w:r>
         <w:r>
           <w:rPr>
@@ -1034,7 +1107,7 @@
             <w:noProof/>
             <w:webHidden/>
           </w:rPr>
-          <w:t>7</w:t>
+          <w:t>8</w:t>
         </w:r>
         <w:r>
           <w:rPr>
@@ -1060,7 +1133,7 @@
           <w:lang w:eastAsia="pt-PT"/>
         </w:rPr>
       </w:pPr>
-      <w:hyperlink w:anchor="_Toc232451443" w:history="1">
+      <w:hyperlink w:anchor="_Toc233292176" w:history="1">
         <w:r>
           <w:rPr>
             <w:rStyle w:val="Hiperligao"/>
@@ -1087,7 +1160,7 @@
             <w:noProof/>
             <w:webHidden/>
           </w:rPr>
-          <w:instrText xml:space="preserve"> PAGEREF _Toc232451443 \h </w:instrText>
+          <w:instrText xml:space="preserve"> PAGEREF _Toc233292176 \h </w:instrText>
         </w:r>
         <w:r>
           <w:rPr>
@@ -1107,7 +1180,228 @@
             <w:noProof/>
             <w:webHidden/>
           </w:rPr>
-          <w:t>7</w:t>
+          <w:t>8</w:t>
+        </w:r>
+        <w:r>
+          <w:rPr>
+            <w:noProof/>
+            <w:webHidden/>
+          </w:rPr>
+          <w:fldChar w:fldCharType="end"/>
+        </w:r>
+      </w:hyperlink>
+    </w:p>
+    <w:p>
+      <w:pPr>
+        <w:pStyle w:val="ndice3"/>
+        <w:tabs>
+          <w:tab w:val="right" w:leader="dot" w:pos="8488"/>
+        </w:tabs>
+        <w:rPr>
+          <w:rFonts w:eastAsiaTheme="minorEastAsia" w:cstheme="minorBidi"/>
+          <w:i w:val="0"/>
+          <w:iCs w:val="0"/>
+          <w:noProof/>
+          <w:sz w:val="22"/>
+          <w:szCs w:val="22"/>
+          <w:lang w:eastAsia="pt-PT"/>
+        </w:rPr>
+      </w:pPr>
+      <w:hyperlink w:anchor="_Toc233292177" w:history="1">
+        <w:r>
+          <w:rPr>
+            <w:rStyle w:val="Hiperligao"/>
+            <w:noProof/>
+          </w:rPr>
+          <w:t>7.1.1 Página 1: Ecrã Inicial e Visão Geral da Instalação (Digital Twin)</w:t>
+        </w:r>
+        <w:r>
+          <w:rPr>
+            <w:noProof/>
+            <w:webHidden/>
+          </w:rPr>
+          <w:tab/>
+        </w:r>
+        <w:r>
+          <w:rPr>
+            <w:noProof/>
+            <w:webHidden/>
+          </w:rPr>
+          <w:fldChar w:fldCharType="begin"/>
+        </w:r>
+        <w:r>
+          <w:rPr>
+            <w:noProof/>
+            <w:webHidden/>
+          </w:rPr>
+          <w:instrText xml:space="preserve"> PAGEREF _Toc233292177 \h </w:instrText>
+        </w:r>
+        <w:r>
+          <w:rPr>
+            <w:noProof/>
+            <w:webHidden/>
+          </w:rPr>
+        </w:r>
+        <w:r>
+          <w:rPr>
+            <w:noProof/>
+            <w:webHidden/>
+          </w:rPr>
+          <w:fldChar w:fldCharType="separate"/>
+        </w:r>
+        <w:r>
+          <w:rPr>
+            <w:noProof/>
+            <w:webHidden/>
+          </w:rPr>
+          <w:t>8</w:t>
+        </w:r>
+        <w:r>
+          <w:rPr>
+            <w:noProof/>
+            <w:webHidden/>
+          </w:rPr>
+          <w:fldChar w:fldCharType="end"/>
+        </w:r>
+      </w:hyperlink>
+    </w:p>
+    <w:p>
+      <w:pPr>
+        <w:pStyle w:val="ndice3"/>
+        <w:tabs>
+          <w:tab w:val="right" w:leader="dot" w:pos="8488"/>
+        </w:tabs>
+        <w:rPr>
+          <w:rFonts w:eastAsiaTheme="minorEastAsia" w:cstheme="minorBidi"/>
+          <w:i w:val="0"/>
+          <w:iCs w:val="0"/>
+          <w:noProof/>
+          <w:sz w:val="22"/>
+          <w:szCs w:val="22"/>
+          <w:lang w:eastAsia="pt-PT"/>
+        </w:rPr>
+      </w:pPr>
+      <w:hyperlink w:anchor="_Toc233292178" w:history="1">
+        <w:r>
+          <w:rPr>
+            <w:rStyle w:val="Hiperligao"/>
+            <w:noProof/>
+          </w:rPr>
+          <w:t>7.1.2 Página 2: Ecrã de "Menu Controlo" (Painel HMI de Operação)</w:t>
+        </w:r>
+        <w:r>
+          <w:rPr>
+            <w:noProof/>
+            <w:webHidden/>
+          </w:rPr>
+          <w:tab/>
+        </w:r>
+        <w:r>
+          <w:rPr>
+            <w:noProof/>
+            <w:webHidden/>
+          </w:rPr>
+          <w:fldChar w:fldCharType="begin"/>
+        </w:r>
+        <w:r>
+          <w:rPr>
+            <w:noProof/>
+            <w:webHidden/>
+          </w:rPr>
+          <w:instrText xml:space="preserve"> PAGEREF _Toc233292178 \h </w:instrText>
+        </w:r>
+        <w:r>
+          <w:rPr>
+            <w:noProof/>
+            <w:webHidden/>
+          </w:rPr>
+        </w:r>
+        <w:r>
+          <w:rPr>
+            <w:noProof/>
+            <w:webHidden/>
+          </w:rPr>
+          <w:fldChar w:fldCharType="separate"/>
+        </w:r>
+        <w:r>
+          <w:rPr>
+            <w:noProof/>
+            <w:webHidden/>
+          </w:rPr>
+          <w:t>9</w:t>
+        </w:r>
+        <w:r>
+          <w:rPr>
+            <w:noProof/>
+            <w:webHidden/>
+          </w:rPr>
+          <w:fldChar w:fldCharType="end"/>
+        </w:r>
+      </w:hyperlink>
+    </w:p>
+    <w:p>
+      <w:pPr>
+        <w:pStyle w:val="ndice2"/>
+        <w:tabs>
+          <w:tab w:val="right" w:leader="dot" w:pos="8488"/>
+        </w:tabs>
+        <w:rPr>
+          <w:rFonts w:eastAsiaTheme="minorEastAsia" w:cstheme="minorBidi"/>
+          <w:smallCaps w:val="0"/>
+          <w:noProof/>
+          <w:sz w:val="22"/>
+          <w:szCs w:val="22"/>
+          <w:lang w:eastAsia="pt-PT"/>
+        </w:rPr>
+      </w:pPr>
+      <w:hyperlink w:anchor="_Toc233292179" w:history="1">
+        <w:r>
+          <w:rPr>
+            <w:rStyle w:val="Hiperligao"/>
+            <w:noProof/>
+          </w:rPr>
+          <w:t>7.2 Comunicação entre hmi e o plc</w:t>
+        </w:r>
+        <w:r>
+          <w:rPr>
+            <w:noProof/>
+            <w:webHidden/>
+          </w:rPr>
+          <w:tab/>
+        </w:r>
+        <w:r>
+          <w:rPr>
+            <w:noProof/>
+            <w:webHidden/>
+          </w:rPr>
+          <w:fldChar w:fldCharType="begin"/>
+        </w:r>
+        <w:r>
+          <w:rPr>
+            <w:noProof/>
+            <w:webHidden/>
+          </w:rPr>
+          <w:instrText xml:space="preserve"> PAGEREF _Toc233292179 \h </w:instrText>
+        </w:r>
+        <w:r>
+          <w:rPr>
+            <w:noProof/>
+            <w:webHidden/>
+          </w:rPr>
+        </w:r>
+        <w:r>
+          <w:rPr>
+            <w:noProof/>
+            <w:webHidden/>
+          </w:rPr>
+          <w:fldChar w:fldCharType="separate"/>
+        </w:r>
+        <w:r>
+          <w:rPr>
+            <w:noProof/>
+            <w:webHidden/>
+          </w:rPr>
+          <w:t>10</w:t>
         </w:r>
         <w:r>
           <w:rPr>
@@ -1135,7 +1429,7 @@
           <w:lang w:eastAsia="pt-PT"/>
         </w:rPr>
       </w:pPr>
-      <w:hyperlink w:anchor="_Toc232451444" w:history="1">
+      <w:hyperlink w:anchor="_Toc233292180" w:history="1">
         <w:r>
           <w:rPr>
             <w:rStyle w:val="Hiperligao"/>
@@ -1162,7 +1456,7 @@
             <w:noProof/>
             <w:webHidden/>
           </w:rPr>
-          <w:instrText xml:space="preserve"> PAGEREF _Toc232451444 \h </w:instrText>
+          <w:instrText xml:space="preserve"> PAGEREF _Toc233292180 \h </w:instrText>
         </w:r>
         <w:r>
           <w:rPr>
@@ -1182,7 +1476,7 @@
             <w:noProof/>
             <w:webHidden/>
           </w:rPr>
-          <w:t>8</w:t>
+          <w:t>11</w:t>
         </w:r>
         <w:r>
           <w:rPr>
@@ -1228,16 +1522,31 @@
       <w:pPr>
         <w:ind w:firstLine="0"/>
       </w:pPr>
-      <w:fldSimple w:instr=" TOC \h \z \c &quot;Table&quot; ">
-        <w:r>
-          <w:rPr>
-            <w:b/>
-            <w:bCs/>
-            <w:noProof/>
-          </w:rPr>
-          <w:t>Não foi encontrada nenhuma entrada do índice de ilustrações.</w:t>
-        </w:r>
-      </w:fldSimple>
+      <w:r>
+        <w:fldChar w:fldCharType="begin"/>
+      </w:r>
+      <w:r>
+        <w:instrText xml:space="preserve"> TOC \h \z \c "Table" </w:instrText>
+      </w:r>
+      <w:r>
+        <w:fldChar w:fldCharType="separate"/>
+      </w:r>
+      <w:r>
+        <w:rPr>
+          <w:b/>
+          <w:bCs/>
+          <w:noProof/>
+        </w:rPr>
+        <w:t>Não foi encontrada nenhuma entrada do índice de ilustrações.</w:t>
+      </w:r>
+      <w:r>
+        <w:rPr>
+          <w:b/>
+          <w:bCs/>
+          <w:noProof/>
+        </w:rPr>
+        <w:fldChar w:fldCharType="end"/>
+      </w:r>
     </w:p>
     <w:p>
       <w:pPr>
@@ -1262,19 +1571,37 @@
       <w:pPr>
         <w:ind w:firstLine="0"/>
       </w:pPr>
-      <w:fldSimple w:instr=" TOC \h \z \c &quot;Figura&quot; ">
-        <w:r>
-          <w:rPr>
-            <w:rFonts w:asciiTheme="minorHAnsi" w:hAnsiTheme="minorHAnsi" w:cstheme="minorHAnsi"/>
-            <w:b/>
-            <w:bCs/>
-            <w:smallCaps/>
-            <w:noProof/>
-            <w:szCs w:val="20"/>
-          </w:rPr>
-          <w:t>Não foi encontrada nenhuma entrada do índice de ilustrações.</w:t>
-        </w:r>
-      </w:fldSimple>
+      <w:r>
+        <w:fldChar w:fldCharType="begin"/>
+      </w:r>
+      <w:r>
+        <w:instrText xml:space="preserve"> TOC \h \z \c "Figura" </w:instrText>
+      </w:r>
+      <w:r>
+        <w:fldChar w:fldCharType="separate"/>
+      </w:r>
+      <w:r>
+        <w:rPr>
+          <w:rFonts w:asciiTheme="minorHAnsi" w:hAnsiTheme="minorHAnsi" w:cstheme="minorHAnsi"/>
+          <w:b/>
+          <w:bCs/>
+          <w:smallCaps/>
+          <w:noProof/>
+          <w:szCs w:val="20"/>
+        </w:rPr>
+        <w:t>Não foi encontrada nenhuma entrada do índice de ilustrações.</w:t>
+      </w:r>
+      <w:r>
+        <w:rPr>
+          <w:rFonts w:asciiTheme="minorHAnsi" w:hAnsiTheme="minorHAnsi" w:cstheme="minorHAnsi"/>
+          <w:b/>
+          <w:bCs/>
+          <w:smallCaps/>
+          <w:noProof/>
+          <w:szCs w:val="20"/>
+        </w:rPr>
+        <w:fldChar w:fldCharType="end"/>
+      </w:r>
     </w:p>
     <w:p>
       <w:pPr>
@@ -1294,13 +1621,13 @@
         <w:pStyle w:val="Ttulo1"/>
       </w:pPr>
       <w:bookmarkStart w:id="0" w:name="_Toc231169385"/>
-      <w:bookmarkStart w:id="1" w:name="_Toc232451432"/>
-      <w:bookmarkStart w:id="2" w:name="_Ref505712228"/>
+      <w:bookmarkStart w:id="1" w:name="_Ref505712228"/>
+      <w:bookmarkStart w:id="2" w:name="_Toc233292164"/>
       <w:r>
         <w:t>Introdução</w:t>
       </w:r>
       <w:bookmarkEnd w:id="0"/>
-      <w:bookmarkEnd w:id="1"/>
+      <w:bookmarkEnd w:id="2"/>
     </w:p>
     <w:p/>
     <w:p/>
@@ -1326,7 +1653,7 @@
       <w:pPr>
         <w:pStyle w:val="Ttulo1"/>
       </w:pPr>
-      <w:bookmarkStart w:id="3" w:name="_Toc232451433"/>
+      <w:bookmarkStart w:id="3" w:name="_Toc233292165"/>
       <w:r>
         <w:lastRenderedPageBreak/>
         <w:t>OMRON NX1P2</w:t>
@@ -1441,7 +1768,7 @@
       <w:pPr>
         <w:pStyle w:val="Ttulo1"/>
       </w:pPr>
-      <w:bookmarkStart w:id="4" w:name="_Toc232451434"/>
+      <w:bookmarkStart w:id="4" w:name="_Toc233292166"/>
       <w:r>
         <w:t>Grafecets</w:t>
       </w:r>
@@ -1451,7 +1778,7 @@
       <w:pPr>
         <w:pStyle w:val="Ttulo2"/>
       </w:pPr>
-      <w:bookmarkStart w:id="5" w:name="_Toc232451435"/>
+      <w:bookmarkStart w:id="5" w:name="_Toc233292167"/>
       <w:r>
         <w:t>Grafecets o que é?</w:t>
       </w:r>
@@ -1519,7 +1846,7 @@
       <w:pPr>
         <w:pStyle w:val="Ttulo1"/>
       </w:pPr>
-      <w:bookmarkStart w:id="6" w:name="_Toc232451436"/>
+      <w:bookmarkStart w:id="6" w:name="_Toc233292168"/>
       <w:r>
         <w:lastRenderedPageBreak/>
         <w:t>Sysmac studio</w:t>
@@ -1530,7 +1857,7 @@
       <w:pPr>
         <w:pStyle w:val="Ttulo2"/>
       </w:pPr>
-      <w:bookmarkStart w:id="7" w:name="_Toc232451437"/>
+      <w:bookmarkStart w:id="7" w:name="_Toc233292169"/>
       <w:r>
         <w:t>Sysma</w:t>
       </w:r>
@@ -1662,7 +1989,7 @@
       <w:pPr>
         <w:pStyle w:val="Ttulo1"/>
       </w:pPr>
-      <w:bookmarkStart w:id="8" w:name="_Toc232451438"/>
+      <w:bookmarkStart w:id="8" w:name="_Toc233292170"/>
       <w:r>
         <w:t>Factory i</w:t>
       </w:r>
@@ -1678,7 +2005,7 @@
       <w:pPr>
         <w:pStyle w:val="Ttulo2"/>
       </w:pPr>
-      <w:bookmarkStart w:id="9" w:name="_Toc232451439"/>
+      <w:bookmarkStart w:id="9" w:name="_Toc233292171"/>
       <w:r>
         <w:t>Factory I/O OQ eu É?</w:t>
       </w:r>
@@ -1812,27 +2139,105 @@
         <w:t>Ganho de Tempo: Antes de irmos para a máquina real (que pode ser cara ou estar ocupada em produção), conseguimos deixar toda a lógica de programação afinada e testada no simulador.</w:t>
       </w:r>
     </w:p>
+    <w:p>
+      <w:pPr>
+        <w:pStyle w:val="Ttulo2"/>
+      </w:pPr>
+      <w:bookmarkStart w:id="10" w:name="_Toc233292172"/>
+      <w:r>
+        <w:lastRenderedPageBreak/>
+        <w:t>Comunicação entre o Factory</w:t>
+      </w:r>
+      <w:r>
+        <w:t xml:space="preserve"> I/O </w:t>
+      </w:r>
+      <w:r>
+        <w:t>e o plc</w:t>
+      </w:r>
+      <w:bookmarkEnd w:id="10"/>
+    </w:p>
     <w:p/>
+    <w:p>
+      <w:r>
+        <w:t xml:space="preserve">A comunicação entre o Factory.IO e o PLC foi estabelecida através do protocolo </w:t>
+      </w:r>
+      <w:proofErr w:type="spellStart"/>
+      <w:r>
+        <w:t>Modbus</w:t>
+      </w:r>
+      <w:proofErr w:type="spellEnd"/>
+      <w:r>
+        <w:t xml:space="preserve"> TCP/IP, permitindo a troca de informações em tempo real entre a simulação virtual e o sistema de controlo desenvolvido no </w:t>
+      </w:r>
+      <w:proofErr w:type="spellStart"/>
+      <w:r>
+        <w:t>Sysmac</w:t>
+      </w:r>
+      <w:proofErr w:type="spellEnd"/>
+      <w:r>
+        <w:t xml:space="preserve"> </w:t>
+      </w:r>
+      <w:proofErr w:type="spellStart"/>
+      <w:r>
+        <w:t>Studio</w:t>
+      </w:r>
+      <w:proofErr w:type="spellEnd"/>
+      <w:r>
+        <w:t>.</w:t>
+      </w:r>
+    </w:p>
     <w:p/>
     <w:p>
+      <w:r>
+        <w:t xml:space="preserve">Nesta arquitetura, o PLC assume o papel de elemento central da comunicação, sendo responsável por receber os sinais provenientes da fábrica virtual e enviar os comandos necessários para controlar os diferentes equipamentos simulados. Para isso, foi utilizado o bloco de comunicação </w:t>
+      </w:r>
+      <w:proofErr w:type="spellStart"/>
+      <w:r>
+        <w:t>Modbus</w:t>
+      </w:r>
+      <w:proofErr w:type="spellEnd"/>
+      <w:r>
+        <w:t xml:space="preserve"> TCP/IP, configurado para comunicar com o Factory.IO através da rede Ethernet.</w:t>
+      </w:r>
+    </w:p>
+    <w:p/>
+    <w:p>
+      <w:r>
+        <w:t>As informações provenientes dos sensores da simulação são recebidas pelo PLC e armazenadas em variáveis de entrada, permitindo que o programa identifique o estado atual do processo. Por exemplo, quando uma peça é detetada por um sensor virtual, essa informação é enviada para o PLC e utilizada na lógica de controlo implementada.</w:t>
+      </w:r>
+    </w:p>
+    <w:p/>
+    <w:p>
+      <w:r>
+        <w:t>Da mesma forma, após processar as condições definidas no programa, o PLC envia comandos para o Factory.IO através das variáveis de saída. Estes comandos permitem controlar os diversos atuadores da simulação, como tapetes rolantes, motores, cilindros pneumáticos ou outros dispositivos presentes no ambiente virtual.</w:t>
+      </w:r>
+    </w:p>
+    <w:p/>
+    <w:p>
+      <w:r>
+        <w:t>Esta comunicação bidirecional garantiu uma interação contínua entre o PLC e a fábrica virtual, permitindo que a simulação respondesse em tempo real às decisões tomadas pelo controlador. Como resultado, foi possível testar e validar o funcionamento do sistema automatizado num ambiente virtual antes da sua eventual implementação num contexto industrial real.</w:t>
+      </w:r>
+    </w:p>
+    <w:p/>
+    <w:p>
       <w:pPr>
         <w:pStyle w:val="Ttulo1"/>
       </w:pPr>
-      <w:bookmarkStart w:id="10" w:name="_Toc232451440"/>
+      <w:bookmarkStart w:id="11" w:name="_Toc233292173"/>
       <w:r>
         <w:t>KUKA KR4</w:t>
       </w:r>
-      <w:bookmarkEnd w:id="10"/>
+      <w:bookmarkEnd w:id="11"/>
     </w:p>
     <w:p>
       <w:pPr>
         <w:pStyle w:val="Ttulo2"/>
       </w:pPr>
-      <w:bookmarkStart w:id="11" w:name="_Toc232451441"/>
+      <w:bookmarkStart w:id="12" w:name="_Toc233292174"/>
       <w:r>
         <w:t>Kuka KR4 o que é?</w:t>
       </w:r>
-      <w:bookmarkEnd w:id="11"/>
+      <w:bookmarkEnd w:id="12"/>
     </w:p>
     <w:p/>
     <w:p>
@@ -1886,7 +2291,11 @@
         </w:numPr>
       </w:pPr>
       <w:r>
-        <w:t>Cabe em Qualquer Lado: Uma das suas maiores vantagens é o design compacto. Ocupa pouquíssimo espaço na célula de trabalho e pode ser instalado em qualquer posição (no chão, na parede ou até no teto), o que nos dá uma liberdade enorme para desenhar a linha de produção.</w:t>
+        <w:t xml:space="preserve">Cabe em Qualquer Lado: Uma das suas maiores vantagens é o design compacto. Ocupa pouquíssimo espaço na célula de trabalho e pode ser instalado em qualquer posição (no chão, </w:t>
+      </w:r>
+      <w:r>
+        <w:lastRenderedPageBreak/>
+        <w:t>na parede ou até no teto), o que nos dá uma liberdade enorme para desenhar a linha de produção.</w:t>
       </w:r>
     </w:p>
     <w:p>
@@ -1905,21 +2314,21 @@
       <w:pPr>
         <w:pStyle w:val="Ttulo1"/>
       </w:pPr>
-      <w:bookmarkStart w:id="12" w:name="_Toc232451442"/>
+      <w:bookmarkStart w:id="13" w:name="_Toc233292175"/>
       <w:r>
         <w:t>HMI</w:t>
       </w:r>
-      <w:bookmarkEnd w:id="12"/>
+      <w:bookmarkEnd w:id="13"/>
     </w:p>
     <w:p>
       <w:pPr>
         <w:pStyle w:val="Ttulo2"/>
       </w:pPr>
-      <w:bookmarkStart w:id="13" w:name="_Toc232451443"/>
+      <w:bookmarkStart w:id="14" w:name="_Toc233292176"/>
       <w:r>
         <w:t>HMI O QUE É?</w:t>
       </w:r>
-      <w:bookmarkEnd w:id="13"/>
+      <w:bookmarkEnd w:id="14"/>
     </w:p>
     <w:p>
       <w:pPr>
@@ -2000,7 +2409,6 @@
         </w:numPr>
       </w:pPr>
       <w:r>
-        <w:lastRenderedPageBreak/>
         <w:t xml:space="preserve">Integração Perfeita: No nosso ecossistema (utilizando o </w:t>
       </w:r>
       <w:proofErr w:type="spellStart"/>
@@ -2030,9 +2438,11 @@
       <w:pPr>
         <w:pStyle w:val="Ttulo3"/>
       </w:pPr>
+      <w:bookmarkStart w:id="15" w:name="_Toc233292177"/>
       <w:r>
         <w:t>Página 1: Ecrã Inicial e Visão Geral da Instalação (Digital Twin)</w:t>
       </w:r>
+      <w:bookmarkEnd w:id="15"/>
     </w:p>
     <w:p>
       <w:pPr>
@@ -2100,14 +2510,27 @@
       <w:r>
         <w:t xml:space="preserve">Figura </w:t>
       </w:r>
-      <w:fldSimple w:instr=" SEQ Figura \* ARABIC ">
-        <w:r>
-          <w:rPr>
-            <w:noProof/>
-          </w:rPr>
-          <w:t>1</w:t>
-        </w:r>
-      </w:fldSimple>
+      <w:r>
+        <w:fldChar w:fldCharType="begin"/>
+      </w:r>
+      <w:r>
+        <w:instrText xml:space="preserve"> SEQ Figura \* ARABIC </w:instrText>
+      </w:r>
+      <w:r>
+        <w:fldChar w:fldCharType="separate"/>
+      </w:r>
+      <w:r>
+        <w:rPr>
+          <w:noProof/>
+        </w:rPr>
+        <w:t>1</w:t>
+      </w:r>
+      <w:r>
+        <w:rPr>
+          <w:noProof/>
+        </w:rPr>
+        <w:fldChar w:fldCharType="end"/>
+      </w:r>
       <w:r>
         <w:t xml:space="preserve"> - </w:t>
       </w:r>
@@ -2153,6 +2576,7 @@
           <w:b/>
           <w:bCs/>
         </w:rPr>
+        <w:lastRenderedPageBreak/>
         <w:t>Principais elementos e funcionalidades:</w:t>
       </w:r>
     </w:p>
@@ -2265,10 +2689,11 @@
       <w:pPr>
         <w:pStyle w:val="Ttulo3"/>
       </w:pPr>
-      <w:r>
-        <w:lastRenderedPageBreak/>
+      <w:bookmarkStart w:id="16" w:name="_Toc233292178"/>
+      <w:r>
         <w:t>Página 2: Ecrã de "Menu Controlo" (Painel HMI de Operação)</w:t>
       </w:r>
+      <w:bookmarkEnd w:id="16"/>
     </w:p>
     <w:p>
       <w:pPr>
@@ -2342,14 +2767,27 @@
       <w:r>
         <w:t xml:space="preserve">Figura </w:t>
       </w:r>
-      <w:fldSimple w:instr=" SEQ Figura \* ARABIC ">
-        <w:r>
-          <w:rPr>
-            <w:noProof/>
-          </w:rPr>
-          <w:t>2</w:t>
-        </w:r>
-      </w:fldSimple>
+      <w:r>
+        <w:fldChar w:fldCharType="begin"/>
+      </w:r>
+      <w:r>
+        <w:instrText xml:space="preserve"> SEQ Figura \* ARABIC </w:instrText>
+      </w:r>
+      <w:r>
+        <w:fldChar w:fldCharType="separate"/>
+      </w:r>
+      <w:r>
+        <w:rPr>
+          <w:noProof/>
+        </w:rPr>
+        <w:t>2</w:t>
+      </w:r>
+      <w:r>
+        <w:rPr>
+          <w:noProof/>
+        </w:rPr>
+        <w:fldChar w:fldCharType="end"/>
+      </w:r>
       <w:r>
         <w:t xml:space="preserve"> - </w:t>
       </w:r>
@@ -2501,6 +2939,7 @@
         </w:numPr>
       </w:pPr>
       <w:r>
+        <w:lastRenderedPageBreak/>
         <w:t>RESET (Azul): Botão para reposição do sistema, utilizado tipicamente para reconhecer alarmes, limpar falhas ou reiniciar contadores após uma paragem (</w:t>
       </w:r>
       <w:proofErr w:type="spellStart"/>
@@ -2695,7 +3134,6 @@
           <w:b/>
           <w:bCs/>
         </w:rPr>
-        <w:lastRenderedPageBreak/>
         <w:t>Parametrização / Limites (Mostradores Superiores):</w:t>
       </w:r>
     </w:p>
@@ -2773,6 +3211,21 @@
     </w:p>
     <w:p>
       <w:pPr>
+        <w:ind w:firstLine="0"/>
+      </w:pPr>
+    </w:p>
+    <w:p>
+      <w:pPr>
+        <w:pStyle w:val="Ttulo2"/>
+      </w:pPr>
+      <w:bookmarkStart w:id="17" w:name="_Toc233292179"/>
+      <w:r>
+        <w:t>Comunicação entre hmi e o plc</w:t>
+      </w:r>
+      <w:bookmarkEnd w:id="17"/>
+    </w:p>
+    <w:p>
+      <w:pPr>
         <w:pStyle w:val="TextoNormal-IPCA"/>
         <w:ind w:firstLine="0"/>
       </w:pPr>
@@ -2780,29 +3233,114 @@
     <w:p>
       <w:pPr>
         <w:pStyle w:val="TextoNormal-IPCA"/>
-      </w:pPr>
+        <w:ind w:firstLine="0"/>
+      </w:pPr>
+      <w:r>
+        <w:t>A Interface Homem-Máquina (HMI) foi configurada com o endereço IP 192.168.250.3 e estabeleceu comunicação direta com o Autómato Programável (PLC), configurado com o endereço IP 192.168.250.1.</w:t>
+      </w:r>
     </w:p>
     <w:p>
       <w:pPr>
         <w:pStyle w:val="TextoNormal-IPCA"/>
+        <w:ind w:firstLine="0"/>
+      </w:pPr>
+    </w:p>
+    <w:p>
+      <w:pPr>
+        <w:pStyle w:val="TextoNormal-IPCA"/>
+        <w:ind w:firstLine="0"/>
+      </w:pPr>
+      <w:r>
+        <w:t xml:space="preserve">A comunicação foi realizada através do acesso direto às variáveis globais presentes na memória do PLC, permitindo à HMI ler e escrever dados sem necessidade de implementação de código adicional no </w:t>
+      </w:r>
+      <w:proofErr w:type="spellStart"/>
+      <w:r>
+        <w:t>Sysmac</w:t>
+      </w:r>
+      <w:proofErr w:type="spellEnd"/>
+      <w:r>
+        <w:t xml:space="preserve"> </w:t>
+      </w:r>
+      <w:proofErr w:type="spellStart"/>
+      <w:r>
+        <w:t>Studio</w:t>
+      </w:r>
+      <w:proofErr w:type="spellEnd"/>
+      <w:r>
+        <w:t>. Desta forma, a interface consegue monitorizar o estado do sistema em tempo real e enviar comandos diretamente para o controlador.</w:t>
+      </w:r>
+    </w:p>
+    <w:p>
+      <w:pPr>
+        <w:pStyle w:val="TextoNormal-IPCA"/>
+        <w:ind w:firstLine="0"/>
+      </w:pPr>
+    </w:p>
+    <w:p>
+      <w:pPr>
+        <w:pStyle w:val="TextoNormal-IPCA"/>
+        <w:ind w:firstLine="0"/>
+      </w:pPr>
+      <w:r>
+        <w:t>No processo de monitorização, a HMI lê continuamente as variáveis do PLC, apresentando ao operador informações sobre o estado dos sensores, atuadores e restantes elementos do sistema. Sempre que ocorre uma alteração numa variável monitorizada, a interface atualiza automaticamente os elementos gráficos correspondentes, garantindo uma visualização imediata do estado da instalação.</w:t>
+      </w:r>
+    </w:p>
+    <w:p>
+      <w:pPr>
+        <w:pStyle w:val="TextoNormal-IPCA"/>
+        <w:ind w:firstLine="0"/>
+      </w:pPr>
+    </w:p>
+    <w:p>
+      <w:pPr>
+        <w:pStyle w:val="TextoNormal-IPCA"/>
+        <w:ind w:firstLine="0"/>
+      </w:pPr>
+      <w:r>
+        <w:t>Relativamente ao controlo, a HMI permite ao operador interagir com o sistema através de botões, seletores e outros objetos gráficos. Quando uma ação é efetuada na interface, o respetivo valor é escrito numa variável do PLC, sendo posteriormente processado pela lógica de controlo implementada no autómato.</w:t>
+      </w:r>
+    </w:p>
+    <w:p>
+      <w:pPr>
+        <w:pStyle w:val="TextoNormal-IPCA"/>
+        <w:ind w:firstLine="0"/>
+      </w:pPr>
+    </w:p>
+    <w:p>
+      <w:pPr>
+        <w:pStyle w:val="TextoNormal-IPCA"/>
+        <w:ind w:firstLine="0"/>
+      </w:pPr>
+      <w:r>
+        <w:t>Esta arquitetura permite uma comunicação bidirecional eficiente entre o operador e o PLC, assegurando uma supervisão contínua do processo e uma operação simples e intuitiva através da interface gráfica.</w:t>
+      </w:r>
+    </w:p>
+    <w:p>
+      <w:pPr>
+        <w:pStyle w:val="TextoNormal-IPCA"/>
+      </w:pPr>
+    </w:p>
+    <w:p>
+      <w:pPr>
+        <w:pStyle w:val="TextoNormal-IPCA"/>
       </w:pPr>
     </w:p>
     <w:p>
       <w:pPr>
         <w:pStyle w:val="Ttulo1"/>
       </w:pPr>
-      <w:bookmarkStart w:id="14" w:name="_Toc231169386"/>
-      <w:bookmarkStart w:id="15" w:name="_Toc232451444"/>
+      <w:bookmarkStart w:id="18" w:name="_Toc231169386"/>
+      <w:bookmarkStart w:id="19" w:name="_Toc233292180"/>
       <w:r>
         <w:t>C</w:t>
       </w:r>
       <w:r>
         <w:t>onclusão</w:t>
       </w:r>
-      <w:bookmarkEnd w:id="14"/>
-      <w:bookmarkEnd w:id="15"/>
-    </w:p>
-    <w:bookmarkEnd w:id="2"/>
+      <w:bookmarkEnd w:id="18"/>
+      <w:bookmarkEnd w:id="19"/>
+    </w:p>
+    <w:bookmarkEnd w:id="1"/>
     <w:p>
       <w:pPr>
         <w:pStyle w:val="TextoNormal-IPCA"/>

--- a/Relatório.docx
+++ b/Relatório.docx
@@ -245,7 +245,7 @@
           <w:lang w:eastAsia="pt-PT"/>
         </w:rPr>
       </w:pPr>
-      <w:hyperlink w:anchor="_Toc233292164" w:history="1">
+      <w:hyperlink w:anchor="_Toc233293140" w:history="1">
         <w:r>
           <w:rPr>
             <w:rStyle w:val="Hiperligao"/>
@@ -272,7 +272,7 @@
             <w:noProof/>
             <w:webHidden/>
           </w:rPr>
-          <w:instrText xml:space="preserve"> PAGEREF _Toc233292164 \h </w:instrText>
+          <w:instrText xml:space="preserve"> PAGEREF _Toc233293140 \h </w:instrText>
         </w:r>
         <w:r>
           <w:rPr>
@@ -320,7 +320,7 @@
           <w:lang w:eastAsia="pt-PT"/>
         </w:rPr>
       </w:pPr>
-      <w:hyperlink w:anchor="_Toc233292165" w:history="1">
+      <w:hyperlink w:anchor="_Toc233293141" w:history="1">
         <w:r>
           <w:rPr>
             <w:rStyle w:val="Hiperligao"/>
@@ -347,7 +347,7 @@
             <w:noProof/>
             <w:webHidden/>
           </w:rPr>
-          <w:instrText xml:space="preserve"> PAGEREF _Toc233292165 \h </w:instrText>
+          <w:instrText xml:space="preserve"> PAGEREF _Toc233293141 \h </w:instrText>
         </w:r>
         <w:r>
           <w:rPr>
@@ -395,7 +395,7 @@
           <w:lang w:eastAsia="pt-PT"/>
         </w:rPr>
       </w:pPr>
-      <w:hyperlink w:anchor="_Toc233292166" w:history="1">
+      <w:hyperlink w:anchor="_Toc233293142" w:history="1">
         <w:r>
           <w:rPr>
             <w:rStyle w:val="Hiperligao"/>
@@ -422,7 +422,7 @@
             <w:noProof/>
             <w:webHidden/>
           </w:rPr>
-          <w:instrText xml:space="preserve"> PAGEREF _Toc233292166 \h </w:instrText>
+          <w:instrText xml:space="preserve"> PAGEREF _Toc233293142 \h </w:instrText>
         </w:r>
         <w:r>
           <w:rPr>
@@ -442,7 +442,7 @@
             <w:noProof/>
             <w:webHidden/>
           </w:rPr>
-          <w:t>5</w:t>
+          <w:t>6</w:t>
         </w:r>
         <w:r>
           <w:rPr>
@@ -468,7 +468,7 @@
           <w:lang w:eastAsia="pt-PT"/>
         </w:rPr>
       </w:pPr>
-      <w:hyperlink w:anchor="_Toc233292167" w:history="1">
+      <w:hyperlink w:anchor="_Toc233293143" w:history="1">
         <w:r>
           <w:rPr>
             <w:rStyle w:val="Hiperligao"/>
@@ -495,7 +495,7 @@
             <w:noProof/>
             <w:webHidden/>
           </w:rPr>
-          <w:instrText xml:space="preserve"> PAGEREF _Toc233292167 \h </w:instrText>
+          <w:instrText xml:space="preserve"> PAGEREF _Toc233293143 \h </w:instrText>
         </w:r>
         <w:r>
           <w:rPr>
@@ -515,7 +515,80 @@
             <w:noProof/>
             <w:webHidden/>
           </w:rPr>
-          <w:t>5</w:t>
+          <w:t>6</w:t>
+        </w:r>
+        <w:r>
+          <w:rPr>
+            <w:noProof/>
+            <w:webHidden/>
+          </w:rPr>
+          <w:fldChar w:fldCharType="end"/>
+        </w:r>
+      </w:hyperlink>
+    </w:p>
+    <w:p>
+      <w:pPr>
+        <w:pStyle w:val="ndice2"/>
+        <w:tabs>
+          <w:tab w:val="right" w:leader="dot" w:pos="8488"/>
+        </w:tabs>
+        <w:rPr>
+          <w:rFonts w:eastAsiaTheme="minorEastAsia" w:cstheme="minorBidi"/>
+          <w:smallCaps w:val="0"/>
+          <w:noProof/>
+          <w:sz w:val="22"/>
+          <w:szCs w:val="22"/>
+          <w:lang w:eastAsia="pt-PT"/>
+        </w:rPr>
+      </w:pPr>
+      <w:hyperlink w:anchor="_Toc233293144" w:history="1">
+        <w:r>
+          <w:rPr>
+            <w:rStyle w:val="Hiperligao"/>
+            <w:noProof/>
+          </w:rPr>
+          <w:t>3.2 Estrutura dos grafcets</w:t>
+        </w:r>
+        <w:r>
+          <w:rPr>
+            <w:noProof/>
+            <w:webHidden/>
+          </w:rPr>
+          <w:tab/>
+        </w:r>
+        <w:r>
+          <w:rPr>
+            <w:noProof/>
+            <w:webHidden/>
+          </w:rPr>
+          <w:fldChar w:fldCharType="begin"/>
+        </w:r>
+        <w:r>
+          <w:rPr>
+            <w:noProof/>
+            <w:webHidden/>
+          </w:rPr>
+          <w:instrText xml:space="preserve"> PAGEREF _Toc233293144 \h </w:instrText>
+        </w:r>
+        <w:r>
+          <w:rPr>
+            <w:noProof/>
+            <w:webHidden/>
+          </w:rPr>
+        </w:r>
+        <w:r>
+          <w:rPr>
+            <w:noProof/>
+            <w:webHidden/>
+          </w:rPr>
+          <w:fldChar w:fldCharType="separate"/>
+        </w:r>
+        <w:r>
+          <w:rPr>
+            <w:noProof/>
+            <w:webHidden/>
+          </w:rPr>
+          <w:t>6</w:t>
         </w:r>
         <w:r>
           <w:rPr>
@@ -543,7 +616,7 @@
           <w:lang w:eastAsia="pt-PT"/>
         </w:rPr>
       </w:pPr>
-      <w:hyperlink w:anchor="_Toc233292168" w:history="1">
+      <w:hyperlink w:anchor="_Toc233293145" w:history="1">
         <w:r>
           <w:rPr>
             <w:rStyle w:val="Hiperligao"/>
@@ -570,7 +643,7 @@
             <w:noProof/>
             <w:webHidden/>
           </w:rPr>
-          <w:instrText xml:space="preserve"> PAGEREF _Toc233292168 \h </w:instrText>
+          <w:instrText xml:space="preserve"> PAGEREF _Toc233293145 \h </w:instrText>
         </w:r>
         <w:r>
           <w:rPr>
@@ -590,7 +663,7 @@
             <w:noProof/>
             <w:webHidden/>
           </w:rPr>
-          <w:t>6</w:t>
+          <w:t>9</w:t>
         </w:r>
         <w:r>
           <w:rPr>
@@ -616,7 +689,7 @@
           <w:lang w:eastAsia="pt-PT"/>
         </w:rPr>
       </w:pPr>
-      <w:hyperlink w:anchor="_Toc233292169" w:history="1">
+      <w:hyperlink w:anchor="_Toc233293146" w:history="1">
         <w:r>
           <w:rPr>
             <w:rStyle w:val="Hiperligao"/>
@@ -643,7 +716,7 @@
             <w:noProof/>
             <w:webHidden/>
           </w:rPr>
-          <w:instrText xml:space="preserve"> PAGEREF _Toc233292169 \h </w:instrText>
+          <w:instrText xml:space="preserve"> PAGEREF _Toc233293146 \h </w:instrText>
         </w:r>
         <w:r>
           <w:rPr>
@@ -663,7 +736,7 @@
             <w:noProof/>
             <w:webHidden/>
           </w:rPr>
-          <w:t>6</w:t>
+          <w:t>9</w:t>
         </w:r>
         <w:r>
           <w:rPr>
@@ -691,7 +764,7 @@
           <w:lang w:eastAsia="pt-PT"/>
         </w:rPr>
       </w:pPr>
-      <w:hyperlink w:anchor="_Toc233292170" w:history="1">
+      <w:hyperlink w:anchor="_Toc233293147" w:history="1">
         <w:r>
           <w:rPr>
             <w:rStyle w:val="Hiperligao"/>
@@ -718,7 +791,7 @@
             <w:noProof/>
             <w:webHidden/>
           </w:rPr>
-          <w:instrText xml:space="preserve"> PAGEREF _Toc233292170 \h </w:instrText>
+          <w:instrText xml:space="preserve"> PAGEREF _Toc233293147 \h </w:instrText>
         </w:r>
         <w:r>
           <w:rPr>
@@ -738,7 +811,7 @@
             <w:noProof/>
             <w:webHidden/>
           </w:rPr>
-          <w:t>6</w:t>
+          <w:t>10</w:t>
         </w:r>
         <w:r>
           <w:rPr>
@@ -764,7 +837,7 @@
           <w:lang w:eastAsia="pt-PT"/>
         </w:rPr>
       </w:pPr>
-      <w:hyperlink w:anchor="_Toc233292171" w:history="1">
+      <w:hyperlink w:anchor="_Toc233293148" w:history="1">
         <w:r>
           <w:rPr>
             <w:rStyle w:val="Hiperligao"/>
@@ -791,7 +864,7 @@
             <w:noProof/>
             <w:webHidden/>
           </w:rPr>
-          <w:instrText xml:space="preserve"> PAGEREF _Toc233292171 \h </w:instrText>
+          <w:instrText xml:space="preserve"> PAGEREF _Toc233293148 \h </w:instrText>
         </w:r>
         <w:r>
           <w:rPr>
@@ -811,7 +884,7 @@
             <w:noProof/>
             <w:webHidden/>
           </w:rPr>
-          <w:t>6</w:t>
+          <w:t>10</w:t>
         </w:r>
         <w:r>
           <w:rPr>
@@ -837,7 +910,7 @@
           <w:lang w:eastAsia="pt-PT"/>
         </w:rPr>
       </w:pPr>
-      <w:hyperlink w:anchor="_Toc233292172" w:history="1">
+      <w:hyperlink w:anchor="_Toc233293149" w:history="1">
         <w:r>
           <w:rPr>
             <w:rStyle w:val="Hiperligao"/>
@@ -864,7 +937,7 @@
             <w:noProof/>
             <w:webHidden/>
           </w:rPr>
-          <w:instrText xml:space="preserve"> PAGEREF _Toc233292172 \h </w:instrText>
+          <w:instrText xml:space="preserve"> PAGEREF _Toc233293149 \h </w:instrText>
         </w:r>
         <w:r>
           <w:rPr>
@@ -884,7 +957,7 @@
             <w:noProof/>
             <w:webHidden/>
           </w:rPr>
-          <w:t>7</w:t>
+          <w:t>10</w:t>
         </w:r>
         <w:r>
           <w:rPr>
@@ -912,7 +985,7 @@
           <w:lang w:eastAsia="pt-PT"/>
         </w:rPr>
       </w:pPr>
-      <w:hyperlink w:anchor="_Toc233292173" w:history="1">
+      <w:hyperlink w:anchor="_Toc233293150" w:history="1">
         <w:r>
           <w:rPr>
             <w:rStyle w:val="Hiperligao"/>
@@ -939,7 +1012,7 @@
             <w:noProof/>
             <w:webHidden/>
           </w:rPr>
-          <w:instrText xml:space="preserve"> PAGEREF _Toc233292173 \h </w:instrText>
+          <w:instrText xml:space="preserve"> PAGEREF _Toc233293150 \h </w:instrText>
         </w:r>
         <w:r>
           <w:rPr>
@@ -959,7 +1032,7 @@
             <w:noProof/>
             <w:webHidden/>
           </w:rPr>
-          <w:t>7</w:t>
+          <w:t>12</w:t>
         </w:r>
         <w:r>
           <w:rPr>
@@ -985,7 +1058,7 @@
           <w:lang w:eastAsia="pt-PT"/>
         </w:rPr>
       </w:pPr>
-      <w:hyperlink w:anchor="_Toc233292174" w:history="1">
+      <w:hyperlink w:anchor="_Toc233293151" w:history="1">
         <w:r>
           <w:rPr>
             <w:rStyle w:val="Hiperligao"/>
@@ -1012,7 +1085,7 @@
             <w:noProof/>
             <w:webHidden/>
           </w:rPr>
-          <w:instrText xml:space="preserve"> PAGEREF _Toc233292174 \h </w:instrText>
+          <w:instrText xml:space="preserve"> PAGEREF _Toc233293151 \h </w:instrText>
         </w:r>
         <w:r>
           <w:rPr>
@@ -1032,7 +1105,7 @@
             <w:noProof/>
             <w:webHidden/>
           </w:rPr>
-          <w:t>7</w:t>
+          <w:t>12</w:t>
         </w:r>
         <w:r>
           <w:rPr>
@@ -1060,7 +1133,7 @@
           <w:lang w:eastAsia="pt-PT"/>
         </w:rPr>
       </w:pPr>
-      <w:hyperlink w:anchor="_Toc233292175" w:history="1">
+      <w:hyperlink w:anchor="_Toc233293152" w:history="1">
         <w:r>
           <w:rPr>
             <w:rStyle w:val="Hiperligao"/>
@@ -1087,7 +1160,7 @@
             <w:noProof/>
             <w:webHidden/>
           </w:rPr>
-          <w:instrText xml:space="preserve"> PAGEREF _Toc233292175 \h </w:instrText>
+          <w:instrText xml:space="preserve"> PAGEREF _Toc233293152 \h </w:instrText>
         </w:r>
         <w:r>
           <w:rPr>
@@ -1107,7 +1180,7 @@
             <w:noProof/>
             <w:webHidden/>
           </w:rPr>
-          <w:t>8</w:t>
+          <w:t>13</w:t>
         </w:r>
         <w:r>
           <w:rPr>
@@ -1133,7 +1206,7 @@
           <w:lang w:eastAsia="pt-PT"/>
         </w:rPr>
       </w:pPr>
-      <w:hyperlink w:anchor="_Toc233292176" w:history="1">
+      <w:hyperlink w:anchor="_Toc233293153" w:history="1">
         <w:r>
           <w:rPr>
             <w:rStyle w:val="Hiperligao"/>
@@ -1160,7 +1233,7 @@
             <w:noProof/>
             <w:webHidden/>
           </w:rPr>
-          <w:instrText xml:space="preserve"> PAGEREF _Toc233292176 \h </w:instrText>
+          <w:instrText xml:space="preserve"> PAGEREF _Toc233293153 \h </w:instrText>
         </w:r>
         <w:r>
           <w:rPr>
@@ -1180,7 +1253,7 @@
             <w:noProof/>
             <w:webHidden/>
           </w:rPr>
-          <w:t>8</w:t>
+          <w:t>13</w:t>
         </w:r>
         <w:r>
           <w:rPr>
@@ -1207,7 +1280,7 @@
           <w:lang w:eastAsia="pt-PT"/>
         </w:rPr>
       </w:pPr>
-      <w:hyperlink w:anchor="_Toc233292177" w:history="1">
+      <w:hyperlink w:anchor="_Toc233293154" w:history="1">
         <w:r>
           <w:rPr>
             <w:rStyle w:val="Hiperligao"/>
@@ -1234,7 +1307,7 @@
             <w:noProof/>
             <w:webHidden/>
           </w:rPr>
-          <w:instrText xml:space="preserve"> PAGEREF _Toc233292177 \h </w:instrText>
+          <w:instrText xml:space="preserve"> PAGEREF _Toc233293154 \h </w:instrText>
         </w:r>
         <w:r>
           <w:rPr>
@@ -1254,7 +1327,7 @@
             <w:noProof/>
             <w:webHidden/>
           </w:rPr>
-          <w:t>8</w:t>
+          <w:t>13</w:t>
         </w:r>
         <w:r>
           <w:rPr>
@@ -1281,7 +1354,7 @@
           <w:lang w:eastAsia="pt-PT"/>
         </w:rPr>
       </w:pPr>
-      <w:hyperlink w:anchor="_Toc233292178" w:history="1">
+      <w:hyperlink w:anchor="_Toc233293155" w:history="1">
         <w:r>
           <w:rPr>
             <w:rStyle w:val="Hiperligao"/>
@@ -1308,7 +1381,7 @@
             <w:noProof/>
             <w:webHidden/>
           </w:rPr>
-          <w:instrText xml:space="preserve"> PAGEREF _Toc233292178 \h </w:instrText>
+          <w:instrText xml:space="preserve"> PAGEREF _Toc233293155 \h </w:instrText>
         </w:r>
         <w:r>
           <w:rPr>
@@ -1328,7 +1401,7 @@
             <w:noProof/>
             <w:webHidden/>
           </w:rPr>
-          <w:t>9</w:t>
+          <w:t>14</w:t>
         </w:r>
         <w:r>
           <w:rPr>
@@ -1354,7 +1427,7 @@
           <w:lang w:eastAsia="pt-PT"/>
         </w:rPr>
       </w:pPr>
-      <w:hyperlink w:anchor="_Toc233292179" w:history="1">
+      <w:hyperlink w:anchor="_Toc233293156" w:history="1">
         <w:r>
           <w:rPr>
             <w:rStyle w:val="Hiperligao"/>
@@ -1381,7 +1454,7 @@
             <w:noProof/>
             <w:webHidden/>
           </w:rPr>
-          <w:instrText xml:space="preserve"> PAGEREF _Toc233292179 \h </w:instrText>
+          <w:instrText xml:space="preserve"> PAGEREF _Toc233293156 \h </w:instrText>
         </w:r>
         <w:r>
           <w:rPr>
@@ -1401,7 +1474,7 @@
             <w:noProof/>
             <w:webHidden/>
           </w:rPr>
-          <w:t>10</w:t>
+          <w:t>15</w:t>
         </w:r>
         <w:r>
           <w:rPr>
@@ -1429,7 +1502,7 @@
           <w:lang w:eastAsia="pt-PT"/>
         </w:rPr>
       </w:pPr>
-      <w:hyperlink w:anchor="_Toc233292180" w:history="1">
+      <w:hyperlink w:anchor="_Toc233293157" w:history="1">
         <w:r>
           <w:rPr>
             <w:rStyle w:val="Hiperligao"/>
@@ -1456,7 +1529,7 @@
             <w:noProof/>
             <w:webHidden/>
           </w:rPr>
-          <w:instrText xml:space="preserve"> PAGEREF _Toc233292180 \h </w:instrText>
+          <w:instrText xml:space="preserve"> PAGEREF _Toc233293157 \h </w:instrText>
         </w:r>
         <w:r>
           <w:rPr>
@@ -1476,7 +1549,7 @@
             <w:noProof/>
             <w:webHidden/>
           </w:rPr>
-          <w:t>11</w:t>
+          <w:t>16</w:t>
         </w:r>
         <w:r>
           <w:rPr>
@@ -1522,31 +1595,16 @@
       <w:pPr>
         <w:ind w:firstLine="0"/>
       </w:pPr>
-      <w:r>
-        <w:fldChar w:fldCharType="begin"/>
-      </w:r>
-      <w:r>
-        <w:instrText xml:space="preserve"> TOC \h \z \c "Table" </w:instrText>
-      </w:r>
-      <w:r>
-        <w:fldChar w:fldCharType="separate"/>
-      </w:r>
-      <w:r>
-        <w:rPr>
-          <w:b/>
-          <w:bCs/>
-          <w:noProof/>
-        </w:rPr>
-        <w:t>Não foi encontrada nenhuma entrada do índice de ilustrações.</w:t>
-      </w:r>
-      <w:r>
-        <w:rPr>
-          <w:b/>
-          <w:bCs/>
-          <w:noProof/>
-        </w:rPr>
-        <w:fldChar w:fldCharType="end"/>
-      </w:r>
+      <w:fldSimple w:instr=" TOC \h \z \c &quot;Table&quot; ">
+        <w:r>
+          <w:rPr>
+            <w:b/>
+            <w:bCs/>
+            <w:noProof/>
+          </w:rPr>
+          <w:t>Não foi encontrada nenhuma entrada do índice de ilustrações.</w:t>
+        </w:r>
+      </w:fldSimple>
     </w:p>
     <w:p>
       <w:pPr>
@@ -1569,17 +1627,173 @@
     </w:p>
     <w:p>
       <w:pPr>
+        <w:pStyle w:val="ndicedeilustraes"/>
+        <w:tabs>
+          <w:tab w:val="right" w:leader="dot" w:pos="8488"/>
+        </w:tabs>
+        <w:rPr>
+          <w:rFonts w:eastAsiaTheme="minorEastAsia" w:cstheme="minorBidi"/>
+          <w:smallCaps w:val="0"/>
+          <w:noProof/>
+          <w:sz w:val="22"/>
+          <w:szCs w:val="22"/>
+          <w:lang w:eastAsia="pt-PT"/>
+        </w:rPr>
+      </w:pPr>
+      <w:r>
+        <w:rPr>
+          <w:rFonts w:ascii="Times New Roman" w:hAnsi="Times New Roman" w:cs="Times New Roman"/>
+          <w:smallCaps w:val="0"/>
+          <w:szCs w:val="24"/>
+        </w:rPr>
+        <w:fldChar w:fldCharType="begin"/>
+      </w:r>
+      <w:r>
+        <w:instrText xml:space="preserve"> TOC \h \z \c "Figura" </w:instrText>
+      </w:r>
+      <w:r>
+        <w:rPr>
+          <w:rFonts w:ascii="Times New Roman" w:hAnsi="Times New Roman" w:cs="Times New Roman"/>
+          <w:smallCaps w:val="0"/>
+          <w:szCs w:val="24"/>
+        </w:rPr>
+        <w:fldChar w:fldCharType="separate"/>
+      </w:r>
+      <w:hyperlink w:anchor="_Toc233293091" w:history="1">
+        <w:r>
+          <w:rPr>
+            <w:rStyle w:val="Hiperligao"/>
+            <w:noProof/>
+          </w:rPr>
+          <w:t>Figura 1 - Pag 1 HMI</w:t>
+        </w:r>
+        <w:r>
+          <w:rPr>
+            <w:noProof/>
+            <w:webHidden/>
+          </w:rPr>
+          <w:tab/>
+        </w:r>
+        <w:r>
+          <w:rPr>
+            <w:noProof/>
+            <w:webHidden/>
+          </w:rPr>
+          <w:fldChar w:fldCharType="begin"/>
+        </w:r>
+        <w:r>
+          <w:rPr>
+            <w:noProof/>
+            <w:webHidden/>
+          </w:rPr>
+          <w:instrText xml:space="preserve"> PAGEREF _Toc233293091 \h </w:instrText>
+        </w:r>
+        <w:r>
+          <w:rPr>
+            <w:noProof/>
+            <w:webHidden/>
+          </w:rPr>
+        </w:r>
+        <w:r>
+          <w:rPr>
+            <w:noProof/>
+            <w:webHidden/>
+          </w:rPr>
+          <w:fldChar w:fldCharType="separate"/>
+        </w:r>
+        <w:r>
+          <w:rPr>
+            <w:noProof/>
+            <w:webHidden/>
+          </w:rPr>
+          <w:t>12</w:t>
+        </w:r>
+        <w:r>
+          <w:rPr>
+            <w:noProof/>
+            <w:webHidden/>
+          </w:rPr>
+          <w:fldChar w:fldCharType="end"/>
+        </w:r>
+      </w:hyperlink>
+    </w:p>
+    <w:p>
+      <w:pPr>
+        <w:pStyle w:val="ndicedeilustraes"/>
+        <w:tabs>
+          <w:tab w:val="right" w:leader="dot" w:pos="8488"/>
+        </w:tabs>
+        <w:rPr>
+          <w:rFonts w:eastAsiaTheme="minorEastAsia" w:cstheme="minorBidi"/>
+          <w:smallCaps w:val="0"/>
+          <w:noProof/>
+          <w:sz w:val="22"/>
+          <w:szCs w:val="22"/>
+          <w:lang w:eastAsia="pt-PT"/>
+        </w:rPr>
+      </w:pPr>
+      <w:hyperlink w:anchor="_Toc233293092" w:history="1">
+        <w:r>
+          <w:rPr>
+            <w:rStyle w:val="Hiperligao"/>
+            <w:noProof/>
+          </w:rPr>
+          <w:t>Figura 2 - Pag 2 HMI</w:t>
+        </w:r>
+        <w:r>
+          <w:rPr>
+            <w:noProof/>
+            <w:webHidden/>
+          </w:rPr>
+          <w:tab/>
+        </w:r>
+        <w:r>
+          <w:rPr>
+            <w:noProof/>
+            <w:webHidden/>
+          </w:rPr>
+          <w:fldChar w:fldCharType="begin"/>
+        </w:r>
+        <w:r>
+          <w:rPr>
+            <w:noProof/>
+            <w:webHidden/>
+          </w:rPr>
+          <w:instrText xml:space="preserve"> PAGEREF _Toc233293092 \h </w:instrText>
+        </w:r>
+        <w:r>
+          <w:rPr>
+            <w:noProof/>
+            <w:webHidden/>
+          </w:rPr>
+        </w:r>
+        <w:r>
+          <w:rPr>
+            <w:noProof/>
+            <w:webHidden/>
+          </w:rPr>
+          <w:fldChar w:fldCharType="separate"/>
+        </w:r>
+        <w:r>
+          <w:rPr>
+            <w:noProof/>
+            <w:webHidden/>
+          </w:rPr>
+          <w:t>13</w:t>
+        </w:r>
+        <w:r>
+          <w:rPr>
+            <w:noProof/>
+            <w:webHidden/>
+          </w:rPr>
+          <w:fldChar w:fldCharType="end"/>
+        </w:r>
+      </w:hyperlink>
+    </w:p>
+    <w:p>
+      <w:pPr>
         <w:ind w:firstLine="0"/>
       </w:pPr>
-      <w:r>
-        <w:fldChar w:fldCharType="begin"/>
-      </w:r>
-      <w:r>
-        <w:instrText xml:space="preserve"> TOC \h \z \c "Figura" </w:instrText>
-      </w:r>
-      <w:r>
-        <w:fldChar w:fldCharType="separate"/>
-      </w:r>
       <w:r>
         <w:rPr>
           <w:rFonts w:asciiTheme="minorHAnsi" w:hAnsiTheme="minorHAnsi" w:cstheme="minorHAnsi"/>
@@ -1589,17 +1803,6 @@
           <w:noProof/>
           <w:szCs w:val="20"/>
         </w:rPr>
-        <w:t>Não foi encontrada nenhuma entrada do índice de ilustrações.</w:t>
-      </w:r>
-      <w:r>
-        <w:rPr>
-          <w:rFonts w:asciiTheme="minorHAnsi" w:hAnsiTheme="minorHAnsi" w:cstheme="minorHAnsi"/>
-          <w:b/>
-          <w:bCs/>
-          <w:smallCaps/>
-          <w:noProof/>
-          <w:szCs w:val="20"/>
-        </w:rPr>
         <w:fldChar w:fldCharType="end"/>
       </w:r>
     </w:p>
@@ -1622,7 +1825,7 @@
       </w:pPr>
       <w:bookmarkStart w:id="0" w:name="_Toc231169385"/>
       <w:bookmarkStart w:id="1" w:name="_Ref505712228"/>
-      <w:bookmarkStart w:id="2" w:name="_Toc233292164"/>
+      <w:bookmarkStart w:id="2" w:name="_Toc233293140"/>
       <w:r>
         <w:t>Introdução</w:t>
       </w:r>
@@ -1653,7 +1856,7 @@
       <w:pPr>
         <w:pStyle w:val="Ttulo1"/>
       </w:pPr>
-      <w:bookmarkStart w:id="3" w:name="_Toc233292165"/>
+      <w:bookmarkStart w:id="3" w:name="_Toc233293141"/>
       <w:r>
         <w:lastRenderedPageBreak/>
         <w:t>OMRON NX1P2</w:t>
@@ -1763,13 +1966,23 @@
         <w:t>): O NX1P2 não se limita a dar ordens à máquina; ele também recolhe dados. Consegue enviar informações sobre a produção diretamente para uma base de dados ou para a "nuvem", facilitando a monitorização remota.</w:t>
       </w:r>
     </w:p>
-    <w:p/>
+    <w:p>
+      <w:pPr>
+        <w:spacing w:line="240" w:lineRule="auto"/>
+        <w:ind w:firstLine="0"/>
+        <w:jc w:val="left"/>
+      </w:pPr>
+      <w:r>
+        <w:br w:type="page"/>
+      </w:r>
+    </w:p>
     <w:p>
       <w:pPr>
         <w:pStyle w:val="Ttulo1"/>
       </w:pPr>
-      <w:bookmarkStart w:id="4" w:name="_Toc233292166"/>
-      <w:r>
+      <w:bookmarkStart w:id="4" w:name="_Toc233293142"/>
+      <w:r>
+        <w:lastRenderedPageBreak/>
         <w:t>Grafecets</w:t>
       </w:r>
       <w:bookmarkEnd w:id="4"/>
@@ -1778,7 +1991,7 @@
       <w:pPr>
         <w:pStyle w:val="Ttulo2"/>
       </w:pPr>
-      <w:bookmarkStart w:id="5" w:name="_Toc233292167"/>
+      <w:bookmarkStart w:id="5" w:name="_Toc233293143"/>
       <w:r>
         <w:t>Grafecets o que é?</w:t>
       </w:r>
@@ -1844,20 +2057,660 @@
     </w:p>
     <w:p>
       <w:pPr>
+        <w:pStyle w:val="Ttulo2"/>
+      </w:pPr>
+      <w:bookmarkStart w:id="6" w:name="_Toc233293144"/>
+      <w:r>
+        <w:t>Estrutura dos grafcets</w:t>
+      </w:r>
+      <w:bookmarkEnd w:id="6"/>
+    </w:p>
+    <w:p>
+      <w:pPr>
+        <w:pStyle w:val="TextoNormal-IPCA"/>
+        <w:ind w:firstLine="708"/>
+      </w:pPr>
+      <w:r>
+        <w:t xml:space="preserve">Como definido acima optou-se por construir vários </w:t>
+      </w:r>
+      <w:proofErr w:type="spellStart"/>
+      <w:r>
+        <w:t>GRAFCETs</w:t>
+      </w:r>
+      <w:proofErr w:type="spellEnd"/>
+      <w:r>
+        <w:t>, isolando cada tarefa/ciclo, permitindo simplificar a automação. Existem outras vantagens associadas a esta técnica como a facilidade de executar testes ao sistema, facilidade de adicionar e remover etapas, e facilidade de introduzir modificações no sistema.</w:t>
+      </w:r>
+      <w:sdt>
+        <w:sdtPr>
+          <w:id w:val="1407654802"/>
+          <w:citation/>
+        </w:sdtPr>
+        <w:sdtContent>
+          <w:r>
+            <w:fldChar w:fldCharType="begin"/>
+          </w:r>
+          <w:r>
+            <w:instrText xml:space="preserve"> CITATION Men22 \l 2070 </w:instrText>
+          </w:r>
+          <w:r>
+            <w:fldChar w:fldCharType="separate"/>
+          </w:r>
+          <w:r>
+            <w:rPr>
+              <w:noProof/>
+            </w:rPr>
+            <w:t xml:space="preserve"> </w:t>
+          </w:r>
+          <w:r>
+            <w:rPr>
+              <w:noProof/>
+            </w:rPr>
+            <w:t>[6]</w:t>
+          </w:r>
+          <w:r>
+            <w:fldChar w:fldCharType="end"/>
+          </w:r>
+        </w:sdtContent>
+      </w:sdt>
+    </w:p>
+    <w:p>
+      <w:pPr>
+        <w:pStyle w:val="TextoNormal-IPCA"/>
+        <w:ind w:firstLine="0"/>
+      </w:pPr>
+      <w:r>
+        <w:t xml:space="preserve">Devido a esta escolha, a coordenação dos vários </w:t>
+      </w:r>
+      <w:proofErr w:type="spellStart"/>
+      <w:r>
+        <w:t>GRAFCETs</w:t>
+      </w:r>
+      <w:proofErr w:type="spellEnd"/>
+      <w:r>
+        <w:t xml:space="preserve"> torna-se mais difícil, mas para este projeto a utilização de uma coordenação vertical permitiu simplificar a gestão de tarefas criando uma hierarquia mestre-escravo, onde todos os </w:t>
+      </w:r>
+      <w:proofErr w:type="spellStart"/>
+      <w:r>
+        <w:t>GRAFCETs</w:t>
+      </w:r>
+      <w:proofErr w:type="spellEnd"/>
+      <w:r>
+        <w:t xml:space="preserve"> estão presentes, com a exceção do de segurança que funcionara no nível de topo. Enquanto os </w:t>
+      </w:r>
+      <w:proofErr w:type="spellStart"/>
+      <w:r>
+        <w:t>GRAFCETs</w:t>
+      </w:r>
+      <w:proofErr w:type="spellEnd"/>
+      <w:r>
+        <w:t xml:space="preserve"> escravos traduziram o funcionamento isolado das partes do automatismo, o GRAFCET mestre contem todos os estados presentes no GEMMA, atribuídos a uma etapa e ordenados de tal forma a que os ciclos possam evoluir através das transições definidas no guia.</w:t>
+      </w:r>
+    </w:p>
+    <w:p>
+      <w:pPr>
+        <w:pStyle w:val="TextoNormal-IPCA"/>
+        <w:ind w:firstLine="0"/>
+      </w:pPr>
+      <w:r>
+        <w:t xml:space="preserve">Deste modo foram criados os seguintes </w:t>
+      </w:r>
+      <w:proofErr w:type="spellStart"/>
+      <w:r>
+        <w:t>GRAFCETs</w:t>
+      </w:r>
+      <w:proofErr w:type="spellEnd"/>
+      <w:r>
+        <w:t xml:space="preserve"> de nível 2 (descrição tecnológica correspondente aos nomes das variáveis que usaremos no LADDER e ST):</w:t>
+      </w:r>
+    </w:p>
+    <w:p>
+      <w:pPr>
+        <w:ind w:firstLine="0"/>
+      </w:pPr>
+    </w:p>
+    <w:p>
+      <w:pPr>
+        <w:pStyle w:val="PargrafodaLista"/>
+        <w:numPr>
+          <w:ilvl w:val="0"/>
+          <w:numId w:val="17"/>
+        </w:numPr>
+      </w:pPr>
+      <w:proofErr w:type="spellStart"/>
+      <w:r>
+        <w:t>Grafcet</w:t>
+      </w:r>
+      <w:proofErr w:type="spellEnd"/>
+      <w:r>
+        <w:t xml:space="preserve"> </w:t>
+      </w:r>
+      <w:proofErr w:type="spellStart"/>
+      <w:r>
+        <w:t>Master_Phases</w:t>
+      </w:r>
+      <w:r>
+        <w:t>:</w:t>
+      </w:r>
+      <w:proofErr w:type="spellEnd"/>
+    </w:p>
+    <w:p>
+      <w:pPr>
+        <w:pStyle w:val="PargrafodaLista"/>
+        <w:numPr>
+          <w:ilvl w:val="1"/>
+          <w:numId w:val="17"/>
+        </w:numPr>
+      </w:pPr>
+      <w:r>
+        <w:t xml:space="preserve">O </w:t>
+      </w:r>
+      <w:proofErr w:type="spellStart"/>
+      <w:r>
+        <w:t>Grafcet</w:t>
+      </w:r>
+      <w:proofErr w:type="spellEnd"/>
+      <w:r>
+        <w:t xml:space="preserve"> </w:t>
+      </w:r>
+      <w:proofErr w:type="spellStart"/>
+      <w:r>
+        <w:t>Master_Phases</w:t>
+      </w:r>
+      <w:proofErr w:type="spellEnd"/>
+      <w:r>
+        <w:t xml:space="preserve"> inicia no </w:t>
+      </w:r>
+      <w:r>
+        <w:rPr>
+          <w:b/>
+          <w:bCs/>
+        </w:rPr>
+        <w:t>Passo 0</w:t>
+      </w:r>
+      <w:r>
+        <w:t xml:space="preserve">, que corresponde ao estado inicial do sistema. Quando o botão </w:t>
+      </w:r>
+      <w:r>
+        <w:rPr>
+          <w:b/>
+          <w:bCs/>
+        </w:rPr>
+        <w:t>SJ1</w:t>
+      </w:r>
+      <w:r>
+        <w:t xml:space="preserve"> é pressionado, o sistema avança para o </w:t>
+      </w:r>
+      <w:r>
+        <w:rPr>
+          <w:b/>
+          <w:bCs/>
+        </w:rPr>
+        <w:t>Passo 1</w:t>
+      </w:r>
+      <w:r>
+        <w:t xml:space="preserve">, onde a lâmpada permanece ligada enquanto este passo estiver ativo. Ao pressionar </w:t>
+      </w:r>
+      <w:r>
+        <w:rPr>
+          <w:b/>
+          <w:bCs/>
+        </w:rPr>
+        <w:t>SJ2</w:t>
+      </w:r>
+      <w:r>
+        <w:t xml:space="preserve">, o processo segue para o </w:t>
+      </w:r>
+      <w:r>
+        <w:rPr>
+          <w:b/>
+          <w:bCs/>
+        </w:rPr>
+        <w:t>Passo 2</w:t>
+      </w:r>
+      <w:r>
+        <w:t xml:space="preserve">, no qual a variável </w:t>
+      </w:r>
+      <w:r>
+        <w:rPr>
+          <w:b/>
+          <w:bCs/>
+        </w:rPr>
+        <w:t>K1</w:t>
+      </w:r>
+      <w:r>
+        <w:t xml:space="preserve"> é definida para o valor 1 no momento da ativação e mantém esse valor memorizado. A transição para o </w:t>
+      </w:r>
+      <w:r>
+        <w:rPr>
+          <w:b/>
+          <w:bCs/>
+        </w:rPr>
+        <w:t>Passo 3</w:t>
+      </w:r>
+      <w:r>
+        <w:t xml:space="preserve"> ocorre apenas quando as condições </w:t>
+      </w:r>
+      <w:r>
+        <w:rPr>
+          <w:b/>
+          <w:bCs/>
+        </w:rPr>
+        <w:t>SJ3</w:t>
+      </w:r>
+      <w:r>
+        <w:t xml:space="preserve"> e </w:t>
+      </w:r>
+      <w:r>
+        <w:rPr>
+          <w:b/>
+          <w:bCs/>
+        </w:rPr>
+        <w:t>SJ4</w:t>
+      </w:r>
+      <w:r>
+        <w:t xml:space="preserve"> são verdadeiras em simultâneo.</w:t>
+      </w:r>
+    </w:p>
+    <w:p>
+      <w:pPr>
+        <w:pStyle w:val="PargrafodaLista"/>
+        <w:numPr>
+          <w:ilvl w:val="1"/>
+          <w:numId w:val="17"/>
+        </w:numPr>
+      </w:pPr>
+      <w:r>
+        <w:lastRenderedPageBreak/>
+        <w:t xml:space="preserve">No </w:t>
+      </w:r>
+      <w:r>
+        <w:rPr>
+          <w:b/>
+          <w:bCs/>
+        </w:rPr>
+        <w:t>Passo 3</w:t>
+      </w:r>
+      <w:r>
+        <w:t xml:space="preserve">, o motor é ligado apenas se a condição </w:t>
+      </w:r>
+      <w:r>
+        <w:rPr>
+          <w:b/>
+          <w:bCs/>
+        </w:rPr>
+        <w:t>BG1</w:t>
+      </w:r>
+      <w:r>
+        <w:t xml:space="preserve"> for verdadeira. O sistema avança quando é ativado </w:t>
+      </w:r>
+      <w:r>
+        <w:rPr>
+          <w:b/>
+          <w:bCs/>
+        </w:rPr>
+        <w:t>SJ5</w:t>
+      </w:r>
+      <w:r>
+        <w:t xml:space="preserve"> ou </w:t>
+      </w:r>
+      <w:r>
+        <w:rPr>
+          <w:b/>
+          <w:bCs/>
+        </w:rPr>
+        <w:t>SJ6</w:t>
+      </w:r>
+      <w:r>
+        <w:t xml:space="preserve">. Em seguida, entra no </w:t>
+      </w:r>
+      <w:r>
+        <w:rPr>
+          <w:b/>
+          <w:bCs/>
+        </w:rPr>
+        <w:t>Passo 4</w:t>
+      </w:r>
+      <w:r>
+        <w:t xml:space="preserve">, onde as ações associadas só são executadas quando o passo é desativado: </w:t>
+      </w:r>
+      <w:r>
+        <w:rPr>
+          <w:b/>
+          <w:bCs/>
+        </w:rPr>
+        <w:t>K1</w:t>
+      </w:r>
+      <w:r>
+        <w:t xml:space="preserve"> é colocada a 0 e </w:t>
+      </w:r>
+      <w:r>
+        <w:rPr>
+          <w:b/>
+          <w:bCs/>
+        </w:rPr>
+        <w:t>M1</w:t>
+      </w:r>
+      <w:r>
+        <w:t xml:space="preserve"> é definida como 1. Após este passo, existe uma bifurcação que permite três possibilidades: se </w:t>
+      </w:r>
+      <w:r>
+        <w:rPr>
+          <w:b/>
+          <w:bCs/>
+        </w:rPr>
+        <w:t>SJ7</w:t>
+      </w:r>
+      <w:r>
+        <w:t xml:space="preserve"> for ativado, o sistema regressa ao </w:t>
+      </w:r>
+      <w:r>
+        <w:rPr>
+          <w:b/>
+          <w:bCs/>
+        </w:rPr>
+        <w:t>Passo 1</w:t>
+      </w:r>
+      <w:r>
+        <w:t xml:space="preserve">; se </w:t>
+      </w:r>
+      <w:r>
+        <w:rPr>
+          <w:b/>
+          <w:bCs/>
+        </w:rPr>
+        <w:t>SJ9</w:t>
+      </w:r>
+      <w:r>
+        <w:t xml:space="preserve"> for ativado, segue para o conector </w:t>
+      </w:r>
+      <w:r>
+        <w:rPr>
+          <w:b/>
+          <w:bCs/>
+        </w:rPr>
+        <w:t>X1</w:t>
+      </w:r>
+      <w:r>
+        <w:t xml:space="preserve">; e se </w:t>
+      </w:r>
+      <w:r>
+        <w:rPr>
+          <w:b/>
+          <w:bCs/>
+        </w:rPr>
+        <w:t>SJ10</w:t>
+      </w:r>
+      <w:r>
+        <w:t xml:space="preserve"> for ativado, continua para o </w:t>
+      </w:r>
+      <w:r>
+        <w:rPr>
+          <w:b/>
+          <w:bCs/>
+        </w:rPr>
+        <w:t>Passo 5</w:t>
+      </w:r>
+      <w:r>
+        <w:t>.</w:t>
+      </w:r>
+    </w:p>
+    <w:p>
+      <w:pPr>
+        <w:pStyle w:val="PargrafodaLista"/>
+        <w:numPr>
+          <w:ilvl w:val="1"/>
+          <w:numId w:val="17"/>
+        </w:numPr>
+      </w:pPr>
+      <w:r>
+        <w:t xml:space="preserve">Ao entrar no </w:t>
+      </w:r>
+      <w:r>
+        <w:rPr>
+          <w:b/>
+          <w:bCs/>
+        </w:rPr>
+        <w:t>Passo 5</w:t>
+      </w:r>
+      <w:r>
+        <w:t xml:space="preserve">, a variável </w:t>
+      </w:r>
+      <w:r>
+        <w:rPr>
+          <w:b/>
+          <w:bCs/>
+        </w:rPr>
+        <w:t>K1</w:t>
+      </w:r>
+      <w:r>
+        <w:t xml:space="preserve"> é definida como 1 apenas se forem detetados simultaneamente flancos ascendentes nos sinais </w:t>
+      </w:r>
+      <w:r>
+        <w:rPr>
+          <w:b/>
+          <w:bCs/>
+        </w:rPr>
+        <w:t>BG2</w:t>
+      </w:r>
+      <w:r>
+        <w:t xml:space="preserve"> e </w:t>
+      </w:r>
+      <w:r>
+        <w:rPr>
+          <w:b/>
+          <w:bCs/>
+        </w:rPr>
+        <w:t>BG4</w:t>
+      </w:r>
+      <w:r>
+        <w:t xml:space="preserve">. O sistema permanece neste passo até ser pressionado </w:t>
+      </w:r>
+      <w:r>
+        <w:rPr>
+          <w:b/>
+          <w:bCs/>
+        </w:rPr>
+        <w:t>SJ11</w:t>
+      </w:r>
+      <w:r>
+        <w:t xml:space="preserve">, avançando então para o </w:t>
+      </w:r>
+      <w:r>
+        <w:rPr>
+          <w:b/>
+          <w:bCs/>
+        </w:rPr>
+        <w:t>Passo 6</w:t>
+      </w:r>
+      <w:r>
+        <w:t xml:space="preserve">. Neste passo, o LED liga durante </w:t>
+      </w:r>
+      <w:r>
+        <w:rPr>
+          <w:b/>
+          <w:bCs/>
+        </w:rPr>
+        <w:t>5 segundos</w:t>
+      </w:r>
+      <w:r>
+        <w:t xml:space="preserve"> e desliga-se automaticamente após esse período, mesmo que o passo continue ativo. A transição para o </w:t>
+      </w:r>
+      <w:r>
+        <w:rPr>
+          <w:b/>
+          <w:bCs/>
+        </w:rPr>
+        <w:t>Passo 7</w:t>
+      </w:r>
+      <w:r>
+        <w:t xml:space="preserve"> ocorre quando é pressionado </w:t>
+      </w:r>
+      <w:r>
+        <w:rPr>
+          <w:b/>
+          <w:bCs/>
+        </w:rPr>
+        <w:t>SJ12</w:t>
+      </w:r>
+      <w:r>
+        <w:t>.</w:t>
+      </w:r>
+    </w:p>
+    <w:p>
+      <w:pPr>
+        <w:pStyle w:val="PargrafodaLista"/>
+        <w:numPr>
+          <w:ilvl w:val="1"/>
+          <w:numId w:val="17"/>
+        </w:numPr>
+      </w:pPr>
+      <w:r>
+        <w:t xml:space="preserve">No </w:t>
+      </w:r>
+      <w:r>
+        <w:rPr>
+          <w:b/>
+          <w:bCs/>
+        </w:rPr>
+        <w:t>Passo 7</w:t>
+      </w:r>
+      <w:r>
+        <w:t xml:space="preserve">, o LED só liga após um atraso de </w:t>
+      </w:r>
+      <w:r>
+        <w:rPr>
+          <w:b/>
+          <w:bCs/>
+        </w:rPr>
+        <w:t>5 segundos</w:t>
+      </w:r>
+      <w:r>
+        <w:t xml:space="preserve"> desde a ativação do passo. Além disso, a variável </w:t>
+      </w:r>
+      <w:r>
+        <w:rPr>
+          <w:b/>
+          <w:bCs/>
+        </w:rPr>
+        <w:t>M1</w:t>
+      </w:r>
+      <w:r>
+        <w:t xml:space="preserve"> é colocada a 0 no momento em que o passo é ativado. Finalmente, ao pressionar </w:t>
+      </w:r>
+      <w:r>
+        <w:rPr>
+          <w:b/>
+          <w:bCs/>
+        </w:rPr>
+        <w:t>SJ13</w:t>
+      </w:r>
+      <w:r>
+        <w:t xml:space="preserve">, o sistema regressa ao </w:t>
+      </w:r>
+      <w:r>
+        <w:rPr>
+          <w:b/>
+          <w:bCs/>
+        </w:rPr>
+        <w:t>Passo 0</w:t>
+      </w:r>
+      <w:r>
+        <w:t>, concluindo o ciclo e ficando preparado para reiniciar todo o processo.</w:t>
+      </w:r>
+    </w:p>
+    <w:p>
+      <w:pPr>
+        <w:ind w:left="-1276" w:firstLine="0"/>
+        <w:jc w:val="center"/>
+      </w:pPr>
+      <w:r>
+        <w:rPr>
+          <w:noProof/>
+        </w:rPr>
+        <w:lastRenderedPageBreak/>
+        <w:drawing>
+          <wp:inline distT="0" distB="0" distL="0" distR="0" wp14:anchorId="71B6DE53" wp14:editId="3375F20C">
+            <wp:extent cx="6975475" cy="8334782"/>
+            <wp:effectExtent l="0" t="0" r="0" b="9525"/>
+            <wp:docPr id="2" name="Imagem 2"/>
+            <wp:cNvGraphicFramePr>
+              <a:graphicFrameLocks xmlns:a="http://schemas.openxmlformats.org/drawingml/2006/main" noChangeAspect="1"/>
+            </wp:cNvGraphicFramePr>
+            <a:graphic xmlns:a="http://schemas.openxmlformats.org/drawingml/2006/main">
+              <a:graphicData uri="http://schemas.openxmlformats.org/drawingml/2006/picture">
+                <pic:pic xmlns:pic="http://schemas.openxmlformats.org/drawingml/2006/picture">
+                  <pic:nvPicPr>
+                    <pic:cNvPr id="0" name="Picture 1"/>
+                    <pic:cNvPicPr>
+                      <a:picLocks noChangeAspect="1" noChangeArrowheads="1"/>
+                    </pic:cNvPicPr>
+                  </pic:nvPicPr>
+                  <pic:blipFill>
+                    <a:blip r:embed="rId8">
+                      <a:extLst>
+                        <a:ext uri="{28A0092B-C50C-407E-A947-70E740481C1C}">
+                          <a14:useLocalDpi xmlns:a14="http://schemas.microsoft.com/office/drawing/2010/main" val="0"/>
+                        </a:ext>
+                      </a:extLst>
+                    </a:blip>
+                    <a:srcRect/>
+                    <a:stretch>
+                      <a:fillRect/>
+                    </a:stretch>
+                  </pic:blipFill>
+                  <pic:spPr bwMode="auto">
+                    <a:xfrm>
+                      <a:off x="0" y="0"/>
+                      <a:ext cx="6982895" cy="8343647"/>
+                    </a:xfrm>
+                    <a:prstGeom prst="rect">
+                      <a:avLst/>
+                    </a:prstGeom>
+                    <a:noFill/>
+                    <a:ln>
+                      <a:noFill/>
+                    </a:ln>
+                  </pic:spPr>
+                </pic:pic>
+              </a:graphicData>
+            </a:graphic>
+          </wp:inline>
+        </w:drawing>
+      </w:r>
+    </w:p>
+    <w:p>
+      <w:pPr>
+        <w:ind w:firstLine="0"/>
+        <w:jc w:val="left"/>
+      </w:pPr>
+    </w:p>
+    <w:p>
+      <w:pPr>
+        <w:spacing w:line="240" w:lineRule="auto"/>
+        <w:ind w:firstLine="0"/>
+        <w:jc w:val="left"/>
+      </w:pPr>
+      <w:r>
+        <w:br w:type="page"/>
+      </w:r>
+    </w:p>
+    <w:p>
+      <w:pPr>
         <w:pStyle w:val="Ttulo1"/>
       </w:pPr>
-      <w:bookmarkStart w:id="6" w:name="_Toc233292168"/>
+      <w:bookmarkStart w:id="7" w:name="_Toc233293145"/>
       <w:r>
         <w:lastRenderedPageBreak/>
         <w:t>Sysmac studio</w:t>
       </w:r>
-      <w:bookmarkEnd w:id="6"/>
+      <w:bookmarkEnd w:id="7"/>
     </w:p>
     <w:p>
       <w:pPr>
         <w:pStyle w:val="Ttulo2"/>
       </w:pPr>
-      <w:bookmarkStart w:id="7" w:name="_Toc233292169"/>
+      <w:bookmarkStart w:id="8" w:name="_Toc233293146"/>
       <w:r>
         <w:t>Sysma</w:t>
       </w:r>
@@ -1867,7 +2720,7 @@
       <w:r>
         <w:t>?</w:t>
       </w:r>
-      <w:bookmarkEnd w:id="7"/>
+      <w:bookmarkEnd w:id="8"/>
     </w:p>
     <w:p>
       <w:r>
@@ -1982,15 +2835,21 @@
     <w:p/>
     <w:p>
       <w:pPr>
+        <w:spacing w:line="240" w:lineRule="auto"/>
         <w:ind w:firstLine="0"/>
-      </w:pPr>
+        <w:jc w:val="left"/>
+      </w:pPr>
+      <w:r>
+        <w:br w:type="page"/>
+      </w:r>
     </w:p>
     <w:p>
       <w:pPr>
         <w:pStyle w:val="Ttulo1"/>
       </w:pPr>
-      <w:bookmarkStart w:id="8" w:name="_Toc233292170"/>
-      <w:r>
+      <w:bookmarkStart w:id="9" w:name="_Toc233293147"/>
+      <w:r>
+        <w:lastRenderedPageBreak/>
         <w:t>Factory i</w:t>
       </w:r>
       <w:r>
@@ -1999,17 +2858,17 @@
       <w:r>
         <w:t>o</w:t>
       </w:r>
-      <w:bookmarkEnd w:id="8"/>
+      <w:bookmarkEnd w:id="9"/>
     </w:p>
     <w:p>
       <w:pPr>
         <w:pStyle w:val="Ttulo2"/>
       </w:pPr>
-      <w:bookmarkStart w:id="9" w:name="_Toc233292171"/>
+      <w:bookmarkStart w:id="10" w:name="_Toc233293148"/>
       <w:r>
         <w:t>Factory I/O OQ eu É?</w:t>
       </w:r>
-      <w:bookmarkEnd w:id="9"/>
+      <w:bookmarkEnd w:id="10"/>
     </w:p>
     <w:p/>
     <w:p>
@@ -2143,101 +3002,104 @@
       <w:pPr>
         <w:pStyle w:val="Ttulo2"/>
       </w:pPr>
-      <w:bookmarkStart w:id="10" w:name="_Toc233292172"/>
+      <w:bookmarkStart w:id="11" w:name="_Toc233293149"/>
+      <w:r>
+        <w:t>Comunicação entre o Factory I/O e o plc</w:t>
+      </w:r>
+      <w:bookmarkEnd w:id="11"/>
+    </w:p>
+    <w:p/>
+    <w:p>
+      <w:r>
+        <w:t xml:space="preserve">A comunicação entre o Factory.IO e o PLC foi estabelecida através do protocolo </w:t>
+      </w:r>
+      <w:proofErr w:type="spellStart"/>
+      <w:r>
+        <w:t>Modbus</w:t>
+      </w:r>
+      <w:proofErr w:type="spellEnd"/>
+      <w:r>
+        <w:t xml:space="preserve"> TCP/IP, permitindo a troca de informações em tempo real entre a simulação virtual e o sistema de controlo desenvolvido no </w:t>
+      </w:r>
+      <w:proofErr w:type="spellStart"/>
+      <w:r>
+        <w:t>Sysmac</w:t>
+      </w:r>
+      <w:proofErr w:type="spellEnd"/>
+      <w:r>
+        <w:t xml:space="preserve"> </w:t>
+      </w:r>
+      <w:proofErr w:type="spellStart"/>
+      <w:r>
+        <w:t>Studio</w:t>
+      </w:r>
+      <w:proofErr w:type="spellEnd"/>
+      <w:r>
+        <w:t>.</w:t>
+      </w:r>
+    </w:p>
+    <w:p/>
+    <w:p>
+      <w:r>
+        <w:t xml:space="preserve">Nesta arquitetura, o PLC assume o papel de elemento central da comunicação, sendo responsável por receber os sinais provenientes da fábrica virtual e enviar os comandos necessários para controlar os diferentes equipamentos simulados. Para isso, foi utilizado o bloco de comunicação </w:t>
+      </w:r>
+      <w:proofErr w:type="spellStart"/>
+      <w:r>
+        <w:t>Modbus</w:t>
+      </w:r>
+      <w:proofErr w:type="spellEnd"/>
+      <w:r>
+        <w:t xml:space="preserve"> TCP/IP, configurado para comunicar com o Factory.IO através da rede Ethernet.</w:t>
+      </w:r>
+    </w:p>
+    <w:p/>
+    <w:p>
+      <w:r>
+        <w:t>As informações provenientes dos sensores da simulação são recebidas pelo PLC e armazenadas em variáveis de entrada, permitindo que o programa identifique o estado atual do processo. Por exemplo, quando uma peça é detetada por um sensor virtual, essa informação é enviada para o PLC e utilizada na lógica de controlo implementada.</w:t>
+      </w:r>
+    </w:p>
+    <w:p/>
+    <w:p>
+      <w:r>
+        <w:t>Da mesma forma, após processar as condições definidas no programa, o PLC envia comandos para o Factory.IO através das variáveis de saída. Estes comandos permitem controlar os diversos atuadores da simulação, como tapetes rolantes, motores, cilindros pneumáticos ou outros dispositivos presentes no ambiente virtual.</w:t>
+      </w:r>
+    </w:p>
+    <w:p/>
+    <w:p>
+      <w:r>
+        <w:t>Esta comunicação bidirecional garantiu uma interação contínua entre o PLC e a fábrica virtual, permitindo que a simulação respondesse em tempo real às decisões tomadas pelo controlador. Como resultado, foi possível testar e validar o funcionamento do sistema automatizado num ambiente virtual antes da sua eventual implementação num contexto industrial real.</w:t>
+      </w:r>
+    </w:p>
+    <w:p>
+      <w:pPr>
+        <w:spacing w:line="240" w:lineRule="auto"/>
+        <w:ind w:firstLine="0"/>
+        <w:jc w:val="left"/>
+      </w:pPr>
+      <w:r>
+        <w:br w:type="page"/>
+      </w:r>
+    </w:p>
+    <w:p>
+      <w:pPr>
+        <w:pStyle w:val="Ttulo1"/>
+      </w:pPr>
+      <w:bookmarkStart w:id="12" w:name="_Toc233293150"/>
       <w:r>
         <w:lastRenderedPageBreak/>
-        <w:t>Comunicação entre o Factory</w:t>
-      </w:r>
-      <w:r>
-        <w:t xml:space="preserve"> I/O </w:t>
-      </w:r>
-      <w:r>
-        <w:t>e o plc</w:t>
-      </w:r>
-      <w:bookmarkEnd w:id="10"/>
-    </w:p>
-    <w:p/>
-    <w:p>
-      <w:r>
-        <w:t xml:space="preserve">A comunicação entre o Factory.IO e o PLC foi estabelecida através do protocolo </w:t>
-      </w:r>
-      <w:proofErr w:type="spellStart"/>
-      <w:r>
-        <w:t>Modbus</w:t>
-      </w:r>
-      <w:proofErr w:type="spellEnd"/>
-      <w:r>
-        <w:t xml:space="preserve"> TCP/IP, permitindo a troca de informações em tempo real entre a simulação virtual e o sistema de controlo desenvolvido no </w:t>
-      </w:r>
-      <w:proofErr w:type="spellStart"/>
-      <w:r>
-        <w:t>Sysmac</w:t>
-      </w:r>
-      <w:proofErr w:type="spellEnd"/>
-      <w:r>
-        <w:t xml:space="preserve"> </w:t>
-      </w:r>
-      <w:proofErr w:type="spellStart"/>
-      <w:r>
-        <w:t>Studio</w:t>
-      </w:r>
-      <w:proofErr w:type="spellEnd"/>
-      <w:r>
-        <w:t>.</w:t>
-      </w:r>
-    </w:p>
-    <w:p/>
-    <w:p>
-      <w:r>
-        <w:t xml:space="preserve">Nesta arquitetura, o PLC assume o papel de elemento central da comunicação, sendo responsável por receber os sinais provenientes da fábrica virtual e enviar os comandos necessários para controlar os diferentes equipamentos simulados. Para isso, foi utilizado o bloco de comunicação </w:t>
-      </w:r>
-      <w:proofErr w:type="spellStart"/>
-      <w:r>
-        <w:t>Modbus</w:t>
-      </w:r>
-      <w:proofErr w:type="spellEnd"/>
-      <w:r>
-        <w:t xml:space="preserve"> TCP/IP, configurado para comunicar com o Factory.IO através da rede Ethernet.</w:t>
-      </w:r>
-    </w:p>
-    <w:p/>
-    <w:p>
-      <w:r>
-        <w:t>As informações provenientes dos sensores da simulação são recebidas pelo PLC e armazenadas em variáveis de entrada, permitindo que o programa identifique o estado atual do processo. Por exemplo, quando uma peça é detetada por um sensor virtual, essa informação é enviada para o PLC e utilizada na lógica de controlo implementada.</w:t>
-      </w:r>
-    </w:p>
-    <w:p/>
-    <w:p>
-      <w:r>
-        <w:t>Da mesma forma, após processar as condições definidas no programa, o PLC envia comandos para o Factory.IO através das variáveis de saída. Estes comandos permitem controlar os diversos atuadores da simulação, como tapetes rolantes, motores, cilindros pneumáticos ou outros dispositivos presentes no ambiente virtual.</w:t>
-      </w:r>
-    </w:p>
-    <w:p/>
-    <w:p>
-      <w:r>
-        <w:t>Esta comunicação bidirecional garantiu uma interação contínua entre o PLC e a fábrica virtual, permitindo que a simulação respondesse em tempo real às decisões tomadas pelo controlador. Como resultado, foi possível testar e validar o funcionamento do sistema automatizado num ambiente virtual antes da sua eventual implementação num contexto industrial real.</w:t>
-      </w:r>
-    </w:p>
-    <w:p/>
-    <w:p>
-      <w:pPr>
-        <w:pStyle w:val="Ttulo1"/>
-      </w:pPr>
-      <w:bookmarkStart w:id="11" w:name="_Toc233292173"/>
-      <w:r>
         <w:t>KUKA KR4</w:t>
       </w:r>
-      <w:bookmarkEnd w:id="11"/>
+      <w:bookmarkEnd w:id="12"/>
     </w:p>
     <w:p>
       <w:pPr>
         <w:pStyle w:val="Ttulo2"/>
       </w:pPr>
-      <w:bookmarkStart w:id="12" w:name="_Toc233292174"/>
+      <w:bookmarkStart w:id="13" w:name="_Toc233293151"/>
       <w:r>
         <w:t>Kuka KR4 o que é?</w:t>
       </w:r>
-      <w:bookmarkEnd w:id="12"/>
+      <w:bookmarkEnd w:id="13"/>
     </w:p>
     <w:p/>
     <w:p>
@@ -2291,11 +3153,7 @@
         </w:numPr>
       </w:pPr>
       <w:r>
-        <w:t xml:space="preserve">Cabe em Qualquer Lado: Uma das suas maiores vantagens é o design compacto. Ocupa pouquíssimo espaço na célula de trabalho e pode ser instalado em qualquer posição (no chão, </w:t>
-      </w:r>
-      <w:r>
-        <w:lastRenderedPageBreak/>
-        <w:t>na parede ou até no teto), o que nos dá uma liberdade enorme para desenhar a linha de produção.</w:t>
+        <w:t>Cabe em Qualquer Lado: Uma das suas maiores vantagens é o design compacto. Ocupa pouquíssimo espaço na célula de trabalho e pode ser instalado em qualquer posição (no chão, na parede ou até no teto), o que nos dá uma liberdade enorme para desenhar a linha de produção.</w:t>
       </w:r>
     </w:p>
     <w:p>
@@ -2312,23 +3170,34 @@
     </w:p>
     <w:p>
       <w:pPr>
+        <w:spacing w:line="240" w:lineRule="auto"/>
+        <w:ind w:firstLine="0"/>
+        <w:jc w:val="left"/>
+      </w:pPr>
+      <w:r>
+        <w:br w:type="page"/>
+      </w:r>
+    </w:p>
+    <w:p>
+      <w:pPr>
         <w:pStyle w:val="Ttulo1"/>
       </w:pPr>
-      <w:bookmarkStart w:id="13" w:name="_Toc233292175"/>
-      <w:r>
+      <w:bookmarkStart w:id="14" w:name="_Toc233293152"/>
+      <w:r>
+        <w:lastRenderedPageBreak/>
         <w:t>HMI</w:t>
       </w:r>
-      <w:bookmarkEnd w:id="13"/>
+      <w:bookmarkEnd w:id="14"/>
     </w:p>
     <w:p>
       <w:pPr>
         <w:pStyle w:val="Ttulo2"/>
       </w:pPr>
-      <w:bookmarkStart w:id="14" w:name="_Toc233292176"/>
+      <w:bookmarkStart w:id="15" w:name="_Toc233293153"/>
       <w:r>
         <w:t>HMI O QUE É?</w:t>
       </w:r>
-      <w:bookmarkEnd w:id="14"/>
+      <w:bookmarkEnd w:id="15"/>
     </w:p>
     <w:p>
       <w:pPr>
@@ -2438,11 +3307,11 @@
       <w:pPr>
         <w:pStyle w:val="Ttulo3"/>
       </w:pPr>
-      <w:bookmarkStart w:id="15" w:name="_Toc233292177"/>
+      <w:bookmarkStart w:id="16" w:name="_Toc233293154"/>
       <w:r>
         <w:t>Página 1: Ecrã Inicial e Visão Geral da Instalação (Digital Twin)</w:t>
       </w:r>
-      <w:bookmarkEnd w:id="15"/>
+      <w:bookmarkEnd w:id="16"/>
     </w:p>
     <w:p>
       <w:pPr>
@@ -2471,7 +3340,7 @@
                     </pic:cNvPicPr>
                   </pic:nvPicPr>
                   <pic:blipFill>
-                    <a:blip r:embed="rId8">
+                    <a:blip r:embed="rId9">
                       <a:extLst>
                         <a:ext uri="{28A0092B-C50C-407E-A947-70E740481C1C}">
                           <a14:useLocalDpi xmlns:a14="http://schemas.microsoft.com/office/drawing/2010/main" val="0"/>
@@ -2507,30 +3376,18 @@
       <w:pPr>
         <w:pStyle w:val="Legenda"/>
       </w:pPr>
+      <w:bookmarkStart w:id="17" w:name="_Toc233293091"/>
       <w:r>
         <w:t xml:space="preserve">Figura </w:t>
       </w:r>
-      <w:r>
-        <w:fldChar w:fldCharType="begin"/>
-      </w:r>
-      <w:r>
-        <w:instrText xml:space="preserve"> SEQ Figura \* ARABIC </w:instrText>
-      </w:r>
-      <w:r>
-        <w:fldChar w:fldCharType="separate"/>
-      </w:r>
-      <w:r>
-        <w:rPr>
-          <w:noProof/>
-        </w:rPr>
-        <w:t>1</w:t>
-      </w:r>
-      <w:r>
-        <w:rPr>
-          <w:noProof/>
-        </w:rPr>
-        <w:fldChar w:fldCharType="end"/>
-      </w:r>
+      <w:fldSimple w:instr=" SEQ Figura \* ARABIC ">
+        <w:r>
+          <w:rPr>
+            <w:noProof/>
+          </w:rPr>
+          <w:t>1</w:t>
+        </w:r>
+      </w:fldSimple>
       <w:r>
         <w:t xml:space="preserve"> - </w:t>
       </w:r>
@@ -2542,6 +3399,7 @@
       <w:r>
         <w:t xml:space="preserve"> 1 HMI</w:t>
       </w:r>
+      <w:bookmarkEnd w:id="17"/>
     </w:p>
     <w:p>
       <w:r>
@@ -2576,7 +3434,6 @@
           <w:b/>
           <w:bCs/>
         </w:rPr>
-        <w:lastRenderedPageBreak/>
         <w:t>Principais elementos e funcionalidades:</w:t>
       </w:r>
     </w:p>
@@ -2630,6 +3487,7 @@
         </w:numPr>
       </w:pPr>
       <w:r>
+        <w:lastRenderedPageBreak/>
         <w:t>Células de Maquinação: Centros de controlo numérico (CNC) protegidos por gradeamentos de segurança.</w:t>
       </w:r>
     </w:p>
@@ -2689,11 +3547,11 @@
       <w:pPr>
         <w:pStyle w:val="Ttulo3"/>
       </w:pPr>
-      <w:bookmarkStart w:id="16" w:name="_Toc233292178"/>
+      <w:bookmarkStart w:id="18" w:name="_Toc233293155"/>
       <w:r>
         <w:t>Página 2: Ecrã de "Menu Controlo" (Painel HMI de Operação)</w:t>
       </w:r>
-      <w:bookmarkEnd w:id="16"/>
+      <w:bookmarkEnd w:id="18"/>
     </w:p>
     <w:p>
       <w:pPr>
@@ -2728,7 +3586,7 @@
                     </pic:cNvPicPr>
                   </pic:nvPicPr>
                   <pic:blipFill>
-                    <a:blip r:embed="rId9">
+                    <a:blip r:embed="rId10">
                       <a:extLst>
                         <a:ext uri="{28A0092B-C50C-407E-A947-70E740481C1C}">
                           <a14:useLocalDpi xmlns:a14="http://schemas.microsoft.com/office/drawing/2010/main" val="0"/>
@@ -2764,30 +3622,18 @@
       <w:pPr>
         <w:pStyle w:val="Legenda"/>
       </w:pPr>
+      <w:bookmarkStart w:id="19" w:name="_Toc233293092"/>
       <w:r>
         <w:t xml:space="preserve">Figura </w:t>
       </w:r>
-      <w:r>
-        <w:fldChar w:fldCharType="begin"/>
-      </w:r>
-      <w:r>
-        <w:instrText xml:space="preserve"> SEQ Figura \* ARABIC </w:instrText>
-      </w:r>
-      <w:r>
-        <w:fldChar w:fldCharType="separate"/>
-      </w:r>
-      <w:r>
-        <w:rPr>
-          <w:noProof/>
-        </w:rPr>
-        <w:t>2</w:t>
-      </w:r>
-      <w:r>
-        <w:rPr>
-          <w:noProof/>
-        </w:rPr>
-        <w:fldChar w:fldCharType="end"/>
-      </w:r>
+      <w:fldSimple w:instr=" SEQ Figura \* ARABIC ">
+        <w:r>
+          <w:rPr>
+            <w:noProof/>
+          </w:rPr>
+          <w:t>2</w:t>
+        </w:r>
+      </w:fldSimple>
       <w:r>
         <w:t xml:space="preserve"> - </w:t>
       </w:r>
@@ -2799,6 +3645,7 @@
       <w:r>
         <w:t xml:space="preserve"> 2 HMI</w:t>
       </w:r>
+      <w:bookmarkEnd w:id="19"/>
     </w:p>
     <w:p/>
     <w:p>
@@ -2939,7 +3786,6 @@
         </w:numPr>
       </w:pPr>
       <w:r>
-        <w:lastRenderedPageBreak/>
         <w:t>RESET (Azul): Botão para reposição do sistema, utilizado tipicamente para reconhecer alarmes, limpar falhas ou reiniciar contadores após uma paragem (</w:t>
       </w:r>
       <w:proofErr w:type="spellStart"/>
@@ -2980,6 +3826,7 @@
         </w:numPr>
       </w:pPr>
       <w:r>
+        <w:lastRenderedPageBreak/>
         <w:t>No topo central, encontram-se três sinalizadores luminosos (Verde, Amarelo e Vermelho) que traduzem o estado da máquina (</w:t>
       </w:r>
       <w:proofErr w:type="spellStart"/>
@@ -3218,11 +4065,11 @@
       <w:pPr>
         <w:pStyle w:val="Ttulo2"/>
       </w:pPr>
-      <w:bookmarkStart w:id="17" w:name="_Toc233292179"/>
+      <w:bookmarkStart w:id="20" w:name="_Toc233293156"/>
       <w:r>
         <w:t>Comunicação entre hmi e o plc</w:t>
       </w:r>
-      <w:bookmarkEnd w:id="17"/>
+      <w:bookmarkEnd w:id="20"/>
     </w:p>
     <w:p>
       <w:pPr>
@@ -3317,28 +4164,29 @@
     </w:p>
     <w:p>
       <w:pPr>
-        <w:pStyle w:val="TextoNormal-IPCA"/>
-      </w:pPr>
-    </w:p>
-    <w:p>
-      <w:pPr>
-        <w:pStyle w:val="TextoNormal-IPCA"/>
-      </w:pPr>
+        <w:spacing w:line="240" w:lineRule="auto"/>
+        <w:ind w:firstLine="0"/>
+        <w:jc w:val="left"/>
+      </w:pPr>
+      <w:r>
+        <w:br w:type="page"/>
+      </w:r>
     </w:p>
     <w:p>
       <w:pPr>
         <w:pStyle w:val="Ttulo1"/>
       </w:pPr>
-      <w:bookmarkStart w:id="18" w:name="_Toc231169386"/>
-      <w:bookmarkStart w:id="19" w:name="_Toc233292180"/>
-      <w:r>
+      <w:bookmarkStart w:id="21" w:name="_Toc231169386"/>
+      <w:bookmarkStart w:id="22" w:name="_Toc233293157"/>
+      <w:r>
+        <w:lastRenderedPageBreak/>
         <w:t>C</w:t>
       </w:r>
       <w:r>
         <w:t>onclusão</w:t>
       </w:r>
-      <w:bookmarkEnd w:id="18"/>
-      <w:bookmarkEnd w:id="19"/>
+      <w:bookmarkEnd w:id="21"/>
+      <w:bookmarkEnd w:id="22"/>
     </w:p>
     <w:bookmarkEnd w:id="1"/>
     <w:p>
@@ -3358,8 +4206,8 @@
       </w:pPr>
     </w:p>
     <w:sectPr>
-      <w:headerReference w:type="default" r:id="rId10"/>
-      <w:footerReference w:type="default" r:id="rId11"/>
+      <w:headerReference w:type="default" r:id="rId11"/>
+      <w:footerReference w:type="default" r:id="rId12"/>
       <w:pgSz w:w="11900" w:h="16840"/>
       <w:pgMar w:top="1417" w:right="1701" w:bottom="1417" w:left="1701" w:header="709" w:footer="709" w:gutter="0"/>
       <w:cols w:space="708"/>
@@ -4633,6 +5481,119 @@
     </w:lvl>
   </w:abstractNum>
   <w:abstractNum w:abstractNumId="10" w15:restartNumberingAfterBreak="0">
+    <w:nsid w:val="4A031C14"/>
+    <w:multiLevelType w:val="hybridMultilevel"/>
+    <w:tmpl w:val="D09A23F6"/>
+    <w:lvl w:ilvl="0" w:tplc="08160001">
+      <w:start w:val="1"/>
+      <w:numFmt w:val="bullet"/>
+      <w:lvlText w:val=""/>
+      <w:lvlJc w:val="left"/>
+      <w:pPr>
+        <w:ind w:left="720" w:hanging="360"/>
+      </w:pPr>
+      <w:rPr>
+        <w:rFonts w:ascii="Symbol" w:hAnsi="Symbol" w:hint="default"/>
+      </w:rPr>
+    </w:lvl>
+    <w:lvl w:ilvl="1" w:tplc="08160003">
+      <w:start w:val="1"/>
+      <w:numFmt w:val="bullet"/>
+      <w:lvlText w:val="o"/>
+      <w:lvlJc w:val="left"/>
+      <w:pPr>
+        <w:ind w:left="1440" w:hanging="360"/>
+      </w:pPr>
+      <w:rPr>
+        <w:rFonts w:ascii="Courier New" w:hAnsi="Courier New" w:cs="Courier New" w:hint="default"/>
+      </w:rPr>
+    </w:lvl>
+    <w:lvl w:ilvl="2" w:tplc="08160005" w:tentative="1">
+      <w:start w:val="1"/>
+      <w:numFmt w:val="bullet"/>
+      <w:lvlText w:val=""/>
+      <w:lvlJc w:val="left"/>
+      <w:pPr>
+        <w:ind w:left="2160" w:hanging="360"/>
+      </w:pPr>
+      <w:rPr>
+        <w:rFonts w:ascii="Wingdings" w:hAnsi="Wingdings" w:hint="default"/>
+      </w:rPr>
+    </w:lvl>
+    <w:lvl w:ilvl="3" w:tplc="08160001" w:tentative="1">
+      <w:start w:val="1"/>
+      <w:numFmt w:val="bullet"/>
+      <w:lvlText w:val=""/>
+      <w:lvlJc w:val="left"/>
+      <w:pPr>
+        <w:ind w:left="2880" w:hanging="360"/>
+      </w:pPr>
+      <w:rPr>
+        <w:rFonts w:ascii="Symbol" w:hAnsi="Symbol" w:hint="default"/>
+      </w:rPr>
+    </w:lvl>
+    <w:lvl w:ilvl="4" w:tplc="08160003" w:tentative="1">
+      <w:start w:val="1"/>
+      <w:numFmt w:val="bullet"/>
+      <w:lvlText w:val="o"/>
+      <w:lvlJc w:val="left"/>
+      <w:pPr>
+        <w:ind w:left="3600" w:hanging="360"/>
+      </w:pPr>
+      <w:rPr>
+        <w:rFonts w:ascii="Courier New" w:hAnsi="Courier New" w:cs="Courier New" w:hint="default"/>
+      </w:rPr>
+    </w:lvl>
+    <w:lvl w:ilvl="5" w:tplc="08160005" w:tentative="1">
+      <w:start w:val="1"/>
+      <w:numFmt w:val="bullet"/>
+      <w:lvlText w:val=""/>
+      <w:lvlJc w:val="left"/>
+      <w:pPr>
+        <w:ind w:left="4320" w:hanging="360"/>
+      </w:pPr>
+      <w:rPr>
+        <w:rFonts w:ascii="Wingdings" w:hAnsi="Wingdings" w:hint="default"/>
+      </w:rPr>
+    </w:lvl>
+    <w:lvl w:ilvl="6" w:tplc="08160001" w:tentative="1">
+      <w:start w:val="1"/>
+      <w:numFmt w:val="bullet"/>
+      <w:lvlText w:val=""/>
+      <w:lvlJc w:val="left"/>
+      <w:pPr>
+        <w:ind w:left="5040" w:hanging="360"/>
+      </w:pPr>
+      <w:rPr>
+        <w:rFonts w:ascii="Symbol" w:hAnsi="Symbol" w:hint="default"/>
+      </w:rPr>
+    </w:lvl>
+    <w:lvl w:ilvl="7" w:tplc="08160003" w:tentative="1">
+      <w:start w:val="1"/>
+      <w:numFmt w:val="bullet"/>
+      <w:lvlText w:val="o"/>
+      <w:lvlJc w:val="left"/>
+      <w:pPr>
+        <w:ind w:left="5760" w:hanging="360"/>
+      </w:pPr>
+      <w:rPr>
+        <w:rFonts w:ascii="Courier New" w:hAnsi="Courier New" w:cs="Courier New" w:hint="default"/>
+      </w:rPr>
+    </w:lvl>
+    <w:lvl w:ilvl="8" w:tplc="08160005" w:tentative="1">
+      <w:start w:val="1"/>
+      <w:numFmt w:val="bullet"/>
+      <w:lvlText w:val=""/>
+      <w:lvlJc w:val="left"/>
+      <w:pPr>
+        <w:ind w:left="6480" w:hanging="360"/>
+      </w:pPr>
+      <w:rPr>
+        <w:rFonts w:ascii="Wingdings" w:hAnsi="Wingdings" w:hint="default"/>
+      </w:rPr>
+    </w:lvl>
+  </w:abstractNum>
+  <w:abstractNum w:abstractNumId="11" w15:restartNumberingAfterBreak="0">
     <w:nsid w:val="545B77F2"/>
     <w:multiLevelType w:val="hybridMultilevel"/>
     <w:tmpl w:val="7D4AF978"/>
@@ -4745,7 +5706,7 @@
       </w:rPr>
     </w:lvl>
   </w:abstractNum>
-  <w:abstractNum w:abstractNumId="11" w15:restartNumberingAfterBreak="0">
+  <w:abstractNum w:abstractNumId="12" w15:restartNumberingAfterBreak="0">
     <w:nsid w:val="5B382C76"/>
     <w:multiLevelType w:val="hybridMultilevel"/>
     <w:tmpl w:val="1A2EAB1E"/>
@@ -4858,7 +5819,7 @@
       </w:rPr>
     </w:lvl>
   </w:abstractNum>
-  <w:abstractNum w:abstractNumId="12" w15:restartNumberingAfterBreak="0">
+  <w:abstractNum w:abstractNumId="13" w15:restartNumberingAfterBreak="0">
     <w:nsid w:val="5B907615"/>
     <w:multiLevelType w:val="hybridMultilevel"/>
     <w:tmpl w:val="8F6EEE66"/>
@@ -4971,7 +5932,7 @@
       </w:rPr>
     </w:lvl>
   </w:abstractNum>
-  <w:abstractNum w:abstractNumId="13" w15:restartNumberingAfterBreak="0">
+  <w:abstractNum w:abstractNumId="14" w15:restartNumberingAfterBreak="0">
     <w:nsid w:val="606135BF"/>
     <w:multiLevelType w:val="hybridMultilevel"/>
     <w:tmpl w:val="789C53F4"/>
@@ -5061,7 +6022,7 @@
       </w:pPr>
     </w:lvl>
   </w:abstractNum>
-  <w:abstractNum w:abstractNumId="14" w15:restartNumberingAfterBreak="0">
+  <w:abstractNum w:abstractNumId="15" w15:restartNumberingAfterBreak="0">
     <w:nsid w:val="6BF862F4"/>
     <w:multiLevelType w:val="hybridMultilevel"/>
     <w:tmpl w:val="2A1253E6"/>
@@ -5174,7 +6135,7 @@
       </w:rPr>
     </w:lvl>
   </w:abstractNum>
-  <w:abstractNum w:abstractNumId="15" w15:restartNumberingAfterBreak="0">
+  <w:abstractNum w:abstractNumId="16" w15:restartNumberingAfterBreak="0">
     <w:nsid w:val="71C1512C"/>
     <w:multiLevelType w:val="hybridMultilevel"/>
     <w:tmpl w:val="8C0AC060"/>
@@ -5294,25 +6255,25 @@
     <w:abstractNumId w:val="6"/>
   </w:num>
   <w:num w:numId="3">
-    <w:abstractNumId w:val="13"/>
+    <w:abstractNumId w:val="14"/>
   </w:num>
   <w:num w:numId="4">
     <w:abstractNumId w:val="4"/>
   </w:num>
   <w:num w:numId="5">
-    <w:abstractNumId w:val="11"/>
+    <w:abstractNumId w:val="12"/>
   </w:num>
   <w:num w:numId="6">
     <w:abstractNumId w:val="9"/>
   </w:num>
   <w:num w:numId="7">
-    <w:abstractNumId w:val="12"/>
+    <w:abstractNumId w:val="13"/>
   </w:num>
   <w:num w:numId="8">
-    <w:abstractNumId w:val="15"/>
+    <w:abstractNumId w:val="16"/>
   </w:num>
   <w:num w:numId="9">
-    <w:abstractNumId w:val="10"/>
+    <w:abstractNumId w:val="11"/>
   </w:num>
   <w:num w:numId="10">
     <w:abstractNumId w:val="1"/>
@@ -5324,7 +6285,7 @@
     <w:abstractNumId w:val="7"/>
   </w:num>
   <w:num w:numId="13">
-    <w:abstractNumId w:val="14"/>
+    <w:abstractNumId w:val="15"/>
   </w:num>
   <w:num w:numId="14">
     <w:abstractNumId w:val="5"/>
@@ -5334,6 +6295,9 @@
   </w:num>
   <w:num w:numId="16">
     <w:abstractNumId w:val="8"/>
+  </w:num>
+  <w:num w:numId="17">
+    <w:abstractNumId w:val="10"/>
   </w:num>
   <w:numIdMacAtCleanup w:val="9"/>
 </w:numbering>

--- a/Relatório.docx
+++ b/Relatório.docx
@@ -1595,16 +1595,31 @@
       <w:pPr>
         <w:ind w:firstLine="0"/>
       </w:pPr>
-      <w:fldSimple w:instr=" TOC \h \z \c &quot;Table&quot; ">
-        <w:r>
-          <w:rPr>
-            <w:b/>
-            <w:bCs/>
-            <w:noProof/>
-          </w:rPr>
-          <w:t>Não foi encontrada nenhuma entrada do índice de ilustrações.</w:t>
-        </w:r>
-      </w:fldSimple>
+      <w:r>
+        <w:fldChar w:fldCharType="begin"/>
+      </w:r>
+      <w:r>
+        <w:instrText xml:space="preserve"> TOC \h \z \c "Table" </w:instrText>
+      </w:r>
+      <w:r>
+        <w:fldChar w:fldCharType="separate"/>
+      </w:r>
+      <w:r>
+        <w:rPr>
+          <w:b/>
+          <w:bCs/>
+          <w:noProof/>
+        </w:rPr>
+        <w:t>Não foi encontrada nenhuma entrada do índice de ilustrações.</w:t>
+      </w:r>
+      <w:r>
+        <w:rPr>
+          <w:b/>
+          <w:bCs/>
+          <w:noProof/>
+        </w:rPr>
+        <w:fldChar w:fldCharType="end"/>
+      </w:r>
     </w:p>
     <w:p>
       <w:pPr>
@@ -1824,13 +1839,13 @@
         <w:pStyle w:val="Ttulo1"/>
       </w:pPr>
       <w:bookmarkStart w:id="0" w:name="_Toc231169385"/>
-      <w:bookmarkStart w:id="1" w:name="_Ref505712228"/>
-      <w:bookmarkStart w:id="2" w:name="_Toc233293140"/>
+      <w:bookmarkStart w:id="1" w:name="_Toc233293140"/>
+      <w:bookmarkStart w:id="2" w:name="_Ref505712228"/>
       <w:r>
         <w:t>Introdução</w:t>
       </w:r>
       <w:bookmarkEnd w:id="0"/>
-      <w:bookmarkEnd w:id="2"/>
+      <w:bookmarkEnd w:id="1"/>
     </w:p>
     <w:p/>
     <w:p/>
@@ -2086,6 +2101,7 @@
           <w:id w:val="1407654802"/>
           <w:citation/>
         </w:sdtPr>
+        <w:sdtEndPr/>
         <w:sdtContent>
           <w:r>
             <w:fldChar w:fldCharType="begin"/>
@@ -2189,10 +2205,10 @@
       <w:r>
         <w:t>Master_Phases</w:t>
       </w:r>
+      <w:proofErr w:type="spellEnd"/>
       <w:r>
         <w:t>:</w:t>
       </w:r>
-      <w:proofErr w:type="spellEnd"/>
     </w:p>
     <w:p>
       <w:pPr>
@@ -3064,12 +3080,322 @@
         <w:t>Da mesma forma, após processar as condições definidas no programa, o PLC envia comandos para o Factory.IO através das variáveis de saída. Estes comandos permitem controlar os diversos atuadores da simulação, como tapetes rolantes, motores, cilindros pneumáticos ou outros dispositivos presentes no ambiente virtual.</w:t>
       </w:r>
     </w:p>
+    <w:p>
+      <w:r>
+        <w:lastRenderedPageBreak/>
+        <w:t>Esta comunicação bidirecional garantiu uma interação contínua entre o PLC e a fábrica virtual, permitindo que a simulação respondesse em tempo real às decisões tomadas pelo controlador. Como resultado, foi possível testar e validar o funcionamento do sistema automatizado num ambiente virtual antes da sua eventual implementação num contexto industrial real.</w:t>
+      </w:r>
+    </w:p>
     <w:p/>
     <w:p>
-      <w:r>
-        <w:t>Esta comunicação bidirecional garantiu uma interação contínua entre o PLC e a fábrica virtual, permitindo que a simulação respondesse em tempo real às decisões tomadas pelo controlador. Como resultado, foi possível testar e validar o funcionamento do sistema automatizado num ambiente virtual antes da sua eventual implementação num contexto industrial real.</w:t>
-      </w:r>
-    </w:p>
+      <w:pPr>
+        <w:pStyle w:val="Ttulo2"/>
+      </w:pPr>
+      <w:r>
+        <w:t>Funcionamento da FÁBRICA</w:t>
+      </w:r>
+    </w:p>
+    <w:p/>
+    <w:p>
+      <w:r>
+        <w:t>A fabrica começa da produção das peças, onde são realizadas a fresagem dos produtos. Os produtos estão divididos em dois tipos, verdes e azuis, onde são produzidas as bases e as tampas.</w:t>
+      </w:r>
+    </w:p>
+    <w:p/>
+    <w:p>
+      <w:pPr>
+        <w:keepNext/>
+        <w:jc w:val="center"/>
+      </w:pPr>
+      <w:r>
+        <w:rPr>
+          <w:noProof/>
+        </w:rPr>
+        <w:drawing>
+          <wp:inline distT="0" distB="0" distL="0" distR="0" wp14:anchorId="7CB48682" wp14:editId="073EB66C">
+            <wp:extent cx="5396230" cy="2950845"/>
+            <wp:effectExtent l="0" t="0" r="0" b="1905"/>
+            <wp:docPr id="3" name="Imagem 3"/>
+            <wp:cNvGraphicFramePr>
+              <a:graphicFrameLocks xmlns:a="http://schemas.openxmlformats.org/drawingml/2006/main" noChangeAspect="1"/>
+            </wp:cNvGraphicFramePr>
+            <a:graphic xmlns:a="http://schemas.openxmlformats.org/drawingml/2006/main">
+              <a:graphicData uri="http://schemas.openxmlformats.org/drawingml/2006/picture">
+                <pic:pic xmlns:pic="http://schemas.openxmlformats.org/drawingml/2006/picture">
+                  <pic:nvPicPr>
+                    <pic:cNvPr id="0" name="Picture 1"/>
+                    <pic:cNvPicPr>
+                      <a:picLocks noChangeAspect="1" noChangeArrowheads="1"/>
+                    </pic:cNvPicPr>
+                  </pic:nvPicPr>
+                  <pic:blipFill>
+                    <a:blip r:embed="rId9">
+                      <a:extLst>
+                        <a:ext uri="{28A0092B-C50C-407E-A947-70E740481C1C}">
+                          <a14:useLocalDpi xmlns:a14="http://schemas.microsoft.com/office/drawing/2010/main" val="0"/>
+                        </a:ext>
+                      </a:extLst>
+                    </a:blip>
+                    <a:srcRect/>
+                    <a:stretch>
+                      <a:fillRect/>
+                    </a:stretch>
+                  </pic:blipFill>
+                  <pic:spPr bwMode="auto">
+                    <a:xfrm>
+                      <a:off x="0" y="0"/>
+                      <a:ext cx="5396230" cy="2950845"/>
+                    </a:xfrm>
+                    <a:prstGeom prst="rect">
+                      <a:avLst/>
+                    </a:prstGeom>
+                    <a:noFill/>
+                    <a:ln>
+                      <a:noFill/>
+                    </a:ln>
+                  </pic:spPr>
+                </pic:pic>
+              </a:graphicData>
+            </a:graphic>
+          </wp:inline>
+        </w:drawing>
+      </w:r>
+    </w:p>
+    <w:p>
+      <w:pPr>
+        <w:pStyle w:val="Legenda"/>
+      </w:pPr>
+      <w:r>
+        <w:t xml:space="preserve">Figura </w:t>
+      </w:r>
+      <w:r>
+        <w:fldChar w:fldCharType="begin"/>
+      </w:r>
+      <w:r>
+        <w:instrText xml:space="preserve"> SEQ Figura \* ARABIC </w:instrText>
+      </w:r>
+      <w:r>
+        <w:fldChar w:fldCharType="separate"/>
+      </w:r>
+      <w:r>
+        <w:rPr>
+          <w:noProof/>
+        </w:rPr>
+        <w:t>1</w:t>
+      </w:r>
+      <w:r>
+        <w:fldChar w:fldCharType="end"/>
+      </w:r>
+      <w:r>
+        <w:t xml:space="preserve"> - Fresagem do Material</w:t>
+      </w:r>
+    </w:p>
+    <w:p/>
+    <w:p>
+      <w:r>
+        <w:t>Depois de termos as peças fresadas, segue o procedimento de seleção, onde são separadas por tipo e cor.</w:t>
+      </w:r>
+    </w:p>
+    <w:p>
+      <w:r>
+        <w:t xml:space="preserve">Após a separação são montadas as peças através de um robô de </w:t>
+      </w:r>
+      <w:proofErr w:type="spellStart"/>
+      <w:r>
+        <w:t>pick&amp;place</w:t>
+      </w:r>
+      <w:proofErr w:type="spellEnd"/>
+      <w:r>
+        <w:t>.</w:t>
+      </w:r>
+    </w:p>
+    <w:p>
+      <w:pPr>
+        <w:pStyle w:val="Nota-IPCA"/>
+        <w:ind w:firstLine="284"/>
+        <w:jc w:val="center"/>
+      </w:pPr>
+      <w:r>
+        <w:rPr>
+          <w:noProof/>
+        </w:rPr>
+        <w:drawing>
+          <wp:inline distT="0" distB="0" distL="0" distR="0" wp14:anchorId="0EDB4D62" wp14:editId="6DEA6F7E">
+            <wp:extent cx="5394960" cy="2316480"/>
+            <wp:effectExtent l="0" t="0" r="0" b="7620"/>
+            <wp:docPr id="5" name="Imagem 5"/>
+            <wp:cNvGraphicFramePr>
+              <a:graphicFrameLocks xmlns:a="http://schemas.openxmlformats.org/drawingml/2006/main" noChangeAspect="1"/>
+            </wp:cNvGraphicFramePr>
+            <a:graphic xmlns:a="http://schemas.openxmlformats.org/drawingml/2006/main">
+              <a:graphicData uri="http://schemas.openxmlformats.org/drawingml/2006/picture">
+                <pic:pic xmlns:pic="http://schemas.openxmlformats.org/drawingml/2006/picture">
+                  <pic:nvPicPr>
+                    <pic:cNvPr id="0" name="Picture 3"/>
+                    <pic:cNvPicPr>
+                      <a:picLocks noChangeAspect="1" noChangeArrowheads="1"/>
+                    </pic:cNvPicPr>
+                  </pic:nvPicPr>
+                  <pic:blipFill>
+                    <a:blip r:embed="rId10">
+                      <a:extLst>
+                        <a:ext uri="{28A0092B-C50C-407E-A947-70E740481C1C}">
+                          <a14:useLocalDpi xmlns:a14="http://schemas.microsoft.com/office/drawing/2010/main" val="0"/>
+                        </a:ext>
+                      </a:extLst>
+                    </a:blip>
+                    <a:srcRect/>
+                    <a:stretch>
+                      <a:fillRect/>
+                    </a:stretch>
+                  </pic:blipFill>
+                  <pic:spPr bwMode="auto">
+                    <a:xfrm>
+                      <a:off x="0" y="0"/>
+                      <a:ext cx="5394960" cy="2316480"/>
+                    </a:xfrm>
+                    <a:prstGeom prst="rect">
+                      <a:avLst/>
+                    </a:prstGeom>
+                    <a:noFill/>
+                    <a:ln>
+                      <a:noFill/>
+                    </a:ln>
+                  </pic:spPr>
+                </pic:pic>
+              </a:graphicData>
+            </a:graphic>
+          </wp:inline>
+        </w:drawing>
+      </w:r>
+    </w:p>
+    <w:p>
+      <w:pPr>
+        <w:pStyle w:val="Legenda"/>
+      </w:pPr>
+      <w:r>
+        <w:t xml:space="preserve">Figura </w:t>
+      </w:r>
+      <w:r>
+        <w:fldChar w:fldCharType="begin"/>
+      </w:r>
+      <w:r>
+        <w:instrText xml:space="preserve"> SEQ Figura \* ARABIC </w:instrText>
+      </w:r>
+      <w:r>
+        <w:fldChar w:fldCharType="separate"/>
+      </w:r>
+      <w:r>
+        <w:rPr>
+          <w:noProof/>
+        </w:rPr>
+        <w:t>2</w:t>
+      </w:r>
+      <w:r>
+        <w:fldChar w:fldCharType="end"/>
+      </w:r>
+      <w:r>
+        <w:t xml:space="preserve"> - Separação e Montagem</w:t>
+      </w:r>
+    </w:p>
+    <w:p/>
+    <w:p/>
+    <w:p>
+      <w:r>
+        <w:t>Após a montagem das peças segue para o robô físico onde serão colocadas em caixas terminando o processo da fábrica.</w:t>
+      </w:r>
+    </w:p>
+    <w:p/>
+    <w:p>
+      <w:pPr>
+        <w:keepNext/>
+        <w:jc w:val="center"/>
+      </w:pPr>
+      <w:r>
+        <w:rPr>
+          <w:noProof/>
+        </w:rPr>
+        <w:drawing>
+          <wp:inline distT="0" distB="0" distL="0" distR="0" wp14:anchorId="365BF981" wp14:editId="56C3F597">
+            <wp:extent cx="5394960" cy="2773680"/>
+            <wp:effectExtent l="0" t="0" r="0" b="7620"/>
+            <wp:docPr id="6" name="Imagem 6"/>
+            <wp:cNvGraphicFramePr>
+              <a:graphicFrameLocks xmlns:a="http://schemas.openxmlformats.org/drawingml/2006/main" noChangeAspect="1"/>
+            </wp:cNvGraphicFramePr>
+            <a:graphic xmlns:a="http://schemas.openxmlformats.org/drawingml/2006/main">
+              <a:graphicData uri="http://schemas.openxmlformats.org/drawingml/2006/picture">
+                <pic:pic xmlns:pic="http://schemas.openxmlformats.org/drawingml/2006/picture">
+                  <pic:nvPicPr>
+                    <pic:cNvPr id="0" name="Picture 4"/>
+                    <pic:cNvPicPr>
+                      <a:picLocks noChangeAspect="1" noChangeArrowheads="1"/>
+                    </pic:cNvPicPr>
+                  </pic:nvPicPr>
+                  <pic:blipFill>
+                    <a:blip r:embed="rId11">
+                      <a:extLst>
+                        <a:ext uri="{28A0092B-C50C-407E-A947-70E740481C1C}">
+                          <a14:useLocalDpi xmlns:a14="http://schemas.microsoft.com/office/drawing/2010/main" val="0"/>
+                        </a:ext>
+                      </a:extLst>
+                    </a:blip>
+                    <a:srcRect/>
+                    <a:stretch>
+                      <a:fillRect/>
+                    </a:stretch>
+                  </pic:blipFill>
+                  <pic:spPr bwMode="auto">
+                    <a:xfrm>
+                      <a:off x="0" y="0"/>
+                      <a:ext cx="5394960" cy="2773680"/>
+                    </a:xfrm>
+                    <a:prstGeom prst="rect">
+                      <a:avLst/>
+                    </a:prstGeom>
+                    <a:noFill/>
+                    <a:ln>
+                      <a:noFill/>
+                    </a:ln>
+                  </pic:spPr>
+                </pic:pic>
+              </a:graphicData>
+            </a:graphic>
+          </wp:inline>
+        </w:drawing>
+      </w:r>
+    </w:p>
+    <w:p>
+      <w:pPr>
+        <w:pStyle w:val="Legenda"/>
+      </w:pPr>
+      <w:r>
+        <w:t xml:space="preserve">Figura </w:t>
+      </w:r>
+      <w:r>
+        <w:fldChar w:fldCharType="begin"/>
+      </w:r>
+      <w:r>
+        <w:instrText xml:space="preserve"> SEQ Figura \* ARABIC </w:instrText>
+      </w:r>
+      <w:r>
+        <w:fldChar w:fldCharType="separate"/>
+      </w:r>
+      <w:r>
+        <w:rPr>
+          <w:noProof/>
+        </w:rPr>
+        <w:t>3</w:t>
+      </w:r>
+      <w:r>
+        <w:fldChar w:fldCharType="end"/>
+      </w:r>
+      <w:r>
+        <w:t xml:space="preserve"> - Separação em Caixas</w:t>
+      </w:r>
+    </w:p>
+    <w:p/>
+    <w:p/>
     <w:p>
       <w:pPr>
         <w:spacing w:line="240" w:lineRule="auto"/>
@@ -3340,7 +3666,7 @@
                     </pic:cNvPicPr>
                   </pic:nvPicPr>
                   <pic:blipFill>
-                    <a:blip r:embed="rId9">
+                    <a:blip r:embed="rId12">
                       <a:extLst>
                         <a:ext uri="{28A0092B-C50C-407E-A947-70E740481C1C}">
                           <a14:useLocalDpi xmlns:a14="http://schemas.microsoft.com/office/drawing/2010/main" val="0"/>
@@ -3380,14 +3706,27 @@
       <w:r>
         <w:t xml:space="preserve">Figura </w:t>
       </w:r>
-      <w:fldSimple w:instr=" SEQ Figura \* ARABIC ">
-        <w:r>
-          <w:rPr>
-            <w:noProof/>
-          </w:rPr>
-          <w:t>1</w:t>
-        </w:r>
-      </w:fldSimple>
+      <w:r>
+        <w:fldChar w:fldCharType="begin"/>
+      </w:r>
+      <w:r>
+        <w:instrText xml:space="preserve"> SEQ Figura \* ARABIC </w:instrText>
+      </w:r>
+      <w:r>
+        <w:fldChar w:fldCharType="separate"/>
+      </w:r>
+      <w:r>
+        <w:rPr>
+          <w:noProof/>
+        </w:rPr>
+        <w:t>4</w:t>
+      </w:r>
+      <w:r>
+        <w:rPr>
+          <w:noProof/>
+        </w:rPr>
+        <w:fldChar w:fldCharType="end"/>
+      </w:r>
       <w:r>
         <w:t xml:space="preserve"> - </w:t>
       </w:r>
@@ -3586,7 +3925,7 @@
                     </pic:cNvPicPr>
                   </pic:nvPicPr>
                   <pic:blipFill>
-                    <a:blip r:embed="rId10">
+                    <a:blip r:embed="rId13">
                       <a:extLst>
                         <a:ext uri="{28A0092B-C50C-407E-A947-70E740481C1C}">
                           <a14:useLocalDpi xmlns:a14="http://schemas.microsoft.com/office/drawing/2010/main" val="0"/>
@@ -3626,14 +3965,27 @@
       <w:r>
         <w:t xml:space="preserve">Figura </w:t>
       </w:r>
-      <w:fldSimple w:instr=" SEQ Figura \* ARABIC ">
-        <w:r>
-          <w:rPr>
-            <w:noProof/>
-          </w:rPr>
-          <w:t>2</w:t>
-        </w:r>
-      </w:fldSimple>
+      <w:r>
+        <w:fldChar w:fldCharType="begin"/>
+      </w:r>
+      <w:r>
+        <w:instrText xml:space="preserve"> SEQ Figura \* ARABIC </w:instrText>
+      </w:r>
+      <w:r>
+        <w:fldChar w:fldCharType="separate"/>
+      </w:r>
+      <w:r>
+        <w:rPr>
+          <w:noProof/>
+        </w:rPr>
+        <w:t>5</w:t>
+      </w:r>
+      <w:r>
+        <w:rPr>
+          <w:noProof/>
+        </w:rPr>
+        <w:fldChar w:fldCharType="end"/>
+      </w:r>
       <w:r>
         <w:t xml:space="preserve"> - </w:t>
       </w:r>
@@ -4188,7 +4540,7 @@
       <w:bookmarkEnd w:id="21"/>
       <w:bookmarkEnd w:id="22"/>
     </w:p>
-    <w:bookmarkEnd w:id="1"/>
+    <w:bookmarkEnd w:id="2"/>
     <w:p>
       <w:pPr>
         <w:pStyle w:val="TextoNormal-IPCA"/>
@@ -4206,8 +4558,8 @@
       </w:pPr>
     </w:p>
     <w:sectPr>
-      <w:headerReference w:type="default" r:id="rId11"/>
-      <w:footerReference w:type="default" r:id="rId12"/>
+      <w:headerReference w:type="default" r:id="rId14"/>
+      <w:footerReference w:type="default" r:id="rId15"/>
       <w:pgSz w:w="11900" w:h="16840"/>
       <w:pgMar w:top="1417" w:right="1701" w:bottom="1417" w:left="1701" w:header="709" w:footer="709" w:gutter="0"/>
       <w:cols w:space="708"/>
@@ -6698,7 +7050,7 @@
     <w:name w:val="Normal"/>
     <w:aliases w:val="Normal - EST"/>
     <w:uiPriority w:val="1"/>
-    <w:rsid w:val="00733CAC"/>
+    <w:rsid w:val="00F229BA"/>
     <w:pPr>
       <w:spacing w:line="348" w:lineRule="auto"/>
       <w:ind w:firstLine="340"/>
@@ -7281,7 +7633,7 @@
     <w:autoRedefine/>
     <w:uiPriority w:val="1"/>
     <w:qFormat/>
-    <w:rsid w:val="000B6AAC"/>
+    <w:rsid w:val="00DF7349"/>
     <w:pPr>
       <w:spacing w:after="120"/>
       <w:jc w:val="left"/>
